--- a/cpf-docs/deliverables/데이터베이스표준서.docx
+++ b/cpf-docs/deliverables/데이터베이스표준서.docx
@@ -2367,6 +2367,14 @@
     </w:p>
     <w:p>
       <w:pPr>
+        <w:pStyle w:val="BodyText"/>
+      </w:pPr>
+      <w:r>
+        <w:t xml:space="preserve">58. 현재 제품 검증 상태와 R6J 사용 경계 </w:t>
+      </w:r>
+    </w:p>
+    <w:p>
+      <w:pPr>
         <w:pStyle w:val="Heading1"/>
         <w:keepNext/>
         <w:bidi w:val="0"/>
@@ -2405,196 +2413,166 @@
         <w:rPr>
           <w:rFonts w:ascii="Noto Sans CJK KR" w:hAnsi="Noto Sans CJK KR" w:eastAsia="Noto Sans CJK KR"/>
         </w:rPr>
-        <w:t xml:space="preserve">기준 </w:t>
-      </w:r>
-      <w:r>
-        <w:rPr>
-          <w:rFonts w:ascii="Noto Sans CJK KR" w:hAnsi="Noto Sans CJK KR" w:eastAsia="Noto Sans CJK KR"/>
-        </w:rPr>
-        <w:t xml:space="preserve">Repository: </w:t>
+        <w:t>기준 Repository: https://github.com/freeangelsun/202412_01_CPF 기준 Branch: master 문서 콘텐츠 기준 Commit: cd5baccb02245a980e5998aa0dc9bac579fc019f (07_04) 기준일: 2026-08-08 Asia/Seoul 기준 Commit: 현재 master 구현 기준 문서. Product Surface·Starter·Tool·EDU 식별자는 아래 기준 Commit의 Source 정본과 대조한다.</w:t>
+      </w:r>
+      <w:r>
+        <w:rPr>
+          <w:rFonts w:ascii="Noto Sans CJK KR" w:hAnsi="Noto Sans CJK KR" w:eastAsia="Noto Sans CJK KR"/>
+        </w:rPr>
       </w:r>
       <w:r>
         <w:rPr>
           <w:rStyle w:val="SourceText"/>
           <w:rFonts w:ascii="Noto Sans CJK KR" w:hAnsi="Noto Sans CJK KR" w:eastAsia="Noto Sans CJK KR"/>
         </w:rPr>
-        <w:t>https://github.com/freeangelsun/202412_01_CPF</w:t>
-      </w:r>
-      <w:r>
-        <w:rPr>
-          <w:rFonts w:ascii="Noto Sans CJK KR" w:hAnsi="Noto Sans CJK KR" w:eastAsia="Noto Sans CJK KR"/>
-        </w:rPr>
-        <w:t xml:space="preserve"> </w:t>
-      </w:r>
-      <w:r>
-        <w:rPr>
-          <w:rFonts w:ascii="Noto Sans CJK KR" w:hAnsi="Noto Sans CJK KR" w:eastAsia="Noto Sans CJK KR"/>
-        </w:rPr>
-        <w:t xml:space="preserve">기준 </w:t>
-      </w:r>
-      <w:r>
-        <w:rPr>
-          <w:rFonts w:ascii="Noto Sans CJK KR" w:hAnsi="Noto Sans CJK KR" w:eastAsia="Noto Sans CJK KR"/>
-        </w:rPr>
-        <w:t xml:space="preserve">Branch: </w:t>
+      </w:r>
+      <w:r>
+        <w:rPr>
+          <w:rFonts w:ascii="Noto Sans CJK KR" w:hAnsi="Noto Sans CJK KR" w:eastAsia="Noto Sans CJK KR"/>
+        </w:rPr>
+      </w:r>
+      <w:r>
+        <w:rPr>
+          <w:rFonts w:ascii="Noto Sans CJK KR" w:hAnsi="Noto Sans CJK KR" w:eastAsia="Noto Sans CJK KR"/>
+        </w:rPr>
+      </w:r>
+      <w:r>
+        <w:rPr>
+          <w:rFonts w:ascii="Noto Sans CJK KR" w:hAnsi="Noto Sans CJK KR" w:eastAsia="Noto Sans CJK KR"/>
+        </w:rPr>
       </w:r>
       <w:r>
         <w:rPr>
           <w:rStyle w:val="SourceText"/>
           <w:rFonts w:ascii="Noto Sans CJK KR" w:hAnsi="Noto Sans CJK KR" w:eastAsia="Noto Sans CJK KR"/>
         </w:rPr>
-        <w:t>master</w:t>
-      </w:r>
-      <w:r>
-        <w:rPr>
-          <w:rFonts w:ascii="Noto Sans CJK KR" w:hAnsi="Noto Sans CJK KR" w:eastAsia="Noto Sans CJK KR"/>
-        </w:rPr>
-        <w:t xml:space="preserve"> </w:t>
-      </w:r>
-      <w:r>
-        <w:rPr>
-          <w:rFonts w:ascii="Noto Sans CJK KR" w:hAnsi="Noto Sans CJK KR" w:eastAsia="Noto Sans CJK KR"/>
-        </w:rPr>
-        <w:t xml:space="preserve">문서 콘텐츠 기준 </w:t>
-      </w:r>
-      <w:r>
-        <w:rPr>
-          <w:rFonts w:ascii="Noto Sans CJK KR" w:hAnsi="Noto Sans CJK KR" w:eastAsia="Noto Sans CJK KR"/>
-        </w:rPr>
-        <w:t xml:space="preserve">Commit: </w:t>
+      </w:r>
+      <w:r>
+        <w:rPr>
+          <w:rFonts w:ascii="Noto Sans CJK KR" w:hAnsi="Noto Sans CJK KR" w:eastAsia="Noto Sans CJK KR"/>
+        </w:rPr>
+      </w:r>
+      <w:r>
+        <w:rPr>
+          <w:rFonts w:ascii="Noto Sans CJK KR" w:hAnsi="Noto Sans CJK KR" w:eastAsia="Noto Sans CJK KR"/>
+        </w:rPr>
+      </w:r>
+      <w:r>
+        <w:rPr>
+          <w:rFonts w:ascii="Noto Sans CJK KR" w:hAnsi="Noto Sans CJK KR" w:eastAsia="Noto Sans CJK KR"/>
+        </w:rPr>
       </w:r>
       <w:r>
         <w:rPr>
           <w:rStyle w:val="SourceText"/>
           <w:rFonts w:ascii="Noto Sans CJK KR" w:hAnsi="Noto Sans CJK KR" w:eastAsia="Noto Sans CJK KR"/>
         </w:rPr>
-        <w:t>3ed676061246c9db3e44f29e254c0393ecca3929</w:t>
-      </w:r>
-      <w:r>
-        <w:rPr>
-          <w:rFonts w:ascii="Noto Sans CJK KR" w:hAnsi="Noto Sans CJK KR" w:eastAsia="Noto Sans CJK KR"/>
-        </w:rPr>
-        <w:t xml:space="preserve"> (</w:t>
+      </w:r>
+      <w:r>
+        <w:rPr>
+          <w:rFonts w:ascii="Noto Sans CJK KR" w:hAnsi="Noto Sans CJK KR" w:eastAsia="Noto Sans CJK KR"/>
+        </w:rPr>
       </w:r>
       <w:r>
         <w:rPr>
           <w:rStyle w:val="SourceText"/>
           <w:rFonts w:ascii="Noto Sans CJK KR" w:hAnsi="Noto Sans CJK KR" w:eastAsia="Noto Sans CJK KR"/>
         </w:rPr>
-        <w:t>07_02</w:t>
-      </w:r>
-      <w:r>
-        <w:rPr>
-          <w:rFonts w:ascii="Noto Sans CJK KR" w:hAnsi="Noto Sans CJK KR" w:eastAsia="Noto Sans CJK KR"/>
-        </w:rPr>
-        <w:t xml:space="preserve">) </w:t>
-      </w:r>
-      <w:r>
-        <w:rPr>
-          <w:rFonts w:ascii="Noto Sans CJK KR" w:hAnsi="Noto Sans CJK KR" w:eastAsia="Noto Sans CJK KR"/>
-        </w:rPr>
-        <w:t>기준일</w:t>
-      </w:r>
-      <w:r>
-        <w:rPr>
-          <w:rFonts w:ascii="Noto Sans CJK KR" w:hAnsi="Noto Sans CJK KR" w:eastAsia="Noto Sans CJK KR"/>
-        </w:rPr>
-        <w:t xml:space="preserve">: </w:t>
+      </w:r>
+      <w:r>
+        <w:rPr>
+          <w:rFonts w:ascii="Noto Sans CJK KR" w:hAnsi="Noto Sans CJK KR" w:eastAsia="Noto Sans CJK KR"/>
+        </w:rPr>
+      </w:r>
+      <w:r>
+        <w:rPr>
+          <w:rFonts w:ascii="Noto Sans CJK KR" w:hAnsi="Noto Sans CJK KR" w:eastAsia="Noto Sans CJK KR"/>
+        </w:rPr>
+      </w:r>
+      <w:r>
+        <w:rPr>
+          <w:rFonts w:ascii="Noto Sans CJK KR" w:hAnsi="Noto Sans CJK KR" w:eastAsia="Noto Sans CJK KR"/>
+        </w:rPr>
       </w:r>
       <w:r>
         <w:rPr>
           <w:rStyle w:val="SourceText"/>
           <w:rFonts w:ascii="Noto Sans CJK KR" w:hAnsi="Noto Sans CJK KR" w:eastAsia="Noto Sans CJK KR"/>
         </w:rPr>
-        <w:t>2026-08-07 Asia/Seoul</w:t>
-      </w:r>
-      <w:r>
-        <w:rPr>
-          <w:rFonts w:ascii="Noto Sans CJK KR" w:hAnsi="Noto Sans CJK KR" w:eastAsia="Noto Sans CJK KR"/>
-        </w:rPr>
-        <w:t xml:space="preserve"> </w:t>
-      </w:r>
-      <w:r>
-        <w:rPr>
-          <w:rFonts w:ascii="Noto Sans CJK KR" w:hAnsi="Noto Sans CJK KR" w:eastAsia="Noto Sans CJK KR"/>
-        </w:rPr>
-        <w:t xml:space="preserve">기준 </w:t>
-      </w:r>
-      <w:r>
-        <w:rPr>
-          <w:rFonts w:ascii="Noto Sans CJK KR" w:hAnsi="Noto Sans CJK KR" w:eastAsia="Noto Sans CJK KR"/>
-        </w:rPr>
-        <w:t xml:space="preserve">Commit: </w:t>
+      </w:r>
+      <w:r>
+        <w:rPr>
+          <w:rFonts w:ascii="Noto Sans CJK KR" w:hAnsi="Noto Sans CJK KR" w:eastAsia="Noto Sans CJK KR"/>
+        </w:rPr>
+      </w:r>
+      <w:r>
+        <w:rPr>
+          <w:rFonts w:ascii="Noto Sans CJK KR" w:hAnsi="Noto Sans CJK KR" w:eastAsia="Noto Sans CJK KR"/>
+        </w:rPr>
+      </w:r>
+      <w:r>
+        <w:rPr>
+          <w:rFonts w:ascii="Noto Sans CJK KR" w:hAnsi="Noto Sans CJK KR" w:eastAsia="Noto Sans CJK KR"/>
+        </w:rPr>
       </w:r>
       <w:r>
         <w:rPr>
           <w:rStyle w:val="Strong"/>
           <w:rFonts w:ascii="Noto Sans CJK KR" w:hAnsi="Noto Sans CJK KR" w:eastAsia="Noto Sans CJK KR"/>
         </w:rPr>
-        <w:t xml:space="preserve">현재 </w:t>
       </w:r>
       <w:r>
         <w:rPr>
           <w:rStyle w:val="SourceText"/>
           <w:rFonts w:ascii="Noto Sans CJK KR" w:hAnsi="Noto Sans CJK KR" w:eastAsia="Noto Sans CJK KR"/>
         </w:rPr>
-        <w:t>master</w:t>
       </w:r>
       <w:r>
         <w:rPr>
           <w:rStyle w:val="Strong"/>
           <w:rFonts w:ascii="Noto Sans CJK KR" w:hAnsi="Noto Sans CJK KR" w:eastAsia="Noto Sans CJK KR"/>
         </w:rPr>
-        <w:t xml:space="preserve"> </w:t>
       </w:r>
       <w:r>
         <w:rPr>
           <w:rStyle w:val="Strong"/>
           <w:rFonts w:ascii="Noto Sans CJK KR" w:hAnsi="Noto Sans CJK KR" w:eastAsia="Noto Sans CJK KR"/>
         </w:rPr>
-        <w:t>구현 기준 문서</w:t>
-      </w:r>
-      <w:r>
-        <w:rPr>
-          <w:rFonts w:ascii="Noto Sans CJK KR" w:hAnsi="Noto Sans CJK KR" w:eastAsia="Noto Sans CJK KR"/>
-        </w:rPr>
-        <w:t xml:space="preserve">. Product Surface·Starter·Tool·EDU </w:t>
-      </w:r>
-      <w:r>
-        <w:rPr>
-          <w:rFonts w:ascii="Noto Sans CJK KR" w:hAnsi="Noto Sans CJK KR" w:eastAsia="Noto Sans CJK KR"/>
-        </w:rPr>
-        <w:t xml:space="preserve">식별자는 아래 기준 </w:t>
-      </w:r>
-      <w:r>
-        <w:rPr>
-          <w:rFonts w:ascii="Noto Sans CJK KR" w:hAnsi="Noto Sans CJK KR" w:eastAsia="Noto Sans CJK KR"/>
-        </w:rPr>
-        <w:t>Commit</w:t>
-      </w:r>
-      <w:r>
-        <w:rPr>
-          <w:rFonts w:ascii="Noto Sans CJK KR" w:hAnsi="Noto Sans CJK KR" w:eastAsia="Noto Sans CJK KR"/>
-        </w:rPr>
-        <w:t xml:space="preserve">의 </w:t>
-      </w:r>
-      <w:r>
-        <w:rPr>
-          <w:rFonts w:ascii="Noto Sans CJK KR" w:hAnsi="Noto Sans CJK KR" w:eastAsia="Noto Sans CJK KR"/>
-        </w:rPr>
-        <w:t xml:space="preserve">Source </w:t>
-      </w:r>
-      <w:r>
-        <w:rPr>
-          <w:rFonts w:ascii="Noto Sans CJK KR" w:hAnsi="Noto Sans CJK KR" w:eastAsia="Noto Sans CJK KR"/>
-        </w:rPr>
-        <w:t>정본과 대조한다</w:t>
-      </w:r>
-      <w:r>
-        <w:rPr>
-          <w:rFonts w:ascii="Noto Sans CJK KR" w:hAnsi="Noto Sans CJK KR" w:eastAsia="Noto Sans CJK KR"/>
-        </w:rPr>
-        <w:t>.</w:t>
+      </w:r>
+      <w:r>
+        <w:rPr>
+          <w:rFonts w:ascii="Noto Sans CJK KR" w:hAnsi="Noto Sans CJK KR" w:eastAsia="Noto Sans CJK KR"/>
+        </w:rPr>
+      </w:r>
+      <w:r>
+        <w:rPr>
+          <w:rFonts w:ascii="Noto Sans CJK KR" w:hAnsi="Noto Sans CJK KR" w:eastAsia="Noto Sans CJK KR"/>
+        </w:rPr>
+      </w:r>
+      <w:r>
+        <w:rPr>
+          <w:rFonts w:ascii="Noto Sans CJK KR" w:hAnsi="Noto Sans CJK KR" w:eastAsia="Noto Sans CJK KR"/>
+        </w:rPr>
+      </w:r>
+      <w:r>
+        <w:rPr>
+          <w:rFonts w:ascii="Noto Sans CJK KR" w:hAnsi="Noto Sans CJK KR" w:eastAsia="Noto Sans CJK KR"/>
+        </w:rPr>
+      </w:r>
+      <w:r>
+        <w:rPr>
+          <w:rFonts w:ascii="Noto Sans CJK KR" w:hAnsi="Noto Sans CJK KR" w:eastAsia="Noto Sans CJK KR"/>
+        </w:rPr>
+      </w:r>
+      <w:r>
+        <w:rPr>
+          <w:rFonts w:ascii="Noto Sans CJK KR" w:hAnsi="Noto Sans CJK KR" w:eastAsia="Noto Sans CJK KR"/>
+        </w:rPr>
+      </w:r>
+      <w:r>
+        <w:rPr>
+          <w:rFonts w:ascii="Noto Sans CJK KR" w:hAnsi="Noto Sans CJK KR" w:eastAsia="Noto Sans CJK KR"/>
+        </w:rPr>
       </w:r>
     </w:p>
     <w:tbl>
@@ -16465,6 +16443,262 @@
           <w:rFonts w:ascii="Noto Sans CJK KR" w:hAnsi="Noto Sans CJK KR" w:eastAsia="Noto Sans CJK KR"/>
         </w:rPr>
         <w:t>.</w:t>
+      </w:r>
+    </w:p>
+    <w:p>
+      <w:pPr>
+        <w:pStyle w:val="Heading2"/>
+      </w:pPr>
+      <w:r>
+        <w:t>58. 현재 제품 검증 상태와 R6J 사용 경계</w:t>
+      </w:r>
+    </w:p>
+    <w:p>
+      <w:r>
+        <w:rPr>
+          <w:b/>
+        </w:rPr>
+        <w:t xml:space="preserve">판정 기준: </w:t>
+      </w:r>
+      <w:r>
+        <w:t xml:space="preserve">master cd5baccb02245a980e5998aa0dc9bac579fc019f (07_04), R6J QA basis 3ed676061246c9db3e44f29e254c0393ecca3929 (07_02). </w:t>
+      </w:r>
+      <w:r>
+        <w:t>07_04 Commit은 전체 프로젝트 100% Finalization Mandate와 QA Scope 보정을 추가했으며 R6J 검수 대상 Product Source는 07_02와 동일하다.</w:t>
+      </w:r>
+    </w:p>
+    <w:p>
+      <w:pPr>
+        <w:pStyle w:val="Normal"/>
+      </w:pPr>
+      <w:r>
+        <w:t>• 07_04 정책에 따라 34개 직접 Rework는 전체 개발 Scope가 아니다. 중앙 Requirement 93/93, Finding 56/56, 최상위 Requirement 전체, Runtime/GA 전체와 작업 중 자체 발견 결함까지 프로젝트 완료 범위로 본다.</w:t>
+      </w:r>
+    </w:p>
+    <w:p>
+      <w:pPr>
+        <w:pStyle w:val="BodyText"/>
+      </w:pPr>
+      <w:r>
+        <w:t>• 현재 DB3 Transaction Logging은 Source 기반 구조가 있으나 R6J에서 trace/span/request/idempotency/tenant/batch/message/file 식별자 연결, join/index/retention lifecycle이 재개발 대상으로 남았다.</w:t>
+      </w:r>
+    </w:p>
+    <w:p>
+      <w:pPr>
+        <w:pStyle w:val="BodyText"/>
+      </w:pPr>
+      <w:r>
+        <w:t>• transactionId 단일 조회가 Oracle/PostgreSQL/MariaDB에서 대량 데이터와 retention/partition/archive/purge 조건에서도 같은 의미를 가져야 한다.</w:t>
+      </w:r>
+    </w:p>
+    <w:p>
+      <w:pPr>
+        <w:pStyle w:val="BodyText"/>
+      </w:pPr>
+      <w:r>
+        <w:t>• Approval/Operation durable UNKNOWN은 DB 장애 중에도 재기동 후 대사 가능한 command/observation 원장을 요구한다.</w:t>
+      </w:r>
+    </w:p>
+    <w:p>
+      <w:pPr>
+        <w:pStyle w:val="BodyText"/>
+      </w:pPr>
+      <w:r>
+        <w:t>• DB3 Live Migration/Concurrency/Restore/Process Kill evidence는 후속 exact SHA에서 다시 검증한다.</w:t>
+      </w:r>
+    </w:p>
+    <w:p>
+      <w:r>
+        <w:t>이 문서에 직접 영향을 주는 R6J 재개발 항목: 3개. 아래 항목이 후속 exact SHA에서 닫히기 전에는 해당 기능을 Release 승인 근거로 사용하지 않는다.</w:t>
+      </w:r>
+      <w:r>
+        <w:t xml:space="preserve"> 이 표는 문서 영향 매핑이며 전체 프로젝트 Scope를 제한하지 않는다.</w:t>
+      </w:r>
+    </w:p>
+    <w:tbl>
+      <w:tblPr>
+        <w:tblW w:type="auto" w:w="0"/>
+        <w:jc w:val="center"/>
+        <w:tblLook w:firstColumn="1" w:firstRow="1" w:lastColumn="0" w:lastRow="0" w:noHBand="0" w:noVBand="1" w:val="04A0"/>
+      </w:tblPr>
+      <w:tblGrid>
+        <w:gridCol w:w="2551"/>
+        <w:gridCol w:w="2551"/>
+        <w:gridCol w:w="2551"/>
+        <w:gridCol w:w="2551"/>
+      </w:tblGrid>
+      <w:tr>
+        <w:tc>
+          <w:tcPr>
+            <w:tcW w:type="dxa" w:w="2551"/>
+          </w:tcPr>
+          <w:p>
+            <w:r>
+              <w:t>ID</w:t>
+            </w:r>
+          </w:p>
+        </w:tc>
+        <w:tc>
+          <w:tcPr>
+            <w:tcW w:type="dxa" w:w="2551"/>
+          </w:tcPr>
+          <w:p>
+            <w:r>
+              <w:t>우선순위</w:t>
+            </w:r>
+          </w:p>
+        </w:tc>
+        <w:tc>
+          <w:tcPr>
+            <w:tcW w:type="dxa" w:w="2551"/>
+          </w:tcPr>
+          <w:p>
+            <w:r>
+              <w:t>영역</w:t>
+            </w:r>
+          </w:p>
+        </w:tc>
+        <w:tc>
+          <w:tcPr>
+            <w:tcW w:type="dxa" w:w="2551"/>
+          </w:tcPr>
+          <w:p>
+            <w:r>
+              <w:t>현재 조치 기준</w:t>
+            </w:r>
+          </w:p>
+        </w:tc>
+      </w:tr>
+      <w:tr>
+        <w:tc>
+          <w:tcPr>
+            <w:tcW w:type="dxa" w:w="2551"/>
+          </w:tcPr>
+          <w:p>
+            <w:r>
+              <w:t>R6J-CENTRAL-NEW-005</w:t>
+            </w:r>
+          </w:p>
+        </w:tc>
+        <w:tc>
+          <w:tcPr>
+            <w:tcW w:type="dxa" w:w="2551"/>
+          </w:tcPr>
+          <w:p>
+            <w:r>
+              <w:t>P0</w:t>
+            </w:r>
+          </w:p>
+        </w:tc>
+        <w:tc>
+          <w:tcPr>
+            <w:tcW w:type="dxa" w:w="2551"/>
+          </w:tcPr>
+          <w:p>
+            <w:r>
+              <w:t>Management/Requirement</w:t>
+            </w:r>
+          </w:p>
+        </w:tc>
+        <w:tc>
+          <w:tcPr>
+            <w:tcW w:type="dxa" w:w="2551"/>
+          </w:tcPr>
+          <w:p>
+            <w:r>
+              <w:t>거래/File/DB Logging 신규 정본이 이전 개발원장에 미반영</w:t>
+            </w:r>
+          </w:p>
+        </w:tc>
+      </w:tr>
+      <w:tr>
+        <w:tc>
+          <w:tcPr>
+            <w:tcW w:type="dxa" w:w="2551"/>
+          </w:tcPr>
+          <w:p>
+            <w:r>
+              <w:t>R6J-CENTRAL-NEW-006</w:t>
+            </w:r>
+          </w:p>
+        </w:tc>
+        <w:tc>
+          <w:tcPr>
+            <w:tcW w:type="dxa" w:w="2551"/>
+          </w:tcPr>
+          <w:p>
+            <w:r>
+              <w:t>P0</w:t>
+            </w:r>
+          </w:p>
+        </w:tc>
+        <w:tc>
+          <w:tcPr>
+            <w:tcW w:type="dxa" w:w="2551"/>
+          </w:tcPr>
+          <w:p>
+            <w:r>
+              <w:t>ADM/Transaction Timeline</w:t>
+            </w:r>
+          </w:p>
+        </w:tc>
+        <w:tc>
+          <w:tcPr>
+            <w:tcW w:type="dxa" w:w="2551"/>
+          </w:tcPr>
+          <w:p>
+            <w:r>
+              <w:t>ADM transactionId one-shot가 Message/DLQ/Batch/File/Trace/Audit까지 통합하지 못함</w:t>
+            </w:r>
+          </w:p>
+        </w:tc>
+      </w:tr>
+      <w:tr>
+        <w:tc>
+          <w:tcPr>
+            <w:tcW w:type="dxa" w:w="2551"/>
+          </w:tcPr>
+          <w:p>
+            <w:r>
+              <w:t>R6J-CENTRAL-NEW-007</w:t>
+            </w:r>
+          </w:p>
+        </w:tc>
+        <w:tc>
+          <w:tcPr>
+            <w:tcW w:type="dxa" w:w="2551"/>
+          </w:tcPr>
+          <w:p>
+            <w:r>
+              <w:t>P0</w:t>
+            </w:r>
+          </w:p>
+        </w:tc>
+        <w:tc>
+          <w:tcPr>
+            <w:tcW w:type="dxa" w:w="2551"/>
+          </w:tcPr>
+          <w:p>
+            <w:r>
+              <w:t>DB/Transaction Logging</w:t>
+            </w:r>
+          </w:p>
+        </w:tc>
+        <w:tc>
+          <w:tcPr>
+            <w:tcW w:type="dxa" w:w="2551"/>
+          </w:tcPr>
+          <w:p>
+            <w:r>
+              <w:t>DB3 transaction schema/query의 표준 식별자·join/index/retention 부족</w:t>
+            </w:r>
+          </w:p>
+        </w:tc>
+      </w:tr>
+    </w:tbl>
+    <w:p>
+      <w:r>
+        <w:t>정상화 판정은 Source 존재가 아니라 실제 Consumer·권한·실패·동시성·복구가 current exact SHA에서 실행되고, generated diff 0과 Evidence hash가 결속된 결과로 한다.</w:t>
       </w:r>
     </w:p>
     <w:sectPr>

--- a/cpf-docs/deliverables/데이터베이스표준서.docx
+++ b/cpf-docs/deliverables/데이터베이스표준서.docx
@@ -369,11 +369,8 @@
             </w:tcMar>
           </w:tcPr>
           <w:p>
-            <w:pPr>
-              <w:jc w:val="center"/>
-            </w:pPr>
-            <w:r>
-              <w:t>4870b2073387 · 07_06</w:t>
+            <w:r>
+              <w:t>b4b6b18b43e9 · 07_09</w:t>
             </w:r>
           </w:p>
         </w:tc>
@@ -389,11 +386,8 @@
             </w:tcMar>
           </w:tcPr>
           <w:p>
-            <w:pPr>
-              <w:jc w:val="center"/>
-            </w:pPr>
-            <w:r>
-              <w:t>34/34 반영 · 신규 31 Action</w:t>
+            <w:r>
+              <w:t>07_08 Product Source rework · QA 재검수 대기</w:t>
             </w:r>
           </w:p>
         </w:tc>
@@ -451,7 +445,7 @@
         <w:spacing w:before="200" w:after="80"/>
       </w:pPr>
       <w:r>
-        <w:t>07_06 Final QA 반영</w:t>
+        <w:t>07_09 문서 기준 · 07_08 Product Source rework 반영</w:t>
       </w:r>
     </w:p>
     <w:tbl>
@@ -1472,7 +1466,7 @@
                 <w:color w:val="17212B"/>
                 <w:sz w:val="15"/>
               </w:rPr>
-              <w:t>Canonical Transaction Timeline 데이터 표준 - 07_06 현행 기준</w:t>
+              <w:t>Canonical Transaction Timeline 데이터 표준 - 07_08 Product Source 현행 기준</w:t>
             </w:r>
           </w:p>
         </w:tc>
@@ -1615,6 +1609,545 @@
         <w:br w:type="page"/>
       </w:r>
     </w:p>
+    <w:p>
+      <w:pPr>
+        <w:pStyle w:val="Heading2"/>
+      </w:pPr>
+      <w:r>
+        <w:t>0. 기능 바로 찾기 — 질문에서 해당 절로</w:t>
+      </w:r>
+    </w:p>
+    <w:tbl>
+      <w:tblPr>
+        <w:tblW w:type="auto" w:w="0"/>
+        <w:jc w:val="center"/>
+        <w:tblLook w:firstColumn="1" w:firstRow="1" w:lastColumn="0" w:lastRow="0" w:noHBand="0" w:noVBand="1" w:val="04A0"/>
+        <w:tblBorders>
+          <w:top w:val="single" w:sz="8" w:space="0" w:color="C9B458"/>
+          <w:left w:val="single" w:sz="8" w:space="0" w:color="C9B458"/>
+          <w:bottom w:val="single" w:sz="8" w:space="0" w:color="C9B458"/>
+          <w:right w:val="single" w:sz="8" w:space="0" w:color="C9B458"/>
+          <w:insideH w:val="single" w:sz="8" w:space="0" w:color="C9B458"/>
+          <w:insideV w:val="single" w:sz="8" w:space="0" w:color="C9B458"/>
+        </w:tblBorders>
+      </w:tblPr>
+      <w:tblGrid>
+        <w:gridCol w:w="9922"/>
+      </w:tblGrid>
+      <w:tr>
+        <w:tc>
+          <w:tcPr>
+            <w:tcW w:type="dxa" w:w="9922"/>
+            <w:shd w:fill="EAF2F8"/>
+            <w:tcMar>
+              <w:top w:w="120" w:type="dxa"/>
+              <w:start w:w="150" w:type="dxa"/>
+              <w:bottom w:w="120" w:type="dxa"/>
+              <w:end w:w="150" w:type="dxa"/>
+            </w:tcMar>
+          </w:tcPr>
+          <w:p>
+            <w:r>
+              <w:rPr>
+                <w:b/>
+                <w:color w:val="5F4900"/>
+                <w:sz w:val="20"/>
+              </w:rPr>
+              <w:t>이 표부터 시작</w:t>
+            </w:r>
+          </w:p>
+          <w:p>
+            <w:pPr>
+              <w:pStyle w:val="BodyText"/>
+              <w:spacing w:after="0"/>
+            </w:pPr>
+            <w:r>
+              <w:t>제품 기능명을 기준으로 바로 해당 절로 이동합니다. 메뉴/EDU 번호가 아니라 실제 업무 질문을 기준으로 구성했습니다.</w:t>
+            </w:r>
+          </w:p>
+        </w:tc>
+      </w:tr>
+    </w:tbl>
+    <w:tbl>
+      <w:tblPr>
+        <w:tblW w:type="auto" w:w="0"/>
+        <w:jc w:val="center"/>
+        <w:tblLook w:firstColumn="1" w:firstRow="1" w:lastColumn="0" w:lastRow="0" w:noHBand="0" w:noVBand="1" w:val="04A0"/>
+        <w:tblBorders>
+          <w:top w:val="single" w:sz="6" w:space="0" w:color="B7C9D6"/>
+          <w:left w:val="single" w:sz="6" w:space="0" w:color="B7C9D6"/>
+          <w:bottom w:val="single" w:sz="6" w:space="0" w:color="B7C9D6"/>
+          <w:right w:val="single" w:sz="6" w:space="0" w:color="B7C9D6"/>
+          <w:insideH w:val="single" w:sz="6" w:space="0" w:color="B7C9D6"/>
+          <w:insideV w:val="single" w:sz="6" w:space="0" w:color="B7C9D6"/>
+        </w:tblBorders>
+      </w:tblPr>
+      <w:tblGrid>
+        <w:gridCol w:w="3307"/>
+        <w:gridCol w:w="3307"/>
+        <w:gridCol w:w="3307"/>
+      </w:tblGrid>
+      <w:tr>
+        <w:trPr>
+          <w:cantSplit/>
+          <w:tblHeader w:val="true"/>
+        </w:trPr>
+        <w:tc>
+          <w:tcPr>
+            <w:tcW w:type="dxa" w:w="4104"/>
+            <w:vAlign w:val="center"/>
+            <w:tcMar>
+              <w:top w:w="90" w:type="dxa"/>
+              <w:start w:w="110" w:type="dxa"/>
+              <w:bottom w:w="90" w:type="dxa"/>
+              <w:end w:w="110" w:type="dxa"/>
+            </w:tcMar>
+            <w:shd w:fill="DCE6F1"/>
+          </w:tcPr>
+          <w:p>
+            <w:pPr>
+              <w:spacing w:after="30" w:before="30"/>
+            </w:pPr>
+            <w:r>
+              <w:rPr>
+                <w:b/>
+                <w:color w:val="1F374F"/>
+                <w:sz w:val="16"/>
+              </w:rPr>
+              <w:t>질문/기능</w:t>
+            </w:r>
+          </w:p>
+        </w:tc>
+        <w:tc>
+          <w:tcPr>
+            <w:tcW w:type="dxa" w:w="5256"/>
+            <w:vAlign w:val="center"/>
+            <w:tcMar>
+              <w:top w:w="90" w:type="dxa"/>
+              <w:start w:w="110" w:type="dxa"/>
+              <w:bottom w:w="90" w:type="dxa"/>
+              <w:end w:w="110" w:type="dxa"/>
+            </w:tcMar>
+            <w:shd w:fill="DCE6F1"/>
+          </w:tcPr>
+          <w:p>
+            <w:pPr>
+              <w:spacing w:after="30" w:before="30"/>
+            </w:pPr>
+            <w:r>
+              <w:rPr>
+                <w:b/>
+                <w:color w:val="1F374F"/>
+                <w:sz w:val="16"/>
+              </w:rPr>
+              <w:t>이 문서에서 보는 내용</w:t>
+            </w:r>
+          </w:p>
+        </w:tc>
+        <w:tc>
+          <w:tcPr>
+            <w:tcW w:type="dxa" w:w="2376"/>
+            <w:vAlign w:val="center"/>
+            <w:tcMar>
+              <w:top w:w="90" w:type="dxa"/>
+              <w:start w:w="110" w:type="dxa"/>
+              <w:bottom w:w="90" w:type="dxa"/>
+              <w:end w:w="110" w:type="dxa"/>
+            </w:tcMar>
+            <w:shd w:fill="DCE6F1"/>
+          </w:tcPr>
+          <w:p>
+            <w:pPr>
+              <w:spacing w:after="30" w:before="30"/>
+            </w:pPr>
+            <w:r>
+              <w:rPr>
+                <w:b/>
+                <w:color w:val="1F374F"/>
+                <w:sz w:val="16"/>
+              </w:rPr>
+              <w:t>상세 위치</w:t>
+            </w:r>
+          </w:p>
+        </w:tc>
+      </w:tr>
+      <w:tr>
+        <w:trPr>
+          <w:cantSplit/>
+        </w:trPr>
+        <w:tc>
+          <w:tcPr>
+            <w:tcW w:type="dxa" w:w="4104"/>
+            <w:vAlign w:val="center"/>
+            <w:tcMar>
+              <w:top w:w="90" w:type="dxa"/>
+              <w:start w:w="110" w:type="dxa"/>
+              <w:bottom w:w="90" w:type="dxa"/>
+              <w:end w:w="110" w:type="dxa"/>
+            </w:tcMar>
+          </w:tcPr>
+          <w:p>
+            <w:pPr>
+              <w:spacing w:after="30" w:before="30"/>
+            </w:pPr>
+            <w:r>
+              <w:rPr>
+                <w:sz w:val="16"/>
+              </w:rPr>
+              <w:t>업무 테이블 설계</w:t>
+            </w:r>
+          </w:p>
+        </w:tc>
+        <w:tc>
+          <w:tcPr>
+            <w:tcW w:type="dxa" w:w="5256"/>
+            <w:vAlign w:val="center"/>
+            <w:tcMar>
+              <w:top w:w="90" w:type="dxa"/>
+              <w:start w:w="110" w:type="dxa"/>
+              <w:bottom w:w="90" w:type="dxa"/>
+              <w:end w:w="110" w:type="dxa"/>
+            </w:tcMar>
+          </w:tcPr>
+          <w:p>
+            <w:pPr>
+              <w:spacing w:after="30" w:before="30"/>
+            </w:pPr>
+            <w:r>
+              <w:rPr>
+                <w:sz w:val="16"/>
+              </w:rPr>
+              <w:t>PK/UK/상태/History/Audit</w:t>
+            </w:r>
+          </w:p>
+        </w:tc>
+        <w:tc>
+          <w:tcPr>
+            <w:tcW w:type="dxa" w:w="2376"/>
+            <w:vAlign w:val="center"/>
+            <w:tcMar>
+              <w:top w:w="90" w:type="dxa"/>
+              <w:start w:w="110" w:type="dxa"/>
+              <w:bottom w:w="90" w:type="dxa"/>
+              <w:end w:w="110" w:type="dxa"/>
+            </w:tcMar>
+          </w:tcPr>
+          <w:p>
+            <w:pPr>
+              <w:spacing w:after="30" w:before="30"/>
+            </w:pPr>
+            <w:r>
+              <w:rPr>
+                <w:sz w:val="16"/>
+              </w:rPr>
+              <w:t>모델링 절</w:t>
+            </w:r>
+          </w:p>
+        </w:tc>
+      </w:tr>
+      <w:tr>
+        <w:trPr>
+          <w:cantSplit/>
+        </w:trPr>
+        <w:tc>
+          <w:tcPr>
+            <w:tcW w:type="dxa" w:w="4104"/>
+            <w:vAlign w:val="center"/>
+            <w:tcMar>
+              <w:top w:w="90" w:type="dxa"/>
+              <w:start w:w="110" w:type="dxa"/>
+              <w:bottom w:w="90" w:type="dxa"/>
+              <w:end w:w="110" w:type="dxa"/>
+            </w:tcMar>
+            <w:shd w:fill="F7F9FC"/>
+          </w:tcPr>
+          <w:p>
+            <w:pPr>
+              <w:spacing w:after="30" w:before="30"/>
+            </w:pPr>
+            <w:r>
+              <w:rPr>
+                <w:sz w:val="16"/>
+              </w:rPr>
+              <w:t>Transaction lineage</w:t>
+            </w:r>
+          </w:p>
+        </w:tc>
+        <w:tc>
+          <w:tcPr>
+            <w:tcW w:type="dxa" w:w="5256"/>
+            <w:vAlign w:val="center"/>
+            <w:tcMar>
+              <w:top w:w="90" w:type="dxa"/>
+              <w:start w:w="110" w:type="dxa"/>
+              <w:bottom w:w="90" w:type="dxa"/>
+              <w:end w:w="110" w:type="dxa"/>
+            </w:tcMar>
+            <w:shd w:fill="F7F9FC"/>
+          </w:tcPr>
+          <w:p>
+            <w:pPr>
+              <w:spacing w:after="30" w:before="30"/>
+            </w:pPr>
+            <w:r>
+              <w:rPr>
+                <w:sz w:val="16"/>
+              </w:rPr>
+              <w:t>transactionId/segment/index/retention</w:t>
+            </w:r>
+          </w:p>
+        </w:tc>
+        <w:tc>
+          <w:tcPr>
+            <w:tcW w:type="dxa" w:w="2376"/>
+            <w:vAlign w:val="center"/>
+            <w:tcMar>
+              <w:top w:w="90" w:type="dxa"/>
+              <w:start w:w="110" w:type="dxa"/>
+              <w:bottom w:w="90" w:type="dxa"/>
+              <w:end w:w="110" w:type="dxa"/>
+            </w:tcMar>
+            <w:shd w:fill="F7F9FC"/>
+          </w:tcPr>
+          <w:p>
+            <w:pPr>
+              <w:spacing w:after="30" w:before="30"/>
+            </w:pPr>
+            <w:r>
+              <w:rPr>
+                <w:sz w:val="16"/>
+              </w:rPr>
+              <w:t>Lineage 절</w:t>
+            </w:r>
+          </w:p>
+        </w:tc>
+      </w:tr>
+      <w:tr>
+        <w:trPr>
+          <w:cantSplit/>
+        </w:trPr>
+        <w:tc>
+          <w:tcPr>
+            <w:tcW w:type="dxa" w:w="4104"/>
+            <w:vAlign w:val="center"/>
+            <w:tcMar>
+              <w:top w:w="90" w:type="dxa"/>
+              <w:start w:w="110" w:type="dxa"/>
+              <w:bottom w:w="90" w:type="dxa"/>
+              <w:end w:w="110" w:type="dxa"/>
+            </w:tcMar>
+          </w:tcPr>
+          <w:p>
+            <w:pPr>
+              <w:spacing w:after="30" w:before="30"/>
+            </w:pPr>
+            <w:r>
+              <w:rPr>
+                <w:sz w:val="16"/>
+              </w:rPr>
+              <w:t>DB3 Migration</w:t>
+            </w:r>
+          </w:p>
+        </w:tc>
+        <w:tc>
+          <w:tcPr>
+            <w:tcW w:type="dxa" w:w="5256"/>
+            <w:vAlign w:val="center"/>
+            <w:tcMar>
+              <w:top w:w="90" w:type="dxa"/>
+              <w:start w:w="110" w:type="dxa"/>
+              <w:bottom w:w="90" w:type="dxa"/>
+              <w:end w:w="110" w:type="dxa"/>
+            </w:tcMar>
+          </w:tcPr>
+          <w:p>
+            <w:pPr>
+              <w:spacing w:after="30" w:before="30"/>
+            </w:pPr>
+            <w:r>
+              <w:rPr>
+                <w:sz w:val="16"/>
+              </w:rPr>
+              <w:t>Oracle/PostgreSQL/MariaDB parity</w:t>
+            </w:r>
+          </w:p>
+        </w:tc>
+        <w:tc>
+          <w:tcPr>
+            <w:tcW w:type="dxa" w:w="2376"/>
+            <w:vAlign w:val="center"/>
+            <w:tcMar>
+              <w:top w:w="90" w:type="dxa"/>
+              <w:start w:w="110" w:type="dxa"/>
+              <w:bottom w:w="90" w:type="dxa"/>
+              <w:end w:w="110" w:type="dxa"/>
+            </w:tcMar>
+          </w:tcPr>
+          <w:p>
+            <w:pPr>
+              <w:spacing w:after="30" w:before="30"/>
+            </w:pPr>
+            <w:r>
+              <w:rPr>
+                <w:sz w:val="16"/>
+              </w:rPr>
+              <w:t>Migration 절</w:t>
+            </w:r>
+          </w:p>
+        </w:tc>
+      </w:tr>
+      <w:tr>
+        <w:trPr>
+          <w:cantSplit/>
+        </w:trPr>
+        <w:tc>
+          <w:tcPr>
+            <w:tcW w:type="dxa" w:w="4104"/>
+            <w:vAlign w:val="center"/>
+            <w:tcMar>
+              <w:top w:w="90" w:type="dxa"/>
+              <w:start w:w="110" w:type="dxa"/>
+              <w:bottom w:w="90" w:type="dxa"/>
+              <w:end w:w="110" w:type="dxa"/>
+            </w:tcMar>
+            <w:shd w:fill="F7F9FC"/>
+          </w:tcPr>
+          <w:p>
+            <w:pPr>
+              <w:spacing w:after="30" w:before="30"/>
+            </w:pPr>
+            <w:r>
+              <w:rPr>
+                <w:sz w:val="16"/>
+              </w:rPr>
+              <w:t>Rollback</w:t>
+            </w:r>
+          </w:p>
+        </w:tc>
+        <w:tc>
+          <w:tcPr>
+            <w:tcW w:type="dxa" w:w="5256"/>
+            <w:vAlign w:val="center"/>
+            <w:tcMar>
+              <w:top w:w="90" w:type="dxa"/>
+              <w:start w:w="110" w:type="dxa"/>
+              <w:bottom w:w="90" w:type="dxa"/>
+              <w:end w:w="110" w:type="dxa"/>
+            </w:tcMar>
+            <w:shd w:fill="F7F9FC"/>
+          </w:tcPr>
+          <w:p>
+            <w:pPr>
+              <w:spacing w:after="30" w:before="30"/>
+            </w:pPr>
+            <w:r>
+              <w:rPr>
+                <w:sz w:val="16"/>
+              </w:rPr>
+              <w:t>down script/compatibility</w:t>
+            </w:r>
+          </w:p>
+        </w:tc>
+        <w:tc>
+          <w:tcPr>
+            <w:tcW w:type="dxa" w:w="2376"/>
+            <w:vAlign w:val="center"/>
+            <w:tcMar>
+              <w:top w:w="90" w:type="dxa"/>
+              <w:start w:w="110" w:type="dxa"/>
+              <w:bottom w:w="90" w:type="dxa"/>
+              <w:end w:w="110" w:type="dxa"/>
+            </w:tcMar>
+            <w:shd w:fill="F7F9FC"/>
+          </w:tcPr>
+          <w:p>
+            <w:pPr>
+              <w:spacing w:after="30" w:before="30"/>
+            </w:pPr>
+            <w:r>
+              <w:rPr>
+                <w:sz w:val="16"/>
+              </w:rPr>
+              <w:t>Rollback 절</w:t>
+            </w:r>
+          </w:p>
+        </w:tc>
+      </w:tr>
+      <w:tr>
+        <w:trPr>
+          <w:cantSplit/>
+        </w:trPr>
+        <w:tc>
+          <w:tcPr>
+            <w:tcW w:type="dxa" w:w="4104"/>
+            <w:vAlign w:val="center"/>
+            <w:tcMar>
+              <w:top w:w="90" w:type="dxa"/>
+              <w:start w:w="110" w:type="dxa"/>
+              <w:bottom w:w="90" w:type="dxa"/>
+              <w:end w:w="110" w:type="dxa"/>
+            </w:tcMar>
+          </w:tcPr>
+          <w:p>
+            <w:pPr>
+              <w:spacing w:after="30" w:before="30"/>
+            </w:pPr>
+            <w:r>
+              <w:rPr>
+                <w:sz w:val="16"/>
+              </w:rPr>
+              <w:t>Masking/Audit</w:t>
+            </w:r>
+          </w:p>
+        </w:tc>
+        <w:tc>
+          <w:tcPr>
+            <w:tcW w:type="dxa" w:w="5256"/>
+            <w:vAlign w:val="center"/>
+            <w:tcMar>
+              <w:top w:w="90" w:type="dxa"/>
+              <w:start w:w="110" w:type="dxa"/>
+              <w:bottom w:w="90" w:type="dxa"/>
+              <w:end w:w="110" w:type="dxa"/>
+            </w:tcMar>
+          </w:tcPr>
+          <w:p>
+            <w:pPr>
+              <w:spacing w:after="30" w:before="30"/>
+            </w:pPr>
+            <w:r>
+              <w:rPr>
+                <w:sz w:val="16"/>
+              </w:rPr>
+              <w:t>DB 저장 경계에서 민감정보 보호</w:t>
+            </w:r>
+          </w:p>
+        </w:tc>
+        <w:tc>
+          <w:tcPr>
+            <w:tcW w:type="dxa" w:w="2376"/>
+            <w:vAlign w:val="center"/>
+            <w:tcMar>
+              <w:top w:w="90" w:type="dxa"/>
+              <w:start w:w="110" w:type="dxa"/>
+              <w:bottom w:w="90" w:type="dxa"/>
+              <w:end w:w="110" w:type="dxa"/>
+            </w:tcMar>
+          </w:tcPr>
+          <w:p>
+            <w:pPr>
+              <w:spacing w:after="30" w:before="30"/>
+            </w:pPr>
+            <w:r>
+              <w:rPr>
+                <w:sz w:val="16"/>
+              </w:rPr>
+              <w:t>Security 절</w:t>
+            </w:r>
+          </w:p>
+        </w:tc>
+      </w:tr>
+    </w:tbl>
     <w:p>
       <w:pPr>
         <w:pStyle w:val="Heading2"/>
@@ -18305,7 +18838,7 @@
           <w:color w:val="2F6FEB"/>
           <w:sz w:val="18"/>
         </w:rPr>
-        <w:t>57. Canonical Transaction Timeline 데이터 표준 - 07_06 현행 기준</w:t>
+        <w:t>57. Canonical Transaction Timeline 데이터 표준 - 07_08 Product Source 현행 기준</w:t>
       </w:r>
     </w:p>
     <w:p>
@@ -18631,7 +19164,7 @@
         <w:pStyle w:val="CPFCallout"/>
       </w:pPr>
       <w:r>
-        <w:t>07_06 Final QA 중앙 Merge: 현재 master는 07_05 제품 Source 위에 QA/Control 산출물을 추가한 Commit이며 Product Source 변경은 없다. Final verdict는 FAIL / REDEVELOPMENT REQUIRED + UNVERIFIED / RELEASE_BLOCKED다. Canonical 완료 분모는 169 Requirement이고, 신규 독립 개발 Action은 31개(P0 22 / P1 9)다. 전체 Scope는 169 Requirement + 기존 56 Finding + 신규 31 + self-found + Runtime 13 + 개발 중 추가 발견 전체이며, 34/34 direct rework 구현 사실만으로 완료 판정하지 않는다.</w:t>
+        <w:t>현재 master 기준은 b4b6b18b43e9(07_09)이며 실제 Product Source 변경 기준은 f0aa49f29cba(07_08)이다. Developer current-state 보고에서는 Canonical 169, 중앙 Action 31, 기존 Finding 56에 대한 Source 구현/재점검을 마쳤다고 기록한다. 중앙 Release 판단은 UNVERIFIED / RELEASE_BLOCKED이며 Java 25·Gradle 9.1 exact-SHA clean build, live Oracle/PostgreSQL/MariaDB, 인증 Browser, 2+ instance/process-kill, Broker/Network/DB fault, 성능·보안·DR, Generator fresh-consumer, ADM 전체 Runtime consumer, 독립 Codex, multi-system Transaction/Logging E2E와 QA A/B·Special Review 재검수가 남아 있다.</w:t>
       </w:r>
     </w:p>
     <w:p>
@@ -18649,12 +19182,7 @@
         <w:ind w:left="198" w:hanging="102"/>
       </w:pPr>
       <w:r>
-        <w:rPr>
-          <w:rFonts w:ascii="NanumBarunGothic" w:hAnsi="NanumBarunGothic" w:eastAsia="NanumBarunGothic"/>
-          <w:color w:val="17212B"/>
-          <w:sz w:val="18"/>
-        </w:rPr>
-        <w:t>• 07_05 DB3 Source는 cpf_transaction_lineage와 archive, transactionId/trace/request/message/batch/file/retention Index, V107 migration/rollback/runtime query를 추가했다. MariaDB/PostgreSQL/Oracle live apply/verify/rollback/reapply는 미검증이다.</w:t>
+        <w:t>• 현재 DB3 Source는 canonical cpf_transaction_lineage와 archive/index, V107 migration/install/rollback/runtime query를 Oracle/PostgreSQL/MariaDB에 동기화한다. live DB3 apply/verify/rollback/reapply는 미검증이다.</w:t>
       </w:r>
     </w:p>
     <w:p>
@@ -18697,6 +19225,14 @@
           <w:color w:val="17212B"/>
         </w:rPr>
         <w:t>• DB3 Live Migration/Concurrency/Restore/Process Kill evidence는 후속 exact SHA에서 다시 검증한다.</w:t>
+      </w:r>
+    </w:p>
+    <w:p>
+      <w:pPr>
+        <w:pStyle w:val="CPFCaption"/>
+      </w:pPr>
+      <w:r>
+        <w:t>문서 기준: master b4b6b18b43e9 (07_09). Product Source 기준은 f0aa49f29cba (07_08)이며 중앙 Release 상태는 UNVERIFIED / RELEASE_BLOCKED이다.</w:t>
       </w:r>
     </w:p>
     <w:sectPr>
@@ -19098,7 +19634,7 @@
       </w:pBdr>
     </w:pPr>
     <w:r>
-      <w:t>CPF 데이터베이스 표준서   |   Master 07_06 · 4870b2073387</w:t>
+      <w:t>CPF 데이터베이스 표준서   |   Master 07_09 · b4b6b18b43e9</w:t>
     </w:r>
   </w:p>
 </w:hdr>
@@ -19114,7 +19650,7 @@
       </w:pBdr>
     </w:pPr>
     <w:r>
-      <w:t>CPF 데이터베이스 표준서   |   Master 07_06 · 4870b2073387</w:t>
+      <w:t>CPF 데이터베이스 표준서   |   Master 07_09 · b4b6b18b43e9</w:t>
     </w:r>
   </w:p>
 </w:hdr>
@@ -19130,7 +19666,7 @@
       </w:pBdr>
     </w:pPr>
     <w:r>
-      <w:t>CPF 데이터베이스 표준서   |   Master 07_06 · 4870b2073387</w:t>
+      <w:t>CPF 데이터베이스 표준서   |   Master 07_09 · b4b6b18b43e9</w:t>
     </w:r>
   </w:p>
 </w:hdr>

--- a/cpf-docs/deliverables/데이터베이스표준서.docx
+++ b/cpf-docs/deliverables/데이터베이스표준서.docx
@@ -163,7 +163,7 @@
           <w:color w:val="5F6368"/>
           <w:sz w:val="19"/>
         </w:rPr>
-        <w:t xml:space="preserve">Harness v1.1.3 / </w:t>
+        <w:t xml:space="preserve">Harness v1.2.5 / </w:t>
       </w:r>
       <w:r>
         <w:rPr>
@@ -179,7 +179,7 @@
           <w:color w:val="5F6368"/>
           <w:sz w:val="19"/>
         </w:rPr>
-        <w:t>Rev. 1</w:t>
+        <w:t>Rev. 2</w:t>
       </w:r>
       <w:r>
         <w:rPr>
@@ -238,7 +238,7 @@
           <w:color w:val="5F6368"/>
           <w:sz w:val="19"/>
         </w:rPr>
-        <w:t>2026-08-25</w:t>
+        <w:t>2026-08-26</w:t>
       </w:r>
     </w:p>
     <w:p>
@@ -258,881 +258,1092 @@
         <w:t>목차</w:t>
       </w:r>
     </w:p>
-    <w:sdt>
-      <w:sdtPr>
-        <w:docPartObj>
-          <w:docPartGallery w:val="Table of Contents"/>
-          <w:docPartUnique w:val="true"/>
-        </w:docPartObj>
-      </w:sdtPr>
-      <w:sdtContent>
-        <w:p>
-          <w:pPr>
-            <w:pStyle w:val="TOC1"/>
-            <w:tabs>
-              <w:tab w:val="clear" w:pos="15818"/>
-              <w:tab w:val="right" w:pos="15817" w:leader="dot"/>
-            </w:tabs>
-            <w:rPr/>
-          </w:pPr>
-          <w:r>
-            <w:fldChar w:fldCharType="begin"/>
-          </w:r>
-          <w:r>
-            <w:rPr>
-              <w:webHidden/>
-              <w:rStyle w:val="IndexLink"/>
-            </w:rPr>
-            <w:instrText xml:space="preserve"> TOC \z \o "1-2" \u \h</w:instrText>
-          </w:r>
-          <w:r>
-            <w:rPr>
-              <w:webHidden/>
-              <w:rStyle w:val="IndexLink"/>
-            </w:rPr>
-            <w:fldChar w:fldCharType="separate"/>
-          </w:r>
-          <w:hyperlink w:anchor="__RefHeading___Toc11303_1069379125">
-            <w:r>
-              <w:rPr>
-                <w:webHidden/>
-                <w:rStyle w:val="IndexLink"/>
-              </w:rPr>
-              <w:t xml:space="preserve">1. DB3 </w:t>
-            </w:r>
-            <w:r>
-              <w:rPr>
-                <w:rStyle w:val="IndexLink"/>
-              </w:rPr>
-              <w:t>적용 범위</w:t>
-            </w:r>
-            <w:r>
-              <w:rPr>
-                <w:rStyle w:val="IndexLink"/>
-              </w:rPr>
-              <w:tab/>
-              <w:t>3</w:t>
-            </w:r>
-          </w:hyperlink>
-        </w:p>
-        <w:p>
-          <w:pPr>
-            <w:pStyle w:val="TOC2"/>
-            <w:tabs>
-              <w:tab w:val="clear" w:pos="15535"/>
-              <w:tab w:val="right" w:pos="15817" w:leader="dot"/>
-            </w:tabs>
-            <w:rPr/>
-          </w:pPr>
-          <w:hyperlink w:anchor="__RefHeading___Toc11305_1069379125">
-            <w:r>
-              <w:rPr>
-                <w:webHidden/>
-                <w:rStyle w:val="IndexLink"/>
-              </w:rPr>
-              <w:t>1.1 Oracle·PostgreSQL·MariaDB</w:t>
-              <w:tab/>
-              <w:t>3</w:t>
-            </w:r>
-          </w:hyperlink>
-        </w:p>
-        <w:p>
-          <w:pPr>
-            <w:pStyle w:val="TOC2"/>
-            <w:tabs>
-              <w:tab w:val="clear" w:pos="15535"/>
-              <w:tab w:val="right" w:pos="15817" w:leader="dot"/>
-            </w:tabs>
-            <w:rPr/>
-          </w:pPr>
-          <w:hyperlink w:anchor="__RefHeading___Toc11307_1069379125">
-            <w:r>
-              <w:rPr>
-                <w:webHidden/>
-                <w:rStyle w:val="IndexLink"/>
-              </w:rPr>
-              <w:t>1.2 Canonical DB Source</w:t>
-              <w:tab/>
-              <w:t>3</w:t>
-            </w:r>
-          </w:hyperlink>
-        </w:p>
-        <w:p>
-          <w:pPr>
-            <w:pStyle w:val="TOC2"/>
-            <w:tabs>
-              <w:tab w:val="clear" w:pos="15535"/>
-              <w:tab w:val="right" w:pos="15817" w:leader="dot"/>
-            </w:tabs>
-            <w:rPr/>
-          </w:pPr>
-          <w:hyperlink w:anchor="__RefHeading___Toc11309_1069379125">
-            <w:r>
-              <w:rPr>
-                <w:webHidden/>
-                <w:rStyle w:val="IndexLink"/>
-              </w:rPr>
-              <w:t xml:space="preserve">1.3 Vendor </w:t>
-            </w:r>
-            <w:r>
-              <w:rPr>
-                <w:rStyle w:val="IndexLink"/>
-              </w:rPr>
-              <w:t>차이 원칙</w:t>
-            </w:r>
-            <w:r>
-              <w:rPr>
-                <w:rStyle w:val="IndexLink"/>
-              </w:rPr>
-              <w:tab/>
-              <w:t>3</w:t>
-            </w:r>
-          </w:hyperlink>
-        </w:p>
-        <w:p>
-          <w:pPr>
-            <w:pStyle w:val="TOC1"/>
-            <w:tabs>
-              <w:tab w:val="clear" w:pos="15818"/>
-              <w:tab w:val="right" w:pos="15817" w:leader="dot"/>
-            </w:tabs>
-            <w:rPr/>
-          </w:pPr>
-          <w:hyperlink w:anchor="__RefHeading___Toc11311_1069379125">
-            <w:r>
-              <w:rPr>
-                <w:webHidden/>
-                <w:rStyle w:val="IndexLink"/>
-              </w:rPr>
-              <w:t>2. Naming·Schema·Table·Column</w:t>
-              <w:tab/>
-              <w:t>4</w:t>
-            </w:r>
-          </w:hyperlink>
-        </w:p>
-        <w:p>
-          <w:pPr>
-            <w:pStyle w:val="TOC2"/>
-            <w:tabs>
-              <w:tab w:val="clear" w:pos="15535"/>
-              <w:tab w:val="right" w:pos="15817" w:leader="dot"/>
-            </w:tabs>
-            <w:rPr/>
-          </w:pPr>
-          <w:hyperlink w:anchor="__RefHeading___Toc11313_1069379125">
-            <w:r>
-              <w:rPr>
-                <w:webHidden/>
-                <w:rStyle w:val="IndexLink"/>
-              </w:rPr>
-              <w:t>2.1 Naming</w:t>
-              <w:tab/>
-              <w:t>4</w:t>
-            </w:r>
-          </w:hyperlink>
-        </w:p>
-        <w:p>
-          <w:pPr>
-            <w:pStyle w:val="TOC2"/>
-            <w:tabs>
-              <w:tab w:val="clear" w:pos="15535"/>
-              <w:tab w:val="right" w:pos="15817" w:leader="dot"/>
-            </w:tabs>
-            <w:rPr/>
-          </w:pPr>
-          <w:hyperlink w:anchor="__RefHeading___Toc11315_1069379125">
-            <w:r>
-              <w:rPr>
-                <w:webHidden/>
-                <w:rStyle w:val="IndexLink"/>
-              </w:rPr>
-              <w:t>2.2 Schema</w:t>
-              <w:tab/>
-              <w:t>4</w:t>
-            </w:r>
-          </w:hyperlink>
-        </w:p>
-        <w:p>
-          <w:pPr>
-            <w:pStyle w:val="TOC2"/>
-            <w:tabs>
-              <w:tab w:val="clear" w:pos="15535"/>
-              <w:tab w:val="right" w:pos="15817" w:leader="dot"/>
-            </w:tabs>
-            <w:rPr/>
-          </w:pPr>
-          <w:hyperlink w:anchor="__RefHeading___Toc11317_1069379125">
-            <w:r>
-              <w:rPr>
-                <w:webHidden/>
-                <w:rStyle w:val="IndexLink"/>
-              </w:rPr>
-              <w:t>2.3 Table/Column</w:t>
-              <w:tab/>
-              <w:t>4</w:t>
-            </w:r>
-          </w:hyperlink>
-        </w:p>
-        <w:p>
-          <w:pPr>
-            <w:pStyle w:val="TOC1"/>
-            <w:tabs>
-              <w:tab w:val="clear" w:pos="15818"/>
-              <w:tab w:val="right" w:pos="15817" w:leader="dot"/>
-            </w:tabs>
-            <w:rPr/>
-          </w:pPr>
-          <w:hyperlink w:anchor="__RefHeading___Toc11319_1069379125">
-            <w:r>
-              <w:rPr>
-                <w:webHidden/>
-                <w:rStyle w:val="IndexLink"/>
-              </w:rPr>
-              <w:t>3. Datatype·Key·Constraint</w:t>
-              <w:tab/>
-              <w:t>4</w:t>
-            </w:r>
-          </w:hyperlink>
-        </w:p>
-        <w:p>
-          <w:pPr>
-            <w:pStyle w:val="TOC2"/>
-            <w:tabs>
-              <w:tab w:val="clear" w:pos="15535"/>
-              <w:tab w:val="right" w:pos="15817" w:leader="dot"/>
-            </w:tabs>
-            <w:rPr/>
-          </w:pPr>
-          <w:hyperlink w:anchor="__RefHeading___Toc11321_1069379125">
-            <w:r>
-              <w:rPr>
-                <w:webHidden/>
-                <w:rStyle w:val="IndexLink"/>
-              </w:rPr>
-              <w:t>3.1 Datatype</w:t>
-              <w:tab/>
-              <w:t>5</w:t>
-            </w:r>
-          </w:hyperlink>
-        </w:p>
-        <w:p>
-          <w:pPr>
-            <w:pStyle w:val="TOC2"/>
-            <w:tabs>
-              <w:tab w:val="clear" w:pos="15535"/>
-              <w:tab w:val="right" w:pos="15817" w:leader="dot"/>
-            </w:tabs>
-            <w:rPr/>
-          </w:pPr>
-          <w:hyperlink w:anchor="__RefHeading___Toc11323_1069379125">
-            <w:r>
-              <w:rPr>
-                <w:webHidden/>
-                <w:rStyle w:val="IndexLink"/>
-              </w:rPr>
-              <w:t>3.2 PK/FK</w:t>
-              <w:tab/>
-              <w:t>5</w:t>
-            </w:r>
-          </w:hyperlink>
-        </w:p>
-        <w:p>
-          <w:pPr>
-            <w:pStyle w:val="TOC2"/>
-            <w:tabs>
-              <w:tab w:val="clear" w:pos="15535"/>
-              <w:tab w:val="right" w:pos="15817" w:leader="dot"/>
-            </w:tabs>
-            <w:rPr/>
-          </w:pPr>
-          <w:hyperlink w:anchor="__RefHeading___Toc11325_1069379125">
-            <w:r>
-              <w:rPr>
-                <w:webHidden/>
-                <w:rStyle w:val="IndexLink"/>
-              </w:rPr>
-              <w:t>3.3 Unique/Check</w:t>
-              <w:tab/>
-              <w:t>5</w:t>
-            </w:r>
-          </w:hyperlink>
-        </w:p>
-        <w:p>
-          <w:pPr>
-            <w:pStyle w:val="TOC1"/>
-            <w:tabs>
-              <w:tab w:val="clear" w:pos="15818"/>
-              <w:tab w:val="right" w:pos="15817" w:leader="dot"/>
-            </w:tabs>
-            <w:rPr/>
-          </w:pPr>
-          <w:hyperlink w:anchor="__RefHeading___Toc11327_1069379125">
-            <w:r>
-              <w:rPr>
-                <w:webHidden/>
-                <w:rStyle w:val="IndexLink"/>
-              </w:rPr>
-              <w:t>4. Index·Identity</w:t>
-              <w:tab/>
-              <w:t>6</w:t>
-            </w:r>
-          </w:hyperlink>
-        </w:p>
-        <w:p>
-          <w:pPr>
-            <w:pStyle w:val="TOC2"/>
-            <w:tabs>
-              <w:tab w:val="clear" w:pos="15535"/>
-              <w:tab w:val="right" w:pos="15817" w:leader="dot"/>
-            </w:tabs>
-            <w:rPr/>
-          </w:pPr>
-          <w:hyperlink w:anchor="__RefHeading___Toc11329_1069379125">
-            <w:r>
-              <w:rPr>
-                <w:webHidden/>
-                <w:rStyle w:val="IndexLink"/>
-              </w:rPr>
-              <w:t>4.1 Index</w:t>
-              <w:tab/>
-              <w:t>6</w:t>
-            </w:r>
-          </w:hyperlink>
-        </w:p>
-        <w:p>
-          <w:pPr>
-            <w:pStyle w:val="TOC2"/>
-            <w:tabs>
-              <w:tab w:val="clear" w:pos="15535"/>
-              <w:tab w:val="right" w:pos="15817" w:leader="dot"/>
-            </w:tabs>
-            <w:rPr/>
-          </w:pPr>
-          <w:hyperlink w:anchor="__RefHeading___Toc11331_1069379125">
-            <w:r>
-              <w:rPr>
-                <w:webHidden/>
-                <w:rStyle w:val="IndexLink"/>
-              </w:rPr>
-              <w:t>4.2 Sequence/Identity</w:t>
-              <w:tab/>
-              <w:t>6</w:t>
-            </w:r>
-          </w:hyperlink>
-        </w:p>
-        <w:p>
-          <w:pPr>
-            <w:pStyle w:val="TOC1"/>
-            <w:tabs>
-              <w:tab w:val="clear" w:pos="15818"/>
-              <w:tab w:val="right" w:pos="15817" w:leader="dot"/>
-            </w:tabs>
-            <w:rPr/>
-          </w:pPr>
-          <w:hyperlink w:anchor="__RefHeading___Toc11333_1069379125">
-            <w:r>
-              <w:rPr>
-                <w:webHidden/>
-                <w:rStyle w:val="IndexLink"/>
-              </w:rPr>
-              <w:t>5. Audit·Lock·Batch Claim</w:t>
-              <w:tab/>
-              <w:t>6</w:t>
-            </w:r>
-          </w:hyperlink>
-        </w:p>
-        <w:p>
-          <w:pPr>
-            <w:pStyle w:val="TOC2"/>
-            <w:tabs>
-              <w:tab w:val="clear" w:pos="15535"/>
-              <w:tab w:val="right" w:pos="15817" w:leader="dot"/>
-            </w:tabs>
-            <w:rPr/>
-          </w:pPr>
-          <w:hyperlink w:anchor="__RefHeading___Toc11335_1069379125">
-            <w:r>
-              <w:rPr>
-                <w:webHidden/>
-                <w:rStyle w:val="IndexLink"/>
-              </w:rPr>
-              <w:t>5.1 Audit/History</w:t>
-              <w:tab/>
-              <w:t>6</w:t>
-            </w:r>
-          </w:hyperlink>
-        </w:p>
-        <w:p>
-          <w:pPr>
-            <w:pStyle w:val="TOC2"/>
-            <w:tabs>
-              <w:tab w:val="clear" w:pos="15535"/>
-              <w:tab w:val="right" w:pos="15817" w:leader="dot"/>
-            </w:tabs>
-            <w:rPr/>
-          </w:pPr>
-          <w:hyperlink w:anchor="__RefHeading___Toc11337_1069379125">
-            <w:r>
-              <w:rPr>
-                <w:webHidden/>
-                <w:rStyle w:val="IndexLink"/>
-              </w:rPr>
-              <w:t>5.2 Lock/Concurrency</w:t>
-              <w:tab/>
-              <w:t>7</w:t>
-            </w:r>
-          </w:hyperlink>
-        </w:p>
-        <w:p>
-          <w:pPr>
-            <w:pStyle w:val="TOC2"/>
-            <w:tabs>
-              <w:tab w:val="clear" w:pos="15535"/>
-              <w:tab w:val="right" w:pos="15817" w:leader="dot"/>
-            </w:tabs>
-            <w:rPr/>
-          </w:pPr>
-          <w:hyperlink w:anchor="__RefHeading___Toc11339_1069379125">
-            <w:r>
-              <w:rPr>
-                <w:webHidden/>
-                <w:rStyle w:val="IndexLink"/>
-              </w:rPr>
-              <w:t>5.3 Batch Claim</w:t>
-              <w:tab/>
-              <w:t>7</w:t>
-            </w:r>
-          </w:hyperlink>
-        </w:p>
-        <w:p>
-          <w:pPr>
-            <w:pStyle w:val="TOC1"/>
-            <w:tabs>
-              <w:tab w:val="clear" w:pos="15818"/>
-              <w:tab w:val="right" w:pos="15817" w:leader="dot"/>
-            </w:tabs>
-            <w:rPr/>
-          </w:pPr>
-          <w:hyperlink w:anchor="__RefHeading___Toc11341_1069379125">
-            <w:r>
-              <w:rPr>
-                <w:webHidden/>
-                <w:rStyle w:val="IndexLink"/>
-              </w:rPr>
-              <w:t>6. Fresh Init·Migration·Seed</w:t>
-              <w:tab/>
-              <w:t>7</w:t>
-            </w:r>
-          </w:hyperlink>
-        </w:p>
-        <w:p>
-          <w:pPr>
-            <w:pStyle w:val="TOC2"/>
-            <w:tabs>
-              <w:tab w:val="clear" w:pos="15535"/>
-              <w:tab w:val="right" w:pos="15817" w:leader="dot"/>
-            </w:tabs>
-            <w:rPr/>
-          </w:pPr>
-          <w:hyperlink w:anchor="__RefHeading___Toc11343_1069379125">
-            <w:r>
-              <w:rPr>
-                <w:webHidden/>
-                <w:rStyle w:val="IndexLink"/>
-              </w:rPr>
-              <w:t>6.1 Fresh Initialization</w:t>
-              <w:tab/>
-              <w:t>7</w:t>
-            </w:r>
-          </w:hyperlink>
-        </w:p>
-        <w:p>
-          <w:pPr>
-            <w:pStyle w:val="TOC2"/>
-            <w:tabs>
-              <w:tab w:val="clear" w:pos="15535"/>
-              <w:tab w:val="right" w:pos="15817" w:leader="dot"/>
-            </w:tabs>
-            <w:rPr/>
-          </w:pPr>
-          <w:hyperlink w:anchor="__RefHeading___Toc11345_1069379125">
-            <w:r>
-              <w:rPr>
-                <w:webHidden/>
-                <w:rStyle w:val="IndexLink"/>
-              </w:rPr>
-              <w:t>6.2 Migration</w:t>
-              <w:tab/>
-              <w:t>8</w:t>
-            </w:r>
-          </w:hyperlink>
-        </w:p>
-        <w:p>
-          <w:pPr>
-            <w:pStyle w:val="TOC2"/>
-            <w:tabs>
-              <w:tab w:val="clear" w:pos="15535"/>
-              <w:tab w:val="right" w:pos="15817" w:leader="dot"/>
-            </w:tabs>
-            <w:rPr/>
-          </w:pPr>
-          <w:hyperlink w:anchor="__RefHeading___Toc11347_1069379125">
-            <w:r>
-              <w:rPr>
-                <w:webHidden/>
-                <w:rStyle w:val="IndexLink"/>
-              </w:rPr>
-              <w:t>6.3 Seed</w:t>
-              <w:tab/>
-              <w:t>8</w:t>
-            </w:r>
-          </w:hyperlink>
-        </w:p>
-        <w:p>
-          <w:pPr>
-            <w:pStyle w:val="TOC1"/>
-            <w:tabs>
-              <w:tab w:val="clear" w:pos="15818"/>
-              <w:tab w:val="right" w:pos="15817" w:leader="dot"/>
-            </w:tabs>
-            <w:rPr/>
-          </w:pPr>
-          <w:hyperlink w:anchor="__RefHeading___Toc11349_1069379125">
-            <w:r>
-              <w:rPr>
-                <w:webHidden/>
-                <w:rStyle w:val="IndexLink"/>
-              </w:rPr>
-              <w:t>7. Upgrade·Rollback·Recovery</w:t>
-              <w:tab/>
-              <w:t>8</w:t>
-            </w:r>
-          </w:hyperlink>
-        </w:p>
-        <w:p>
-          <w:pPr>
-            <w:pStyle w:val="TOC2"/>
-            <w:tabs>
-              <w:tab w:val="clear" w:pos="15535"/>
-              <w:tab w:val="right" w:pos="15817" w:leader="dot"/>
-            </w:tabs>
-            <w:rPr/>
-          </w:pPr>
-          <w:hyperlink w:anchor="__RefHeading___Toc11351_1069379125">
-            <w:r>
-              <w:rPr>
-                <w:webHidden/>
-                <w:rStyle w:val="IndexLink"/>
-              </w:rPr>
-              <w:t>7.1 Upgrade</w:t>
-              <w:tab/>
-              <w:t>8</w:t>
-            </w:r>
-          </w:hyperlink>
-        </w:p>
-        <w:p>
-          <w:pPr>
-            <w:pStyle w:val="TOC2"/>
-            <w:tabs>
-              <w:tab w:val="clear" w:pos="15535"/>
-              <w:tab w:val="right" w:pos="15817" w:leader="dot"/>
-            </w:tabs>
-            <w:rPr/>
-          </w:pPr>
-          <w:hyperlink w:anchor="__RefHeading___Toc11353_1069379125">
-            <w:r>
-              <w:rPr>
-                <w:webHidden/>
-                <w:rStyle w:val="IndexLink"/>
-              </w:rPr>
-              <w:t>7.2 Rollback/Recovery</w:t>
-              <w:tab/>
-              <w:t>9</w:t>
-            </w:r>
-          </w:hyperlink>
-        </w:p>
-        <w:p>
-          <w:pPr>
-            <w:pStyle w:val="TOC1"/>
-            <w:tabs>
-              <w:tab w:val="clear" w:pos="15818"/>
-              <w:tab w:val="right" w:pos="15817" w:leader="dot"/>
-            </w:tabs>
-            <w:rPr/>
-          </w:pPr>
-          <w:hyperlink w:anchor="__RefHeading___Toc11355_1069379125">
-            <w:r>
-              <w:rPr>
-                <w:webHidden/>
-                <w:rStyle w:val="IndexLink"/>
-              </w:rPr>
-              <w:t>8. Runtime Query·Performance</w:t>
-              <w:tab/>
-              <w:t>9</w:t>
-            </w:r>
-          </w:hyperlink>
-        </w:p>
-        <w:p>
-          <w:pPr>
-            <w:pStyle w:val="TOC2"/>
-            <w:tabs>
-              <w:tab w:val="clear" w:pos="15535"/>
-              <w:tab w:val="right" w:pos="15817" w:leader="dot"/>
-            </w:tabs>
-            <w:rPr/>
-          </w:pPr>
-          <w:hyperlink w:anchor="__RefHeading___Toc11357_1069379125">
-            <w:r>
-              <w:rPr>
-                <w:webHidden/>
-                <w:rStyle w:val="IndexLink"/>
-              </w:rPr>
-              <w:t>8.1 Runtime Query</w:t>
-              <w:tab/>
-              <w:t>9</w:t>
-            </w:r>
-          </w:hyperlink>
-        </w:p>
-        <w:p>
-          <w:pPr>
-            <w:pStyle w:val="TOC2"/>
-            <w:tabs>
-              <w:tab w:val="clear" w:pos="15535"/>
-              <w:tab w:val="right" w:pos="15817" w:leader="dot"/>
-            </w:tabs>
-            <w:rPr/>
-          </w:pPr>
-          <w:hyperlink w:anchor="__RefHeading___Toc11359_1069379125">
-            <w:r>
-              <w:rPr>
-                <w:webHidden/>
-                <w:rStyle w:val="IndexLink"/>
-              </w:rPr>
-              <w:t>8.2 Performance</w:t>
-              <w:tab/>
-              <w:t>9</w:t>
-            </w:r>
-          </w:hyperlink>
-        </w:p>
-        <w:p>
-          <w:pPr>
-            <w:pStyle w:val="TOC2"/>
-            <w:tabs>
-              <w:tab w:val="clear" w:pos="15535"/>
-              <w:tab w:val="right" w:pos="15817" w:leader="dot"/>
-            </w:tabs>
-            <w:rPr/>
-          </w:pPr>
-          <w:hyperlink w:anchor="__RefHeading___Toc11361_1069379125">
-            <w:r>
-              <w:rPr>
-                <w:webHidden/>
-                <w:rStyle w:val="IndexLink"/>
-              </w:rPr>
-              <w:t xml:space="preserve">8.3 Lock/Query </w:t>
-            </w:r>
-            <w:r>
-              <w:rPr>
-                <w:rStyle w:val="IndexLink"/>
-              </w:rPr>
-              <w:t>영향</w:t>
-            </w:r>
-            <w:r>
-              <w:rPr>
-                <w:rStyle w:val="IndexLink"/>
-              </w:rPr>
-              <w:tab/>
-              <w:t>10</w:t>
-            </w:r>
-          </w:hyperlink>
-        </w:p>
-        <w:p>
-          <w:pPr>
-            <w:pStyle w:val="TOC1"/>
-            <w:tabs>
-              <w:tab w:val="clear" w:pos="15818"/>
-              <w:tab w:val="right" w:pos="15817" w:leader="dot"/>
-            </w:tabs>
-            <w:rPr/>
-          </w:pPr>
-          <w:hyperlink w:anchor="__RefHeading___Toc11363_1069379125">
-            <w:r>
-              <w:rPr>
-                <w:webHidden/>
-                <w:rStyle w:val="IndexLink"/>
-              </w:rPr>
-              <w:t>9. Schema Mismatch·Generator Binding</w:t>
-              <w:tab/>
-              <w:t>10</w:t>
-            </w:r>
-          </w:hyperlink>
-        </w:p>
-        <w:p>
-          <w:pPr>
-            <w:pStyle w:val="TOC2"/>
-            <w:tabs>
-              <w:tab w:val="clear" w:pos="15535"/>
-              <w:tab w:val="right" w:pos="15817" w:leader="dot"/>
-            </w:tabs>
-            <w:rPr/>
-          </w:pPr>
-          <w:hyperlink w:anchor="__RefHeading___Toc11365_1069379125">
-            <w:r>
-              <w:rPr>
-                <w:webHidden/>
-                <w:rStyle w:val="IndexLink"/>
-              </w:rPr>
-              <w:t>9.1 Schema Mismatch</w:t>
-              <w:tab/>
-              <w:t>10</w:t>
-            </w:r>
-          </w:hyperlink>
-        </w:p>
-        <w:p>
-          <w:pPr>
-            <w:pStyle w:val="TOC2"/>
-            <w:tabs>
-              <w:tab w:val="clear" w:pos="15535"/>
-              <w:tab w:val="right" w:pos="15817" w:leader="dot"/>
-            </w:tabs>
-            <w:rPr/>
-          </w:pPr>
-          <w:hyperlink w:anchor="__RefHeading___Toc11367_1069379125">
-            <w:r>
-              <w:rPr>
-                <w:webHidden/>
-                <w:rStyle w:val="IndexLink"/>
-              </w:rPr>
-              <w:t>9.2 Generator/DB Binding</w:t>
-              <w:tab/>
-              <w:t>10</w:t>
-            </w:r>
-          </w:hyperlink>
-        </w:p>
-        <w:p>
-          <w:pPr>
-            <w:pStyle w:val="TOC2"/>
-            <w:tabs>
-              <w:tab w:val="clear" w:pos="15535"/>
-              <w:tab w:val="right" w:pos="15817" w:leader="dot"/>
-            </w:tabs>
-            <w:rPr/>
-          </w:pPr>
-          <w:hyperlink w:anchor="__RefHeading___Toc11369_1069379125">
-            <w:r>
-              <w:rPr>
-                <w:webHidden/>
-                <w:rStyle w:val="IndexLink"/>
-              </w:rPr>
-              <w:t>9.3 Vendor Difference</w:t>
-              <w:tab/>
-              <w:t>10</w:t>
-            </w:r>
-          </w:hyperlink>
-        </w:p>
-        <w:p>
-          <w:pPr>
-            <w:pStyle w:val="TOC1"/>
-            <w:tabs>
-              <w:tab w:val="clear" w:pos="15818"/>
-              <w:tab w:val="right" w:pos="15817" w:leader="dot"/>
-            </w:tabs>
-            <w:rPr/>
-          </w:pPr>
-          <w:hyperlink w:anchor="__RefHeading___Toc11371_1069379125">
-            <w:r>
-              <w:rPr>
-                <w:webHidden/>
-                <w:rStyle w:val="IndexLink"/>
-              </w:rPr>
-              <w:t>10. Validation·Evidence</w:t>
-              <w:tab/>
-              <w:t>11</w:t>
-            </w:r>
-          </w:hyperlink>
-        </w:p>
-        <w:p>
-          <w:pPr>
-            <w:pStyle w:val="TOC2"/>
-            <w:tabs>
-              <w:tab w:val="clear" w:pos="15535"/>
-              <w:tab w:val="right" w:pos="15817" w:leader="dot"/>
-            </w:tabs>
-            <w:rPr/>
-          </w:pPr>
-          <w:hyperlink w:anchor="__RefHeading___Toc11373_1069379125">
-            <w:r>
-              <w:rPr>
-                <w:webHidden/>
-                <w:rStyle w:val="IndexLink"/>
-              </w:rPr>
-              <w:t xml:space="preserve">10.1 </w:t>
-            </w:r>
-            <w:r>
-              <w:rPr>
-                <w:rStyle w:val="IndexLink"/>
-              </w:rPr>
-              <w:t>검증 항목</w:t>
-            </w:r>
-            <w:r>
-              <w:rPr>
-                <w:rStyle w:val="IndexLink"/>
-              </w:rPr>
-              <w:tab/>
-              <w:t>11</w:t>
-            </w:r>
-          </w:hyperlink>
-        </w:p>
-        <w:p>
-          <w:pPr>
-            <w:pStyle w:val="TOC2"/>
-            <w:tabs>
-              <w:tab w:val="clear" w:pos="15535"/>
-              <w:tab w:val="right" w:pos="15817" w:leader="dot"/>
-            </w:tabs>
-            <w:rPr/>
-          </w:pPr>
-          <w:hyperlink w:anchor="__RefHeading___Toc11375_1069379125">
-            <w:r>
-              <w:rPr>
-                <w:webHidden/>
-                <w:rStyle w:val="IndexLink"/>
-              </w:rPr>
-              <w:t>10.2 Runtime Evidence</w:t>
-              <w:tab/>
-              <w:t>11</w:t>
-            </w:r>
-          </w:hyperlink>
-        </w:p>
-        <w:p>
-          <w:pPr>
-            <w:pStyle w:val="TOC2"/>
-            <w:tabs>
-              <w:tab w:val="clear" w:pos="15535"/>
-              <w:tab w:val="right" w:pos="15817" w:leader="dot"/>
-            </w:tabs>
-            <w:rPr/>
-          </w:pPr>
-          <w:hyperlink w:anchor="__RefHeading___Toc11377_1069379125">
-            <w:r>
-              <w:rPr>
-                <w:webHidden/>
-                <w:rStyle w:val="IndexLink"/>
-              </w:rPr>
-              <w:t>10.3 Rollback/Recovery Evidence</w:t>
-              <w:tab/>
-              <w:t>11</w:t>
-            </w:r>
-          </w:hyperlink>
-          <w:r>
-            <w:rPr>
-              <w:rStyle w:val="IndexLink"/>
-            </w:rPr>
-            <w:fldChar w:fldCharType="end"/>
-          </w:r>
-        </w:p>
-      </w:sdtContent>
-    </w:sdt>
+    <w:tbl>
+      <w:tblPr>
+        <w:tblW w:type="auto" w:w="0"/>
+        <w:tblLayout w:type="fixed"/>
+        <w:tblLook w:firstColumn="1" w:firstRow="1" w:lastColumn="0" w:lastRow="0" w:noHBand="0" w:noVBand="1" w:val="04A0"/>
+        <w:tblBorders>
+          <w:top w:val="nil"/>
+          <w:left w:val="nil"/>
+          <w:bottom w:val="nil"/>
+          <w:right w:val="nil"/>
+          <w:insideH w:val="nil"/>
+          <w:insideV w:val="nil"/>
+        </w:tblBorders>
+      </w:tblPr>
+      <w:tblGrid>
+        <w:gridCol w:w="4535"/>
+        <w:gridCol w:w="4535"/>
+      </w:tblGrid>
+      <w:tr>
+        <w:trPr>
+          <w:tblHeader w:val="true"/>
+        </w:trPr>
+        <w:tc>
+          <w:tcPr>
+            <w:tcW w:type="dxa" w:w="7909"/>
+            <w:vAlign w:val="top"/>
+            <w:tcMar>
+              <w:top w:w="60" w:type="dxa"/>
+              <w:start w:w="80" w:type="dxa"/>
+              <w:bottom w:w="60" w:type="dxa"/>
+              <w:end w:w="80" w:type="dxa"/>
+            </w:tcMar>
+          </w:tcPr>
+          <w:p>
+            <w:pPr>
+              <w:spacing w:before="0" w:after="20" w:line="240" w:lineRule="auto"/>
+              <w:jc w:val="left"/>
+            </w:pPr>
+            <w:r>
+              <w:rPr>
+                <w:rFonts w:ascii="Noto Sans CJK KR" w:hAnsi="Noto Sans CJK KR"/>
+                <w:b/>
+                <w:color w:val="17324D"/>
+                <w:sz w:val="16"/>
+              </w:rPr>
+              <w:t>1. DB3 적용 범위  ·  p.2</w:t>
+            </w:r>
+          </w:p>
+        </w:tc>
+        <w:tc>
+          <w:tcPr>
+            <w:tcW w:type="dxa" w:w="7909"/>
+            <w:vAlign w:val="top"/>
+            <w:tcMar>
+              <w:top w:w="60" w:type="dxa"/>
+              <w:start w:w="80" w:type="dxa"/>
+              <w:bottom w:w="60" w:type="dxa"/>
+              <w:end w:w="80" w:type="dxa"/>
+            </w:tcMar>
+          </w:tcPr>
+          <w:p>
+            <w:pPr>
+              <w:spacing w:before="0" w:after="20" w:line="240" w:lineRule="auto"/>
+              <w:jc w:val="left"/>
+            </w:pPr>
+            <w:r>
+              <w:rPr>
+                <w:rFonts w:ascii="Noto Sans CJK KR" w:hAnsi="Noto Sans CJK KR"/>
+                <w:b/>
+                <w:color w:val="17324D"/>
+                <w:sz w:val="16"/>
+              </w:rPr>
+              <w:t>6. Fresh Init·Migration·Seed  ·  p.7</w:t>
+            </w:r>
+          </w:p>
+        </w:tc>
+      </w:tr>
+      <w:tr>
+        <w:tc>
+          <w:tcPr>
+            <w:tcW w:type="dxa" w:w="7909"/>
+            <w:vAlign w:val="top"/>
+            <w:tcMar>
+              <w:top w:w="60" w:type="dxa"/>
+              <w:start w:w="80" w:type="dxa"/>
+              <w:bottom w:w="60" w:type="dxa"/>
+              <w:end w:w="80" w:type="dxa"/>
+            </w:tcMar>
+          </w:tcPr>
+          <w:p>
+            <w:pPr>
+              <w:spacing w:before="0" w:after="20" w:line="240" w:lineRule="auto"/>
+              <w:jc w:val="left"/>
+            </w:pPr>
+            <w:r>
+              <w:rPr>
+                <w:rFonts w:ascii="Noto Sans CJK KR" w:hAnsi="Noto Sans CJK KR"/>
+                <w:b w:val="0"/>
+                <w:color w:val="52667A"/>
+                <w:sz w:val="15"/>
+              </w:rPr>
+              <w:t xml:space="preserve">   1.1 Oracle·PostgreSQL·MariaDB  ·  p.2</w:t>
+            </w:r>
+          </w:p>
+        </w:tc>
+        <w:tc>
+          <w:tcPr>
+            <w:tcW w:type="dxa" w:w="7909"/>
+            <w:vAlign w:val="top"/>
+            <w:tcMar>
+              <w:top w:w="60" w:type="dxa"/>
+              <w:start w:w="80" w:type="dxa"/>
+              <w:bottom w:w="60" w:type="dxa"/>
+              <w:end w:w="80" w:type="dxa"/>
+            </w:tcMar>
+          </w:tcPr>
+          <w:p>
+            <w:pPr>
+              <w:spacing w:before="0" w:after="20" w:line="240" w:lineRule="auto"/>
+              <w:jc w:val="left"/>
+            </w:pPr>
+            <w:r>
+              <w:rPr>
+                <w:rFonts w:ascii="Noto Sans CJK KR" w:hAnsi="Noto Sans CJK KR"/>
+                <w:b w:val="0"/>
+                <w:color w:val="52667A"/>
+                <w:sz w:val="15"/>
+              </w:rPr>
+              <w:t xml:space="preserve">   6.1 Fresh Initialization  ·  p.7</w:t>
+            </w:r>
+          </w:p>
+        </w:tc>
+      </w:tr>
+      <w:tr>
+        <w:tc>
+          <w:tcPr>
+            <w:tcW w:type="dxa" w:w="7909"/>
+            <w:vAlign w:val="top"/>
+            <w:tcMar>
+              <w:top w:w="60" w:type="dxa"/>
+              <w:start w:w="80" w:type="dxa"/>
+              <w:bottom w:w="60" w:type="dxa"/>
+              <w:end w:w="80" w:type="dxa"/>
+            </w:tcMar>
+          </w:tcPr>
+          <w:p>
+            <w:pPr>
+              <w:spacing w:before="0" w:after="20" w:line="240" w:lineRule="auto"/>
+              <w:jc w:val="left"/>
+            </w:pPr>
+            <w:r>
+              <w:rPr>
+                <w:rFonts w:ascii="Noto Sans CJK KR" w:hAnsi="Noto Sans CJK KR"/>
+                <w:b w:val="0"/>
+                <w:color w:val="52667A"/>
+                <w:sz w:val="15"/>
+              </w:rPr>
+              <w:t xml:space="preserve">   1.2 Canonical DB Source  ·  p.3</w:t>
+            </w:r>
+          </w:p>
+        </w:tc>
+        <w:tc>
+          <w:tcPr>
+            <w:tcW w:type="dxa" w:w="7909"/>
+            <w:vAlign w:val="top"/>
+            <w:tcMar>
+              <w:top w:w="60" w:type="dxa"/>
+              <w:start w:w="80" w:type="dxa"/>
+              <w:bottom w:w="60" w:type="dxa"/>
+              <w:end w:w="80" w:type="dxa"/>
+            </w:tcMar>
+          </w:tcPr>
+          <w:p>
+            <w:pPr>
+              <w:spacing w:before="0" w:after="20" w:line="240" w:lineRule="auto"/>
+              <w:jc w:val="left"/>
+            </w:pPr>
+            <w:r>
+              <w:rPr>
+                <w:rFonts w:ascii="Noto Sans CJK KR" w:hAnsi="Noto Sans CJK KR"/>
+                <w:b w:val="0"/>
+                <w:color w:val="52667A"/>
+                <w:sz w:val="15"/>
+              </w:rPr>
+              <w:t xml:space="preserve">   6.2 Migration  ·  p.7</w:t>
+            </w:r>
+          </w:p>
+        </w:tc>
+      </w:tr>
+      <w:tr>
+        <w:tc>
+          <w:tcPr>
+            <w:tcW w:type="dxa" w:w="7909"/>
+            <w:vAlign w:val="top"/>
+            <w:tcMar>
+              <w:top w:w="60" w:type="dxa"/>
+              <w:start w:w="80" w:type="dxa"/>
+              <w:bottom w:w="60" w:type="dxa"/>
+              <w:end w:w="80" w:type="dxa"/>
+            </w:tcMar>
+          </w:tcPr>
+          <w:p>
+            <w:pPr>
+              <w:spacing w:before="0" w:after="20" w:line="240" w:lineRule="auto"/>
+              <w:jc w:val="left"/>
+            </w:pPr>
+            <w:r>
+              <w:rPr>
+                <w:rFonts w:ascii="Noto Sans CJK KR" w:hAnsi="Noto Sans CJK KR"/>
+                <w:b w:val="0"/>
+                <w:color w:val="52667A"/>
+                <w:sz w:val="15"/>
+              </w:rPr>
+              <w:t xml:space="preserve">   1.3 Vendor 차이 원칙  ·  p.3</w:t>
+            </w:r>
+          </w:p>
+        </w:tc>
+        <w:tc>
+          <w:tcPr>
+            <w:tcW w:type="dxa" w:w="7909"/>
+            <w:vAlign w:val="top"/>
+            <w:tcMar>
+              <w:top w:w="60" w:type="dxa"/>
+              <w:start w:w="80" w:type="dxa"/>
+              <w:bottom w:w="60" w:type="dxa"/>
+              <w:end w:w="80" w:type="dxa"/>
+            </w:tcMar>
+          </w:tcPr>
+          <w:p>
+            <w:pPr>
+              <w:spacing w:before="0" w:after="20" w:line="240" w:lineRule="auto"/>
+              <w:jc w:val="left"/>
+            </w:pPr>
+            <w:r>
+              <w:rPr>
+                <w:rFonts w:ascii="Noto Sans CJK KR" w:hAnsi="Noto Sans CJK KR"/>
+                <w:b w:val="0"/>
+                <w:color w:val="52667A"/>
+                <w:sz w:val="15"/>
+              </w:rPr>
+              <w:t xml:space="preserve">   6.3 Seed  ·  p.7</w:t>
+            </w:r>
+          </w:p>
+        </w:tc>
+      </w:tr>
+      <w:tr>
+        <w:tc>
+          <w:tcPr>
+            <w:tcW w:type="dxa" w:w="7909"/>
+            <w:vAlign w:val="top"/>
+            <w:tcMar>
+              <w:top w:w="60" w:type="dxa"/>
+              <w:start w:w="80" w:type="dxa"/>
+              <w:bottom w:w="60" w:type="dxa"/>
+              <w:end w:w="80" w:type="dxa"/>
+            </w:tcMar>
+          </w:tcPr>
+          <w:p>
+            <w:pPr>
+              <w:spacing w:before="0" w:after="20" w:line="240" w:lineRule="auto"/>
+              <w:jc w:val="left"/>
+            </w:pPr>
+            <w:r>
+              <w:rPr>
+                <w:rFonts w:ascii="Noto Sans CJK KR" w:hAnsi="Noto Sans CJK KR"/>
+                <w:b/>
+                <w:color w:val="17324D"/>
+                <w:sz w:val="16"/>
+              </w:rPr>
+              <w:t>2. Naming·Schema·Table·Column  ·  p.3</w:t>
+            </w:r>
+          </w:p>
+        </w:tc>
+        <w:tc>
+          <w:tcPr>
+            <w:tcW w:type="dxa" w:w="7909"/>
+            <w:vAlign w:val="top"/>
+            <w:tcMar>
+              <w:top w:w="60" w:type="dxa"/>
+              <w:start w:w="80" w:type="dxa"/>
+              <w:bottom w:w="60" w:type="dxa"/>
+              <w:end w:w="80" w:type="dxa"/>
+            </w:tcMar>
+          </w:tcPr>
+          <w:p>
+            <w:pPr>
+              <w:spacing w:before="0" w:after="20" w:line="240" w:lineRule="auto"/>
+              <w:jc w:val="left"/>
+            </w:pPr>
+            <w:r>
+              <w:rPr>
+                <w:rFonts w:ascii="Noto Sans CJK KR" w:hAnsi="Noto Sans CJK KR"/>
+                <w:b/>
+                <w:color w:val="17324D"/>
+                <w:sz w:val="16"/>
+              </w:rPr>
+              <w:t>7. Upgrade·Rollback·Recovery  ·  p.8</w:t>
+            </w:r>
+          </w:p>
+        </w:tc>
+      </w:tr>
+      <w:tr>
+        <w:tc>
+          <w:tcPr>
+            <w:tcW w:type="dxa" w:w="7909"/>
+            <w:vAlign w:val="top"/>
+            <w:tcMar>
+              <w:top w:w="60" w:type="dxa"/>
+              <w:start w:w="80" w:type="dxa"/>
+              <w:bottom w:w="60" w:type="dxa"/>
+              <w:end w:w="80" w:type="dxa"/>
+            </w:tcMar>
+          </w:tcPr>
+          <w:p>
+            <w:pPr>
+              <w:spacing w:before="0" w:after="20" w:line="240" w:lineRule="auto"/>
+              <w:jc w:val="left"/>
+            </w:pPr>
+            <w:r>
+              <w:rPr>
+                <w:rFonts w:ascii="Noto Sans CJK KR" w:hAnsi="Noto Sans CJK KR"/>
+                <w:b w:val="0"/>
+                <w:color w:val="52667A"/>
+                <w:sz w:val="15"/>
+              </w:rPr>
+              <w:t xml:space="preserve">   2.1 Naming  ·  p.3</w:t>
+            </w:r>
+          </w:p>
+        </w:tc>
+        <w:tc>
+          <w:tcPr>
+            <w:tcW w:type="dxa" w:w="7909"/>
+            <w:vAlign w:val="top"/>
+            <w:tcMar>
+              <w:top w:w="60" w:type="dxa"/>
+              <w:start w:w="80" w:type="dxa"/>
+              <w:bottom w:w="60" w:type="dxa"/>
+              <w:end w:w="80" w:type="dxa"/>
+            </w:tcMar>
+          </w:tcPr>
+          <w:p>
+            <w:pPr>
+              <w:spacing w:before="0" w:after="20" w:line="240" w:lineRule="auto"/>
+              <w:jc w:val="left"/>
+            </w:pPr>
+            <w:r>
+              <w:rPr>
+                <w:rFonts w:ascii="Noto Sans CJK KR" w:hAnsi="Noto Sans CJK KR"/>
+                <w:b w:val="0"/>
+                <w:color w:val="52667A"/>
+                <w:sz w:val="15"/>
+              </w:rPr>
+              <w:t xml:space="preserve">   7.1 Upgrade  ·  p.8</w:t>
+            </w:r>
+          </w:p>
+        </w:tc>
+      </w:tr>
+      <w:tr>
+        <w:tc>
+          <w:tcPr>
+            <w:tcW w:type="dxa" w:w="7909"/>
+            <w:vAlign w:val="top"/>
+            <w:tcMar>
+              <w:top w:w="60" w:type="dxa"/>
+              <w:start w:w="80" w:type="dxa"/>
+              <w:bottom w:w="60" w:type="dxa"/>
+              <w:end w:w="80" w:type="dxa"/>
+            </w:tcMar>
+          </w:tcPr>
+          <w:p>
+            <w:pPr>
+              <w:spacing w:before="0" w:after="20" w:line="240" w:lineRule="auto"/>
+              <w:jc w:val="left"/>
+            </w:pPr>
+            <w:r>
+              <w:rPr>
+                <w:rFonts w:ascii="Noto Sans CJK KR" w:hAnsi="Noto Sans CJK KR"/>
+                <w:b w:val="0"/>
+                <w:color w:val="52667A"/>
+                <w:sz w:val="15"/>
+              </w:rPr>
+              <w:t xml:space="preserve">   2.2 Schema  ·  p.4</w:t>
+            </w:r>
+          </w:p>
+        </w:tc>
+        <w:tc>
+          <w:tcPr>
+            <w:tcW w:type="dxa" w:w="7909"/>
+            <w:vAlign w:val="top"/>
+            <w:tcMar>
+              <w:top w:w="60" w:type="dxa"/>
+              <w:start w:w="80" w:type="dxa"/>
+              <w:bottom w:w="60" w:type="dxa"/>
+              <w:end w:w="80" w:type="dxa"/>
+            </w:tcMar>
+          </w:tcPr>
+          <w:p>
+            <w:pPr>
+              <w:spacing w:before="0" w:after="20" w:line="240" w:lineRule="auto"/>
+              <w:jc w:val="left"/>
+            </w:pPr>
+            <w:r>
+              <w:rPr>
+                <w:rFonts w:ascii="Noto Sans CJK KR" w:hAnsi="Noto Sans CJK KR"/>
+                <w:b w:val="0"/>
+                <w:color w:val="52667A"/>
+                <w:sz w:val="15"/>
+              </w:rPr>
+              <w:t xml:space="preserve">   7.2 Rollback/Recovery  ·  p.8</w:t>
+            </w:r>
+          </w:p>
+        </w:tc>
+      </w:tr>
+      <w:tr>
+        <w:tc>
+          <w:tcPr>
+            <w:tcW w:type="dxa" w:w="7909"/>
+            <w:vAlign w:val="top"/>
+            <w:tcMar>
+              <w:top w:w="60" w:type="dxa"/>
+              <w:start w:w="80" w:type="dxa"/>
+              <w:bottom w:w="60" w:type="dxa"/>
+              <w:end w:w="80" w:type="dxa"/>
+            </w:tcMar>
+          </w:tcPr>
+          <w:p>
+            <w:pPr>
+              <w:spacing w:before="0" w:after="20" w:line="240" w:lineRule="auto"/>
+              <w:jc w:val="left"/>
+            </w:pPr>
+            <w:r>
+              <w:rPr>
+                <w:rFonts w:ascii="Noto Sans CJK KR" w:hAnsi="Noto Sans CJK KR"/>
+                <w:b w:val="0"/>
+                <w:color w:val="52667A"/>
+                <w:sz w:val="15"/>
+              </w:rPr>
+              <w:t xml:space="preserve">   2.3 Table/Column  ·  p.4</w:t>
+            </w:r>
+          </w:p>
+        </w:tc>
+        <w:tc>
+          <w:tcPr>
+            <w:tcW w:type="dxa" w:w="7909"/>
+            <w:vAlign w:val="top"/>
+            <w:tcMar>
+              <w:top w:w="60" w:type="dxa"/>
+              <w:start w:w="80" w:type="dxa"/>
+              <w:bottom w:w="60" w:type="dxa"/>
+              <w:end w:w="80" w:type="dxa"/>
+            </w:tcMar>
+          </w:tcPr>
+          <w:p>
+            <w:pPr>
+              <w:spacing w:before="0" w:after="20" w:line="240" w:lineRule="auto"/>
+              <w:jc w:val="left"/>
+            </w:pPr>
+            <w:r>
+              <w:rPr>
+                <w:rFonts w:ascii="Noto Sans CJK KR" w:hAnsi="Noto Sans CJK KR"/>
+                <w:b/>
+                <w:color w:val="17324D"/>
+                <w:sz w:val="16"/>
+              </w:rPr>
+              <w:t>8. Runtime Query·Performance  ·  p.9</w:t>
+            </w:r>
+          </w:p>
+        </w:tc>
+      </w:tr>
+      <w:tr>
+        <w:tc>
+          <w:tcPr>
+            <w:tcW w:type="dxa" w:w="7909"/>
+            <w:vAlign w:val="top"/>
+            <w:tcMar>
+              <w:top w:w="60" w:type="dxa"/>
+              <w:start w:w="80" w:type="dxa"/>
+              <w:bottom w:w="60" w:type="dxa"/>
+              <w:end w:w="80" w:type="dxa"/>
+            </w:tcMar>
+          </w:tcPr>
+          <w:p>
+            <w:pPr>
+              <w:spacing w:before="0" w:after="20" w:line="240" w:lineRule="auto"/>
+              <w:jc w:val="left"/>
+            </w:pPr>
+            <w:r>
+              <w:rPr>
+                <w:rFonts w:ascii="Noto Sans CJK KR" w:hAnsi="Noto Sans CJK KR"/>
+                <w:b/>
+                <w:color w:val="17324D"/>
+                <w:sz w:val="16"/>
+              </w:rPr>
+              <w:t>3. Datatype·Key·Constraint  ·  p.4</w:t>
+            </w:r>
+          </w:p>
+        </w:tc>
+        <w:tc>
+          <w:tcPr>
+            <w:tcW w:type="dxa" w:w="7909"/>
+            <w:vAlign w:val="top"/>
+            <w:tcMar>
+              <w:top w:w="60" w:type="dxa"/>
+              <w:start w:w="80" w:type="dxa"/>
+              <w:bottom w:w="60" w:type="dxa"/>
+              <w:end w:w="80" w:type="dxa"/>
+            </w:tcMar>
+          </w:tcPr>
+          <w:p>
+            <w:pPr>
+              <w:spacing w:before="0" w:after="20" w:line="240" w:lineRule="auto"/>
+              <w:jc w:val="left"/>
+            </w:pPr>
+            <w:r>
+              <w:rPr>
+                <w:rFonts w:ascii="Noto Sans CJK KR" w:hAnsi="Noto Sans CJK KR"/>
+                <w:b w:val="0"/>
+                <w:color w:val="52667A"/>
+                <w:sz w:val="15"/>
+              </w:rPr>
+              <w:t xml:space="preserve">   8.1 Runtime Query  ·  p.9</w:t>
+            </w:r>
+          </w:p>
+        </w:tc>
+      </w:tr>
+      <w:tr>
+        <w:tc>
+          <w:tcPr>
+            <w:tcW w:type="dxa" w:w="7909"/>
+            <w:vAlign w:val="top"/>
+            <w:tcMar>
+              <w:top w:w="60" w:type="dxa"/>
+              <w:start w:w="80" w:type="dxa"/>
+              <w:bottom w:w="60" w:type="dxa"/>
+              <w:end w:w="80" w:type="dxa"/>
+            </w:tcMar>
+          </w:tcPr>
+          <w:p>
+            <w:pPr>
+              <w:spacing w:before="0" w:after="20" w:line="240" w:lineRule="auto"/>
+              <w:jc w:val="left"/>
+            </w:pPr>
+            <w:r>
+              <w:rPr>
+                <w:rFonts w:ascii="Noto Sans CJK KR" w:hAnsi="Noto Sans CJK KR"/>
+                <w:b w:val="0"/>
+                <w:color w:val="52667A"/>
+                <w:sz w:val="15"/>
+              </w:rPr>
+              <w:t xml:space="preserve">   3.1 Datatype  ·  p.4</w:t>
+            </w:r>
+          </w:p>
+        </w:tc>
+        <w:tc>
+          <w:tcPr>
+            <w:tcW w:type="dxa" w:w="7909"/>
+            <w:vAlign w:val="top"/>
+            <w:tcMar>
+              <w:top w:w="60" w:type="dxa"/>
+              <w:start w:w="80" w:type="dxa"/>
+              <w:bottom w:w="60" w:type="dxa"/>
+              <w:end w:w="80" w:type="dxa"/>
+            </w:tcMar>
+          </w:tcPr>
+          <w:p>
+            <w:pPr>
+              <w:spacing w:before="0" w:after="20" w:line="240" w:lineRule="auto"/>
+              <w:jc w:val="left"/>
+            </w:pPr>
+            <w:r>
+              <w:rPr>
+                <w:rFonts w:ascii="Noto Sans CJK KR" w:hAnsi="Noto Sans CJK KR"/>
+                <w:b w:val="0"/>
+                <w:color w:val="52667A"/>
+                <w:sz w:val="15"/>
+              </w:rPr>
+              <w:t xml:space="preserve">   8.2 Performance  ·  p.9</w:t>
+            </w:r>
+          </w:p>
+        </w:tc>
+      </w:tr>
+      <w:tr>
+        <w:tc>
+          <w:tcPr>
+            <w:tcW w:type="dxa" w:w="7909"/>
+            <w:vAlign w:val="top"/>
+            <w:tcMar>
+              <w:top w:w="60" w:type="dxa"/>
+              <w:start w:w="80" w:type="dxa"/>
+              <w:bottom w:w="60" w:type="dxa"/>
+              <w:end w:w="80" w:type="dxa"/>
+            </w:tcMar>
+          </w:tcPr>
+          <w:p>
+            <w:pPr>
+              <w:spacing w:before="0" w:after="20" w:line="240" w:lineRule="auto"/>
+              <w:jc w:val="left"/>
+            </w:pPr>
+            <w:r>
+              <w:rPr>
+                <w:rFonts w:ascii="Noto Sans CJK KR" w:hAnsi="Noto Sans CJK KR"/>
+                <w:b w:val="0"/>
+                <w:color w:val="52667A"/>
+                <w:sz w:val="15"/>
+              </w:rPr>
+              <w:t xml:space="preserve">   3.2 PK/FK  ·  p.4</w:t>
+            </w:r>
+          </w:p>
+        </w:tc>
+        <w:tc>
+          <w:tcPr>
+            <w:tcW w:type="dxa" w:w="7909"/>
+            <w:vAlign w:val="top"/>
+            <w:tcMar>
+              <w:top w:w="60" w:type="dxa"/>
+              <w:start w:w="80" w:type="dxa"/>
+              <w:bottom w:w="60" w:type="dxa"/>
+              <w:end w:w="80" w:type="dxa"/>
+            </w:tcMar>
+          </w:tcPr>
+          <w:p>
+            <w:pPr>
+              <w:spacing w:before="0" w:after="20" w:line="240" w:lineRule="auto"/>
+              <w:jc w:val="left"/>
+            </w:pPr>
+            <w:r>
+              <w:rPr>
+                <w:rFonts w:ascii="Noto Sans CJK KR" w:hAnsi="Noto Sans CJK KR"/>
+                <w:b w:val="0"/>
+                <w:color w:val="52667A"/>
+                <w:sz w:val="15"/>
+              </w:rPr>
+              <w:t xml:space="preserve">   8.3 Lock/Query 영향  ·  p.9</w:t>
+            </w:r>
+          </w:p>
+        </w:tc>
+      </w:tr>
+      <w:tr>
+        <w:tc>
+          <w:tcPr>
+            <w:tcW w:type="dxa" w:w="7909"/>
+            <w:vAlign w:val="top"/>
+            <w:tcMar>
+              <w:top w:w="60" w:type="dxa"/>
+              <w:start w:w="80" w:type="dxa"/>
+              <w:bottom w:w="60" w:type="dxa"/>
+              <w:end w:w="80" w:type="dxa"/>
+            </w:tcMar>
+          </w:tcPr>
+          <w:p>
+            <w:pPr>
+              <w:spacing w:before="0" w:after="20" w:line="240" w:lineRule="auto"/>
+              <w:jc w:val="left"/>
+            </w:pPr>
+            <w:r>
+              <w:rPr>
+                <w:rFonts w:ascii="Noto Sans CJK KR" w:hAnsi="Noto Sans CJK KR"/>
+                <w:b w:val="0"/>
+                <w:color w:val="52667A"/>
+                <w:sz w:val="15"/>
+              </w:rPr>
+              <w:t xml:space="preserve">   3.3 Unique/Check  ·  p.4</w:t>
+            </w:r>
+          </w:p>
+        </w:tc>
+        <w:tc>
+          <w:tcPr>
+            <w:tcW w:type="dxa" w:w="7909"/>
+            <w:vAlign w:val="top"/>
+            <w:tcMar>
+              <w:top w:w="60" w:type="dxa"/>
+              <w:start w:w="80" w:type="dxa"/>
+              <w:bottom w:w="60" w:type="dxa"/>
+              <w:end w:w="80" w:type="dxa"/>
+            </w:tcMar>
+          </w:tcPr>
+          <w:p>
+            <w:pPr>
+              <w:spacing w:before="0" w:after="20" w:line="240" w:lineRule="auto"/>
+              <w:jc w:val="left"/>
+            </w:pPr>
+            <w:r>
+              <w:rPr>
+                <w:rFonts w:ascii="Noto Sans CJK KR" w:hAnsi="Noto Sans CJK KR"/>
+                <w:b/>
+                <w:color w:val="17324D"/>
+                <w:sz w:val="16"/>
+              </w:rPr>
+              <w:t>9. Schema Mismatch·Generator Binding  ·  p.10</w:t>
+            </w:r>
+          </w:p>
+        </w:tc>
+      </w:tr>
+      <w:tr>
+        <w:tc>
+          <w:tcPr>
+            <w:tcW w:type="dxa" w:w="7909"/>
+            <w:vAlign w:val="top"/>
+            <w:tcMar>
+              <w:top w:w="60" w:type="dxa"/>
+              <w:start w:w="80" w:type="dxa"/>
+              <w:bottom w:w="60" w:type="dxa"/>
+              <w:end w:w="80" w:type="dxa"/>
+            </w:tcMar>
+          </w:tcPr>
+          <w:p>
+            <w:pPr>
+              <w:spacing w:before="0" w:after="20" w:line="240" w:lineRule="auto"/>
+              <w:jc w:val="left"/>
+            </w:pPr>
+            <w:r>
+              <w:rPr>
+                <w:rFonts w:ascii="Noto Sans CJK KR" w:hAnsi="Noto Sans CJK KR"/>
+                <w:b/>
+                <w:color w:val="17324D"/>
+                <w:sz w:val="16"/>
+              </w:rPr>
+              <w:t>4. Index·Identity  ·  p.5</w:t>
+            </w:r>
+          </w:p>
+        </w:tc>
+        <w:tc>
+          <w:tcPr>
+            <w:tcW w:type="dxa" w:w="7909"/>
+            <w:vAlign w:val="top"/>
+            <w:tcMar>
+              <w:top w:w="60" w:type="dxa"/>
+              <w:start w:w="80" w:type="dxa"/>
+              <w:bottom w:w="60" w:type="dxa"/>
+              <w:end w:w="80" w:type="dxa"/>
+            </w:tcMar>
+          </w:tcPr>
+          <w:p>
+            <w:pPr>
+              <w:spacing w:before="0" w:after="20" w:line="240" w:lineRule="auto"/>
+              <w:jc w:val="left"/>
+            </w:pPr>
+            <w:r>
+              <w:rPr>
+                <w:rFonts w:ascii="Noto Sans CJK KR" w:hAnsi="Noto Sans CJK KR"/>
+                <w:b w:val="0"/>
+                <w:color w:val="52667A"/>
+                <w:sz w:val="15"/>
+              </w:rPr>
+              <w:t xml:space="preserve">   9.1 Schema Mismatch  ·  p.10</w:t>
+            </w:r>
+          </w:p>
+        </w:tc>
+      </w:tr>
+      <w:tr>
+        <w:tc>
+          <w:tcPr>
+            <w:tcW w:type="dxa" w:w="7909"/>
+            <w:vAlign w:val="top"/>
+            <w:tcMar>
+              <w:top w:w="60" w:type="dxa"/>
+              <w:start w:w="80" w:type="dxa"/>
+              <w:bottom w:w="60" w:type="dxa"/>
+              <w:end w:w="80" w:type="dxa"/>
+            </w:tcMar>
+          </w:tcPr>
+          <w:p>
+            <w:pPr>
+              <w:spacing w:before="0" w:after="20" w:line="240" w:lineRule="auto"/>
+              <w:jc w:val="left"/>
+            </w:pPr>
+            <w:r>
+              <w:rPr>
+                <w:rFonts w:ascii="Noto Sans CJK KR" w:hAnsi="Noto Sans CJK KR"/>
+                <w:b w:val="0"/>
+                <w:color w:val="52667A"/>
+                <w:sz w:val="15"/>
+              </w:rPr>
+              <w:t xml:space="preserve">   4.1 Index  ·  p.5</w:t>
+            </w:r>
+          </w:p>
+        </w:tc>
+        <w:tc>
+          <w:tcPr>
+            <w:tcW w:type="dxa" w:w="7909"/>
+            <w:vAlign w:val="top"/>
+            <w:tcMar>
+              <w:top w:w="60" w:type="dxa"/>
+              <w:start w:w="80" w:type="dxa"/>
+              <w:bottom w:w="60" w:type="dxa"/>
+              <w:end w:w="80" w:type="dxa"/>
+            </w:tcMar>
+          </w:tcPr>
+          <w:p>
+            <w:pPr>
+              <w:spacing w:before="0" w:after="20" w:line="240" w:lineRule="auto"/>
+              <w:jc w:val="left"/>
+            </w:pPr>
+            <w:r>
+              <w:rPr>
+                <w:rFonts w:ascii="Noto Sans CJK KR" w:hAnsi="Noto Sans CJK KR"/>
+                <w:b w:val="0"/>
+                <w:color w:val="52667A"/>
+                <w:sz w:val="15"/>
+              </w:rPr>
+              <w:t xml:space="preserve">   9.2 Generator/DB Binding  ·  p.10</w:t>
+            </w:r>
+          </w:p>
+        </w:tc>
+      </w:tr>
+      <w:tr>
+        <w:tc>
+          <w:tcPr>
+            <w:tcW w:type="dxa" w:w="7909"/>
+            <w:vAlign w:val="top"/>
+            <w:tcMar>
+              <w:top w:w="60" w:type="dxa"/>
+              <w:start w:w="80" w:type="dxa"/>
+              <w:bottom w:w="60" w:type="dxa"/>
+              <w:end w:w="80" w:type="dxa"/>
+            </w:tcMar>
+          </w:tcPr>
+          <w:p>
+            <w:pPr>
+              <w:spacing w:before="0" w:after="20" w:line="240" w:lineRule="auto"/>
+              <w:jc w:val="left"/>
+            </w:pPr>
+            <w:r>
+              <w:rPr>
+                <w:rFonts w:ascii="Noto Sans CJK KR" w:hAnsi="Noto Sans CJK KR"/>
+                <w:b w:val="0"/>
+                <w:color w:val="52667A"/>
+                <w:sz w:val="15"/>
+              </w:rPr>
+              <w:t xml:space="preserve">   4.2 Sequence/Identity  ·  p.6</w:t>
+            </w:r>
+          </w:p>
+        </w:tc>
+        <w:tc>
+          <w:tcPr>
+            <w:tcW w:type="dxa" w:w="7909"/>
+            <w:vAlign w:val="top"/>
+            <w:tcMar>
+              <w:top w:w="60" w:type="dxa"/>
+              <w:start w:w="80" w:type="dxa"/>
+              <w:bottom w:w="60" w:type="dxa"/>
+              <w:end w:w="80" w:type="dxa"/>
+            </w:tcMar>
+          </w:tcPr>
+          <w:p>
+            <w:pPr>
+              <w:spacing w:before="0" w:after="20" w:line="240" w:lineRule="auto"/>
+              <w:jc w:val="left"/>
+            </w:pPr>
+            <w:r>
+              <w:rPr>
+                <w:rFonts w:ascii="Noto Sans CJK KR" w:hAnsi="Noto Sans CJK KR"/>
+                <w:b w:val="0"/>
+                <w:color w:val="52667A"/>
+                <w:sz w:val="15"/>
+              </w:rPr>
+              <w:t xml:space="preserve">   9.3 Vendor Difference  ·  p.10</w:t>
+            </w:r>
+          </w:p>
+        </w:tc>
+      </w:tr>
+      <w:tr>
+        <w:tc>
+          <w:tcPr>
+            <w:tcW w:type="dxa" w:w="7909"/>
+            <w:vAlign w:val="top"/>
+            <w:tcMar>
+              <w:top w:w="60" w:type="dxa"/>
+              <w:start w:w="80" w:type="dxa"/>
+              <w:bottom w:w="60" w:type="dxa"/>
+              <w:end w:w="80" w:type="dxa"/>
+            </w:tcMar>
+          </w:tcPr>
+          <w:p>
+            <w:pPr>
+              <w:spacing w:before="0" w:after="20" w:line="240" w:lineRule="auto"/>
+              <w:jc w:val="left"/>
+            </w:pPr>
+            <w:r>
+              <w:rPr>
+                <w:rFonts w:ascii="Noto Sans CJK KR" w:hAnsi="Noto Sans CJK KR"/>
+                <w:b/>
+                <w:color w:val="17324D"/>
+                <w:sz w:val="16"/>
+              </w:rPr>
+              <w:t>5. Audit·Lock·Batch Claim  ·  p.6</w:t>
+            </w:r>
+          </w:p>
+        </w:tc>
+        <w:tc>
+          <w:tcPr>
+            <w:tcW w:type="dxa" w:w="7909"/>
+            <w:vAlign w:val="top"/>
+            <w:tcMar>
+              <w:top w:w="60" w:type="dxa"/>
+              <w:start w:w="80" w:type="dxa"/>
+              <w:bottom w:w="60" w:type="dxa"/>
+              <w:end w:w="80" w:type="dxa"/>
+            </w:tcMar>
+          </w:tcPr>
+          <w:p>
+            <w:pPr>
+              <w:spacing w:before="0" w:after="20" w:line="240" w:lineRule="auto"/>
+              <w:jc w:val="left"/>
+            </w:pPr>
+            <w:r>
+              <w:rPr>
+                <w:rFonts w:ascii="Noto Sans CJK KR" w:hAnsi="Noto Sans CJK KR"/>
+                <w:b/>
+                <w:color w:val="17324D"/>
+                <w:sz w:val="16"/>
+              </w:rPr>
+              <w:t>10. Validation·Evidence  ·  p.11</w:t>
+            </w:r>
+          </w:p>
+        </w:tc>
+      </w:tr>
+      <w:tr>
+        <w:tc>
+          <w:tcPr>
+            <w:tcW w:type="dxa" w:w="7909"/>
+            <w:vAlign w:val="top"/>
+            <w:tcMar>
+              <w:top w:w="60" w:type="dxa"/>
+              <w:start w:w="80" w:type="dxa"/>
+              <w:bottom w:w="60" w:type="dxa"/>
+              <w:end w:w="80" w:type="dxa"/>
+            </w:tcMar>
+          </w:tcPr>
+          <w:p>
+            <w:pPr>
+              <w:spacing w:before="0" w:after="20" w:line="240" w:lineRule="auto"/>
+              <w:jc w:val="left"/>
+            </w:pPr>
+            <w:r>
+              <w:rPr>
+                <w:rFonts w:ascii="Noto Sans CJK KR" w:hAnsi="Noto Sans CJK KR"/>
+                <w:b w:val="0"/>
+                <w:color w:val="52667A"/>
+                <w:sz w:val="15"/>
+              </w:rPr>
+              <w:t xml:space="preserve">   5.1 Audit/History  ·  p.6</w:t>
+            </w:r>
+          </w:p>
+        </w:tc>
+        <w:tc>
+          <w:tcPr>
+            <w:tcW w:type="dxa" w:w="7909"/>
+            <w:vAlign w:val="top"/>
+            <w:tcMar>
+              <w:top w:w="60" w:type="dxa"/>
+              <w:start w:w="80" w:type="dxa"/>
+              <w:bottom w:w="60" w:type="dxa"/>
+              <w:end w:w="80" w:type="dxa"/>
+            </w:tcMar>
+          </w:tcPr>
+          <w:p>
+            <w:pPr>
+              <w:spacing w:before="0" w:after="20" w:line="240" w:lineRule="auto"/>
+              <w:jc w:val="left"/>
+            </w:pPr>
+            <w:r>
+              <w:rPr>
+                <w:rFonts w:ascii="Noto Sans CJK KR" w:hAnsi="Noto Sans CJK KR"/>
+                <w:b w:val="0"/>
+                <w:color w:val="52667A"/>
+                <w:sz w:val="15"/>
+              </w:rPr>
+              <w:t xml:space="preserve">   10.1 검증 항목  ·  p.11</w:t>
+            </w:r>
+          </w:p>
+        </w:tc>
+      </w:tr>
+      <w:tr>
+        <w:tc>
+          <w:tcPr>
+            <w:tcW w:type="dxa" w:w="7909"/>
+            <w:vAlign w:val="top"/>
+            <w:tcMar>
+              <w:top w:w="60" w:type="dxa"/>
+              <w:start w:w="80" w:type="dxa"/>
+              <w:bottom w:w="60" w:type="dxa"/>
+              <w:end w:w="80" w:type="dxa"/>
+            </w:tcMar>
+          </w:tcPr>
+          <w:p>
+            <w:pPr>
+              <w:spacing w:before="0" w:after="20" w:line="240" w:lineRule="auto"/>
+              <w:jc w:val="left"/>
+            </w:pPr>
+            <w:r>
+              <w:rPr>
+                <w:rFonts w:ascii="Noto Sans CJK KR" w:hAnsi="Noto Sans CJK KR"/>
+                <w:b w:val="0"/>
+                <w:color w:val="52667A"/>
+                <w:sz w:val="15"/>
+              </w:rPr>
+              <w:t xml:space="preserve">   5.2 Lock/Concurrency  ·  p.6</w:t>
+            </w:r>
+          </w:p>
+        </w:tc>
+        <w:tc>
+          <w:tcPr>
+            <w:tcW w:type="dxa" w:w="7909"/>
+            <w:vAlign w:val="top"/>
+            <w:tcMar>
+              <w:top w:w="60" w:type="dxa"/>
+              <w:start w:w="80" w:type="dxa"/>
+              <w:bottom w:w="60" w:type="dxa"/>
+              <w:end w:w="80" w:type="dxa"/>
+            </w:tcMar>
+          </w:tcPr>
+          <w:p>
+            <w:pPr>
+              <w:spacing w:before="0" w:after="20" w:line="240" w:lineRule="auto"/>
+              <w:jc w:val="left"/>
+            </w:pPr>
+            <w:r>
+              <w:rPr>
+                <w:rFonts w:ascii="Noto Sans CJK KR" w:hAnsi="Noto Sans CJK KR"/>
+                <w:b w:val="0"/>
+                <w:color w:val="52667A"/>
+                <w:sz w:val="15"/>
+              </w:rPr>
+              <w:t xml:space="preserve">   10.2 Runtime Evidence  ·  p.11</w:t>
+            </w:r>
+          </w:p>
+        </w:tc>
+      </w:tr>
+      <w:tr>
+        <w:tc>
+          <w:tcPr>
+            <w:tcW w:type="dxa" w:w="7909"/>
+            <w:vAlign w:val="top"/>
+            <w:tcMar>
+              <w:top w:w="60" w:type="dxa"/>
+              <w:start w:w="80" w:type="dxa"/>
+              <w:bottom w:w="60" w:type="dxa"/>
+              <w:end w:w="80" w:type="dxa"/>
+            </w:tcMar>
+          </w:tcPr>
+          <w:p>
+            <w:pPr>
+              <w:spacing w:before="0" w:after="20" w:line="240" w:lineRule="auto"/>
+              <w:jc w:val="left"/>
+            </w:pPr>
+            <w:r>
+              <w:rPr>
+                <w:rFonts w:ascii="Noto Sans CJK KR" w:hAnsi="Noto Sans CJK KR"/>
+                <w:b w:val="0"/>
+                <w:color w:val="52667A"/>
+                <w:sz w:val="15"/>
+              </w:rPr>
+              <w:t xml:space="preserve">   5.3 Batch Claim  ·  p.6</w:t>
+            </w:r>
+          </w:p>
+        </w:tc>
+        <w:tc>
+          <w:tcPr>
+            <w:tcW w:type="dxa" w:w="7909"/>
+            <w:vAlign w:val="top"/>
+            <w:tcMar>
+              <w:top w:w="60" w:type="dxa"/>
+              <w:start w:w="80" w:type="dxa"/>
+              <w:bottom w:w="60" w:type="dxa"/>
+              <w:end w:w="80" w:type="dxa"/>
+            </w:tcMar>
+          </w:tcPr>
+          <w:p>
+            <w:pPr>
+              <w:spacing w:before="0" w:after="20" w:line="240" w:lineRule="auto"/>
+              <w:jc w:val="left"/>
+            </w:pPr>
+            <w:r>
+              <w:rPr>
+                <w:rFonts w:ascii="Noto Sans CJK KR" w:hAnsi="Noto Sans CJK KR"/>
+                <w:b w:val="0"/>
+                <w:color w:val="52667A"/>
+                <w:sz w:val="15"/>
+              </w:rPr>
+              <w:t xml:space="preserve">   10.3 Rollback/Recovery Evidence  ·  p.11</w:t>
+            </w:r>
+          </w:p>
+        </w:tc>
+      </w:tr>
+    </w:tbl>
     <w:p>
       <w:pPr>
         <w:pStyle w:val="Heading1"/>
@@ -1143,9 +1354,7 @@
         <w:spacing w:before="0" w:after="160"/>
         <w:rPr/>
       </w:pPr>
-      <w:r>
-        <w:br w:type="page"/>
-      </w:r>
+      <w:r/>
       <w:bookmarkStart w:id="0" w:name="__RefHeading___Toc11303_1069379125"/>
       <w:bookmarkEnd w:id="0"/>
       <w:r>
@@ -11577,10 +11786,49 @@
   <w:p>
     <w:pPr>
       <w:pStyle w:val="Footer"/>
+      <w:tabs>
+        <w:tab w:pos="9354" w:val="right"/>
+      </w:tabs>
       <w:rPr/>
     </w:pPr>
     <w:r>
-      <w:rPr/>
+      <w:rPr>
+        <w:rFonts w:ascii="Noto Sans CJK KR" w:hAnsi="Noto Sans CJK KR"/>
+        <w:color w:val="5F6368"/>
+        <w:sz w:val="16"/>
+      </w:rPr>
+      <w:t>Core Platform Framework</w:t>
+    </w:r>
+    <w:r>
+      <w:tab/>
+    </w:r>
+    <w:r>
+      <w:rPr>
+        <w:rFonts w:ascii="Noto Sans CJK KR" w:hAnsi="Noto Sans CJK KR"/>
+        <w:color w:val="5F6368"/>
+        <w:sz w:val="16"/>
+      </w:rPr>
+      <w:t xml:space="preserve">p. </w:t>
+    </w:r>
+    <w:r>
+      <w:fldChar w:fldCharType="begin"/>
+    </w:r>
+    <w:r>
+      <w:instrText xml:space="preserve"> PAGE </w:instrText>
+    </w:r>
+    <w:r>
+      <w:fldChar w:fldCharType="separate"/>
+    </w:r>
+    <w:r>
+      <w:rPr>
+        <w:rFonts w:ascii="Noto Sans CJK KR" w:hAnsi="Noto Sans CJK KR"/>
+        <w:color w:val="5F6368"/>
+        <w:sz w:val="16"/>
+      </w:rPr>
+      <w:t>1</w:t>
+    </w:r>
+    <w:r>
+      <w:fldChar w:fldCharType="end"/>
     </w:r>
   </w:p>
 </w:ftr>
@@ -11619,46 +11867,48 @@
   <w:p>
     <w:pPr>
       <w:pStyle w:val="Footer"/>
+      <w:tabs>
+        <w:tab w:pos="9354" w:val="right"/>
+      </w:tabs>
       <w:rPr/>
     </w:pPr>
     <w:r>
       <w:rPr>
-        <w:rFonts w:eastAsia="Noto Sans CJK KR"/>
+        <w:rFonts w:ascii="Noto Sans CJK KR" w:hAnsi="Noto Sans CJK KR"/>
         <w:color w:val="5F6368"/>
         <w:sz w:val="16"/>
       </w:rPr>
       <w:t>Core Platform Framework</w:t>
     </w:r>
     <w:r>
-      <w:rPr/>
-      <w:t xml:space="preserve">            </w:t>
+      <w:tab/>
     </w:r>
     <w:r>
       <w:rPr>
-        <w:rFonts w:eastAsia="Noto Sans CJK KR"/>
+        <w:rFonts w:ascii="Noto Sans CJK KR" w:hAnsi="Noto Sans CJK KR"/>
         <w:color w:val="5F6368"/>
         <w:sz w:val="16"/>
       </w:rPr>
       <w:t xml:space="preserve">p. </w:t>
     </w:r>
     <w:r>
-      <w:rPr/>
       <w:fldChar w:fldCharType="begin"/>
     </w:r>
     <w:r>
-      <w:rPr/>
       <w:instrText xml:space="preserve"> PAGE </w:instrText>
     </w:r>
     <w:r>
-      <w:rPr/>
       <w:fldChar w:fldCharType="separate"/>
     </w:r>
     <w:r>
-      <w:rPr/>
-      <w:t>12</w:t>
+      <w:rPr>
+        <w:rFonts w:ascii="Noto Sans CJK KR" w:hAnsi="Noto Sans CJK KR"/>
+        <w:color w:val="5F6368"/>
+        <w:sz w:val="16"/>
+      </w:rPr>
+      <w:t>1</w:t>
     </w:r>
     <w:r>
-      <w:rPr/>
       <w:fldChar w:fldCharType="end"/>
     </w:r>
   </w:p>
@@ -11803,7 +12053,7 @@
         <w:color w:val="5F6368"/>
         <w:sz w:val="16"/>
       </w:rPr>
-      <w:t xml:space="preserve">Harness v1.1.3 / </w:t>
+      <w:t xml:space="preserve">Harness v1.2.5 / </w:t>
     </w:r>
     <w:r>
       <w:rPr>
@@ -11819,7 +12069,7 @@
         <w:color w:val="5F6368"/>
         <w:sz w:val="16"/>
       </w:rPr>
-      <w:t>Rev. 1</w:t>
+      <w:t>Rev. 2</w:t>
     </w:r>
   </w:p>
 </w:hdr>
@@ -11856,7 +12106,7 @@
         <w:color w:val="5F6368"/>
         <w:sz w:val="16"/>
       </w:rPr>
-      <w:t xml:space="preserve">Harness v1.1.3 / </w:t>
+      <w:t xml:space="preserve">Harness v1.2.5 / </w:t>
     </w:r>
     <w:r>
       <w:rPr>

--- a/cpf-docs/deliverables/데이터베이스표준서.docx
+++ b/cpf-docs/deliverables/데이터베이스표준서.docx
@@ -2,73 +2,239 @@
 <file path=word/document.xml><?xml version="1.0" encoding="utf-8"?>
 <w:document xmlns:wpc="http://schemas.microsoft.com/office/word/2010/wordprocessingCanvas" xmlns:mo="http://schemas.microsoft.com/office/mac/office/2008/main" xmlns:mc="http://schemas.openxmlformats.org/markup-compatibility/2006" xmlns:mv="urn:schemas-microsoft-com:mac:vml" xmlns:o="urn:schemas-microsoft-com:office:office" xmlns:r="http://schemas.openxmlformats.org/officeDocument/2006/relationships" xmlns:m="http://schemas.openxmlformats.org/officeDocument/2006/math" xmlns:v="urn:schemas-microsoft-com:vml" xmlns:wp14="http://schemas.microsoft.com/office/word/2010/wordprocessingDrawing" xmlns:wp="http://schemas.openxmlformats.org/drawingml/2006/wordprocessingDrawing" xmlns:w10="urn:schemas-microsoft-com:office:word" xmlns:w="http://schemas.openxmlformats.org/wordprocessingml/2006/main" xmlns:w14="http://schemas.microsoft.com/office/word/2010/wordml" xmlns:wpg="http://schemas.microsoft.com/office/word/2010/wordprocessingGroup" xmlns:wpi="http://schemas.microsoft.com/office/word/2010/wordprocessingInk" xmlns:wne="http://schemas.microsoft.com/office/word/2006/wordml" xmlns:wps="http://schemas.microsoft.com/office/word/2010/wordprocessingShape" mc:Ignorable="w14 wp14">
   <w:body>
+    <w:p>
+      <w:pPr>
+        <w:spacing w:before="280"/>
+      </w:pPr>
+      <w:r>
+        <w:rPr>
+          <w:rFonts w:ascii="Noto Sans KR" w:hAnsi="Noto Sans KR"/>
+          <w:b/>
+          <w:color w:val="00B882"/>
+          <w:sz w:val="22"/>
+        </w:rPr>
+        <w:t>CORE PLATFORM FRAMEWORK</w:t>
+      </w:r>
+    </w:p>
+    <w:p>
+      <w:pPr>
+        <w:pStyle w:val="Title"/>
+      </w:pPr>
+      <w:r>
+        <w:t>데이터베이스표준서</w:t>
+      </w:r>
+    </w:p>
+    <w:p>
+      <w:pPr>
+        <w:pStyle w:val="Subtitle"/>
+      </w:pPr>
+      <w:r>
+        <w:t>Oracle·PostgreSQL·MariaDB의 Schema·Migration·Recovery 표준</w:t>
+      </w:r>
+    </w:p>
+    <w:p>
+      <w:pPr>
+        <w:spacing w:before="240" w:after="160"/>
+      </w:pPr>
+    </w:p>
     <w:tbl>
       <w:tblPr>
         <w:tblW w:type="auto" w:w="0"/>
         <w:jc w:val="left"/>
+        <w:tblLayout w:type="fixed"/>
         <w:tblLook w:firstColumn="1" w:firstRow="1" w:lastColumn="0" w:lastRow="0" w:noHBand="0" w:noVBand="1" w:val="04A0"/>
       </w:tblPr>
       <w:tblGrid>
-        <w:gridCol w:w="10880"/>
+        <w:gridCol w:w="7625"/>
+        <w:gridCol w:w="7625"/>
       </w:tblGrid>
       <w:tr>
+        <w:trPr>
+          <w:tblHeader w:val="true"/>
+        </w:trPr>
         <w:tc>
           <w:tcPr>
-            <w:tcW w:type="dxa" w:w="10880"/>
-            <w:shd w:fill="0B2137"/>
+            <w:tcW w:type="dxa" w:w="7625"/>
             <w:tcMar>
-              <w:top w:w="220" w:type="dxa"/>
-              <w:start w:w="260" w:type="dxa"/>
-              <w:bottom w:w="220" w:type="dxa"/>
-              <w:end w:w="260" w:type="dxa"/>
+              <w:top w:w="100" w:type="dxa"/>
+              <w:start w:w="150" w:type="dxa"/>
+              <w:bottom w:w="100" w:type="dxa"/>
+              <w:end w:w="150" w:type="dxa"/>
+            </w:tcMar>
+            <w:shd w:fill="17324D"/>
+          </w:tcPr>
+          <w:p>
+            <w:r>
+              <w:rPr>
+                <w:b/>
+                <w:color w:val="FFFFFF"/>
+                <w:sz w:val="18"/>
+              </w:rPr>
+              <w:t>누가 보는가</w:t>
+            </w:r>
+          </w:p>
+        </w:tc>
+        <w:tc>
+          <w:tcPr>
+            <w:tcW w:type="dxa" w:w="7625"/>
+            <w:tcMar>
+              <w:top w:w="100" w:type="dxa"/>
+              <w:start w:w="150" w:type="dxa"/>
+              <w:bottom w:w="100" w:type="dxa"/>
+              <w:end w:w="150" w:type="dxa"/>
             </w:tcMar>
           </w:tcPr>
           <w:p>
             <w:r>
               <w:rPr>
-                <w:rFonts w:ascii="Noto Sans CJK KR" w:hAnsi="Noto Sans CJK KR"/>
-                <w:b/>
-                <w:color w:val="FFFFFF"/>
-                <w:sz w:val="28"/>
+                <w:sz w:val="18"/>
               </w:rPr>
-              <w:t>CPF  |  Core Platform Framework</w:t>
-            </w:r>
-          </w:p>
-          <w:p>
-            <w:pPr>
-              <w:spacing w:before="80" w:after="0"/>
-            </w:pPr>
-            <w:r>
-              <w:rPr>
-                <w:rFonts w:ascii="Noto Sans CJK KR" w:hAnsi="Noto Sans CJK KR"/>
-                <w:color w:val="CFE2F5"/>
-                <w:sz w:val="19"/>
-              </w:rPr>
-              <w:t>Business Platform Documentation</w:t>
+              <w:t>DBA·Backend 개발자·운영자</w:t>
             </w:r>
           </w:p>
         </w:tc>
-        <w:trPr>
-          <w:tblHeader/>
-        </w:trPr>
+      </w:tr>
+      <w:tr>
+        <w:tc>
+          <w:tcPr>
+            <w:tcW w:type="dxa" w:w="7625"/>
+            <w:tcMar>
+              <w:top w:w="100" w:type="dxa"/>
+              <w:start w:w="150" w:type="dxa"/>
+              <w:bottom w:w="100" w:type="dxa"/>
+              <w:end w:w="150" w:type="dxa"/>
+            </w:tcMar>
+            <w:shd w:fill="17324D"/>
+          </w:tcPr>
+          <w:p>
+            <w:r>
+              <w:rPr>
+                <w:b/>
+                <w:color w:val="FFFFFF"/>
+                <w:sz w:val="18"/>
+              </w:rPr>
+              <w:t>이 문서로 끝낼 일</w:t>
+            </w:r>
+          </w:p>
+        </w:tc>
+        <w:tc>
+          <w:tcPr>
+            <w:tcW w:type="dxa" w:w="7625"/>
+            <w:tcMar>
+              <w:top w:w="100" w:type="dxa"/>
+              <w:start w:w="150" w:type="dxa"/>
+              <w:bottom w:w="100" w:type="dxa"/>
+              <w:end w:w="150" w:type="dxa"/>
+            </w:tcMar>
+          </w:tcPr>
+          <w:p>
+            <w:r>
+              <w:rPr>
+                <w:sz w:val="18"/>
+              </w:rPr>
+              <w:t>DB 변경을 Canonical Source부터 Runtime/Recovery까지 안전하게 끝낸다</w:t>
+            </w:r>
+          </w:p>
+        </w:tc>
+      </w:tr>
+      <w:tr>
+        <w:tc>
+          <w:tcPr>
+            <w:tcW w:type="dxa" w:w="7625"/>
+            <w:tcMar>
+              <w:top w:w="100" w:type="dxa"/>
+              <w:start w:w="150" w:type="dxa"/>
+              <w:bottom w:w="100" w:type="dxa"/>
+              <w:end w:w="150" w:type="dxa"/>
+            </w:tcMar>
+            <w:shd w:fill="17324D"/>
+          </w:tcPr>
+          <w:p>
+            <w:r>
+              <w:rPr>
+                <w:b/>
+                <w:color w:val="FFFFFF"/>
+                <w:sz w:val="18"/>
+              </w:rPr>
+              <w:t>기준</w:t>
+            </w:r>
+          </w:p>
+        </w:tc>
+        <w:tc>
+          <w:tcPr>
+            <w:tcW w:type="dxa" w:w="7625"/>
+            <w:tcMar>
+              <w:top w:w="100" w:type="dxa"/>
+              <w:start w:w="150" w:type="dxa"/>
+              <w:bottom w:w="100" w:type="dxa"/>
+              <w:end w:w="150" w:type="dxa"/>
+            </w:tcMar>
+          </w:tcPr>
+          <w:p>
+            <w:r>
+              <w:rPr>
+                <w:sz w:val="18"/>
+              </w:rPr>
+              <w:t>Harness 2.2.0 · Source 054d894b47f4 · Oracle/PostgreSQL/MariaDB</w:t>
+            </w:r>
+          </w:p>
+        </w:tc>
       </w:tr>
     </w:tbl>
     <w:p>
       <w:pPr>
-        <w:pStyle w:val="Title"/>
-        <w:spacing w:before="680"/>
+        <w:spacing w:before="200"/>
+      </w:pPr>
+    </w:p>
+    <w:p>
+      <w:pPr>
+        <w:pStyle w:val="ListBullet"/>
+        <w:spacing w:after="60"/>
+        <w:ind w:left="283"/>
       </w:pPr>
       <w:r>
-        <w:t>CPF 데이터베이스표준서</w:t>
+        <w:t>DB3만 공식 Vendor로 사용합니다.</w:t>
       </w:r>
     </w:p>
     <w:p>
       <w:pPr>
-        <w:pStyle w:val="Subtitle"/>
-        <w:spacing w:after="440"/>
+        <w:pStyle w:val="ListBullet"/>
+        <w:spacing w:after="60"/>
+        <w:ind w:left="283"/>
       </w:pPr>
       <w:r>
-        <w:t>Oracle·PostgreSQL·MariaDB의 Canonical Schema와 Migration·Rollback·Runtime 검증 기준을 정의합니다.</w:t>
+        <w:t>Migration 전 dry-run과 plan hash를 검토합니다.</w:t>
+      </w:r>
+    </w:p>
+    <w:p>
+      <w:pPr>
+        <w:pStyle w:val="ListBullet"/>
+        <w:spacing w:after="60"/>
+        <w:ind w:left="283"/>
+      </w:pPr>
+      <w:r>
+        <w:t>Vendor별 Lock/Index/DDL 차이를 실제 검증합니다.</w:t>
+      </w:r>
+    </w:p>
+    <w:p>
+      <w:r>
+        <w:br w:type="page"/>
+      </w:r>
+    </w:p>
+    <w:p>
+      <w:pPr>
+        <w:pStyle w:val="Heading1"/>
+      </w:pPr>
+      <w:r>
+        <w:t>찾아보기</w:t>
+      </w:r>
+    </w:p>
+    <w:p>
+      <w:pPr>
+        <w:spacing w:after="100"/>
+      </w:pPr>
+      <w:r>
+        <w:t>필요한 작업을 먼저 찾고 해당 장으로 이동합니다. 페이지 번호는 최종 PDF 기준입니다.</w:t>
       </w:r>
     </w:p>
     <w:tbl>
@@ -79,153 +245,349 @@
         <w:tblLook w:firstColumn="1" w:firstRow="1" w:lastColumn="0" w:lastRow="0" w:noHBand="0" w:noVBand="1" w:val="04A0"/>
       </w:tblPr>
       <w:tblGrid>
-        <w:gridCol w:w="5440"/>
-        <w:gridCol w:w="5440"/>
+        <w:gridCol w:w="5083"/>
+        <w:gridCol w:w="5083"/>
+        <w:gridCol w:w="5083"/>
       </w:tblGrid>
       <w:tr>
+        <w:trPr>
+          <w:tblHeader w:val="true"/>
+        </w:trPr>
         <w:tc>
           <w:tcPr>
-            <w:tcW w:type="dxa" w:w="2154"/>
-            <w:shd w:fill="F4F7FA"/>
+            <w:tcW w:type="dxa" w:w="1247"/>
+            <w:shd w:fill="17324D"/>
+          </w:tcPr>
+          <w:p>
+            <w:r>
+              <w:rPr>
+                <w:b/>
+                <w:color w:val="FFFFFF"/>
+                <w:sz w:val="17"/>
+              </w:rPr>
+              <w:t>구분</w:t>
+            </w:r>
+          </w:p>
+        </w:tc>
+        <w:tc>
+          <w:tcPr>
+            <w:tcW w:type="dxa" w:w="12190"/>
+            <w:shd w:fill="17324D"/>
+          </w:tcPr>
+          <w:p>
+            <w:r>
+              <w:rPr>
+                <w:b/>
+                <w:color w:val="FFFFFF"/>
+                <w:sz w:val="17"/>
+              </w:rPr>
+              <w:t>내용</w:t>
+            </w:r>
+          </w:p>
+        </w:tc>
+        <w:tc>
+          <w:tcPr>
+            <w:tcW w:type="dxa" w:w="1020"/>
+            <w:shd w:fill="17324D"/>
+          </w:tcPr>
+          <w:p>
+            <w:r>
+              <w:rPr>
+                <w:b/>
+                <w:color w:val="FFFFFF"/>
+                <w:sz w:val="17"/>
+              </w:rPr>
+              <w:t>쪽</w:t>
+            </w:r>
+          </w:p>
+        </w:tc>
+      </w:tr>
+      <w:tr>
+        <w:trPr>
+          <w:cantSplit/>
+        </w:trPr>
+        <w:tc>
+          <w:tcPr>
+            <w:tcW w:type="dxa" w:w="1247"/>
+            <w:shd w:fill="E9F6F2"/>
             <w:tcMar>
-              <w:top w:w="80" w:type="dxa"/>
-              <w:start w:w="90" w:type="dxa"/>
-              <w:bottom w:w="80" w:type="dxa"/>
-              <w:end w:w="90" w:type="dxa"/>
+              <w:top w:w="70" w:type="dxa"/>
+              <w:start w:w="100" w:type="dxa"/>
+              <w:bottom w:w="70" w:type="dxa"/>
+              <w:end w:w="100" w:type="dxa"/>
+            </w:tcMar>
+          </w:tcPr>
+          <w:p>
+            <w:r>
+              <w:t>대메뉴</w:t>
+            </w:r>
+          </w:p>
+        </w:tc>
+        <w:tc>
+          <w:tcPr>
+            <w:tcW w:type="dxa" w:w="12190"/>
+            <w:tcMar>
+              <w:top w:w="70" w:type="dxa"/>
+              <w:start w:w="100" w:type="dxa"/>
+              <w:bottom w:w="70" w:type="dxa"/>
+              <w:end w:w="100" w:type="dxa"/>
             </w:tcMar>
           </w:tcPr>
           <w:p>
             <w:r>
               <w:rPr>
-                <w:rFonts w:ascii="Noto Sans CJK KR" w:hAnsi="Noto Sans CJK KR"/>
                 <w:b/>
-                <w:sz w:val="18"/>
               </w:rPr>
-              <w:t>문서 기준</w:t>
+              <w:t>1 DB3를 선택하고 준비하기</w:t>
             </w:r>
           </w:p>
         </w:tc>
         <w:tc>
           <w:tcPr>
-            <w:tcW w:type="dxa" w:w="7370"/>
+            <w:tcW w:type="dxa" w:w="1020"/>
             <w:tcMar>
-              <w:top w:w="80" w:type="dxa"/>
-              <w:start w:w="90" w:type="dxa"/>
-              <w:bottom w:w="80" w:type="dxa"/>
-              <w:end w:w="90" w:type="dxa"/>
+              <w:top w:w="70" w:type="dxa"/>
+              <w:start w:w="100" w:type="dxa"/>
+              <w:bottom w:w="70" w:type="dxa"/>
+              <w:end w:w="100" w:type="dxa"/>
+            </w:tcMar>
+          </w:tcPr>
+          <w:p>
+            <w:r>
+              <w:t>3</w:t>
+            </w:r>
+          </w:p>
+        </w:tc>
+      </w:tr>
+      <w:tr>
+        <w:trPr>
+          <w:cantSplit/>
+        </w:trPr>
+        <w:tc>
+          <w:tcPr>
+            <w:tcW w:type="dxa" w:w="1247"/>
+            <w:shd w:fill="E9F6F2"/>
+            <w:tcMar>
+              <w:top w:w="70" w:type="dxa"/>
+              <w:start w:w="100" w:type="dxa"/>
+              <w:bottom w:w="70" w:type="dxa"/>
+              <w:end w:w="100" w:type="dxa"/>
+            </w:tcMar>
+          </w:tcPr>
+          <w:p>
+            <w:r>
+              <w:t>대메뉴</w:t>
+            </w:r>
+          </w:p>
+        </w:tc>
+        <w:tc>
+          <w:tcPr>
+            <w:tcW w:type="dxa" w:w="12190"/>
+            <w:tcMar>
+              <w:top w:w="70" w:type="dxa"/>
+              <w:start w:w="100" w:type="dxa"/>
+              <w:bottom w:w="70" w:type="dxa"/>
+              <w:end w:w="100" w:type="dxa"/>
             </w:tcMar>
           </w:tcPr>
           <w:p>
             <w:r>
               <w:rPr>
-                <w:rFonts w:ascii="Noto Sans CJK KR" w:hAnsi="Noto Sans CJK KR"/>
-                <w:sz w:val="18"/>
+                <w:b/>
               </w:rPr>
-              <w:t>Documentation Harness v2.1.0</w:t>
+              <w:t>2 Schema · Table · Key · Index</w:t>
             </w:r>
           </w:p>
         </w:tc>
-        <w:trPr>
-          <w:tblHeader/>
-        </w:trPr>
+        <w:tc>
+          <w:tcPr>
+            <w:tcW w:type="dxa" w:w="1020"/>
+            <w:tcMar>
+              <w:top w:w="70" w:type="dxa"/>
+              <w:start w:w="100" w:type="dxa"/>
+              <w:bottom w:w="70" w:type="dxa"/>
+              <w:end w:w="100" w:type="dxa"/>
+            </w:tcMar>
+          </w:tcPr>
+          <w:p>
+            <w:r>
+              <w:t>3</w:t>
+            </w:r>
+          </w:p>
+        </w:tc>
       </w:tr>
       <w:tr>
+        <w:trPr>
+          <w:cantSplit/>
+        </w:trPr>
         <w:tc>
           <w:tcPr>
-            <w:tcW w:type="dxa" w:w="2154"/>
-            <w:shd w:fill="F4F7FA"/>
+            <w:tcW w:type="dxa" w:w="1247"/>
+            <w:shd w:fill="E9F6F2"/>
             <w:tcMar>
-              <w:top w:w="80" w:type="dxa"/>
-              <w:start w:w="90" w:type="dxa"/>
-              <w:bottom w:w="80" w:type="dxa"/>
-              <w:end w:w="90" w:type="dxa"/>
+              <w:top w:w="70" w:type="dxa"/>
+              <w:start w:w="100" w:type="dxa"/>
+              <w:bottom w:w="70" w:type="dxa"/>
+              <w:end w:w="100" w:type="dxa"/>
+            </w:tcMar>
+          </w:tcPr>
+          <w:p>
+            <w:r>
+              <w:t>대메뉴</w:t>
+            </w:r>
+          </w:p>
+        </w:tc>
+        <w:tc>
+          <w:tcPr>
+            <w:tcW w:type="dxa" w:w="12190"/>
+            <w:tcMar>
+              <w:top w:w="70" w:type="dxa"/>
+              <w:start w:w="100" w:type="dxa"/>
+              <w:bottom w:w="70" w:type="dxa"/>
+              <w:end w:w="100" w:type="dxa"/>
             </w:tcMar>
           </w:tcPr>
           <w:p>
             <w:r>
               <w:rPr>
-                <w:rFonts w:ascii="Noto Sans CJK KR" w:hAnsi="Noto Sans CJK KR"/>
                 <w:b/>
-                <w:sz w:val="18"/>
               </w:rPr>
-              <w:t>기준 Source</w:t>
+              <w:t>3 Migration Lifecycle</w:t>
             </w:r>
           </w:p>
         </w:tc>
         <w:tc>
           <w:tcPr>
-            <w:tcW w:type="dxa" w:w="7370"/>
+            <w:tcW w:type="dxa" w:w="1020"/>
             <w:tcMar>
-              <w:top w:w="80" w:type="dxa"/>
-              <w:start w:w="90" w:type="dxa"/>
-              <w:bottom w:w="80" w:type="dxa"/>
-              <w:end w:w="90" w:type="dxa"/>
+              <w:top w:w="70" w:type="dxa"/>
+              <w:start w:w="100" w:type="dxa"/>
+              <w:bottom w:w="70" w:type="dxa"/>
+              <w:end w:w="100" w:type="dxa"/>
+            </w:tcMar>
+          </w:tcPr>
+          <w:p>
+            <w:r>
+              <w:t>3</w:t>
+            </w:r>
+          </w:p>
+        </w:tc>
+      </w:tr>
+      <w:tr>
+        <w:trPr>
+          <w:cantSplit/>
+        </w:trPr>
+        <w:tc>
+          <w:tcPr>
+            <w:tcW w:type="dxa" w:w="1247"/>
+            <w:shd w:fill="E9F6F2"/>
+            <w:tcMar>
+              <w:top w:w="70" w:type="dxa"/>
+              <w:start w:w="100" w:type="dxa"/>
+              <w:bottom w:w="70" w:type="dxa"/>
+              <w:end w:w="100" w:type="dxa"/>
+            </w:tcMar>
+          </w:tcPr>
+          <w:p>
+            <w:r>
+              <w:t>대메뉴</w:t>
+            </w:r>
+          </w:p>
+        </w:tc>
+        <w:tc>
+          <w:tcPr>
+            <w:tcW w:type="dxa" w:w="12190"/>
+            <w:tcMar>
+              <w:top w:w="70" w:type="dxa"/>
+              <w:start w:w="100" w:type="dxa"/>
+              <w:bottom w:w="70" w:type="dxa"/>
+              <w:end w:w="100" w:type="dxa"/>
             </w:tcMar>
           </w:tcPr>
           <w:p>
             <w:r>
               <w:rPr>
-                <w:rFonts w:ascii="Noto Sans CJK KR" w:hAnsi="Noto Sans CJK KR"/>
-                <w:sz w:val="18"/>
+                <w:b/>
               </w:rPr>
-              <w:t>master 054d894b47f4be8323439dc6f9e58b7d8b60fe54</w:t>
+              <w:t>4 Transaction · Lock · Paging</w:t>
+            </w:r>
+          </w:p>
+        </w:tc>
+        <w:tc>
+          <w:tcPr>
+            <w:tcW w:type="dxa" w:w="1020"/>
+            <w:tcMar>
+              <w:top w:w="70" w:type="dxa"/>
+              <w:start w:w="100" w:type="dxa"/>
+              <w:bottom w:w="70" w:type="dxa"/>
+              <w:end w:w="100" w:type="dxa"/>
+            </w:tcMar>
+          </w:tcPr>
+          <w:p>
+            <w:r>
+              <w:t>4</w:t>
             </w:r>
           </w:p>
         </w:tc>
       </w:tr>
       <w:tr>
+        <w:trPr>
+          <w:cantSplit/>
+        </w:trPr>
         <w:tc>
           <w:tcPr>
-            <w:tcW w:type="dxa" w:w="2154"/>
-            <w:shd w:fill="F4F7FA"/>
+            <w:tcW w:type="dxa" w:w="1247"/>
+            <w:shd w:fill="E9F6F2"/>
             <w:tcMar>
-              <w:top w:w="80" w:type="dxa"/>
-              <w:start w:w="90" w:type="dxa"/>
-              <w:bottom w:w="80" w:type="dxa"/>
-              <w:end w:w="90" w:type="dxa"/>
+              <w:top w:w="70" w:type="dxa"/>
+              <w:start w:w="100" w:type="dxa"/>
+              <w:bottom w:w="70" w:type="dxa"/>
+              <w:end w:w="100" w:type="dxa"/>
+            </w:tcMar>
+          </w:tcPr>
+          <w:p>
+            <w:r>
+              <w:t>대메뉴</w:t>
+            </w:r>
+          </w:p>
+        </w:tc>
+        <w:tc>
+          <w:tcPr>
+            <w:tcW w:type="dxa" w:w="12190"/>
+            <w:tcMar>
+              <w:top w:w="70" w:type="dxa"/>
+              <w:start w:w="100" w:type="dxa"/>
+              <w:bottom w:w="70" w:type="dxa"/>
+              <w:end w:w="100" w:type="dxa"/>
             </w:tcMar>
           </w:tcPr>
           <w:p>
             <w:r>
               <w:rPr>
-                <w:rFonts w:ascii="Noto Sans CJK KR" w:hAnsi="Noto Sans CJK KR"/>
                 <w:b/>
-                <w:sz w:val="18"/>
               </w:rPr>
-              <w:t>기준일</w:t>
+              <w:t>5 운영 변경과 복구</w:t>
             </w:r>
           </w:p>
         </w:tc>
         <w:tc>
           <w:tcPr>
-            <w:tcW w:type="dxa" w:w="7370"/>
+            <w:tcW w:type="dxa" w:w="1020"/>
             <w:tcMar>
-              <w:top w:w="80" w:type="dxa"/>
-              <w:start w:w="90" w:type="dxa"/>
-              <w:bottom w:w="80" w:type="dxa"/>
-              <w:end w:w="90" w:type="dxa"/>
+              <w:top w:w="70" w:type="dxa"/>
+              <w:start w:w="100" w:type="dxa"/>
+              <w:bottom w:w="70" w:type="dxa"/>
+              <w:end w:w="100" w:type="dxa"/>
             </w:tcMar>
           </w:tcPr>
           <w:p>
             <w:r>
-              <w:rPr>
-                <w:rFonts w:ascii="Noto Sans CJK KR" w:hAnsi="Noto Sans CJK KR"/>
-                <w:sz w:val="18"/>
-              </w:rPr>
-              <w:t>2026-08-26</w:t>
+              <w:t>5</w:t>
             </w:r>
           </w:p>
         </w:tc>
       </w:tr>
     </w:tbl>
-    <w:p>
-      <w:pPr>
-        <w:pStyle w:val="Subtitle"/>
-      </w:pPr>
-      <w:r>
-        <w:t>이 문서는 최신 Source의 공개 계약과 운영 경계를 기준으로 작성하며, 실행하지 않은 검증을 성공으로 기록하지 않습니다.</w:t>
-      </w:r>
-    </w:p>
     <w:p>
       <w:r>
         <w:br w:type="page"/>
@@ -233,18 +595,10 @@
     </w:p>
     <w:p>
       <w:pPr>
-        <w:pStyle w:val="Title"/>
+        <w:pStyle w:val="Heading1"/>
       </w:pPr>
       <w:r>
-        <w:t>목차</w:t>
-      </w:r>
-    </w:p>
-    <w:p>
-      <w:pPr>
-        <w:pStyle w:val="Subtitle"/>
-      </w:pPr>
-      <w:r>
-        <w:t>역할과 질문을 기준으로 필요한 절을 빠르게 찾습니다.</w:t>
+        <w:t>1 DB3를 선택하고 준비하기</w:t>
       </w:r>
     </w:p>
     <w:tbl>
@@ -255,700 +609,116 @@
         <w:tblLook w:firstColumn="1" w:firstRow="1" w:lastColumn="0" w:lastRow="0" w:noHBand="0" w:noVBand="1" w:val="04A0"/>
       </w:tblPr>
       <w:tblGrid>
-        <w:gridCol w:w="5440"/>
-        <w:gridCol w:w="5440"/>
+        <w:gridCol w:w="7625"/>
+        <w:gridCol w:w="7625"/>
       </w:tblGrid>
       <w:tr>
+        <w:trPr>
+          <w:tblHeader w:val="true"/>
+        </w:trPr>
         <w:tc>
           <w:tcPr>
-            <w:tcW w:type="dxa" w:w="5440"/>
+            <w:tcW w:type="dxa" w:w="1927"/>
+            <w:shd w:fill="17324D"/>
             <w:tcMar>
-              <w:top w:w="0" w:type="dxa"/>
-              <w:start w:w="0" w:type="dxa"/>
-              <w:bottom w:w="0" w:type="dxa"/>
-              <w:end w:w="130" w:type="dxa"/>
+              <w:top w:w="110" w:type="dxa"/>
+              <w:start w:w="140" w:type="dxa"/>
+              <w:bottom w:w="110" w:type="dxa"/>
+              <w:end w:w="140" w:type="dxa"/>
             </w:tcMar>
-            <w:tcBorders>
-              <w:top w:val="nil"/>
-              <w:left w:val="nil"/>
-              <w:bottom w:val="nil"/>
-              <w:right w:val="nil"/>
-              <w:insideH w:val="nil"/>
-              <w:insideV w:val="nil"/>
-            </w:tcBorders>
           </w:tcPr>
           <w:p>
-            <w:pPr>
-              <w:pStyle w:val="TOC1"/>
-              <w:spacing w:after="28"/>
-            </w:pPr>
-            <w:r/>
             <w:r>
-              <w:t>1. DB3 적용 범위</w:t>
-            </w:r>
-          </w:p>
-          <w:p>
-            <w:pPr>
-              <w:pStyle w:val="TOC2"/>
-              <w:spacing w:after="12"/>
-            </w:pPr>
-            <w:r>
-              <w:t>1.1 Oracle·PostgreSQL·MariaDB</w:t>
-            </w:r>
-          </w:p>
-          <w:p>
-            <w:pPr>
-              <w:pStyle w:val="TOC2"/>
-              <w:spacing w:after="12"/>
-            </w:pPr>
-            <w:r>
-              <w:t>1.2 Canonical DB Source</w:t>
-            </w:r>
-          </w:p>
-          <w:p>
-            <w:pPr>
-              <w:pStyle w:val="TOC2"/>
-              <w:spacing w:after="12"/>
-            </w:pPr>
-            <w:r>
-              <w:t>1.3 Vendor 차이 원칙</w:t>
-            </w:r>
-          </w:p>
-          <w:p>
-            <w:pPr>
-              <w:pStyle w:val="TOC1"/>
-              <w:spacing w:after="28"/>
-            </w:pPr>
-            <w:r>
-              <w:t>2. Naming·Schema·Table·Column</w:t>
-            </w:r>
-          </w:p>
-          <w:p>
-            <w:pPr>
-              <w:pStyle w:val="TOC2"/>
-              <w:spacing w:after="12"/>
-            </w:pPr>
-            <w:r>
-              <w:t>2.1 Naming</w:t>
-            </w:r>
-          </w:p>
-          <w:p>
-            <w:pPr>
-              <w:pStyle w:val="TOC2"/>
-              <w:spacing w:after="12"/>
-            </w:pPr>
-            <w:r>
-              <w:t>2.2 Schema</w:t>
-            </w:r>
-          </w:p>
-          <w:p>
-            <w:pPr>
-              <w:pStyle w:val="TOC2"/>
-              <w:spacing w:after="12"/>
-            </w:pPr>
-            <w:r>
-              <w:t>2.3 Table/Column</w:t>
-            </w:r>
-          </w:p>
-          <w:p>
-            <w:pPr>
-              <w:pStyle w:val="TOC1"/>
-              <w:spacing w:after="28"/>
-            </w:pPr>
-            <w:r>
-              <w:t>3. Datatype·Key·Constraint</w:t>
-            </w:r>
-          </w:p>
-          <w:p>
-            <w:pPr>
-              <w:pStyle w:val="TOC2"/>
-              <w:spacing w:after="12"/>
-            </w:pPr>
-            <w:r>
-              <w:t>3.1 Datatype</w:t>
-            </w:r>
-          </w:p>
-          <w:p>
-            <w:pPr>
-              <w:pStyle w:val="TOC2"/>
-              <w:spacing w:after="12"/>
-            </w:pPr>
-            <w:r>
-              <w:t>3.2 PK/FK</w:t>
-            </w:r>
-          </w:p>
-          <w:p>
-            <w:pPr>
-              <w:pStyle w:val="TOC2"/>
-              <w:spacing w:after="12"/>
-            </w:pPr>
-            <w:r>
-              <w:t>3.3 Unique/Check</w:t>
-            </w:r>
-          </w:p>
-          <w:p>
-            <w:pPr>
-              <w:pStyle w:val="TOC1"/>
-              <w:spacing w:after="28"/>
-            </w:pPr>
-            <w:r>
-              <w:t>4. Index·Identity</w:t>
-            </w:r>
-          </w:p>
-          <w:p>
-            <w:pPr>
-              <w:pStyle w:val="TOC2"/>
-              <w:spacing w:after="12"/>
-            </w:pPr>
-            <w:r>
-              <w:t>4.1 Index</w:t>
-            </w:r>
-          </w:p>
-          <w:p>
-            <w:pPr>
-              <w:pStyle w:val="TOC2"/>
-              <w:spacing w:after="12"/>
-            </w:pPr>
-            <w:r>
-              <w:t>4.2 Sequence/Identity</w:t>
-            </w:r>
-          </w:p>
-          <w:p>
-            <w:pPr>
-              <w:pStyle w:val="TOC1"/>
-              <w:spacing w:after="28"/>
-            </w:pPr>
-            <w:r>
-              <w:t>5. Audit·Lock·Batch Claim</w:t>
-            </w:r>
-          </w:p>
-          <w:p>
-            <w:pPr>
-              <w:pStyle w:val="TOC2"/>
-              <w:spacing w:after="12"/>
-            </w:pPr>
-            <w:r>
-              <w:t>5.1 Audit/History</w:t>
-            </w:r>
-          </w:p>
-          <w:p>
-            <w:pPr>
-              <w:pStyle w:val="TOC2"/>
-              <w:spacing w:after="12"/>
-            </w:pPr>
-            <w:r>
-              <w:t>5.2 Lock/Concurrency</w:t>
-            </w:r>
-          </w:p>
-          <w:p>
-            <w:pPr>
-              <w:pStyle w:val="TOC2"/>
-              <w:spacing w:after="12"/>
-            </w:pPr>
-            <w:r>
-              <w:t>5.3 Batch Claim</w:t>
+              <w:rPr>
+                <w:b/>
+                <w:color w:val="FFFFFF"/>
+              </w:rPr>
+              <w:t>이 장을 보는 이유</w:t>
             </w:r>
           </w:p>
         </w:tc>
         <w:tc>
           <w:tcPr>
-            <w:tcW w:type="dxa" w:w="5440"/>
+            <w:tcW w:type="dxa" w:w="11623"/>
             <w:tcMar>
-              <w:top w:w="0" w:type="dxa"/>
-              <w:start w:w="0" w:type="dxa"/>
-              <w:bottom w:w="0" w:type="dxa"/>
-              <w:end w:w="130" w:type="dxa"/>
+              <w:top w:w="110" w:type="dxa"/>
+              <w:start w:w="140" w:type="dxa"/>
+              <w:bottom w:w="110" w:type="dxa"/>
+              <w:end w:w="140" w:type="dxa"/>
             </w:tcMar>
-            <w:tcBorders>
-              <w:top w:val="nil"/>
-              <w:left w:val="nil"/>
-              <w:bottom w:val="nil"/>
-              <w:right w:val="nil"/>
-              <w:insideH w:val="nil"/>
-              <w:insideV w:val="nil"/>
-            </w:tcBorders>
           </w:tcPr>
           <w:p>
-            <w:pPr>
-              <w:pStyle w:val="TOC1"/>
-              <w:spacing w:after="28"/>
-            </w:pPr>
-            <w:r/>
             <w:r>
-              <w:t>6. Fresh Init·Migration·Seed</w:t>
-            </w:r>
-          </w:p>
-          <w:p>
-            <w:pPr>
-              <w:pStyle w:val="TOC2"/>
-              <w:spacing w:after="12"/>
-            </w:pPr>
-            <w:r>
-              <w:t>6.1 Fresh Initialization</w:t>
-            </w:r>
-          </w:p>
-          <w:p>
-            <w:pPr>
-              <w:pStyle w:val="TOC2"/>
-              <w:spacing w:after="12"/>
-            </w:pPr>
-            <w:r>
-              <w:t>6.2 Migration</w:t>
-            </w:r>
-          </w:p>
-          <w:p>
-            <w:pPr>
-              <w:pStyle w:val="TOC2"/>
-              <w:spacing w:after="12"/>
-            </w:pPr>
-            <w:r>
-              <w:t>6.3 Seed</w:t>
-            </w:r>
-          </w:p>
-          <w:p>
-            <w:pPr>
-              <w:pStyle w:val="TOC1"/>
-              <w:spacing w:after="28"/>
-            </w:pPr>
-            <w:r>
-              <w:t>7. Upgrade·Rollback·Recovery</w:t>
-            </w:r>
-          </w:p>
-          <w:p>
-            <w:pPr>
-              <w:pStyle w:val="TOC2"/>
-              <w:spacing w:after="12"/>
-            </w:pPr>
-            <w:r>
-              <w:t>7.1 Upgrade</w:t>
-            </w:r>
-          </w:p>
-          <w:p>
-            <w:pPr>
-              <w:pStyle w:val="TOC2"/>
-              <w:spacing w:after="12"/>
-            </w:pPr>
-            <w:r>
-              <w:t>7.2 Rollback/Recovery</w:t>
-            </w:r>
-          </w:p>
-          <w:p>
-            <w:pPr>
-              <w:pStyle w:val="TOC1"/>
-              <w:spacing w:after="28"/>
-            </w:pPr>
-            <w:r>
-              <w:t>8. Runtime Query·Performance</w:t>
-            </w:r>
-          </w:p>
-          <w:p>
-            <w:pPr>
-              <w:pStyle w:val="TOC2"/>
-              <w:spacing w:after="12"/>
-            </w:pPr>
-            <w:r>
-              <w:t>8.1 Runtime Query</w:t>
-            </w:r>
-          </w:p>
-          <w:p>
-            <w:pPr>
-              <w:pStyle w:val="TOC2"/>
-              <w:spacing w:after="12"/>
-            </w:pPr>
-            <w:r>
-              <w:t>8.2 Performance</w:t>
-            </w:r>
-          </w:p>
-          <w:p>
-            <w:pPr>
-              <w:pStyle w:val="TOC2"/>
-              <w:spacing w:after="12"/>
-            </w:pPr>
-            <w:r>
-              <w:t>8.3 Lock/Query 영향</w:t>
-            </w:r>
-          </w:p>
-          <w:p>
-            <w:pPr>
-              <w:pStyle w:val="TOC1"/>
-              <w:spacing w:after="28"/>
-            </w:pPr>
-            <w:r>
-              <w:t>9. Schema Mismatch·Generator Binding</w:t>
-            </w:r>
-          </w:p>
-          <w:p>
-            <w:pPr>
-              <w:pStyle w:val="TOC2"/>
-              <w:spacing w:after="12"/>
-            </w:pPr>
-            <w:r>
-              <w:t>9.1 Schema Mismatch</w:t>
-            </w:r>
-          </w:p>
-          <w:p>
-            <w:pPr>
-              <w:pStyle w:val="TOC2"/>
-              <w:spacing w:after="12"/>
-            </w:pPr>
-            <w:r>
-              <w:t>9.2 Generator/DB Binding</w:t>
-            </w:r>
-          </w:p>
-          <w:p>
-            <w:pPr>
-              <w:pStyle w:val="TOC2"/>
-              <w:spacing w:after="12"/>
-            </w:pPr>
-            <w:r>
-              <w:t>9.3 Vendor Difference</w:t>
-            </w:r>
-          </w:p>
-          <w:p>
-            <w:pPr>
-              <w:pStyle w:val="TOC1"/>
-              <w:spacing w:after="28"/>
-            </w:pPr>
-            <w:r>
-              <w:t>10. Validation·Evidence</w:t>
-            </w:r>
-          </w:p>
-          <w:p>
-            <w:pPr>
-              <w:pStyle w:val="TOC2"/>
-              <w:spacing w:after="12"/>
-            </w:pPr>
-            <w:r>
-              <w:t>10.1 검증 항목</w:t>
-            </w:r>
-          </w:p>
-          <w:p>
-            <w:pPr>
-              <w:pStyle w:val="TOC2"/>
-              <w:spacing w:after="12"/>
-            </w:pPr>
-            <w:r>
-              <w:t>10.2 Runtime Evidence</w:t>
-            </w:r>
-          </w:p>
-          <w:p>
-            <w:pPr>
-              <w:pStyle w:val="TOC2"/>
-              <w:spacing w:after="12"/>
-            </w:pPr>
-            <w:r>
-              <w:t>10.3 Rollback/Recovery Evidence</w:t>
+              <w:t>공식 Vendor 중 하나를 선택해도 Canonical Source와 3 Vendor parity는 유지합니다.</w:t>
             </w:r>
           </w:p>
         </w:tc>
-        <w:trPr>
-          <w:tblHeader/>
-        </w:trPr>
       </w:tr>
     </w:tbl>
     <w:p>
-      <w:r>
-        <w:br w:type="page"/>
-      </w:r>
-    </w:p>
-    <w:p>
       <w:pPr>
-        <w:pStyle w:val="Heading1"/>
-        <w:keepNext/>
-        <w:keepLines/>
-        <w:widowControl/>
+        <w:pStyle w:val="CPFLabel"/>
       </w:pPr>
       <w:r>
-        <w:t>1. DB3 적용 범위</w:t>
-      </w:r>
-    </w:p>
-    <w:p>
-      <w:pPr>
-        <w:pStyle w:val="FigureCaption"/>
-        <w:jc w:val="left"/>
-        <w:keepNext/>
-        <w:keepLines/>
-        <w:widowControl/>
-      </w:pPr>
-      <w:r>
-        <w:t>그림 1-1. DB3 Canonical Lifecycle</w:t>
-      </w:r>
-    </w:p>
-    <w:p>
-      <w:pPr>
-        <w:spacing w:after="40"/>
-        <w:jc w:val="center"/>
-        <w:keepNext/>
-        <w:keepLines/>
-        <w:widowControl/>
-      </w:pPr>
-      <w:r>
-        <w:drawing>
-          <wp:inline xmlns:a="http://schemas.openxmlformats.org/drawingml/2006/main" xmlns:pic="http://schemas.openxmlformats.org/drawingml/2006/picture">
-            <wp:extent cx="6408000" cy="3204000"/>
-            <wp:docPr id="1" name="Picture 1" descr="그림 1-1. DB3 Canonical Lifecycle - Canonical Source에서 Oracle·PostgreSQL·MariaDB와 Migration·Rollback·Evidence까지 연결합니다." title="그림 1-1. DB3 Canonical Lifecycle"/>
-            <wp:cNvGraphicFramePr>
-              <a:graphicFrameLocks noChangeAspect="1"/>
-            </wp:cNvGraphicFramePr>
-            <a:graphic>
-              <a:graphicData uri="http://schemas.openxmlformats.org/drawingml/2006/picture">
-                <pic:pic>
-                  <pic:nvPicPr>
-                    <pic:cNvPr id="0" name="db.png"/>
-                    <pic:cNvPicPr/>
-                  </pic:nvPicPr>
-                  <pic:blipFill>
-                    <a:blip r:embed="rId11"/>
-                    <a:stretch>
-                      <a:fillRect/>
-                    </a:stretch>
-                  </pic:blipFill>
-                  <pic:spPr>
-                    <a:xfrm>
-                      <a:off x="0" y="0"/>
-                      <a:ext cx="6408000" cy="3204000"/>
-                    </a:xfrm>
-                    <a:prstGeom prst="rect"/>
-                  </pic:spPr>
-                </pic:pic>
-              </a:graphicData>
-            </a:graphic>
-          </wp:inline>
-        </w:drawing>
-      </w:r>
-    </w:p>
-    <w:p>
-      <w:pPr>
-        <w:pStyle w:val="FigureExplain"/>
-        <w:keepLines/>
-        <w:widowControl/>
-      </w:pPr>
-      <w:r>
-        <w:t>Canonical Source에서 Oracle·PostgreSQL·MariaDB와 Migration·Rollback·Evidence까지 연결합니다.</w:t>
-      </w:r>
-    </w:p>
-    <w:p>
-      <w:pPr>
-        <w:pStyle w:val="Heading2"/>
-        <w:keepNext/>
-        <w:keepLines/>
-        <w:widowControl/>
-      </w:pPr>
-      <w:r>
-        <w:t>1.1 Oracle·PostgreSQL·MariaDB</w:t>
-      </w:r>
-    </w:p>
-    <w:p>
-      <w:pPr>
-        <w:pStyle w:val="BodyRail"/>
-      </w:pPr>
-      <w:r>
-        <w:t>CPF의 공식 DB Vendor는 Oracle, PostgreSQL, MariaDB입니다. 하나의 Canonical DB 의미를 기준으로 Vendor별 DDL·runtime query 차이를 명시적으로 render/검증합니다.</w:t>
-      </w:r>
-    </w:p>
-    <w:p>
-      <w:pPr>
-        <w:pStyle w:val="BodyRail"/>
-      </w:pPr>
-      <w:r>
-        <w:t>공식 DB Vendor는 Oracle·PostgreSQL·MariaDB만 사용하며 세 Vendor의 DDL·Migration·Rollback·Runtime 동작을 함께 검증합니다.</w:t>
-      </w:r>
-    </w:p>
-    <w:p>
-      <w:pPr>
-        <w:pStyle w:val="BulletRail"/>
-      </w:pPr>
-      <w:r>
-        <w:t>•  Vendor 차이는 datatype·identity·locking·DDL syntax처럼 실제 동작 차이가 있는 지점에서만 분기합니다.</w:t>
-      </w:r>
-    </w:p>
-    <w:p>
-      <w:pPr>
-        <w:pStyle w:val="Heading2"/>
-        <w:keepNext/>
-        <w:keepLines/>
-        <w:widowControl/>
-      </w:pPr>
-      <w:r>
-        <w:t>1.2 Canonical DB Source</w:t>
-      </w:r>
-    </w:p>
-    <w:p>
-      <w:pPr>
-        <w:pStyle w:val="BodyRail"/>
-      </w:pPr>
-      <w:r>
-        <w:t>Canonical DB Source는 schema, table, column, constraint, index와 seed 의미의 단일 정본입니다. Oracle·PostgreSQL·MariaDB DDL은 이 정의에서 파생되어야 합니다.</w:t>
-      </w:r>
-    </w:p>
-    <w:p>
-      <w:pPr>
-        <w:pStyle w:val="Heading2"/>
-        <w:keepNext/>
-        <w:keepLines/>
-        <w:widowControl/>
-      </w:pPr>
-      <w:r>
-        <w:t>1.3 Vendor 차이 원칙</w:t>
-      </w:r>
-    </w:p>
-    <w:p>
-      <w:pPr>
-        <w:pStyle w:val="BodyRail"/>
-      </w:pPr>
-      <w:r>
-        <w:t>Vendor 차이는 datatype, identity, locking, DDL syntax처럼 실제 동작이 다른 지점에만 둡니다. Vendor별 편의 때문에 Canonical 업무 의미를 분기하지 않습니다.</w:t>
-      </w:r>
-    </w:p>
-    <w:p>
-      <w:pPr>
-        <w:pStyle w:val="BodyRail"/>
-      </w:pPr>
-      <w:r>
-        <w:t>Vendor 차이는 datatype, identity, locking, DDL syntax처럼 실제 동작 차이가 있는 부분에 한정하고 업무 의미를 Vendor별로 갈라놓지 않습니다.</w:t>
-      </w:r>
-    </w:p>
-    <w:p>
-      <w:pPr>
-        <w:pStyle w:val="BodyRail"/>
-      </w:pPr>
-      <w:r>
-        <w:t>Canonical 의미를 유지하면서 Vendor별로 달라져야 하는 datatype·identity·DDL 지점만 비교합니다.</w:t>
-      </w:r>
-    </w:p>
-    <w:p>
-      <w:pPr>
-        <w:pStyle w:val="TableTitle"/>
-        <w:keepNext/>
-        <w:keepLines/>
-        <w:widowControl/>
-      </w:pPr>
-      <w:r>
-        <w:t>표 1-1. 항목 / Oracle / PostgreSQL / MariaDB</w:t>
-      </w:r>
-    </w:p>
-    <w:p>
-      <w:pPr>
-        <w:pStyle w:val="TablePurpose"/>
-        <w:keepNext/>
-        <w:keepLines/>
-        <w:widowControl/>
-      </w:pPr>
-      <w:r>
-        <w:t>비교·선택·확인에 필요한 항목만 압축해 정리합니다.</w:t>
+        <w:t>공식 Vendor</w:t>
       </w:r>
     </w:p>
     <w:tbl>
       <w:tblPr>
         <w:tblW w:type="auto" w:w="0"/>
         <w:jc w:val="left"/>
-        <w:tblLayout w:type="autofit"/>
+        <w:tblLayout w:type="fixed"/>
         <w:tblLook w:firstColumn="1" w:firstRow="1" w:lastColumn="0" w:lastRow="0" w:noHBand="0" w:noVBand="1" w:val="04A0"/>
       </w:tblPr>
       <w:tblGrid>
-        <w:gridCol w:w="2720"/>
-        <w:gridCol w:w="2720"/>
-        <w:gridCol w:w="2720"/>
-        <w:gridCol w:w="2720"/>
+        <w:gridCol w:w="7625"/>
+        <w:gridCol w:w="7625"/>
       </w:tblGrid>
       <w:tr>
         <w:trPr>
-          <w:cantSplit/>
           <w:tblHeader w:val="true"/>
         </w:trPr>
         <w:tc>
           <w:tcPr>
-            <w:tcW w:type="dxa" w:w="2720"/>
+            <w:tcW w:type="dxa" w:w="3895"/>
+            <w:shd w:fill="17324D"/>
             <w:tcMar>
-              <w:top w:w="70" w:type="dxa"/>
-              <w:start w:w="80" w:type="dxa"/>
-              <w:bottom w:w="70" w:type="dxa"/>
-              <w:end w:w="80" w:type="dxa"/>
+              <w:top w:w="90" w:type="dxa"/>
+              <w:start w:w="110" w:type="dxa"/>
+              <w:bottom w:w="90" w:type="dxa"/>
+              <w:end w:w="110" w:type="dxa"/>
             </w:tcMar>
-            <w:vAlign w:val="top"/>
-            <w:shd w:fill="17324D"/>
           </w:tcPr>
           <w:p>
             <w:r>
               <w:rPr>
-                <w:rFonts w:ascii="Noto Sans CJK KR" w:hAnsi="Noto Sans CJK KR"/>
                 <w:b/>
                 <w:color w:val="FFFFFF"/>
-                <w:sz w:val="17"/>
+                <w:sz w:val="16"/>
               </w:rPr>
-              <w:t>항목</w:t>
+              <w:t>Vendor</w:t>
             </w:r>
           </w:p>
         </w:tc>
         <w:tc>
           <w:tcPr>
-            <w:tcW w:type="dxa" w:w="2720"/>
+            <w:tcW w:type="dxa" w:w="11130"/>
+            <w:shd w:fill="17324D"/>
             <w:tcMar>
-              <w:top w:w="70" w:type="dxa"/>
-              <w:start w:w="80" w:type="dxa"/>
-              <w:bottom w:w="70" w:type="dxa"/>
-              <w:end w:w="80" w:type="dxa"/>
+              <w:top w:w="90" w:type="dxa"/>
+              <w:start w:w="110" w:type="dxa"/>
+              <w:bottom w:w="90" w:type="dxa"/>
+              <w:end w:w="110" w:type="dxa"/>
             </w:tcMar>
-            <w:vAlign w:val="top"/>
-            <w:shd w:fill="17324D"/>
           </w:tcPr>
           <w:p>
             <w:r>
               <w:rPr>
-                <w:rFonts w:ascii="Noto Sans CJK KR" w:hAnsi="Noto Sans CJK KR"/>
                 <w:b/>
                 <w:color w:val="FFFFFF"/>
-                <w:sz w:val="17"/>
+                <w:sz w:val="16"/>
               </w:rPr>
-              <w:t>Oracle</w:t>
-            </w:r>
-          </w:p>
-        </w:tc>
-        <w:tc>
-          <w:tcPr>
-            <w:tcW w:type="dxa" w:w="2720"/>
-            <w:tcMar>
-              <w:top w:w="70" w:type="dxa"/>
-              <w:start w:w="80" w:type="dxa"/>
-              <w:bottom w:w="70" w:type="dxa"/>
-              <w:end w:w="80" w:type="dxa"/>
-            </w:tcMar>
-            <w:vAlign w:val="top"/>
-            <w:shd w:fill="17324D"/>
-          </w:tcPr>
-          <w:p>
-            <w:r>
-              <w:rPr>
-                <w:rFonts w:ascii="Noto Sans CJK KR" w:hAnsi="Noto Sans CJK KR"/>
-                <w:b/>
-                <w:color w:val="FFFFFF"/>
-                <w:sz w:val="17"/>
-              </w:rPr>
-              <w:t>PostgreSQL</w:t>
-            </w:r>
-          </w:p>
-        </w:tc>
-        <w:tc>
-          <w:tcPr>
-            <w:tcW w:type="dxa" w:w="2720"/>
-            <w:tcMar>
-              <w:top w:w="70" w:type="dxa"/>
-              <w:start w:w="80" w:type="dxa"/>
-              <w:bottom w:w="70" w:type="dxa"/>
-              <w:end w:w="80" w:type="dxa"/>
-            </w:tcMar>
-            <w:vAlign w:val="top"/>
-            <w:shd w:fill="17324D"/>
-          </w:tcPr>
-          <w:p>
-            <w:r>
-              <w:rPr>
-                <w:rFonts w:ascii="Noto Sans CJK KR" w:hAnsi="Noto Sans CJK KR"/>
-                <w:b/>
-                <w:color w:val="FFFFFF"/>
-                <w:sz w:val="17"/>
-              </w:rPr>
-              <w:t>MariaDB</w:t>
+              <w:t>개발/검증</w:t>
             </w:r>
           </w:p>
         </w:tc>
@@ -959,15 +729,14 @@
         </w:trPr>
         <w:tc>
           <w:tcPr>
-            <w:tcW w:type="dxa" w:w="2720"/>
+            <w:tcW w:type="dxa" w:w="3895"/>
             <w:tcMar>
-              <w:top w:w="70" w:type="dxa"/>
-              <w:start w:w="80" w:type="dxa"/>
-              <w:bottom w:w="70" w:type="dxa"/>
-              <w:end w:w="80" w:type="dxa"/>
+              <w:top w:w="80" w:type="dxa"/>
+              <w:start w:w="100" w:type="dxa"/>
+              <w:bottom w:w="80" w:type="dxa"/>
+              <w:end w:w="100" w:type="dxa"/>
             </w:tcMar>
-            <w:vAlign w:val="top"/>
-            <w:shd w:fill="F4F7FA"/>
+            <w:vAlign w:val="center"/>
           </w:tcPr>
           <w:p>
             <w:pPr>
@@ -975,24 +744,23 @@
             </w:pPr>
             <w:r>
               <w:rPr>
-                <w:rFonts w:ascii="Noto Sans CJK KR" w:hAnsi="Noto Sans CJK KR"/>
-                <w:color w:val="202124"/>
-                <w:sz w:val="17"/>
+                <w:rFonts w:ascii="Noto Sans KR" w:hAnsi="Noto Sans KR" w:eastAsia="Noto Sans KR"/>
+                <w:sz w:val="16"/>
               </w:rPr>
-              <w:t>공식 지원</w:t>
+              <w:t>Oracle</w:t>
             </w:r>
           </w:p>
         </w:tc>
         <w:tc>
           <w:tcPr>
-            <w:tcW w:type="dxa" w:w="2720"/>
+            <w:tcW w:type="dxa" w:w="11130"/>
             <w:tcMar>
-              <w:top w:w="70" w:type="dxa"/>
-              <w:start w:w="80" w:type="dxa"/>
-              <w:bottom w:w="70" w:type="dxa"/>
-              <w:end w:w="80" w:type="dxa"/>
+              <w:top w:w="80" w:type="dxa"/>
+              <w:start w:w="100" w:type="dxa"/>
+              <w:bottom w:w="80" w:type="dxa"/>
+              <w:end w:w="100" w:type="dxa"/>
             </w:tcMar>
-            <w:vAlign w:val="top"/>
+            <w:vAlign w:val="center"/>
           </w:tcPr>
           <w:p>
             <w:pPr>
@@ -1000,61 +768,10 @@
             </w:pPr>
             <w:r>
               <w:rPr>
-                <w:rFonts w:ascii="Noto Sans CJK KR" w:hAnsi="Noto Sans CJK KR"/>
-                <w:color w:val="202124"/>
-                <w:sz w:val="17"/>
+                <w:rFonts w:ascii="Noto Sans KR" w:hAnsi="Noto Sans KR" w:eastAsia="Noto Sans KR"/>
+                <w:sz w:val="16"/>
               </w:rPr>
-              <w:t>지원</w:t>
-            </w:r>
-          </w:p>
-        </w:tc>
-        <w:tc>
-          <w:tcPr>
-            <w:tcW w:type="dxa" w:w="2720"/>
-            <w:tcMar>
-              <w:top w:w="70" w:type="dxa"/>
-              <w:start w:w="80" w:type="dxa"/>
-              <w:bottom w:w="70" w:type="dxa"/>
-              <w:end w:w="80" w:type="dxa"/>
-            </w:tcMar>
-            <w:vAlign w:val="top"/>
-          </w:tcPr>
-          <w:p>
-            <w:pPr>
-              <w:spacing w:after="0" w:line="252" w:lineRule="auto"/>
-            </w:pPr>
-            <w:r>
-              <w:rPr>
-                <w:rFonts w:ascii="Noto Sans CJK KR" w:hAnsi="Noto Sans CJK KR"/>
-                <w:color w:val="202124"/>
-                <w:sz w:val="17"/>
-              </w:rPr>
-              <w:t>지원</w:t>
-            </w:r>
-          </w:p>
-        </w:tc>
-        <w:tc>
-          <w:tcPr>
-            <w:tcW w:type="dxa" w:w="2720"/>
-            <w:tcMar>
-              <w:top w:w="70" w:type="dxa"/>
-              <w:start w:w="80" w:type="dxa"/>
-              <w:bottom w:w="70" w:type="dxa"/>
-              <w:end w:w="80" w:type="dxa"/>
-            </w:tcMar>
-            <w:vAlign w:val="top"/>
-          </w:tcPr>
-          <w:p>
-            <w:pPr>
-              <w:spacing w:after="0" w:line="252" w:lineRule="auto"/>
-            </w:pPr>
-            <w:r>
-              <w:rPr>
-                <w:rFonts w:ascii="Noto Sans CJK KR" w:hAnsi="Noto Sans CJK KR"/>
-                <w:color w:val="202124"/>
-                <w:sz w:val="17"/>
-              </w:rPr>
-              <w:t>지원</w:t>
+              <w:t>DDL/Migration/Runtime/Recovery</w:t>
             </w:r>
           </w:p>
         </w:tc>
@@ -1065,15 +782,15 @@
         </w:trPr>
         <w:tc>
           <w:tcPr>
-            <w:tcW w:type="dxa" w:w="2720"/>
+            <w:tcW w:type="dxa" w:w="3895"/>
             <w:tcMar>
-              <w:top w:w="70" w:type="dxa"/>
-              <w:start w:w="80" w:type="dxa"/>
-              <w:bottom w:w="70" w:type="dxa"/>
-              <w:end w:w="80" w:type="dxa"/>
+              <w:top w:w="80" w:type="dxa"/>
+              <w:start w:w="100" w:type="dxa"/>
+              <w:bottom w:w="80" w:type="dxa"/>
+              <w:end w:w="100" w:type="dxa"/>
             </w:tcMar>
-            <w:vAlign w:val="top"/>
-            <w:shd w:fill="F4F7FA"/>
+            <w:vAlign w:val="center"/>
+            <w:shd w:fill="F7FAFC"/>
           </w:tcPr>
           <w:p>
             <w:pPr>
@@ -1081,24 +798,24 @@
             </w:pPr>
             <w:r>
               <w:rPr>
-                <w:rFonts w:ascii="Noto Sans CJK KR" w:hAnsi="Noto Sans CJK KR"/>
-                <w:color w:val="202124"/>
-                <w:sz w:val="17"/>
+                <w:rFonts w:ascii="Noto Sans KR" w:hAnsi="Noto Sans KR" w:eastAsia="Noto Sans KR"/>
+                <w:sz w:val="16"/>
               </w:rPr>
-              <w:t>Canonical 의미</w:t>
+              <w:t>PostgreSQL</w:t>
             </w:r>
           </w:p>
         </w:tc>
         <w:tc>
           <w:tcPr>
-            <w:tcW w:type="dxa" w:w="2720"/>
+            <w:tcW w:type="dxa" w:w="11130"/>
             <w:tcMar>
-              <w:top w:w="70" w:type="dxa"/>
-              <w:start w:w="80" w:type="dxa"/>
-              <w:bottom w:w="70" w:type="dxa"/>
-              <w:end w:w="80" w:type="dxa"/>
+              <w:top w:w="80" w:type="dxa"/>
+              <w:start w:w="100" w:type="dxa"/>
+              <w:bottom w:w="80" w:type="dxa"/>
+              <w:end w:w="100" w:type="dxa"/>
             </w:tcMar>
-            <w:vAlign w:val="top"/>
+            <w:vAlign w:val="center"/>
+            <w:shd w:fill="F7FAFC"/>
           </w:tcPr>
           <w:p>
             <w:pPr>
@@ -1106,61 +823,10 @@
             </w:pPr>
             <w:r>
               <w:rPr>
-                <w:rFonts w:ascii="Noto Sans CJK KR" w:hAnsi="Noto Sans CJK KR"/>
-                <w:color w:val="202124"/>
-                <w:sz w:val="17"/>
+                <w:rFonts w:ascii="Noto Sans KR" w:hAnsi="Noto Sans KR" w:eastAsia="Noto Sans KR"/>
+                <w:sz w:val="16"/>
               </w:rPr>
-              <w:t>공통</w:t>
-            </w:r>
-          </w:p>
-        </w:tc>
-        <w:tc>
-          <w:tcPr>
-            <w:tcW w:type="dxa" w:w="2720"/>
-            <w:tcMar>
-              <w:top w:w="70" w:type="dxa"/>
-              <w:start w:w="80" w:type="dxa"/>
-              <w:bottom w:w="70" w:type="dxa"/>
-              <w:end w:w="80" w:type="dxa"/>
-            </w:tcMar>
-            <w:vAlign w:val="top"/>
-          </w:tcPr>
-          <w:p>
-            <w:pPr>
-              <w:spacing w:after="0" w:line="252" w:lineRule="auto"/>
-            </w:pPr>
-            <w:r>
-              <w:rPr>
-                <w:rFonts w:ascii="Noto Sans CJK KR" w:hAnsi="Noto Sans CJK KR"/>
-                <w:color w:val="202124"/>
-                <w:sz w:val="17"/>
-              </w:rPr>
-              <w:t>공통</w:t>
-            </w:r>
-          </w:p>
-        </w:tc>
-        <w:tc>
-          <w:tcPr>
-            <w:tcW w:type="dxa" w:w="2720"/>
-            <w:tcMar>
-              <w:top w:w="70" w:type="dxa"/>
-              <w:start w:w="80" w:type="dxa"/>
-              <w:bottom w:w="70" w:type="dxa"/>
-              <w:end w:w="80" w:type="dxa"/>
-            </w:tcMar>
-            <w:vAlign w:val="top"/>
-          </w:tcPr>
-          <w:p>
-            <w:pPr>
-              <w:spacing w:after="0" w:line="252" w:lineRule="auto"/>
-            </w:pPr>
-            <w:r>
-              <w:rPr>
-                <w:rFonts w:ascii="Noto Sans CJK KR" w:hAnsi="Noto Sans CJK KR"/>
-                <w:color w:val="202124"/>
-                <w:sz w:val="17"/>
-              </w:rPr>
-              <w:t>공통</w:t>
+              <w:t>DDL/Migration/Runtime/Recovery</w:t>
             </w:r>
           </w:p>
         </w:tc>
@@ -1171,15 +837,14 @@
         </w:trPr>
         <w:tc>
           <w:tcPr>
-            <w:tcW w:type="dxa" w:w="2720"/>
+            <w:tcW w:type="dxa" w:w="3895"/>
             <w:tcMar>
-              <w:top w:w="70" w:type="dxa"/>
-              <w:start w:w="80" w:type="dxa"/>
-              <w:bottom w:w="70" w:type="dxa"/>
-              <w:end w:w="80" w:type="dxa"/>
+              <w:top w:w="80" w:type="dxa"/>
+              <w:start w:w="100" w:type="dxa"/>
+              <w:bottom w:w="80" w:type="dxa"/>
+              <w:end w:w="100" w:type="dxa"/>
             </w:tcMar>
-            <w:vAlign w:val="top"/>
-            <w:shd w:fill="F4F7FA"/>
+            <w:vAlign w:val="center"/>
           </w:tcPr>
           <w:p>
             <w:pPr>
@@ -1187,24 +852,23 @@
             </w:pPr>
             <w:r>
               <w:rPr>
-                <w:rFonts w:ascii="Noto Sans CJK KR" w:hAnsi="Noto Sans CJK KR"/>
-                <w:color w:val="202124"/>
-                <w:sz w:val="17"/>
+                <w:rFonts w:ascii="Noto Sans KR" w:hAnsi="Noto Sans KR" w:eastAsia="Noto Sans KR"/>
+                <w:sz w:val="16"/>
               </w:rPr>
-              <w:t>Vendor Render</w:t>
+              <w:t>MariaDB</w:t>
             </w:r>
           </w:p>
         </w:tc>
         <w:tc>
           <w:tcPr>
-            <w:tcW w:type="dxa" w:w="2720"/>
+            <w:tcW w:type="dxa" w:w="11130"/>
             <w:tcMar>
-              <w:top w:w="70" w:type="dxa"/>
-              <w:start w:w="80" w:type="dxa"/>
-              <w:bottom w:w="70" w:type="dxa"/>
-              <w:end w:w="80" w:type="dxa"/>
+              <w:top w:w="80" w:type="dxa"/>
+              <w:start w:w="100" w:type="dxa"/>
+              <w:bottom w:w="80" w:type="dxa"/>
+              <w:end w:w="100" w:type="dxa"/>
             </w:tcMar>
-            <w:vAlign w:val="top"/>
+            <w:vAlign w:val="center"/>
           </w:tcPr>
           <w:p>
             <w:pPr>
@@ -1212,61 +876,141 @@
             </w:pPr>
             <w:r>
               <w:rPr>
-                <w:rFonts w:ascii="Noto Sans CJK KR" w:hAnsi="Noto Sans CJK KR"/>
-                <w:color w:val="202124"/>
-                <w:sz w:val="17"/>
+                <w:rFonts w:ascii="Noto Sans KR" w:hAnsi="Noto Sans KR" w:eastAsia="Noto Sans KR"/>
+                <w:sz w:val="16"/>
               </w:rPr>
-              <w:t>oracle</w:t>
+              <w:t>DDL/Migration/Runtime/Recovery</w:t>
+            </w:r>
+          </w:p>
+        </w:tc>
+      </w:tr>
+    </w:tbl>
+    <w:p>
+      <w:pPr>
+        <w:pStyle w:val="Heading1"/>
+      </w:pPr>
+      <w:r>
+        <w:t>2 Schema · Table · Key · Index</w:t>
+      </w:r>
+    </w:p>
+    <w:tbl>
+      <w:tblPr>
+        <w:tblW w:type="auto" w:w="0"/>
+        <w:jc w:val="left"/>
+        <w:tblLayout w:type="fixed"/>
+        <w:tblLook w:firstColumn="1" w:firstRow="1" w:lastColumn="0" w:lastRow="0" w:noHBand="0" w:noVBand="1" w:val="04A0"/>
+      </w:tblPr>
+      <w:tblGrid>
+        <w:gridCol w:w="7625"/>
+        <w:gridCol w:w="7625"/>
+      </w:tblGrid>
+      <w:tr>
+        <w:trPr>
+          <w:tblHeader w:val="true"/>
+        </w:trPr>
+        <w:tc>
+          <w:tcPr>
+            <w:tcW w:type="dxa" w:w="1927"/>
+            <w:shd w:fill="17324D"/>
+            <w:tcMar>
+              <w:top w:w="110" w:type="dxa"/>
+              <w:start w:w="140" w:type="dxa"/>
+              <w:bottom w:w="110" w:type="dxa"/>
+              <w:end w:w="140" w:type="dxa"/>
+            </w:tcMar>
+          </w:tcPr>
+          <w:p>
+            <w:r>
+              <w:rPr>
+                <w:b/>
+                <w:color w:val="FFFFFF"/>
+              </w:rPr>
+              <w:t>이 장을 보는 이유</w:t>
             </w:r>
           </w:p>
         </w:tc>
         <w:tc>
           <w:tcPr>
-            <w:tcW w:type="dxa" w:w="2720"/>
+            <w:tcW w:type="dxa" w:w="11623"/>
             <w:tcMar>
-              <w:top w:w="70" w:type="dxa"/>
-              <w:start w:w="80" w:type="dxa"/>
-              <w:bottom w:w="70" w:type="dxa"/>
-              <w:end w:w="80" w:type="dxa"/>
+              <w:top w:w="110" w:type="dxa"/>
+              <w:start w:w="140" w:type="dxa"/>
+              <w:bottom w:w="110" w:type="dxa"/>
+              <w:end w:w="140" w:type="dxa"/>
             </w:tcMar>
-            <w:vAlign w:val="top"/>
           </w:tcPr>
           <w:p>
-            <w:pPr>
-              <w:spacing w:after="0" w:line="252" w:lineRule="auto"/>
-            </w:pPr>
+            <w:r>
+              <w:t>업무 원장과 운영 원장의 Owner/FK/Index를 Runtime Query와 함께 설계합니다.</w:t>
+            </w:r>
+          </w:p>
+        </w:tc>
+      </w:tr>
+    </w:tbl>
+    <w:p>
+      <w:pPr>
+        <w:pStyle w:val="CPFLabel"/>
+      </w:pPr>
+      <w:r>
+        <w:t>설계 Check</w:t>
+      </w:r>
+    </w:p>
+    <w:tbl>
+      <w:tblPr>
+        <w:tblW w:type="auto" w:w="0"/>
+        <w:jc w:val="left"/>
+        <w:tblLayout w:type="fixed"/>
+        <w:tblLook w:firstColumn="1" w:firstRow="1" w:lastColumn="0" w:lastRow="0" w:noHBand="0" w:noVBand="1" w:val="04A0"/>
+      </w:tblPr>
+      <w:tblGrid>
+        <w:gridCol w:w="7625"/>
+        <w:gridCol w:w="7625"/>
+      </w:tblGrid>
+      <w:tr>
+        <w:trPr>
+          <w:tblHeader w:val="true"/>
+        </w:trPr>
+        <w:tc>
+          <w:tcPr>
+            <w:tcW w:type="dxa" w:w="3266"/>
+            <w:shd w:fill="17324D"/>
+            <w:tcMar>
+              <w:top w:w="90" w:type="dxa"/>
+              <w:start w:w="110" w:type="dxa"/>
+              <w:bottom w:w="90" w:type="dxa"/>
+              <w:end w:w="110" w:type="dxa"/>
+            </w:tcMar>
+          </w:tcPr>
+          <w:p>
             <w:r>
               <w:rPr>
-                <w:rFonts w:ascii="Noto Sans CJK KR" w:hAnsi="Noto Sans CJK KR"/>
-                <w:color w:val="202124"/>
-                <w:sz w:val="17"/>
+                <w:b/>
+                <w:color w:val="FFFFFF"/>
+                <w:sz w:val="16"/>
               </w:rPr>
-              <w:t>postgresql</w:t>
+              <w:t>항목</w:t>
             </w:r>
           </w:p>
         </w:tc>
         <w:tc>
           <w:tcPr>
-            <w:tcW w:type="dxa" w:w="2720"/>
+            <w:tcW w:type="dxa" w:w="11759"/>
+            <w:shd w:fill="17324D"/>
             <w:tcMar>
-              <w:top w:w="70" w:type="dxa"/>
-              <w:start w:w="80" w:type="dxa"/>
-              <w:bottom w:w="70" w:type="dxa"/>
-              <w:end w:w="80" w:type="dxa"/>
+              <w:top w:w="90" w:type="dxa"/>
+              <w:start w:w="110" w:type="dxa"/>
+              <w:bottom w:w="90" w:type="dxa"/>
+              <w:end w:w="110" w:type="dxa"/>
             </w:tcMar>
-            <w:vAlign w:val="top"/>
           </w:tcPr>
           <w:p>
-            <w:pPr>
-              <w:spacing w:after="0" w:line="252" w:lineRule="auto"/>
-            </w:pPr>
             <w:r>
               <w:rPr>
-                <w:rFonts w:ascii="Noto Sans CJK KR" w:hAnsi="Noto Sans CJK KR"/>
-                <w:color w:val="202124"/>
-                <w:sz w:val="17"/>
+                <w:b/>
+                <w:color w:val="FFFFFF"/>
+                <w:sz w:val="16"/>
               </w:rPr>
-              <w:t>mariadb</w:t>
+              <w:t>확인</w:t>
             </w:r>
           </w:p>
         </w:tc>
@@ -1277,15 +1021,14 @@
         </w:trPr>
         <w:tc>
           <w:tcPr>
-            <w:tcW w:type="dxa" w:w="2720"/>
+            <w:tcW w:type="dxa" w:w="3266"/>
             <w:tcMar>
-              <w:top w:w="70" w:type="dxa"/>
-              <w:start w:w="80" w:type="dxa"/>
-              <w:bottom w:w="70" w:type="dxa"/>
-              <w:end w:w="80" w:type="dxa"/>
+              <w:top w:w="80" w:type="dxa"/>
+              <w:start w:w="100" w:type="dxa"/>
+              <w:bottom w:w="80" w:type="dxa"/>
+              <w:end w:w="100" w:type="dxa"/>
             </w:tcMar>
-            <w:vAlign w:val="top"/>
-            <w:shd w:fill="F4F7FA"/>
+            <w:vAlign w:val="center"/>
           </w:tcPr>
           <w:p>
             <w:pPr>
@@ -1293,24 +1036,23 @@
             </w:pPr>
             <w:r>
               <w:rPr>
-                <w:rFonts w:ascii="Noto Sans CJK KR" w:hAnsi="Noto Sans CJK KR"/>
-                <w:color w:val="202124"/>
-                <w:sz w:val="17"/>
+                <w:rFonts w:ascii="Noto Sans KR" w:hAnsi="Noto Sans KR" w:eastAsia="Noto Sans KR"/>
+                <w:sz w:val="16"/>
               </w:rPr>
-              <w:t>검증</w:t>
+              <w:t>Table</w:t>
             </w:r>
           </w:p>
         </w:tc>
         <w:tc>
           <w:tcPr>
-            <w:tcW w:type="dxa" w:w="2720"/>
+            <w:tcW w:type="dxa" w:w="11759"/>
             <w:tcMar>
-              <w:top w:w="70" w:type="dxa"/>
-              <w:start w:w="80" w:type="dxa"/>
-              <w:bottom w:w="70" w:type="dxa"/>
-              <w:end w:w="80" w:type="dxa"/>
+              <w:top w:w="80" w:type="dxa"/>
+              <w:start w:w="100" w:type="dxa"/>
+              <w:bottom w:w="80" w:type="dxa"/>
+              <w:end w:w="100" w:type="dxa"/>
             </w:tcMar>
-            <w:vAlign w:val="top"/>
+            <w:vAlign w:val="center"/>
           </w:tcPr>
           <w:p>
             <w:pPr>
@@ -1318,384 +1060,10 @@
             </w:pPr>
             <w:r>
               <w:rPr>
-                <w:rFonts w:ascii="Noto Sans CJK KR" w:hAnsi="Noto Sans CJK KR"/>
-                <w:color w:val="202124"/>
-                <w:sz w:val="17"/>
+                <w:rFonts w:ascii="Noto Sans KR" w:hAnsi="Noto Sans KR" w:eastAsia="Noto Sans KR"/>
+                <w:sz w:val="16"/>
               </w:rPr>
-              <w:t>DDL·Runtime</w:t>
-            </w:r>
-          </w:p>
-        </w:tc>
-        <w:tc>
-          <w:tcPr>
-            <w:tcW w:type="dxa" w:w="2720"/>
-            <w:tcMar>
-              <w:top w:w="70" w:type="dxa"/>
-              <w:start w:w="80" w:type="dxa"/>
-              <w:bottom w:w="70" w:type="dxa"/>
-              <w:end w:w="80" w:type="dxa"/>
-            </w:tcMar>
-            <w:vAlign w:val="top"/>
-          </w:tcPr>
-          <w:p>
-            <w:pPr>
-              <w:spacing w:after="0" w:line="252" w:lineRule="auto"/>
-            </w:pPr>
-            <w:r>
-              <w:rPr>
-                <w:rFonts w:ascii="Noto Sans CJK KR" w:hAnsi="Noto Sans CJK KR"/>
-                <w:color w:val="202124"/>
-                <w:sz w:val="17"/>
-              </w:rPr>
-              <w:t>DDL·Runtime</w:t>
-            </w:r>
-          </w:p>
-        </w:tc>
-        <w:tc>
-          <w:tcPr>
-            <w:tcW w:type="dxa" w:w="2720"/>
-            <w:tcMar>
-              <w:top w:w="70" w:type="dxa"/>
-              <w:start w:w="80" w:type="dxa"/>
-              <w:bottom w:w="70" w:type="dxa"/>
-              <w:end w:w="80" w:type="dxa"/>
-            </w:tcMar>
-            <w:vAlign w:val="top"/>
-          </w:tcPr>
-          <w:p>
-            <w:pPr>
-              <w:spacing w:after="0" w:line="252" w:lineRule="auto"/>
-            </w:pPr>
-            <w:r>
-              <w:rPr>
-                <w:rFonts w:ascii="Noto Sans CJK KR" w:hAnsi="Noto Sans CJK KR"/>
-                <w:color w:val="202124"/>
-                <w:sz w:val="17"/>
-              </w:rPr>
-              <w:t>DDL·Runtime</w:t>
-            </w:r>
-          </w:p>
-        </w:tc>
-      </w:tr>
-    </w:tbl>
-    <w:p/>
-    <w:p>
-      <w:pPr>
-        <w:pStyle w:val="SourceRail"/>
-      </w:pPr>
-      <w:r>
-        <w:t>Source 길찾기 cpf-tools/db/vendor/oracle</w:t>
-      </w:r>
-    </w:p>
-    <w:p>
-      <w:pPr>
-        <w:pStyle w:val="Heading1"/>
-        <w:keepNext/>
-        <w:keepLines/>
-        <w:widowControl/>
-      </w:pPr>
-      <w:r>
-        <w:t>2. Naming·Schema·Table·Column</w:t>
-      </w:r>
-    </w:p>
-    <w:p>
-      <w:pPr>
-        <w:pStyle w:val="Heading2"/>
-        <w:keepNext/>
-        <w:keepLines/>
-        <w:widowControl/>
-      </w:pPr>
-      <w:r>
-        <w:t>2.1 Naming</w:t>
-      </w:r>
-    </w:p>
-    <w:p>
-      <w:pPr>
-        <w:pStyle w:val="BodyRail"/>
-      </w:pPr>
-      <w:r>
-        <w:t>DB Object는 Canonical naming과 데이터 의미를 우선하고 Vendor별 물리 표현은 renderer가 담당합니다. Key/Constraint는 데이터 무결성을 Application 코드에만 의존하지 않게 정의합니다.</w:t>
-      </w:r>
-    </w:p>
-    <w:p>
-      <w:pPr>
-        <w:pStyle w:val="BulletRail"/>
-      </w:pPr>
-      <w:r>
-        <w:t>•  Table/Column 이름은 역할이 드러나는 일관된 규칙을 사용합니다.</w:t>
-      </w:r>
-    </w:p>
-    <w:p>
-      <w:pPr>
-        <w:pStyle w:val="BulletRail"/>
-      </w:pPr>
-      <w:r>
-        <w:t>•  FK·Unique·Check의 운영 영향과 migration 순서를 함께 검토합니다.</w:t>
-      </w:r>
-    </w:p>
-    <w:p>
-      <w:pPr>
-        <w:pStyle w:val="Heading2"/>
-        <w:keepNext/>
-        <w:keepLines/>
-        <w:widowControl/>
-      </w:pPr>
-      <w:r>
-        <w:t>2.2 Schema</w:t>
-      </w:r>
-    </w:p>
-    <w:p>
-      <w:pPr>
-        <w:pStyle w:val="BodyRail"/>
-      </w:pPr>
-      <w:r>
-        <w:t>Schema는 DB Owner와 lifecycle 경계를 표현합니다. Fresh Init, Migration, Upgrade에서 동일한 Owner 기준을 유지하고 업무 Domain 원장을 다른 Module이 직접 소유하지 않습니다.</w:t>
-      </w:r>
-    </w:p>
-    <w:p>
-      <w:pPr>
-        <w:pStyle w:val="Heading2"/>
-        <w:keepNext/>
-        <w:keepLines/>
-        <w:widowControl/>
-      </w:pPr>
-      <w:r>
-        <w:t>2.3 Table/Column</w:t>
-      </w:r>
-    </w:p>
-    <w:p>
-      <w:pPr>
-        <w:pStyle w:val="BodyRail"/>
-      </w:pPr>
-      <w:r>
-        <w:t>Table과 Column은 Canonical 의미, nullability, default, key 관계를 먼저 정의하고 Vendor별 DDL 표현은 renderer가 담당합니다.</w:t>
-      </w:r>
-    </w:p>
-    <w:p>
-      <w:pPr>
-        <w:pStyle w:val="BodyRail"/>
-      </w:pPr>
-      <w:r>
-        <w:t>Table/Column naming·nullability·default·key 관계의 필수 규칙을 확인합니다.</w:t>
-      </w:r>
-    </w:p>
-    <w:p>
-      <w:pPr>
-        <w:pStyle w:val="SourceRail"/>
-      </w:pPr>
-      <w:r>
-        <w:t>Source 길찾기 cpf-tools/db/vendor/oracle</w:t>
-      </w:r>
-    </w:p>
-    <w:p>
-      <w:pPr>
-        <w:pStyle w:val="Heading1"/>
-        <w:keepNext/>
-        <w:keepLines/>
-        <w:widowControl/>
-      </w:pPr>
-      <w:r>
-        <w:t>3. Datatype·Key·Constraint</w:t>
-      </w:r>
-    </w:p>
-    <w:p>
-      <w:pPr>
-        <w:pStyle w:val="Heading2"/>
-        <w:keepNext/>
-        <w:keepLines/>
-        <w:widowControl/>
-      </w:pPr>
-      <w:r>
-        <w:t>3.1 Datatype</w:t>
-      </w:r>
-    </w:p>
-    <w:p>
-      <w:pPr>
-        <w:pStyle w:val="BodyRail"/>
-      </w:pPr>
-      <w:r>
-        <w:t>Datatype은 Canonical 의미를 기준으로 정의하고 Oracle·PostgreSQL·MariaDB의 표현 차이는 값 범위와 정밀도를 보존하는 범위에서만 분기합니다.</w:t>
-      </w:r>
-    </w:p>
-    <w:p>
-      <w:pPr>
-        <w:pStyle w:val="Heading2"/>
-        <w:keepNext/>
-        <w:keepLines/>
-        <w:widowControl/>
-      </w:pPr>
-      <w:r>
-        <w:t>3.2 PK/FK</w:t>
-      </w:r>
-    </w:p>
-    <w:p>
-      <w:pPr>
-        <w:pStyle w:val="BodyRail"/>
-      </w:pPr>
-      <w:r>
-        <w:t>PK는 안정적인 row identity를 제공하고 FK는 Owner 간 참조 무결성을 명시합니다. 생성·변경·삭제 순서는 Migration과 Rollback/Recovery에서 함께 검증합니다.</w:t>
-      </w:r>
-    </w:p>
-    <w:p>
-      <w:pPr>
-        <w:pStyle w:val="Heading2"/>
-        <w:keepNext/>
-        <w:keepLines/>
-        <w:widowControl/>
-      </w:pPr>
-      <w:r>
-        <w:t>3.3 Unique/Check</w:t>
-      </w:r>
-    </w:p>
-    <w:p>
-      <w:pPr>
-        <w:pStyle w:val="BodyRail"/>
-      </w:pPr>
-      <w:r>
-        <w:t>Unique와 Check는 Application 검증만으로 대체하지 않고 DB 무결성 계약으로 유지합니다. Vendor별 문법 차이는 Canonical 의미를 바꾸지 않습니다.</w:t>
-      </w:r>
-    </w:p>
-    <w:p>
-      <w:pPr>
-        <w:pStyle w:val="BodyRail"/>
-      </w:pPr>
-      <w:r>
-        <w:t>Unique/Check 제약이 DB3에서 동일한 무결성 결과를 만드는지 비교합니다.</w:t>
-      </w:r>
-    </w:p>
-    <w:p>
-      <w:pPr>
-        <w:pStyle w:val="TableTitle"/>
-        <w:keepNext/>
-        <w:keepLines/>
-        <w:widowControl/>
-      </w:pPr>
-      <w:r>
-        <w:t>표 3-1. 항목 / Oracle / PostgreSQL / MariaDB</w:t>
-      </w:r>
-    </w:p>
-    <w:p>
-      <w:pPr>
-        <w:pStyle w:val="TablePurpose"/>
-        <w:keepNext/>
-        <w:keepLines/>
-        <w:widowControl/>
-      </w:pPr>
-      <w:r>
-        <w:t>비교·선택·확인에 필요한 항목만 압축해 정리합니다.</w:t>
-      </w:r>
-    </w:p>
-    <w:tbl>
-      <w:tblPr>
-        <w:tblW w:type="auto" w:w="0"/>
-        <w:jc w:val="left"/>
-        <w:tblLayout w:type="autofit"/>
-        <w:tblLook w:firstColumn="1" w:firstRow="1" w:lastColumn="0" w:lastRow="0" w:noHBand="0" w:noVBand="1" w:val="04A0"/>
-      </w:tblPr>
-      <w:tblGrid>
-        <w:gridCol w:w="2720"/>
-        <w:gridCol w:w="2720"/>
-        <w:gridCol w:w="2720"/>
-        <w:gridCol w:w="2720"/>
-      </w:tblGrid>
-      <w:tr>
-        <w:trPr>
-          <w:cantSplit/>
-          <w:tblHeader w:val="true"/>
-        </w:trPr>
-        <w:tc>
-          <w:tcPr>
-            <w:tcW w:type="dxa" w:w="2720"/>
-            <w:tcMar>
-              <w:top w:w="70" w:type="dxa"/>
-              <w:start w:w="80" w:type="dxa"/>
-              <w:bottom w:w="70" w:type="dxa"/>
-              <w:end w:w="80" w:type="dxa"/>
-            </w:tcMar>
-            <w:vAlign w:val="top"/>
-            <w:shd w:fill="17324D"/>
-          </w:tcPr>
-          <w:p>
-            <w:r>
-              <w:rPr>
-                <w:rFonts w:ascii="Noto Sans CJK KR" w:hAnsi="Noto Sans CJK KR"/>
-                <w:b/>
-                <w:color w:val="FFFFFF"/>
-                <w:sz w:val="17"/>
-              </w:rPr>
-              <w:t>항목</w:t>
-            </w:r>
-          </w:p>
-        </w:tc>
-        <w:tc>
-          <w:tcPr>
-            <w:tcW w:type="dxa" w:w="2720"/>
-            <w:tcMar>
-              <w:top w:w="70" w:type="dxa"/>
-              <w:start w:w="80" w:type="dxa"/>
-              <w:bottom w:w="70" w:type="dxa"/>
-              <w:end w:w="80" w:type="dxa"/>
-            </w:tcMar>
-            <w:vAlign w:val="top"/>
-            <w:shd w:fill="17324D"/>
-          </w:tcPr>
-          <w:p>
-            <w:r>
-              <w:rPr>
-                <w:rFonts w:ascii="Noto Sans CJK KR" w:hAnsi="Noto Sans CJK KR"/>
-                <w:b/>
-                <w:color w:val="FFFFFF"/>
-                <w:sz w:val="17"/>
-              </w:rPr>
-              <w:t>Oracle</w:t>
-            </w:r>
-          </w:p>
-        </w:tc>
-        <w:tc>
-          <w:tcPr>
-            <w:tcW w:type="dxa" w:w="2720"/>
-            <w:tcMar>
-              <w:top w:w="70" w:type="dxa"/>
-              <w:start w:w="80" w:type="dxa"/>
-              <w:bottom w:w="70" w:type="dxa"/>
-              <w:end w:w="80" w:type="dxa"/>
-            </w:tcMar>
-            <w:vAlign w:val="top"/>
-            <w:shd w:fill="17324D"/>
-          </w:tcPr>
-          <w:p>
-            <w:r>
-              <w:rPr>
-                <w:rFonts w:ascii="Noto Sans CJK KR" w:hAnsi="Noto Sans CJK KR"/>
-                <w:b/>
-                <w:color w:val="FFFFFF"/>
-                <w:sz w:val="17"/>
-              </w:rPr>
-              <w:t>PostgreSQL</w:t>
-            </w:r>
-          </w:p>
-        </w:tc>
-        <w:tc>
-          <w:tcPr>
-            <w:tcW w:type="dxa" w:w="2720"/>
-            <w:tcMar>
-              <w:top w:w="70" w:type="dxa"/>
-              <w:start w:w="80" w:type="dxa"/>
-              <w:bottom w:w="70" w:type="dxa"/>
-              <w:end w:w="80" w:type="dxa"/>
-            </w:tcMar>
-            <w:vAlign w:val="top"/>
-            <w:shd w:fill="17324D"/>
-          </w:tcPr>
-          <w:p>
-            <w:r>
-              <w:rPr>
-                <w:rFonts w:ascii="Noto Sans CJK KR" w:hAnsi="Noto Sans CJK KR"/>
-                <w:b/>
-                <w:color w:val="FFFFFF"/>
-                <w:sz w:val="17"/>
-              </w:rPr>
-              <w:t>MariaDB</w:t>
+              <w:t>Owner/목적/보존/민감도</w:t>
             </w:r>
           </w:p>
         </w:tc>
@@ -1706,15 +1074,15 @@
         </w:trPr>
         <w:tc>
           <w:tcPr>
-            <w:tcW w:type="dxa" w:w="2720"/>
+            <w:tcW w:type="dxa" w:w="3266"/>
             <w:tcMar>
-              <w:top w:w="70" w:type="dxa"/>
-              <w:start w:w="80" w:type="dxa"/>
-              <w:bottom w:w="70" w:type="dxa"/>
-              <w:end w:w="80" w:type="dxa"/>
+              <w:top w:w="80" w:type="dxa"/>
+              <w:start w:w="100" w:type="dxa"/>
+              <w:bottom w:w="80" w:type="dxa"/>
+              <w:end w:w="100" w:type="dxa"/>
             </w:tcMar>
-            <w:vAlign w:val="top"/>
-            <w:shd w:fill="F4F7FA"/>
+            <w:vAlign w:val="center"/>
+            <w:shd w:fill="F7FAFC"/>
           </w:tcPr>
           <w:p>
             <w:pPr>
@@ -1722,24 +1090,24 @@
             </w:pPr>
             <w:r>
               <w:rPr>
-                <w:rFonts w:ascii="Noto Sans CJK KR" w:hAnsi="Noto Sans CJK KR"/>
-                <w:color w:val="202124"/>
-                <w:sz w:val="17"/>
+                <w:rFonts w:ascii="Noto Sans KR" w:hAnsi="Noto Sans KR" w:eastAsia="Noto Sans KR"/>
+                <w:sz w:val="16"/>
               </w:rPr>
-              <w:t>공식 지원</w:t>
+              <w:t>PK/UK</w:t>
             </w:r>
           </w:p>
         </w:tc>
         <w:tc>
           <w:tcPr>
-            <w:tcW w:type="dxa" w:w="2720"/>
+            <w:tcW w:type="dxa" w:w="11759"/>
             <w:tcMar>
-              <w:top w:w="70" w:type="dxa"/>
-              <w:start w:w="80" w:type="dxa"/>
-              <w:bottom w:w="70" w:type="dxa"/>
-              <w:end w:w="80" w:type="dxa"/>
+              <w:top w:w="80" w:type="dxa"/>
+              <w:start w:w="100" w:type="dxa"/>
+              <w:bottom w:w="80" w:type="dxa"/>
+              <w:end w:w="100" w:type="dxa"/>
             </w:tcMar>
-            <w:vAlign w:val="top"/>
+            <w:vAlign w:val="center"/>
+            <w:shd w:fill="F7FAFC"/>
           </w:tcPr>
           <w:p>
             <w:pPr>
@@ -1747,61 +1115,10 @@
             </w:pPr>
             <w:r>
               <w:rPr>
-                <w:rFonts w:ascii="Noto Sans CJK KR" w:hAnsi="Noto Sans CJK KR"/>
-                <w:color w:val="202124"/>
-                <w:sz w:val="17"/>
+                <w:rFonts w:ascii="Noto Sans KR" w:hAnsi="Noto Sans KR" w:eastAsia="Noto Sans KR"/>
+                <w:sz w:val="16"/>
               </w:rPr>
-              <w:t>지원</w:t>
-            </w:r>
-          </w:p>
-        </w:tc>
-        <w:tc>
-          <w:tcPr>
-            <w:tcW w:type="dxa" w:w="2720"/>
-            <w:tcMar>
-              <w:top w:w="70" w:type="dxa"/>
-              <w:start w:w="80" w:type="dxa"/>
-              <w:bottom w:w="70" w:type="dxa"/>
-              <w:end w:w="80" w:type="dxa"/>
-            </w:tcMar>
-            <w:vAlign w:val="top"/>
-          </w:tcPr>
-          <w:p>
-            <w:pPr>
-              <w:spacing w:after="0" w:line="252" w:lineRule="auto"/>
-            </w:pPr>
-            <w:r>
-              <w:rPr>
-                <w:rFonts w:ascii="Noto Sans CJK KR" w:hAnsi="Noto Sans CJK KR"/>
-                <w:color w:val="202124"/>
-                <w:sz w:val="17"/>
-              </w:rPr>
-              <w:t>지원</w:t>
-            </w:r>
-          </w:p>
-        </w:tc>
-        <w:tc>
-          <w:tcPr>
-            <w:tcW w:type="dxa" w:w="2720"/>
-            <w:tcMar>
-              <w:top w:w="70" w:type="dxa"/>
-              <w:start w:w="80" w:type="dxa"/>
-              <w:bottom w:w="70" w:type="dxa"/>
-              <w:end w:w="80" w:type="dxa"/>
-            </w:tcMar>
-            <w:vAlign w:val="top"/>
-          </w:tcPr>
-          <w:p>
-            <w:pPr>
-              <w:spacing w:after="0" w:line="252" w:lineRule="auto"/>
-            </w:pPr>
-            <w:r>
-              <w:rPr>
-                <w:rFonts w:ascii="Noto Sans CJK KR" w:hAnsi="Noto Sans CJK KR"/>
-                <w:color w:val="202124"/>
-                <w:sz w:val="17"/>
-              </w:rPr>
-              <w:t>지원</w:t>
+              <w:t>업무키/멱등키/중복 방지</w:t>
             </w:r>
           </w:p>
         </w:tc>
@@ -1812,15 +1129,14 @@
         </w:trPr>
         <w:tc>
           <w:tcPr>
-            <w:tcW w:type="dxa" w:w="2720"/>
+            <w:tcW w:type="dxa" w:w="3266"/>
             <w:tcMar>
-              <w:top w:w="70" w:type="dxa"/>
-              <w:start w:w="80" w:type="dxa"/>
-              <w:bottom w:w="70" w:type="dxa"/>
-              <w:end w:w="80" w:type="dxa"/>
+              <w:top w:w="80" w:type="dxa"/>
+              <w:start w:w="100" w:type="dxa"/>
+              <w:bottom w:w="80" w:type="dxa"/>
+              <w:end w:w="100" w:type="dxa"/>
             </w:tcMar>
-            <w:vAlign w:val="top"/>
-            <w:shd w:fill="F4F7FA"/>
+            <w:vAlign w:val="center"/>
           </w:tcPr>
           <w:p>
             <w:pPr>
@@ -1828,24 +1144,23 @@
             </w:pPr>
             <w:r>
               <w:rPr>
-                <w:rFonts w:ascii="Noto Sans CJK KR" w:hAnsi="Noto Sans CJK KR"/>
-                <w:color w:val="202124"/>
-                <w:sz w:val="17"/>
+                <w:rFonts w:ascii="Noto Sans KR" w:hAnsi="Noto Sans KR" w:eastAsia="Noto Sans KR"/>
+                <w:sz w:val="16"/>
               </w:rPr>
-              <w:t>Canonical 의미</w:t>
+              <w:t>FK</w:t>
             </w:r>
           </w:p>
         </w:tc>
         <w:tc>
           <w:tcPr>
-            <w:tcW w:type="dxa" w:w="2720"/>
+            <w:tcW w:type="dxa" w:w="11759"/>
             <w:tcMar>
-              <w:top w:w="70" w:type="dxa"/>
-              <w:start w:w="80" w:type="dxa"/>
-              <w:bottom w:w="70" w:type="dxa"/>
-              <w:end w:w="80" w:type="dxa"/>
+              <w:top w:w="80" w:type="dxa"/>
+              <w:start w:w="100" w:type="dxa"/>
+              <w:bottom w:w="80" w:type="dxa"/>
+              <w:end w:w="100" w:type="dxa"/>
             </w:tcMar>
-            <w:vAlign w:val="top"/>
+            <w:vAlign w:val="center"/>
           </w:tcPr>
           <w:p>
             <w:pPr>
@@ -1853,61 +1168,10 @@
             </w:pPr>
             <w:r>
               <w:rPr>
-                <w:rFonts w:ascii="Noto Sans CJK KR" w:hAnsi="Noto Sans CJK KR"/>
-                <w:color w:val="202124"/>
-                <w:sz w:val="17"/>
+                <w:rFonts w:ascii="Noto Sans KR" w:hAnsi="Noto Sans KR" w:eastAsia="Noto Sans KR"/>
+                <w:sz w:val="16"/>
               </w:rPr>
-              <w:t>공통</w:t>
-            </w:r>
-          </w:p>
-        </w:tc>
-        <w:tc>
-          <w:tcPr>
-            <w:tcW w:type="dxa" w:w="2720"/>
-            <w:tcMar>
-              <w:top w:w="70" w:type="dxa"/>
-              <w:start w:w="80" w:type="dxa"/>
-              <w:bottom w:w="70" w:type="dxa"/>
-              <w:end w:w="80" w:type="dxa"/>
-            </w:tcMar>
-            <w:vAlign w:val="top"/>
-          </w:tcPr>
-          <w:p>
-            <w:pPr>
-              <w:spacing w:after="0" w:line="252" w:lineRule="auto"/>
-            </w:pPr>
-            <w:r>
-              <w:rPr>
-                <w:rFonts w:ascii="Noto Sans CJK KR" w:hAnsi="Noto Sans CJK KR"/>
-                <w:color w:val="202124"/>
-                <w:sz w:val="17"/>
-              </w:rPr>
-              <w:t>공통</w:t>
-            </w:r>
-          </w:p>
-        </w:tc>
-        <w:tc>
-          <w:tcPr>
-            <w:tcW w:type="dxa" w:w="2720"/>
-            <w:tcMar>
-              <w:top w:w="70" w:type="dxa"/>
-              <w:start w:w="80" w:type="dxa"/>
-              <w:bottom w:w="70" w:type="dxa"/>
-              <w:end w:w="80" w:type="dxa"/>
-            </w:tcMar>
-            <w:vAlign w:val="top"/>
-          </w:tcPr>
-          <w:p>
-            <w:pPr>
-              <w:spacing w:after="0" w:line="252" w:lineRule="auto"/>
-            </w:pPr>
-            <w:r>
-              <w:rPr>
-                <w:rFonts w:ascii="Noto Sans CJK KR" w:hAnsi="Noto Sans CJK KR"/>
-                <w:color w:val="202124"/>
-                <w:sz w:val="17"/>
-              </w:rPr>
-              <w:t>공통</w:t>
+              <w:t>Owner 경계와 lifecycle</w:t>
             </w:r>
           </w:p>
         </w:tc>
@@ -1918,15 +1182,15 @@
         </w:trPr>
         <w:tc>
           <w:tcPr>
-            <w:tcW w:type="dxa" w:w="2720"/>
+            <w:tcW w:type="dxa" w:w="3266"/>
             <w:tcMar>
-              <w:top w:w="70" w:type="dxa"/>
-              <w:start w:w="80" w:type="dxa"/>
-              <w:bottom w:w="70" w:type="dxa"/>
-              <w:end w:w="80" w:type="dxa"/>
+              <w:top w:w="80" w:type="dxa"/>
+              <w:start w:w="100" w:type="dxa"/>
+              <w:bottom w:w="80" w:type="dxa"/>
+              <w:end w:w="100" w:type="dxa"/>
             </w:tcMar>
-            <w:vAlign w:val="top"/>
-            <w:shd w:fill="F4F7FA"/>
+            <w:vAlign w:val="center"/>
+            <w:shd w:fill="F7FAFC"/>
           </w:tcPr>
           <w:p>
             <w:pPr>
@@ -1934,24 +1198,24 @@
             </w:pPr>
             <w:r>
               <w:rPr>
-                <w:rFonts w:ascii="Noto Sans CJK KR" w:hAnsi="Noto Sans CJK KR"/>
-                <w:color w:val="202124"/>
-                <w:sz w:val="17"/>
+                <w:rFonts w:ascii="Noto Sans KR" w:hAnsi="Noto Sans KR" w:eastAsia="Noto Sans KR"/>
+                <w:sz w:val="16"/>
               </w:rPr>
-              <w:t>Vendor Render</w:t>
+              <w:t>Index</w:t>
             </w:r>
           </w:p>
         </w:tc>
         <w:tc>
           <w:tcPr>
-            <w:tcW w:type="dxa" w:w="2720"/>
+            <w:tcW w:type="dxa" w:w="11759"/>
             <w:tcMar>
-              <w:top w:w="70" w:type="dxa"/>
-              <w:start w:w="80" w:type="dxa"/>
-              <w:bottom w:w="70" w:type="dxa"/>
-              <w:end w:w="80" w:type="dxa"/>
+              <w:top w:w="80" w:type="dxa"/>
+              <w:start w:w="100" w:type="dxa"/>
+              <w:bottom w:w="80" w:type="dxa"/>
+              <w:end w:w="100" w:type="dxa"/>
             </w:tcMar>
-            <w:vAlign w:val="top"/>
+            <w:vAlign w:val="center"/>
+            <w:shd w:fill="F7FAFC"/>
           </w:tcPr>
           <w:p>
             <w:pPr>
@@ -1959,61 +1223,10 @@
             </w:pPr>
             <w:r>
               <w:rPr>
-                <w:rFonts w:ascii="Noto Sans CJK KR" w:hAnsi="Noto Sans CJK KR"/>
-                <w:color w:val="202124"/>
-                <w:sz w:val="17"/>
+                <w:rFonts w:ascii="Noto Sans KR" w:hAnsi="Noto Sans KR" w:eastAsia="Noto Sans KR"/>
+                <w:sz w:val="16"/>
               </w:rPr>
-              <w:t>oracle</w:t>
-            </w:r>
-          </w:p>
-        </w:tc>
-        <w:tc>
-          <w:tcPr>
-            <w:tcW w:type="dxa" w:w="2720"/>
-            <w:tcMar>
-              <w:top w:w="70" w:type="dxa"/>
-              <w:start w:w="80" w:type="dxa"/>
-              <w:bottom w:w="70" w:type="dxa"/>
-              <w:end w:w="80" w:type="dxa"/>
-            </w:tcMar>
-            <w:vAlign w:val="top"/>
-          </w:tcPr>
-          <w:p>
-            <w:pPr>
-              <w:spacing w:after="0" w:line="252" w:lineRule="auto"/>
-            </w:pPr>
-            <w:r>
-              <w:rPr>
-                <w:rFonts w:ascii="Noto Sans CJK KR" w:hAnsi="Noto Sans CJK KR"/>
-                <w:color w:val="202124"/>
-                <w:sz w:val="17"/>
-              </w:rPr>
-              <w:t>postgresql</w:t>
-            </w:r>
-          </w:p>
-        </w:tc>
-        <w:tc>
-          <w:tcPr>
-            <w:tcW w:type="dxa" w:w="2720"/>
-            <w:tcMar>
-              <w:top w:w="70" w:type="dxa"/>
-              <w:start w:w="80" w:type="dxa"/>
-              <w:bottom w:w="70" w:type="dxa"/>
-              <w:end w:w="80" w:type="dxa"/>
-            </w:tcMar>
-            <w:vAlign w:val="top"/>
-          </w:tcPr>
-          <w:p>
-            <w:pPr>
-              <w:spacing w:after="0" w:line="252" w:lineRule="auto"/>
-            </w:pPr>
-            <w:r>
-              <w:rPr>
-                <w:rFonts w:ascii="Noto Sans CJK KR" w:hAnsi="Noto Sans CJK KR"/>
-                <w:color w:val="202124"/>
-                <w:sz w:val="17"/>
-              </w:rPr>
-              <w:t>mariadb</w:t>
+              <w:t>실제 조회/정렬/lock plan</w:t>
             </w:r>
           </w:p>
         </w:tc>
@@ -2024,15 +1237,14 @@
         </w:trPr>
         <w:tc>
           <w:tcPr>
-            <w:tcW w:type="dxa" w:w="2720"/>
+            <w:tcW w:type="dxa" w:w="3266"/>
             <w:tcMar>
-              <w:top w:w="70" w:type="dxa"/>
-              <w:start w:w="80" w:type="dxa"/>
-              <w:bottom w:w="70" w:type="dxa"/>
-              <w:end w:w="80" w:type="dxa"/>
+              <w:top w:w="80" w:type="dxa"/>
+              <w:start w:w="100" w:type="dxa"/>
+              <w:bottom w:w="80" w:type="dxa"/>
+              <w:end w:w="100" w:type="dxa"/>
             </w:tcMar>
-            <w:vAlign w:val="top"/>
-            <w:shd w:fill="F4F7FA"/>
+            <w:vAlign w:val="center"/>
           </w:tcPr>
           <w:p>
             <w:pPr>
@@ -2040,24 +1252,23 @@
             </w:pPr>
             <w:r>
               <w:rPr>
-                <w:rFonts w:ascii="Noto Sans CJK KR" w:hAnsi="Noto Sans CJK KR"/>
-                <w:color w:val="202124"/>
-                <w:sz w:val="17"/>
+                <w:rFonts w:ascii="Noto Sans KR" w:hAnsi="Noto Sans KR" w:eastAsia="Noto Sans KR"/>
+                <w:sz w:val="16"/>
               </w:rPr>
-              <w:t>검증</w:t>
+              <w:t>Metadata</w:t>
             </w:r>
           </w:p>
         </w:tc>
         <w:tc>
           <w:tcPr>
-            <w:tcW w:type="dxa" w:w="2720"/>
+            <w:tcW w:type="dxa" w:w="11759"/>
             <w:tcMar>
-              <w:top w:w="70" w:type="dxa"/>
-              <w:start w:w="80" w:type="dxa"/>
-              <w:bottom w:w="70" w:type="dxa"/>
-              <w:end w:w="80" w:type="dxa"/>
+              <w:top w:w="80" w:type="dxa"/>
+              <w:start w:w="100" w:type="dxa"/>
+              <w:bottom w:w="80" w:type="dxa"/>
+              <w:end w:w="100" w:type="dxa"/>
             </w:tcMar>
-            <w:vAlign w:val="top"/>
+            <w:vAlign w:val="center"/>
           </w:tcPr>
           <w:p>
             <w:pPr>
@@ -2065,529 +1276,10 @@
             </w:pPr>
             <w:r>
               <w:rPr>
-                <w:rFonts w:ascii="Noto Sans CJK KR" w:hAnsi="Noto Sans CJK KR"/>
-                <w:color w:val="202124"/>
-                <w:sz w:val="17"/>
+                <w:rFonts w:ascii="Noto Sans KR" w:hAnsi="Noto Sans KR" w:eastAsia="Noto Sans KR"/>
+                <w:sz w:val="16"/>
               </w:rPr>
-              <w:t>DDL·Runtime</w:t>
-            </w:r>
-          </w:p>
-        </w:tc>
-        <w:tc>
-          <w:tcPr>
-            <w:tcW w:type="dxa" w:w="2720"/>
-            <w:tcMar>
-              <w:top w:w="70" w:type="dxa"/>
-              <w:start w:w="80" w:type="dxa"/>
-              <w:bottom w:w="70" w:type="dxa"/>
-              <w:end w:w="80" w:type="dxa"/>
-            </w:tcMar>
-            <w:vAlign w:val="top"/>
-          </w:tcPr>
-          <w:p>
-            <w:pPr>
-              <w:spacing w:after="0" w:line="252" w:lineRule="auto"/>
-            </w:pPr>
-            <w:r>
-              <w:rPr>
-                <w:rFonts w:ascii="Noto Sans CJK KR" w:hAnsi="Noto Sans CJK KR"/>
-                <w:color w:val="202124"/>
-                <w:sz w:val="17"/>
-              </w:rPr>
-              <w:t>DDL·Runtime</w:t>
-            </w:r>
-          </w:p>
-        </w:tc>
-        <w:tc>
-          <w:tcPr>
-            <w:tcW w:type="dxa" w:w="2720"/>
-            <w:tcMar>
-              <w:top w:w="70" w:type="dxa"/>
-              <w:start w:w="80" w:type="dxa"/>
-              <w:bottom w:w="70" w:type="dxa"/>
-              <w:end w:w="80" w:type="dxa"/>
-            </w:tcMar>
-            <w:vAlign w:val="top"/>
-          </w:tcPr>
-          <w:p>
-            <w:pPr>
-              <w:spacing w:after="0" w:line="252" w:lineRule="auto"/>
-            </w:pPr>
-            <w:r>
-              <w:rPr>
-                <w:rFonts w:ascii="Noto Sans CJK KR" w:hAnsi="Noto Sans CJK KR"/>
-                <w:color w:val="202124"/>
-                <w:sz w:val="17"/>
-              </w:rPr>
-              <w:t>DDL·Runtime</w:t>
-            </w:r>
-          </w:p>
-        </w:tc>
-      </w:tr>
-    </w:tbl>
-    <w:p/>
-    <w:p>
-      <w:pPr>
-        <w:pStyle w:val="BodyRail"/>
-      </w:pPr>
-      <w:r>
-        <w:t>DB 무결성 제약의 Canonical 의미와 Vendor별 표현 제한을 확인합니다.</w:t>
-      </w:r>
-    </w:p>
-    <w:p>
-      <w:pPr>
-        <w:pStyle w:val="SourceRail"/>
-      </w:pPr>
-      <w:r>
-        <w:t>Source 길찾기 cpf-tools/db/vendor/oracle</w:t>
-      </w:r>
-    </w:p>
-    <w:p>
-      <w:pPr>
-        <w:pStyle w:val="Heading1"/>
-        <w:keepNext/>
-        <w:keepLines/>
-        <w:widowControl/>
-      </w:pPr>
-      <w:r>
-        <w:t>4. Index·Identity</w:t>
-      </w:r>
-    </w:p>
-    <w:p>
-      <w:pPr>
-        <w:pStyle w:val="Heading2"/>
-        <w:keepNext/>
-        <w:keepLines/>
-        <w:widowControl/>
-      </w:pPr>
-      <w:r>
-        <w:t>4.1 Index</w:t>
-      </w:r>
-    </w:p>
-    <w:p>
-      <w:pPr>
-        <w:pStyle w:val="BodyRail"/>
-      </w:pPr>
-      <w:r>
-        <w:t>Index는 실제 Runtime Query와 cardinality를 기준으로 설계합니다. 읽기 성능만 보지 않고 DML 비용, lock 영향, 중복 index를 함께 검토합니다.</w:t>
-      </w:r>
-    </w:p>
-    <w:p>
-      <w:pPr>
-        <w:pStyle w:val="BulletRail"/>
-      </w:pPr>
-      <w:r>
-        <w:t>•  PK/FK/검색 조건과 execution plan을 확인합니다.</w:t>
-      </w:r>
-    </w:p>
-    <w:p>
-      <w:pPr>
-        <w:pStyle w:val="BulletRail"/>
-      </w:pPr>
-      <w:r>
-        <w:t>•  Vendor별 이름 길이·online DDL 제약은 배포 절차에서 확인합니다.</w:t>
-      </w:r>
-    </w:p>
-    <w:p>
-      <w:pPr>
-        <w:pStyle w:val="Heading2"/>
-        <w:keepNext/>
-        <w:keepLines/>
-        <w:widowControl/>
-      </w:pPr>
-      <w:r>
-        <w:t>4.2 Sequence/Identity</w:t>
-      </w:r>
-    </w:p>
-    <w:p>
-      <w:pPr>
-        <w:pStyle w:val="BodyRail"/>
-      </w:pPr>
-      <w:r>
-        <w:t>Sequence/Identity는 Vendor별 생성 방식이 달라도 동일한 identity 의미와 동시성 안전성을 유지하도록 renderer와 runtime query를 함께 검증합니다.</w:t>
-      </w:r>
-    </w:p>
-    <w:p>
-      <w:pPr>
-        <w:pStyle w:val="BodyRail"/>
-      </w:pPr>
-      <w:r>
-        <w:t>identity 생성 방식의 DB3 차이와 동시성 검증 기준을 확인합니다.</w:t>
-      </w:r>
-    </w:p>
-    <w:p>
-      <w:pPr>
-        <w:pStyle w:val="SourceRail"/>
-      </w:pPr>
-      <w:r>
-        <w:t>Source 길찾기 cpf-tools/db/vendor/oracle</w:t>
-      </w:r>
-    </w:p>
-    <w:p>
-      <w:pPr>
-        <w:pStyle w:val="Heading1"/>
-        <w:keepNext/>
-        <w:keepLines/>
-        <w:widowControl/>
-      </w:pPr>
-      <w:r>
-        <w:t>5. Audit·Lock·Batch Claim</w:t>
-      </w:r>
-    </w:p>
-    <w:p>
-      <w:pPr>
-        <w:pStyle w:val="Heading2"/>
-        <w:keepNext/>
-        <w:keepLines/>
-        <w:widowControl/>
-      </w:pPr>
-      <w:r>
-        <w:t>5.1 Audit/History</w:t>
-      </w:r>
-    </w:p>
-    <w:p>
-      <w:pPr>
-        <w:pStyle w:val="BodyRail"/>
-      </w:pPr>
-      <w:r>
-        <w:t>Audit/History 데이터는 누가·언제·무엇을·왜 변경했는지 재구성할 수 있어야 합니다. 업무 원장과 감사 이력의 retention/권한을 분리합니다.</w:t>
-      </w:r>
-    </w:p>
-    <w:p>
-      <w:pPr>
-        <w:pStyle w:val="BulletRail"/>
-      </w:pPr>
-      <w:r>
-        <w:t>•  민감정보 원문을 감사 로그에 복제하지 않습니다.</w:t>
-      </w:r>
-    </w:p>
-    <w:p>
-      <w:pPr>
-        <w:pStyle w:val="BulletRail"/>
-      </w:pPr>
-      <w:r>
-        <w:t>•  운영 위험조치에는 reason/approval/result를 연결합니다.</w:t>
-      </w:r>
-    </w:p>
-    <w:p>
-      <w:pPr>
-        <w:pStyle w:val="Heading2"/>
-        <w:keepNext/>
-        <w:keepLines/>
-        <w:widowControl/>
-      </w:pPr>
-      <w:r>
-        <w:t>5.2 Lock/Concurrency</w:t>
-      </w:r>
-    </w:p>
-    <w:p>
-      <w:pPr>
-        <w:pStyle w:val="BodyRail"/>
-      </w:pPr>
-      <w:r>
-        <w:t>Lock은 동일 Resource에 대한 동시 Side Effect를 제어하는 수단입니다. DB lock, optimistic concurrency, distributed lock 중 소유 범위와 장애 모델에 맞는 방식을 선택합니다.</w:t>
-      </w:r>
-    </w:p>
-    <w:p>
-      <w:pPr>
-        <w:pStyle w:val="BulletRail"/>
-      </w:pPr>
-      <w:r>
-        <w:t>•  lease 기반 lock은 만료와 fencing token을 함께 검토합니다.</w:t>
-      </w:r>
-    </w:p>
-    <w:p>
-      <w:pPr>
-        <w:pStyle w:val="BulletRail"/>
-      </w:pPr>
-      <w:r>
-        <w:t>•  lock 대기시간을 transaction timeout보다 길게 두지 않습니다.</w:t>
-      </w:r>
-    </w:p>
-    <w:p>
-      <w:pPr>
-        <w:pStyle w:val="Heading2"/>
-        <w:keepNext/>
-        <w:keepLines/>
-        <w:widowControl/>
-      </w:pPr>
-      <w:r>
-        <w:t>5.3 Batch Claim</w:t>
-      </w:r>
-    </w:p>
-    <w:p>
-      <w:pPr>
-        <w:pStyle w:val="BodyRail"/>
-      </w:pPr>
-      <w:r>
-        <w:t>Batch Claim은 다중 Worker가 같은 대상을 중복 처리하지 않도록 claim 상태, owner instance, lease 만료와 fencing token을 DB 조건으로 관리합니다.</w:t>
-      </w:r>
-    </w:p>
-    <w:p>
-      <w:pPr>
-        <w:pStyle w:val="BulletRail"/>
-      </w:pPr>
-      <w:r>
-        <w:t>•  claim update는 현재 owner/lease/fencing 조건을 원자적으로 비교해 stale Worker의 갱신을 거절합니다.</w:t>
-      </w:r>
-    </w:p>
-    <w:p>
-      <w:pPr>
-        <w:pStyle w:val="BulletRail"/>
-      </w:pPr>
-      <w:r>
-        <w:t>•  Worker 재할당 뒤 이전 fencing token으로 쓰기가 가능한지 동시성 Test로 검증합니다.</w:t>
-      </w:r>
-    </w:p>
-    <w:p>
-      <w:pPr>
-        <w:pStyle w:val="BodyRail"/>
-      </w:pPr>
-      <w:r>
-        <w:t>claim·lease·fencing 컬럼과 원자적 갱신 조건을 확인합니다.</w:t>
-      </w:r>
-    </w:p>
-    <w:p>
-      <w:pPr>
-        <w:pStyle w:val="SourceRail"/>
-      </w:pPr>
-      <w:r>
-        <w:t>Source 길찾기 cpf-starters/data/src/main/java/com/cpf/data/lock/api/CpfLockManager.java</w:t>
-      </w:r>
-    </w:p>
-    <w:p>
-      <w:pPr>
-        <w:pStyle w:val="Heading1"/>
-        <w:keepNext/>
-        <w:keepLines/>
-        <w:widowControl/>
-      </w:pPr>
-      <w:r>
-        <w:t>6. Fresh Init·Migration·Seed</w:t>
-      </w:r>
-    </w:p>
-    <w:p>
-      <w:pPr>
-        <w:pStyle w:val="Heading2"/>
-        <w:keepNext/>
-        <w:keepLines/>
-        <w:widowControl/>
-      </w:pPr>
-      <w:r>
-        <w:t>6.1 Fresh Initialization</w:t>
-      </w:r>
-    </w:p>
-    <w:p>
-      <w:pPr>
-        <w:pStyle w:val="BodyRail"/>
-      </w:pPr>
-      <w:r>
-        <w:t>Fresh Initialization은 Canonical DB Source를 기준으로 빈 DB/User/Schema를 준비하고 DB3 Vendor Render와 Seed까지 재현 가능하게 구성합니다.</w:t>
-      </w:r>
-    </w:p>
-    <w:p>
-      <w:pPr>
-        <w:pStyle w:val="BulletRail"/>
-      </w:pPr>
-      <w:r>
-        <w:t>•  Fresh Init은 기존 객체에 의존하지 않는 빈 환경에서 schema·seed까지 재현해야 합니다.</w:t>
-      </w:r>
-    </w:p>
-    <w:p>
-      <w:pPr>
-        <w:pStyle w:val="Heading2"/>
-        <w:keepNext/>
-        <w:keepLines/>
-        <w:widowControl/>
-      </w:pPr>
-      <w:r>
-        <w:t>6.2 Migration</w:t>
-      </w:r>
-    </w:p>
-    <w:p>
-      <w:pPr>
-        <w:pStyle w:val="BodyRail"/>
-      </w:pPr>
-      <w:r>
-        <w:t>Migration은 현재 Schema에서 목표 Schema로의 전이를 정의하며 순서, 기존 데이터, index/FK 영향과 실패 시 복구 경로를 함께 검증합니다.</w:t>
-      </w:r>
-    </w:p>
-    <w:p>
-      <w:pPr>
-        <w:pStyle w:val="BulletRail"/>
-      </w:pPr>
-      <w:r>
-        <w:t>•  Migration은 적용 순서와 기존 데이터 보존, 실패 시 복구 지점을 함께 검증합니다.</w:t>
-      </w:r>
-    </w:p>
-    <w:p>
-      <w:pPr>
-        <w:pStyle w:val="Heading2"/>
-        <w:keepNext/>
-        <w:keepLines/>
-        <w:widowControl/>
-      </w:pPr>
-      <w:r>
-        <w:t>6.3 Seed</w:t>
-      </w:r>
-    </w:p>
-    <w:p>
-      <w:pPr>
-        <w:pStyle w:val="BodyRail"/>
-      </w:pPr>
-      <w:r>
-        <w:t>Seed는 필수 기준 데이터를 재현 가능하고 재실행 안전하게 반영하며 Vendor별 결과가 같은 업무 의미를 가져야 합니다.</w:t>
-      </w:r>
-    </w:p>
-    <w:p>
-      <w:pPr>
-        <w:pStyle w:val="BulletRail"/>
-      </w:pPr>
-      <w:r>
-        <w:t>•  Seed는 재실행해도 중복 기준 데이터나 다른 Vendor 결과를 만들지 않아야 합니다.</w:t>
-      </w:r>
-    </w:p>
-    <w:p>
-      <w:pPr>
-        <w:pStyle w:val="BodyRail"/>
-      </w:pPr>
-      <w:r>
-        <w:t>DB 변경이 Fresh Init부터 Runtime Query까지 닫혔는지 확인합니다.</w:t>
-      </w:r>
-    </w:p>
-    <w:p>
-      <w:pPr>
-        <w:pStyle w:val="TableTitle"/>
-        <w:keepNext/>
-        <w:keepLines/>
-        <w:widowControl/>
-      </w:pPr>
-      <w:r>
-        <w:t>표 6-1. 단계 / Canonical / Vendor 영향 / 검증/복구</w:t>
-      </w:r>
-    </w:p>
-    <w:p>
-      <w:pPr>
-        <w:pStyle w:val="TablePurpose"/>
-        <w:keepNext/>
-        <w:keepLines/>
-        <w:widowControl/>
-      </w:pPr>
-      <w:r>
-        <w:t>비교·선택·확인에 필요한 항목만 압축해 정리합니다.</w:t>
-      </w:r>
-    </w:p>
-    <w:tbl>
-      <w:tblPr>
-        <w:tblW w:type="auto" w:w="0"/>
-        <w:jc w:val="left"/>
-        <w:tblLayout w:type="autofit"/>
-        <w:tblLook w:firstColumn="1" w:firstRow="1" w:lastColumn="0" w:lastRow="0" w:noHBand="0" w:noVBand="1" w:val="04A0"/>
-      </w:tblPr>
-      <w:tblGrid>
-        <w:gridCol w:w="2720"/>
-        <w:gridCol w:w="2720"/>
-        <w:gridCol w:w="2720"/>
-        <w:gridCol w:w="2720"/>
-      </w:tblGrid>
-      <w:tr>
-        <w:trPr>
-          <w:cantSplit/>
-          <w:tblHeader w:val="true"/>
-        </w:trPr>
-        <w:tc>
-          <w:tcPr>
-            <w:tcW w:type="dxa" w:w="2720"/>
-            <w:tcMar>
-              <w:top w:w="70" w:type="dxa"/>
-              <w:start w:w="80" w:type="dxa"/>
-              <w:bottom w:w="70" w:type="dxa"/>
-              <w:end w:w="80" w:type="dxa"/>
-            </w:tcMar>
-            <w:vAlign w:val="top"/>
-            <w:shd w:fill="17324D"/>
-          </w:tcPr>
-          <w:p>
-            <w:r>
-              <w:rPr>
-                <w:rFonts w:ascii="Noto Sans CJK KR" w:hAnsi="Noto Sans CJK KR"/>
-                <w:b/>
-                <w:color w:val="FFFFFF"/>
-                <w:sz w:val="17"/>
-              </w:rPr>
-              <w:t>단계</w:t>
-            </w:r>
-          </w:p>
-        </w:tc>
-        <w:tc>
-          <w:tcPr>
-            <w:tcW w:type="dxa" w:w="2720"/>
-            <w:tcMar>
-              <w:top w:w="70" w:type="dxa"/>
-              <w:start w:w="80" w:type="dxa"/>
-              <w:bottom w:w="70" w:type="dxa"/>
-              <w:end w:w="80" w:type="dxa"/>
-            </w:tcMar>
-            <w:vAlign w:val="top"/>
-            <w:shd w:fill="17324D"/>
-          </w:tcPr>
-          <w:p>
-            <w:r>
-              <w:rPr>
-                <w:rFonts w:ascii="Noto Sans CJK KR" w:hAnsi="Noto Sans CJK KR"/>
-                <w:b/>
-                <w:color w:val="FFFFFF"/>
-                <w:sz w:val="17"/>
-              </w:rPr>
-              <w:t>Canonical</w:t>
-            </w:r>
-          </w:p>
-        </w:tc>
-        <w:tc>
-          <w:tcPr>
-            <w:tcW w:type="dxa" w:w="2720"/>
-            <w:tcMar>
-              <w:top w:w="70" w:type="dxa"/>
-              <w:start w:w="80" w:type="dxa"/>
-              <w:bottom w:w="70" w:type="dxa"/>
-              <w:end w:w="80" w:type="dxa"/>
-            </w:tcMar>
-            <w:vAlign w:val="top"/>
-            <w:shd w:fill="17324D"/>
-          </w:tcPr>
-          <w:p>
-            <w:r>
-              <w:rPr>
-                <w:rFonts w:ascii="Noto Sans CJK KR" w:hAnsi="Noto Sans CJK KR"/>
-                <w:b/>
-                <w:color w:val="FFFFFF"/>
-                <w:sz w:val="17"/>
-              </w:rPr>
-              <w:t>Vendor 영향</w:t>
-            </w:r>
-          </w:p>
-        </w:tc>
-        <w:tc>
-          <w:tcPr>
-            <w:tcW w:type="dxa" w:w="2720"/>
-            <w:tcMar>
-              <w:top w:w="70" w:type="dxa"/>
-              <w:start w:w="80" w:type="dxa"/>
-              <w:bottom w:w="70" w:type="dxa"/>
-              <w:end w:w="80" w:type="dxa"/>
-            </w:tcMar>
-            <w:vAlign w:val="top"/>
-            <w:shd w:fill="17324D"/>
-          </w:tcPr>
-          <w:p>
-            <w:r>
-              <w:rPr>
-                <w:rFonts w:ascii="Noto Sans CJK KR" w:hAnsi="Noto Sans CJK KR"/>
-                <w:b/>
-                <w:color w:val="FFFFFF"/>
-                <w:sz w:val="17"/>
-              </w:rPr>
-              <w:t>검증/복구</w:t>
+              <w:t>Schema version/migration history</w:t>
             </w:r>
           </w:p>
         </w:tc>
@@ -2598,15 +1290,15 @@
         </w:trPr>
         <w:tc>
           <w:tcPr>
-            <w:tcW w:type="dxa" w:w="2720"/>
+            <w:tcW w:type="dxa" w:w="3266"/>
             <w:tcMar>
-              <w:top w:w="70" w:type="dxa"/>
-              <w:start w:w="80" w:type="dxa"/>
-              <w:bottom w:w="70" w:type="dxa"/>
-              <w:end w:w="80" w:type="dxa"/>
+              <w:top w:w="80" w:type="dxa"/>
+              <w:start w:w="100" w:type="dxa"/>
+              <w:bottom w:w="80" w:type="dxa"/>
+              <w:end w:w="100" w:type="dxa"/>
             </w:tcMar>
-            <w:vAlign w:val="top"/>
-            <w:shd w:fill="F4F7FA"/>
+            <w:vAlign w:val="center"/>
+            <w:shd w:fill="F7FAFC"/>
           </w:tcPr>
           <w:p>
             <w:pPr>
@@ -2614,24 +1306,24 @@
             </w:pPr>
             <w:r>
               <w:rPr>
-                <w:rFonts w:ascii="Noto Sans CJK KR" w:hAnsi="Noto Sans CJK KR"/>
-                <w:color w:val="202124"/>
-                <w:sz w:val="17"/>
+                <w:rFonts w:ascii="Noto Sans KR" w:hAnsi="Noto Sans KR" w:eastAsia="Noto Sans KR"/>
+                <w:sz w:val="16"/>
               </w:rPr>
-              <w:t>Fresh Init</w:t>
+              <w:t>Audit fields</w:t>
             </w:r>
           </w:p>
         </w:tc>
         <w:tc>
           <w:tcPr>
-            <w:tcW w:type="dxa" w:w="2720"/>
+            <w:tcW w:type="dxa" w:w="11759"/>
             <w:tcMar>
-              <w:top w:w="70" w:type="dxa"/>
-              <w:start w:w="80" w:type="dxa"/>
-              <w:bottom w:w="70" w:type="dxa"/>
-              <w:end w:w="80" w:type="dxa"/>
+              <w:top w:w="80" w:type="dxa"/>
+              <w:start w:w="100" w:type="dxa"/>
+              <w:bottom w:w="80" w:type="dxa"/>
+              <w:end w:w="100" w:type="dxa"/>
             </w:tcMar>
-            <w:vAlign w:val="top"/>
+            <w:vAlign w:val="center"/>
+            <w:shd w:fill="F7FAFC"/>
           </w:tcPr>
           <w:p>
             <w:pPr>
@@ -2639,61 +1331,141 @@
             </w:pPr>
             <w:r>
               <w:rPr>
-                <w:rFonts w:ascii="Noto Sans CJK KR" w:hAnsi="Noto Sans CJK KR"/>
-                <w:color w:val="202124"/>
-                <w:sz w:val="17"/>
+                <w:rFonts w:ascii="Noto Sans KR" w:hAnsi="Noto Sans KR" w:eastAsia="Noto Sans KR"/>
+                <w:sz w:val="16"/>
               </w:rPr>
-              <w:t>Canonical schema</w:t>
+              <w:t>생성/변경/실행 추적</w:t>
+            </w:r>
+          </w:p>
+        </w:tc>
+      </w:tr>
+    </w:tbl>
+    <w:p>
+      <w:pPr>
+        <w:pStyle w:val="Heading1"/>
+      </w:pPr>
+      <w:r>
+        <w:t>3 Migration Lifecycle</w:t>
+      </w:r>
+    </w:p>
+    <w:tbl>
+      <w:tblPr>
+        <w:tblW w:type="auto" w:w="0"/>
+        <w:jc w:val="left"/>
+        <w:tblLayout w:type="fixed"/>
+        <w:tblLook w:firstColumn="1" w:firstRow="1" w:lastColumn="0" w:lastRow="0" w:noHBand="0" w:noVBand="1" w:val="04A0"/>
+      </w:tblPr>
+      <w:tblGrid>
+        <w:gridCol w:w="7625"/>
+        <w:gridCol w:w="7625"/>
+      </w:tblGrid>
+      <w:tr>
+        <w:trPr>
+          <w:tblHeader w:val="true"/>
+        </w:trPr>
+        <w:tc>
+          <w:tcPr>
+            <w:tcW w:type="dxa" w:w="1927"/>
+            <w:shd w:fill="17324D"/>
+            <w:tcMar>
+              <w:top w:w="110" w:type="dxa"/>
+              <w:start w:w="140" w:type="dxa"/>
+              <w:bottom w:w="110" w:type="dxa"/>
+              <w:end w:w="140" w:type="dxa"/>
+            </w:tcMar>
+          </w:tcPr>
+          <w:p>
+            <w:r>
+              <w:rPr>
+                <w:b/>
+                <w:color w:val="FFFFFF"/>
+              </w:rPr>
+              <w:t>이 장을 보는 이유</w:t>
             </w:r>
           </w:p>
         </w:tc>
         <w:tc>
           <w:tcPr>
-            <w:tcW w:type="dxa" w:w="2720"/>
+            <w:tcW w:type="dxa" w:w="11623"/>
             <w:tcMar>
-              <w:top w:w="70" w:type="dxa"/>
-              <w:start w:w="80" w:type="dxa"/>
-              <w:bottom w:w="70" w:type="dxa"/>
-              <w:end w:w="80" w:type="dxa"/>
+              <w:top w:w="110" w:type="dxa"/>
+              <w:start w:w="140" w:type="dxa"/>
+              <w:bottom w:w="110" w:type="dxa"/>
+              <w:end w:w="140" w:type="dxa"/>
             </w:tcMar>
-            <w:vAlign w:val="top"/>
           </w:tcPr>
           <w:p>
-            <w:pPr>
-              <w:spacing w:after="0" w:line="252" w:lineRule="auto"/>
-            </w:pPr>
+            <w:r>
+              <w:t>단일 SQL 수정이 아니라 Install→Upgrade→Rollback/Recovery→Runtime까지 닫습니다.</w:t>
+            </w:r>
+          </w:p>
+        </w:tc>
+      </w:tr>
+    </w:tbl>
+    <w:p>
+      <w:pPr>
+        <w:pStyle w:val="CPFLabel"/>
+      </w:pPr>
+      <w:r>
+        <w:t>Lifecycle</w:t>
+      </w:r>
+    </w:p>
+    <w:tbl>
+      <w:tblPr>
+        <w:tblW w:type="auto" w:w="0"/>
+        <w:jc w:val="left"/>
+        <w:tblLayout w:type="fixed"/>
+        <w:tblLook w:firstColumn="1" w:firstRow="1" w:lastColumn="0" w:lastRow="0" w:noHBand="0" w:noVBand="1" w:val="04A0"/>
+      </w:tblPr>
+      <w:tblGrid>
+        <w:gridCol w:w="7625"/>
+        <w:gridCol w:w="7625"/>
+      </w:tblGrid>
+      <w:tr>
+        <w:trPr>
+          <w:tblHeader w:val="true"/>
+        </w:trPr>
+        <w:tc>
+          <w:tcPr>
+            <w:tcW w:type="dxa" w:w="3424"/>
+            <w:shd w:fill="17324D"/>
+            <w:tcMar>
+              <w:top w:w="90" w:type="dxa"/>
+              <w:start w:w="110" w:type="dxa"/>
+              <w:bottom w:w="90" w:type="dxa"/>
+              <w:end w:w="110" w:type="dxa"/>
+            </w:tcMar>
+          </w:tcPr>
+          <w:p>
             <w:r>
               <w:rPr>
-                <w:rFonts w:ascii="Noto Sans CJK KR" w:hAnsi="Noto Sans CJK KR"/>
-                <w:color w:val="202124"/>
-                <w:sz w:val="17"/>
+                <w:b/>
+                <w:color w:val="FFFFFF"/>
+                <w:sz w:val="16"/>
               </w:rPr>
-              <w:t>Vendor별 DDL</w:t>
+              <w:t>단계</w:t>
             </w:r>
           </w:p>
         </w:tc>
         <w:tc>
           <w:tcPr>
-            <w:tcW w:type="dxa" w:w="2720"/>
+            <w:tcW w:type="dxa" w:w="11600"/>
+            <w:shd w:fill="17324D"/>
             <w:tcMar>
-              <w:top w:w="70" w:type="dxa"/>
-              <w:start w:w="80" w:type="dxa"/>
-              <w:bottom w:w="70" w:type="dxa"/>
-              <w:end w:w="80" w:type="dxa"/>
+              <w:top w:w="90" w:type="dxa"/>
+              <w:start w:w="110" w:type="dxa"/>
+              <w:bottom w:w="90" w:type="dxa"/>
+              <w:end w:w="110" w:type="dxa"/>
             </w:tcMar>
-            <w:vAlign w:val="top"/>
           </w:tcPr>
           <w:p>
-            <w:pPr>
-              <w:spacing w:after="0" w:line="252" w:lineRule="auto"/>
-            </w:pPr>
             <w:r>
               <w:rPr>
-                <w:rFonts w:ascii="Noto Sans CJK KR" w:hAnsi="Noto Sans CJK KR"/>
-                <w:color w:val="202124"/>
-                <w:sz w:val="17"/>
+                <w:b/>
+                <w:color w:val="FFFFFF"/>
+                <w:sz w:val="16"/>
               </w:rPr>
-              <w:t>깨끗한 초기화</w:t>
+              <w:t>필수</w:t>
             </w:r>
           </w:p>
         </w:tc>
@@ -2704,15 +1476,14 @@
         </w:trPr>
         <w:tc>
           <w:tcPr>
-            <w:tcW w:type="dxa" w:w="2720"/>
+            <w:tcW w:type="dxa" w:w="3424"/>
             <w:tcMar>
-              <w:top w:w="70" w:type="dxa"/>
-              <w:start w:w="80" w:type="dxa"/>
-              <w:bottom w:w="70" w:type="dxa"/>
-              <w:end w:w="80" w:type="dxa"/>
+              <w:top w:w="80" w:type="dxa"/>
+              <w:start w:w="100" w:type="dxa"/>
+              <w:bottom w:w="80" w:type="dxa"/>
+              <w:end w:w="100" w:type="dxa"/>
             </w:tcMar>
-            <w:vAlign w:val="top"/>
-            <w:shd w:fill="F4F7FA"/>
+            <w:vAlign w:val="center"/>
           </w:tcPr>
           <w:p>
             <w:pPr>
@@ -2720,24 +1491,23 @@
             </w:pPr>
             <w:r>
               <w:rPr>
-                <w:rFonts w:ascii="Noto Sans CJK KR" w:hAnsi="Noto Sans CJK KR"/>
-                <w:color w:val="202124"/>
-                <w:sz w:val="17"/>
+                <w:rFonts w:ascii="Noto Sans KR" w:hAnsi="Noto Sans KR" w:eastAsia="Noto Sans KR"/>
+                <w:sz w:val="16"/>
               </w:rPr>
-              <w:t>Migration</w:t>
+              <w:t>Canonical Source</w:t>
             </w:r>
           </w:p>
         </w:tc>
         <w:tc>
           <w:tcPr>
-            <w:tcW w:type="dxa" w:w="2720"/>
+            <w:tcW w:type="dxa" w:w="11600"/>
             <w:tcMar>
-              <w:top w:w="70" w:type="dxa"/>
-              <w:start w:w="80" w:type="dxa"/>
-              <w:bottom w:w="70" w:type="dxa"/>
-              <w:end w:w="80" w:type="dxa"/>
+              <w:top w:w="80" w:type="dxa"/>
+              <w:start w:w="100" w:type="dxa"/>
+              <w:bottom w:w="80" w:type="dxa"/>
+              <w:end w:w="100" w:type="dxa"/>
             </w:tcMar>
-            <w:vAlign w:val="top"/>
+            <w:vAlign w:val="center"/>
           </w:tcPr>
           <w:p>
             <w:pPr>
@@ -2745,61 +1515,10 @@
             </w:pPr>
             <w:r>
               <w:rPr>
-                <w:rFonts w:ascii="Noto Sans CJK KR" w:hAnsi="Noto Sans CJK KR"/>
-                <w:color w:val="202124"/>
-                <w:sz w:val="17"/>
+                <w:rFonts w:ascii="Noto Sans KR" w:hAnsi="Noto Sans KR" w:eastAsia="Noto Sans KR"/>
+                <w:sz w:val="16"/>
               </w:rPr>
-              <w:t>변경 정의</w:t>
-            </w:r>
-          </w:p>
-        </w:tc>
-        <w:tc>
-          <w:tcPr>
-            <w:tcW w:type="dxa" w:w="2720"/>
-            <w:tcMar>
-              <w:top w:w="70" w:type="dxa"/>
-              <w:start w:w="80" w:type="dxa"/>
-              <w:bottom w:w="70" w:type="dxa"/>
-              <w:end w:w="80" w:type="dxa"/>
-            </w:tcMar>
-            <w:vAlign w:val="top"/>
-          </w:tcPr>
-          <w:p>
-            <w:pPr>
-              <w:spacing w:after="0" w:line="252" w:lineRule="auto"/>
-            </w:pPr>
-            <w:r>
-              <w:rPr>
-                <w:rFonts w:ascii="Noto Sans CJK KR" w:hAnsi="Noto Sans CJK KR"/>
-                <w:color w:val="202124"/>
-                <w:sz w:val="17"/>
-              </w:rPr>
-              <w:t>문법/락 차이</w:t>
-            </w:r>
-          </w:p>
-        </w:tc>
-        <w:tc>
-          <w:tcPr>
-            <w:tcW w:type="dxa" w:w="2720"/>
-            <w:tcMar>
-              <w:top w:w="70" w:type="dxa"/>
-              <w:start w:w="80" w:type="dxa"/>
-              <w:bottom w:w="70" w:type="dxa"/>
-              <w:end w:w="80" w:type="dxa"/>
-            </w:tcMar>
-            <w:vAlign w:val="top"/>
-          </w:tcPr>
-          <w:p>
-            <w:pPr>
-              <w:spacing w:after="0" w:line="252" w:lineRule="auto"/>
-            </w:pPr>
-            <w:r>
-              <w:rPr>
-                <w:rFonts w:ascii="Noto Sans CJK KR" w:hAnsi="Noto Sans CJK KR"/>
-                <w:color w:val="202124"/>
-                <w:sz w:val="17"/>
-              </w:rPr>
-              <w:t>upgrade 실행</w:t>
+              <w:t>단일 정의</w:t>
             </w:r>
           </w:p>
         </w:tc>
@@ -2810,15 +1529,15 @@
         </w:trPr>
         <w:tc>
           <w:tcPr>
-            <w:tcW w:type="dxa" w:w="2720"/>
+            <w:tcW w:type="dxa" w:w="3424"/>
             <w:tcMar>
-              <w:top w:w="70" w:type="dxa"/>
-              <w:start w:w="80" w:type="dxa"/>
-              <w:bottom w:w="70" w:type="dxa"/>
-              <w:end w:w="80" w:type="dxa"/>
+              <w:top w:w="80" w:type="dxa"/>
+              <w:start w:w="100" w:type="dxa"/>
+              <w:bottom w:w="80" w:type="dxa"/>
+              <w:end w:w="100" w:type="dxa"/>
             </w:tcMar>
-            <w:vAlign w:val="top"/>
-            <w:shd w:fill="F4F7FA"/>
+            <w:vAlign w:val="center"/>
+            <w:shd w:fill="F7FAFC"/>
           </w:tcPr>
           <w:p>
             <w:pPr>
@@ -2826,24 +1545,24 @@
             </w:pPr>
             <w:r>
               <w:rPr>
-                <w:rFonts w:ascii="Noto Sans CJK KR" w:hAnsi="Noto Sans CJK KR"/>
-                <w:color w:val="202124"/>
-                <w:sz w:val="17"/>
+                <w:rFonts w:ascii="Noto Sans KR" w:hAnsi="Noto Sans KR" w:eastAsia="Noto Sans KR"/>
+                <w:sz w:val="16"/>
               </w:rPr>
-              <w:t>Seed</w:t>
+              <w:t>Fresh Init</w:t>
             </w:r>
           </w:p>
         </w:tc>
         <w:tc>
           <w:tcPr>
-            <w:tcW w:type="dxa" w:w="2720"/>
+            <w:tcW w:type="dxa" w:w="11600"/>
             <w:tcMar>
-              <w:top w:w="70" w:type="dxa"/>
-              <w:start w:w="80" w:type="dxa"/>
-              <w:bottom w:w="70" w:type="dxa"/>
-              <w:end w:w="80" w:type="dxa"/>
+              <w:top w:w="80" w:type="dxa"/>
+              <w:start w:w="100" w:type="dxa"/>
+              <w:bottom w:w="80" w:type="dxa"/>
+              <w:end w:w="100" w:type="dxa"/>
             </w:tcMar>
-            <w:vAlign w:val="top"/>
+            <w:vAlign w:val="center"/>
+            <w:shd w:fill="F7FAFC"/>
           </w:tcPr>
           <w:p>
             <w:pPr>
@@ -2851,61 +1570,10 @@
             </w:pPr>
             <w:r>
               <w:rPr>
-                <w:rFonts w:ascii="Noto Sans CJK KR" w:hAnsi="Noto Sans CJK KR"/>
-                <w:color w:val="202124"/>
-                <w:sz w:val="17"/>
+                <w:rFonts w:ascii="Noto Sans KR" w:hAnsi="Noto Sans KR" w:eastAsia="Noto Sans KR"/>
+                <w:sz w:val="16"/>
               </w:rPr>
-              <w:t>공통 기준 데이터</w:t>
-            </w:r>
-          </w:p>
-        </w:tc>
-        <w:tc>
-          <w:tcPr>
-            <w:tcW w:type="dxa" w:w="2720"/>
-            <w:tcMar>
-              <w:top w:w="70" w:type="dxa"/>
-              <w:start w:w="80" w:type="dxa"/>
-              <w:bottom w:w="70" w:type="dxa"/>
-              <w:end w:w="80" w:type="dxa"/>
-            </w:tcMar>
-            <w:vAlign w:val="top"/>
-          </w:tcPr>
-          <w:p>
-            <w:pPr>
-              <w:spacing w:after="0" w:line="252" w:lineRule="auto"/>
-            </w:pPr>
-            <w:r>
-              <w:rPr>
-                <w:rFonts w:ascii="Noto Sans CJK KR" w:hAnsi="Noto Sans CJK KR"/>
-                <w:color w:val="202124"/>
-                <w:sz w:val="17"/>
-              </w:rPr>
-              <w:t>DML 차이</w:t>
-            </w:r>
-          </w:p>
-        </w:tc>
-        <w:tc>
-          <w:tcPr>
-            <w:tcW w:type="dxa" w:w="2720"/>
-            <w:tcMar>
-              <w:top w:w="70" w:type="dxa"/>
-              <w:start w:w="80" w:type="dxa"/>
-              <w:bottom w:w="70" w:type="dxa"/>
-              <w:end w:w="80" w:type="dxa"/>
-            </w:tcMar>
-            <w:vAlign w:val="top"/>
-          </w:tcPr>
-          <w:p>
-            <w:pPr>
-              <w:spacing w:after="0" w:line="252" w:lineRule="auto"/>
-            </w:pPr>
-            <w:r>
-              <w:rPr>
-                <w:rFonts w:ascii="Noto Sans CJK KR" w:hAnsi="Noto Sans CJK KR"/>
-                <w:color w:val="202124"/>
-                <w:sz w:val="17"/>
-              </w:rPr>
-              <w:t>재실행 안전성</w:t>
+              <w:t>빈 환경 준비</w:t>
             </w:r>
           </w:p>
         </w:tc>
@@ -2916,15 +1584,14 @@
         </w:trPr>
         <w:tc>
           <w:tcPr>
-            <w:tcW w:type="dxa" w:w="2720"/>
+            <w:tcW w:type="dxa" w:w="3424"/>
             <w:tcMar>
-              <w:top w:w="70" w:type="dxa"/>
-              <w:start w:w="80" w:type="dxa"/>
-              <w:bottom w:w="70" w:type="dxa"/>
-              <w:end w:w="80" w:type="dxa"/>
+              <w:top w:w="80" w:type="dxa"/>
+              <w:start w:w="100" w:type="dxa"/>
+              <w:bottom w:w="80" w:type="dxa"/>
+              <w:end w:w="100" w:type="dxa"/>
             </w:tcMar>
-            <w:vAlign w:val="top"/>
-            <w:shd w:fill="F4F7FA"/>
+            <w:vAlign w:val="center"/>
           </w:tcPr>
           <w:p>
             <w:pPr>
@@ -2932,24 +1599,23 @@
             </w:pPr>
             <w:r>
               <w:rPr>
-                <w:rFonts w:ascii="Noto Sans CJK KR" w:hAnsi="Noto Sans CJK KR"/>
-                <w:color w:val="202124"/>
-                <w:sz w:val="17"/>
+                <w:rFonts w:ascii="Noto Sans KR" w:hAnsi="Noto Sans KR" w:eastAsia="Noto Sans KR"/>
+                <w:sz w:val="16"/>
               </w:rPr>
-              <w:t>Rollback/Recovery</w:t>
+              <w:t>Vendor Render</w:t>
             </w:r>
           </w:p>
         </w:tc>
         <w:tc>
           <w:tcPr>
-            <w:tcW w:type="dxa" w:w="2720"/>
+            <w:tcW w:type="dxa" w:w="11600"/>
             <w:tcMar>
-              <w:top w:w="70" w:type="dxa"/>
-              <w:start w:w="80" w:type="dxa"/>
-              <w:bottom w:w="70" w:type="dxa"/>
-              <w:end w:w="80" w:type="dxa"/>
+              <w:top w:w="80" w:type="dxa"/>
+              <w:start w:w="100" w:type="dxa"/>
+              <w:bottom w:w="80" w:type="dxa"/>
+              <w:end w:w="100" w:type="dxa"/>
             </w:tcMar>
-            <w:vAlign w:val="top"/>
+            <w:vAlign w:val="center"/>
           </w:tcPr>
           <w:p>
             <w:pPr>
@@ -2957,61 +1623,10 @@
             </w:pPr>
             <w:r>
               <w:rPr>
-                <w:rFonts w:ascii="Noto Sans CJK KR" w:hAnsi="Noto Sans CJK KR"/>
-                <w:color w:val="202124"/>
-                <w:sz w:val="17"/>
+                <w:rFonts w:ascii="Noto Sans KR" w:hAnsi="Noto Sans KR" w:eastAsia="Noto Sans KR"/>
+                <w:sz w:val="16"/>
               </w:rPr>
-              <w:t>역변경/복구</w:t>
-            </w:r>
-          </w:p>
-        </w:tc>
-        <w:tc>
-          <w:tcPr>
-            <w:tcW w:type="dxa" w:w="2720"/>
-            <w:tcMar>
-              <w:top w:w="70" w:type="dxa"/>
-              <w:start w:w="80" w:type="dxa"/>
-              <w:bottom w:w="70" w:type="dxa"/>
-              <w:end w:w="80" w:type="dxa"/>
-            </w:tcMar>
-            <w:vAlign w:val="top"/>
-          </w:tcPr>
-          <w:p>
-            <w:pPr>
-              <w:spacing w:after="0" w:line="252" w:lineRule="auto"/>
-            </w:pPr>
-            <w:r>
-              <w:rPr>
-                <w:rFonts w:ascii="Noto Sans CJK KR" w:hAnsi="Noto Sans CJK KR"/>
-                <w:color w:val="202124"/>
-                <w:sz w:val="17"/>
-              </w:rPr>
-              <w:t>Vendor별 절차</w:t>
-            </w:r>
-          </w:p>
-        </w:tc>
-        <w:tc>
-          <w:tcPr>
-            <w:tcW w:type="dxa" w:w="2720"/>
-            <w:tcMar>
-              <w:top w:w="70" w:type="dxa"/>
-              <w:start w:w="80" w:type="dxa"/>
-              <w:bottom w:w="70" w:type="dxa"/>
-              <w:end w:w="80" w:type="dxa"/>
-            </w:tcMar>
-            <w:vAlign w:val="top"/>
-          </w:tcPr>
-          <w:p>
-            <w:pPr>
-              <w:spacing w:after="0" w:line="252" w:lineRule="auto"/>
-            </w:pPr>
-            <w:r>
-              <w:rPr>
-                <w:rFonts w:ascii="Noto Sans CJK KR" w:hAnsi="Noto Sans CJK KR"/>
-                <w:color w:val="202124"/>
-                <w:sz w:val="17"/>
-              </w:rPr>
-              <w:t>실패 복구 Evidence</w:t>
+              <w:t>Oracle/PostgreSQL/MariaDB</w:t>
             </w:r>
           </w:p>
         </w:tc>
@@ -3022,15 +1637,15 @@
         </w:trPr>
         <w:tc>
           <w:tcPr>
-            <w:tcW w:type="dxa" w:w="2720"/>
+            <w:tcW w:type="dxa" w:w="3424"/>
             <w:tcMar>
-              <w:top w:w="70" w:type="dxa"/>
-              <w:start w:w="80" w:type="dxa"/>
-              <w:bottom w:w="70" w:type="dxa"/>
-              <w:end w:w="80" w:type="dxa"/>
+              <w:top w:w="80" w:type="dxa"/>
+              <w:start w:w="100" w:type="dxa"/>
+              <w:bottom w:w="80" w:type="dxa"/>
+              <w:end w:w="100" w:type="dxa"/>
             </w:tcMar>
-            <w:vAlign w:val="top"/>
-            <w:shd w:fill="F4F7FA"/>
+            <w:vAlign w:val="center"/>
+            <w:shd w:fill="F7FAFC"/>
           </w:tcPr>
           <w:p>
             <w:pPr>
@@ -3038,24 +1653,24 @@
             </w:pPr>
             <w:r>
               <w:rPr>
-                <w:rFonts w:ascii="Noto Sans CJK KR" w:hAnsi="Noto Sans CJK KR"/>
-                <w:color w:val="202124"/>
-                <w:sz w:val="17"/>
+                <w:rFonts w:ascii="Noto Sans KR" w:hAnsi="Noto Sans KR" w:eastAsia="Noto Sans KR"/>
+                <w:sz w:val="16"/>
               </w:rPr>
-              <w:t>Runtime Query</w:t>
+              <w:t>Migration</w:t>
             </w:r>
           </w:p>
         </w:tc>
         <w:tc>
           <w:tcPr>
-            <w:tcW w:type="dxa" w:w="2720"/>
+            <w:tcW w:type="dxa" w:w="11600"/>
             <w:tcMar>
-              <w:top w:w="70" w:type="dxa"/>
-              <w:start w:w="80" w:type="dxa"/>
-              <w:bottom w:w="70" w:type="dxa"/>
-              <w:end w:w="80" w:type="dxa"/>
+              <w:top w:w="80" w:type="dxa"/>
+              <w:start w:w="100" w:type="dxa"/>
+              <w:bottom w:w="80" w:type="dxa"/>
+              <w:end w:w="100" w:type="dxa"/>
             </w:tcMar>
-            <w:vAlign w:val="top"/>
+            <w:vAlign w:val="center"/>
+            <w:shd w:fill="F7FAFC"/>
           </w:tcPr>
           <w:p>
             <w:pPr>
@@ -3063,281 +1678,10 @@
             </w:pPr>
             <w:r>
               <w:rPr>
-                <w:rFonts w:ascii="Noto Sans CJK KR" w:hAnsi="Noto Sans CJK KR"/>
-                <w:color w:val="202124"/>
-                <w:sz w:val="17"/>
+                <w:rFonts w:ascii="Noto Sans KR" w:hAnsi="Noto Sans KR" w:eastAsia="Noto Sans KR"/>
+                <w:sz w:val="16"/>
               </w:rPr>
-              <w:t>Repository 의미</w:t>
-            </w:r>
-          </w:p>
-        </w:tc>
-        <w:tc>
-          <w:tcPr>
-            <w:tcW w:type="dxa" w:w="2720"/>
-            <w:tcMar>
-              <w:top w:w="70" w:type="dxa"/>
-              <w:start w:w="80" w:type="dxa"/>
-              <w:bottom w:w="70" w:type="dxa"/>
-              <w:end w:w="80" w:type="dxa"/>
-            </w:tcMar>
-            <w:vAlign w:val="top"/>
-          </w:tcPr>
-          <w:p>
-            <w:pPr>
-              <w:spacing w:after="0" w:line="252" w:lineRule="auto"/>
-            </w:pPr>
-            <w:r>
-              <w:rPr>
-                <w:rFonts w:ascii="Noto Sans CJK KR" w:hAnsi="Noto Sans CJK KR"/>
-                <w:color w:val="202124"/>
-                <w:sz w:val="17"/>
-              </w:rPr>
-              <w:t>SQL 차이</w:t>
-            </w:r>
-          </w:p>
-        </w:tc>
-        <w:tc>
-          <w:tcPr>
-            <w:tcW w:type="dxa" w:w="2720"/>
-            <w:tcMar>
-              <w:top w:w="70" w:type="dxa"/>
-              <w:start w:w="80" w:type="dxa"/>
-              <w:bottom w:w="70" w:type="dxa"/>
-              <w:end w:w="80" w:type="dxa"/>
-            </w:tcMar>
-            <w:vAlign w:val="top"/>
-          </w:tcPr>
-          <w:p>
-            <w:pPr>
-              <w:spacing w:after="0" w:line="252" w:lineRule="auto"/>
-            </w:pPr>
-            <w:r>
-              <w:rPr>
-                <w:rFonts w:ascii="Noto Sans CJK KR" w:hAnsi="Noto Sans CJK KR"/>
-                <w:color w:val="202124"/>
-                <w:sz w:val="17"/>
-              </w:rPr>
-              <w:t>실거래 검증</w:t>
-            </w:r>
-          </w:p>
-        </w:tc>
-      </w:tr>
-    </w:tbl>
-    <w:p/>
-    <w:p>
-      <w:pPr>
-        <w:pStyle w:val="SourceRail"/>
-      </w:pPr>
-      <w:r>
-        <w:t>Source 길찾기 cpf-tools/db/vendor/oracle</w:t>
-      </w:r>
-    </w:p>
-    <w:p>
-      <w:pPr>
-        <w:pStyle w:val="Heading1"/>
-        <w:keepNext/>
-        <w:keepLines/>
-        <w:widowControl/>
-      </w:pPr>
-      <w:r>
-        <w:t>7. Upgrade·Rollback·Recovery</w:t>
-      </w:r>
-    </w:p>
-    <w:p>
-      <w:pPr>
-        <w:pStyle w:val="Heading2"/>
-        <w:keepNext/>
-        <w:keepLines/>
-        <w:widowControl/>
-      </w:pPr>
-      <w:r>
-        <w:t>7.1 Upgrade</w:t>
-      </w:r>
-    </w:p>
-    <w:p>
-      <w:pPr>
-        <w:pStyle w:val="BodyRail"/>
-      </w:pPr>
-      <w:r>
-        <w:t>Upgrade는 Migration, Runtime compatibility, 데이터 보존과 배포 순서를 함께 검증해 구버전/신버전 혼재 구간의 위험을 관리합니다.</w:t>
-      </w:r>
-    </w:p>
-    <w:p>
-      <w:pPr>
-        <w:pStyle w:val="BulletRail"/>
-      </w:pPr>
-      <w:r>
-        <w:t>•  Upgrade는 구·신 Runtime 혼재 구간과 Schema compatibility를 포함해 검증합니다.</w:t>
-      </w:r>
-    </w:p>
-    <w:p>
-      <w:pPr>
-        <w:pStyle w:val="Heading2"/>
-        <w:keepNext/>
-        <w:keepLines/>
-        <w:widowControl/>
-      </w:pPr>
-      <w:r>
-        <w:t>7.2 Rollback/Recovery</w:t>
-      </w:r>
-    </w:p>
-    <w:p>
-      <w:pPr>
-        <w:pStyle w:val="BodyRail"/>
-      </w:pPr>
-      <w:r>
-        <w:t>Rollback 가능한 변경은 역전 절차를 검증하고, 역전이 위험하거나 불가능한 변경은 명시적인 Recovery 절차와 판단 기준을 제공합니다.</w:t>
-      </w:r>
-    </w:p>
-    <w:p>
-      <w:pPr>
-        <w:pStyle w:val="BulletRail"/>
-      </w:pPr>
-      <w:r>
-        <w:t>•  역전 불가 변경은 rollback 성공으로 꾸미지 않고 명시적 recovery 절차를 제공합니다.</w:t>
-      </w:r>
-    </w:p>
-    <w:p>
-      <w:pPr>
-        <w:pStyle w:val="BodyRail"/>
-      </w:pPr>
-      <w:r>
-        <w:t>DB 변경이 Fresh Init부터 Runtime Query까지 닫혔는지 확인합니다.</w:t>
-      </w:r>
-    </w:p>
-    <w:p>
-      <w:pPr>
-        <w:pStyle w:val="TableTitle"/>
-        <w:keepNext/>
-        <w:keepLines/>
-        <w:widowControl/>
-      </w:pPr>
-      <w:r>
-        <w:t>표 7-1. 단계 / Canonical / Vendor 영향 / 검증/복구</w:t>
-      </w:r>
-    </w:p>
-    <w:p>
-      <w:pPr>
-        <w:pStyle w:val="TablePurpose"/>
-        <w:keepNext/>
-        <w:keepLines/>
-        <w:widowControl/>
-      </w:pPr>
-      <w:r>
-        <w:t>비교·선택·확인에 필요한 항목만 압축해 정리합니다.</w:t>
-      </w:r>
-    </w:p>
-    <w:tbl>
-      <w:tblPr>
-        <w:tblW w:type="auto" w:w="0"/>
-        <w:jc w:val="left"/>
-        <w:tblLayout w:type="autofit"/>
-        <w:tblLook w:firstColumn="1" w:firstRow="1" w:lastColumn="0" w:lastRow="0" w:noHBand="0" w:noVBand="1" w:val="04A0"/>
-      </w:tblPr>
-      <w:tblGrid>
-        <w:gridCol w:w="2720"/>
-        <w:gridCol w:w="2720"/>
-        <w:gridCol w:w="2720"/>
-        <w:gridCol w:w="2720"/>
-      </w:tblGrid>
-      <w:tr>
-        <w:trPr>
-          <w:cantSplit/>
-          <w:tblHeader w:val="true"/>
-        </w:trPr>
-        <w:tc>
-          <w:tcPr>
-            <w:tcW w:type="dxa" w:w="2720"/>
-            <w:tcMar>
-              <w:top w:w="70" w:type="dxa"/>
-              <w:start w:w="80" w:type="dxa"/>
-              <w:bottom w:w="70" w:type="dxa"/>
-              <w:end w:w="80" w:type="dxa"/>
-            </w:tcMar>
-            <w:vAlign w:val="top"/>
-            <w:shd w:fill="17324D"/>
-          </w:tcPr>
-          <w:p>
-            <w:r>
-              <w:rPr>
-                <w:rFonts w:ascii="Noto Sans CJK KR" w:hAnsi="Noto Sans CJK KR"/>
-                <w:b/>
-                <w:color w:val="FFFFFF"/>
-                <w:sz w:val="17"/>
-              </w:rPr>
-              <w:t>단계</w:t>
-            </w:r>
-          </w:p>
-        </w:tc>
-        <w:tc>
-          <w:tcPr>
-            <w:tcW w:type="dxa" w:w="2720"/>
-            <w:tcMar>
-              <w:top w:w="70" w:type="dxa"/>
-              <w:start w:w="80" w:type="dxa"/>
-              <w:bottom w:w="70" w:type="dxa"/>
-              <w:end w:w="80" w:type="dxa"/>
-            </w:tcMar>
-            <w:vAlign w:val="top"/>
-            <w:shd w:fill="17324D"/>
-          </w:tcPr>
-          <w:p>
-            <w:r>
-              <w:rPr>
-                <w:rFonts w:ascii="Noto Sans CJK KR" w:hAnsi="Noto Sans CJK KR"/>
-                <w:b/>
-                <w:color w:val="FFFFFF"/>
-                <w:sz w:val="17"/>
-              </w:rPr>
-              <w:t>Canonical</w:t>
-            </w:r>
-          </w:p>
-        </w:tc>
-        <w:tc>
-          <w:tcPr>
-            <w:tcW w:type="dxa" w:w="2720"/>
-            <w:tcMar>
-              <w:top w:w="70" w:type="dxa"/>
-              <w:start w:w="80" w:type="dxa"/>
-              <w:bottom w:w="70" w:type="dxa"/>
-              <w:end w:w="80" w:type="dxa"/>
-            </w:tcMar>
-            <w:vAlign w:val="top"/>
-            <w:shd w:fill="17324D"/>
-          </w:tcPr>
-          <w:p>
-            <w:r>
-              <w:rPr>
-                <w:rFonts w:ascii="Noto Sans CJK KR" w:hAnsi="Noto Sans CJK KR"/>
-                <w:b/>
-                <w:color w:val="FFFFFF"/>
-                <w:sz w:val="17"/>
-              </w:rPr>
-              <w:t>Vendor 영향</w:t>
-            </w:r>
-          </w:p>
-        </w:tc>
-        <w:tc>
-          <w:tcPr>
-            <w:tcW w:type="dxa" w:w="2720"/>
-            <w:tcMar>
-              <w:top w:w="70" w:type="dxa"/>
-              <w:start w:w="80" w:type="dxa"/>
-              <w:bottom w:w="70" w:type="dxa"/>
-              <w:end w:w="80" w:type="dxa"/>
-            </w:tcMar>
-            <w:vAlign w:val="top"/>
-            <w:shd w:fill="17324D"/>
-          </w:tcPr>
-          <w:p>
-            <w:r>
-              <w:rPr>
-                <w:rFonts w:ascii="Noto Sans CJK KR" w:hAnsi="Noto Sans CJK KR"/>
-                <w:b/>
-                <w:color w:val="FFFFFF"/>
-                <w:sz w:val="17"/>
-              </w:rPr>
-              <w:t>검증/복구</w:t>
+              <w:t>버전 전이</w:t>
             </w:r>
           </w:p>
         </w:tc>
@@ -3348,15 +1692,14 @@
         </w:trPr>
         <w:tc>
           <w:tcPr>
-            <w:tcW w:type="dxa" w:w="2720"/>
+            <w:tcW w:type="dxa" w:w="3424"/>
             <w:tcMar>
-              <w:top w:w="70" w:type="dxa"/>
-              <w:start w:w="80" w:type="dxa"/>
-              <w:bottom w:w="70" w:type="dxa"/>
-              <w:end w:w="80" w:type="dxa"/>
+              <w:top w:w="80" w:type="dxa"/>
+              <w:start w:w="100" w:type="dxa"/>
+              <w:bottom w:w="80" w:type="dxa"/>
+              <w:end w:w="100" w:type="dxa"/>
             </w:tcMar>
-            <w:vAlign w:val="top"/>
-            <w:shd w:fill="F4F7FA"/>
+            <w:vAlign w:val="center"/>
           </w:tcPr>
           <w:p>
             <w:pPr>
@@ -3364,24 +1707,23 @@
             </w:pPr>
             <w:r>
               <w:rPr>
-                <w:rFonts w:ascii="Noto Sans CJK KR" w:hAnsi="Noto Sans CJK KR"/>
-                <w:color w:val="202124"/>
-                <w:sz w:val="17"/>
+                <w:rFonts w:ascii="Noto Sans KR" w:hAnsi="Noto Sans KR" w:eastAsia="Noto Sans KR"/>
+                <w:sz w:val="16"/>
               </w:rPr>
-              <w:t>Fresh Init</w:t>
+              <w:t>Seed</w:t>
             </w:r>
           </w:p>
         </w:tc>
         <w:tc>
           <w:tcPr>
-            <w:tcW w:type="dxa" w:w="2720"/>
+            <w:tcW w:type="dxa" w:w="11600"/>
             <w:tcMar>
-              <w:top w:w="70" w:type="dxa"/>
-              <w:start w:w="80" w:type="dxa"/>
-              <w:bottom w:w="70" w:type="dxa"/>
-              <w:end w:w="80" w:type="dxa"/>
+              <w:top w:w="80" w:type="dxa"/>
+              <w:start w:w="100" w:type="dxa"/>
+              <w:bottom w:w="80" w:type="dxa"/>
+              <w:end w:w="100" w:type="dxa"/>
             </w:tcMar>
-            <w:vAlign w:val="top"/>
+            <w:vAlign w:val="center"/>
           </w:tcPr>
           <w:p>
             <w:pPr>
@@ -3389,61 +1731,10 @@
             </w:pPr>
             <w:r>
               <w:rPr>
-                <w:rFonts w:ascii="Noto Sans CJK KR" w:hAnsi="Noto Sans CJK KR"/>
-                <w:color w:val="202124"/>
-                <w:sz w:val="17"/>
+                <w:rFonts w:ascii="Noto Sans KR" w:hAnsi="Noto Sans KR" w:eastAsia="Noto Sans KR"/>
+                <w:sz w:val="16"/>
               </w:rPr>
-              <w:t>Canonical schema</w:t>
-            </w:r>
-          </w:p>
-        </w:tc>
-        <w:tc>
-          <w:tcPr>
-            <w:tcW w:type="dxa" w:w="2720"/>
-            <w:tcMar>
-              <w:top w:w="70" w:type="dxa"/>
-              <w:start w:w="80" w:type="dxa"/>
-              <w:bottom w:w="70" w:type="dxa"/>
-              <w:end w:w="80" w:type="dxa"/>
-            </w:tcMar>
-            <w:vAlign w:val="top"/>
-          </w:tcPr>
-          <w:p>
-            <w:pPr>
-              <w:spacing w:after="0" w:line="252" w:lineRule="auto"/>
-            </w:pPr>
-            <w:r>
-              <w:rPr>
-                <w:rFonts w:ascii="Noto Sans CJK KR" w:hAnsi="Noto Sans CJK KR"/>
-                <w:color w:val="202124"/>
-                <w:sz w:val="17"/>
-              </w:rPr>
-              <w:t>Vendor별 DDL</w:t>
-            </w:r>
-          </w:p>
-        </w:tc>
-        <w:tc>
-          <w:tcPr>
-            <w:tcW w:type="dxa" w:w="2720"/>
-            <w:tcMar>
-              <w:top w:w="70" w:type="dxa"/>
-              <w:start w:w="80" w:type="dxa"/>
-              <w:bottom w:w="70" w:type="dxa"/>
-              <w:end w:w="80" w:type="dxa"/>
-            </w:tcMar>
-            <w:vAlign w:val="top"/>
-          </w:tcPr>
-          <w:p>
-            <w:pPr>
-              <w:spacing w:after="0" w:line="252" w:lineRule="auto"/>
-            </w:pPr>
-            <w:r>
-              <w:rPr>
-                <w:rFonts w:ascii="Noto Sans CJK KR" w:hAnsi="Noto Sans CJK KR"/>
-                <w:color w:val="202124"/>
-                <w:sz w:val="17"/>
-              </w:rPr>
-              <w:t>깨끗한 초기화</w:t>
+              <w:t>초기 데이터</w:t>
             </w:r>
           </w:p>
         </w:tc>
@@ -3454,15 +1745,15 @@
         </w:trPr>
         <w:tc>
           <w:tcPr>
-            <w:tcW w:type="dxa" w:w="2720"/>
+            <w:tcW w:type="dxa" w:w="3424"/>
             <w:tcMar>
-              <w:top w:w="70" w:type="dxa"/>
-              <w:start w:w="80" w:type="dxa"/>
-              <w:bottom w:w="70" w:type="dxa"/>
-              <w:end w:w="80" w:type="dxa"/>
+              <w:top w:w="80" w:type="dxa"/>
+              <w:start w:w="100" w:type="dxa"/>
+              <w:bottom w:w="80" w:type="dxa"/>
+              <w:end w:w="100" w:type="dxa"/>
             </w:tcMar>
-            <w:vAlign w:val="top"/>
-            <w:shd w:fill="F4F7FA"/>
+            <w:vAlign w:val="center"/>
+            <w:shd w:fill="F7FAFC"/>
           </w:tcPr>
           <w:p>
             <w:pPr>
@@ -3470,24 +1761,24 @@
             </w:pPr>
             <w:r>
               <w:rPr>
-                <w:rFonts w:ascii="Noto Sans CJK KR" w:hAnsi="Noto Sans CJK KR"/>
-                <w:color w:val="202124"/>
-                <w:sz w:val="17"/>
+                <w:rFonts w:ascii="Noto Sans KR" w:hAnsi="Noto Sans KR" w:eastAsia="Noto Sans KR"/>
+                <w:sz w:val="16"/>
               </w:rPr>
-              <w:t>Migration</w:t>
+              <w:t>Runtime Query</w:t>
             </w:r>
           </w:p>
         </w:tc>
         <w:tc>
           <w:tcPr>
-            <w:tcW w:type="dxa" w:w="2720"/>
+            <w:tcW w:type="dxa" w:w="11600"/>
             <w:tcMar>
-              <w:top w:w="70" w:type="dxa"/>
-              <w:start w:w="80" w:type="dxa"/>
-              <w:bottom w:w="70" w:type="dxa"/>
-              <w:end w:w="80" w:type="dxa"/>
+              <w:top w:w="80" w:type="dxa"/>
+              <w:start w:w="100" w:type="dxa"/>
+              <w:bottom w:w="80" w:type="dxa"/>
+              <w:end w:w="100" w:type="dxa"/>
             </w:tcMar>
-            <w:vAlign w:val="top"/>
+            <w:vAlign w:val="center"/>
+            <w:shd w:fill="F7FAFC"/>
           </w:tcPr>
           <w:p>
             <w:pPr>
@@ -3495,61 +1786,10 @@
             </w:pPr>
             <w:r>
               <w:rPr>
-                <w:rFonts w:ascii="Noto Sans CJK KR" w:hAnsi="Noto Sans CJK KR"/>
-                <w:color w:val="202124"/>
-                <w:sz w:val="17"/>
+                <w:rFonts w:ascii="Noto Sans KR" w:hAnsi="Noto Sans KR" w:eastAsia="Noto Sans KR"/>
+                <w:sz w:val="16"/>
               </w:rPr>
-              <w:t>변경 정의</w:t>
-            </w:r>
-          </w:p>
-        </w:tc>
-        <w:tc>
-          <w:tcPr>
-            <w:tcW w:type="dxa" w:w="2720"/>
-            <w:tcMar>
-              <w:top w:w="70" w:type="dxa"/>
-              <w:start w:w="80" w:type="dxa"/>
-              <w:bottom w:w="70" w:type="dxa"/>
-              <w:end w:w="80" w:type="dxa"/>
-            </w:tcMar>
-            <w:vAlign w:val="top"/>
-          </w:tcPr>
-          <w:p>
-            <w:pPr>
-              <w:spacing w:after="0" w:line="252" w:lineRule="auto"/>
-            </w:pPr>
-            <w:r>
-              <w:rPr>
-                <w:rFonts w:ascii="Noto Sans CJK KR" w:hAnsi="Noto Sans CJK KR"/>
-                <w:color w:val="202124"/>
-                <w:sz w:val="17"/>
-              </w:rPr>
-              <w:t>문법/락 차이</w:t>
-            </w:r>
-          </w:p>
-        </w:tc>
-        <w:tc>
-          <w:tcPr>
-            <w:tcW w:type="dxa" w:w="2720"/>
-            <w:tcMar>
-              <w:top w:w="70" w:type="dxa"/>
-              <w:start w:w="80" w:type="dxa"/>
-              <w:bottom w:w="70" w:type="dxa"/>
-              <w:end w:w="80" w:type="dxa"/>
-            </w:tcMar>
-            <w:vAlign w:val="top"/>
-          </w:tcPr>
-          <w:p>
-            <w:pPr>
-              <w:spacing w:after="0" w:line="252" w:lineRule="auto"/>
-            </w:pPr>
-            <w:r>
-              <w:rPr>
-                <w:rFonts w:ascii="Noto Sans CJK KR" w:hAnsi="Noto Sans CJK KR"/>
-                <w:color w:val="202124"/>
-                <w:sz w:val="17"/>
-              </w:rPr>
-              <w:t>upgrade 실행</w:t>
+              <w:t>Repository/Mapper 실제 실행</w:t>
             </w:r>
           </w:p>
         </w:tc>
@@ -3560,15 +1800,14 @@
         </w:trPr>
         <w:tc>
           <w:tcPr>
-            <w:tcW w:type="dxa" w:w="2720"/>
+            <w:tcW w:type="dxa" w:w="3424"/>
             <w:tcMar>
-              <w:top w:w="70" w:type="dxa"/>
-              <w:start w:w="80" w:type="dxa"/>
-              <w:bottom w:w="70" w:type="dxa"/>
-              <w:end w:w="80" w:type="dxa"/>
+              <w:top w:w="80" w:type="dxa"/>
+              <w:start w:w="100" w:type="dxa"/>
+              <w:bottom w:w="80" w:type="dxa"/>
+              <w:end w:w="100" w:type="dxa"/>
             </w:tcMar>
-            <w:vAlign w:val="top"/>
-            <w:shd w:fill="F4F7FA"/>
+            <w:vAlign w:val="center"/>
           </w:tcPr>
           <w:p>
             <w:pPr>
@@ -3576,24 +1815,23 @@
             </w:pPr>
             <w:r>
               <w:rPr>
-                <w:rFonts w:ascii="Noto Sans CJK KR" w:hAnsi="Noto Sans CJK KR"/>
-                <w:color w:val="202124"/>
-                <w:sz w:val="17"/>
+                <w:rFonts w:ascii="Noto Sans KR" w:hAnsi="Noto Sans KR" w:eastAsia="Noto Sans KR"/>
+                <w:sz w:val="16"/>
               </w:rPr>
-              <w:t>Seed</w:t>
+              <w:t>Rollback/Recovery</w:t>
             </w:r>
           </w:p>
         </w:tc>
         <w:tc>
           <w:tcPr>
-            <w:tcW w:type="dxa" w:w="2720"/>
+            <w:tcW w:type="dxa" w:w="11600"/>
             <w:tcMar>
-              <w:top w:w="70" w:type="dxa"/>
-              <w:start w:w="80" w:type="dxa"/>
-              <w:bottom w:w="70" w:type="dxa"/>
-              <w:end w:w="80" w:type="dxa"/>
+              <w:top w:w="80" w:type="dxa"/>
+              <w:start w:w="100" w:type="dxa"/>
+              <w:bottom w:w="80" w:type="dxa"/>
+              <w:end w:w="100" w:type="dxa"/>
             </w:tcMar>
-            <w:vAlign w:val="top"/>
+            <w:vAlign w:val="center"/>
           </w:tcPr>
           <w:p>
             <w:pPr>
@@ -3601,61 +1839,10 @@
             </w:pPr>
             <w:r>
               <w:rPr>
-                <w:rFonts w:ascii="Noto Sans CJK KR" w:hAnsi="Noto Sans CJK KR"/>
-                <w:color w:val="202124"/>
-                <w:sz w:val="17"/>
+                <w:rFonts w:ascii="Noto Sans KR" w:hAnsi="Noto Sans KR" w:eastAsia="Noto Sans KR"/>
+                <w:sz w:val="16"/>
               </w:rPr>
-              <w:t>공통 기준 데이터</w:t>
-            </w:r>
-          </w:p>
-        </w:tc>
-        <w:tc>
-          <w:tcPr>
-            <w:tcW w:type="dxa" w:w="2720"/>
-            <w:tcMar>
-              <w:top w:w="70" w:type="dxa"/>
-              <w:start w:w="80" w:type="dxa"/>
-              <w:bottom w:w="70" w:type="dxa"/>
-              <w:end w:w="80" w:type="dxa"/>
-            </w:tcMar>
-            <w:vAlign w:val="top"/>
-          </w:tcPr>
-          <w:p>
-            <w:pPr>
-              <w:spacing w:after="0" w:line="252" w:lineRule="auto"/>
-            </w:pPr>
-            <w:r>
-              <w:rPr>
-                <w:rFonts w:ascii="Noto Sans CJK KR" w:hAnsi="Noto Sans CJK KR"/>
-                <w:color w:val="202124"/>
-                <w:sz w:val="17"/>
-              </w:rPr>
-              <w:t>DML 차이</w:t>
-            </w:r>
-          </w:p>
-        </w:tc>
-        <w:tc>
-          <w:tcPr>
-            <w:tcW w:type="dxa" w:w="2720"/>
-            <w:tcMar>
-              <w:top w:w="70" w:type="dxa"/>
-              <w:start w:w="80" w:type="dxa"/>
-              <w:bottom w:w="70" w:type="dxa"/>
-              <w:end w:w="80" w:type="dxa"/>
-            </w:tcMar>
-            <w:vAlign w:val="top"/>
-          </w:tcPr>
-          <w:p>
-            <w:pPr>
-              <w:spacing w:after="0" w:line="252" w:lineRule="auto"/>
-            </w:pPr>
-            <w:r>
-              <w:rPr>
-                <w:rFonts w:ascii="Noto Sans CJK KR" w:hAnsi="Noto Sans CJK KR"/>
-                <w:color w:val="202124"/>
-                <w:sz w:val="17"/>
-              </w:rPr>
-              <w:t>재실행 안전성</w:t>
+              <w:t>명시적 복구</w:t>
             </w:r>
           </w:p>
         </w:tc>
@@ -3666,15 +1853,15 @@
         </w:trPr>
         <w:tc>
           <w:tcPr>
-            <w:tcW w:type="dxa" w:w="2720"/>
+            <w:tcW w:type="dxa" w:w="3424"/>
             <w:tcMar>
-              <w:top w:w="70" w:type="dxa"/>
-              <w:start w:w="80" w:type="dxa"/>
-              <w:bottom w:w="70" w:type="dxa"/>
-              <w:end w:w="80" w:type="dxa"/>
+              <w:top w:w="80" w:type="dxa"/>
+              <w:start w:w="100" w:type="dxa"/>
+              <w:bottom w:w="80" w:type="dxa"/>
+              <w:end w:w="100" w:type="dxa"/>
             </w:tcMar>
-            <w:vAlign w:val="top"/>
-            <w:shd w:fill="F4F7FA"/>
+            <w:vAlign w:val="center"/>
+            <w:shd w:fill="F7FAFC"/>
           </w:tcPr>
           <w:p>
             <w:pPr>
@@ -3682,24 +1869,24 @@
             </w:pPr>
             <w:r>
               <w:rPr>
-                <w:rFonts w:ascii="Noto Sans CJK KR" w:hAnsi="Noto Sans CJK KR"/>
-                <w:color w:val="202124"/>
-                <w:sz w:val="17"/>
+                <w:rFonts w:ascii="Noto Sans KR" w:hAnsi="Noto Sans KR" w:eastAsia="Noto Sans KR"/>
+                <w:sz w:val="16"/>
               </w:rPr>
-              <w:t>Rollback/Recovery</w:t>
+              <w:t>Generator/Test</w:t>
             </w:r>
           </w:p>
         </w:tc>
         <w:tc>
           <w:tcPr>
-            <w:tcW w:type="dxa" w:w="2720"/>
+            <w:tcW w:type="dxa" w:w="11600"/>
             <w:tcMar>
-              <w:top w:w="70" w:type="dxa"/>
-              <w:start w:w="80" w:type="dxa"/>
-              <w:bottom w:w="70" w:type="dxa"/>
-              <w:end w:w="80" w:type="dxa"/>
+              <w:top w:w="80" w:type="dxa"/>
+              <w:start w:w="100" w:type="dxa"/>
+              <w:bottom w:w="80" w:type="dxa"/>
+              <w:end w:w="100" w:type="dxa"/>
             </w:tcMar>
-            <w:vAlign w:val="top"/>
+            <w:vAlign w:val="center"/>
+            <w:shd w:fill="F7FAFC"/>
           </w:tcPr>
           <w:p>
             <w:pPr>
@@ -3707,61 +1894,189 @@
             </w:pPr>
             <w:r>
               <w:rPr>
-                <w:rFonts w:ascii="Noto Sans CJK KR" w:hAnsi="Noto Sans CJK KR"/>
-                <w:color w:val="202124"/>
-                <w:sz w:val="17"/>
+                <w:rFonts w:ascii="Noto Sans KR" w:hAnsi="Noto Sans KR" w:eastAsia="Noto Sans KR"/>
+                <w:sz w:val="16"/>
               </w:rPr>
-              <w:t>역변경/복구</w:t>
+              <w:t>생성 Domain/DB3 parity</w:t>
+            </w:r>
+          </w:p>
+        </w:tc>
+      </w:tr>
+    </w:tbl>
+    <w:p>
+      <w:pPr>
+        <w:pStyle w:val="CPFLabel"/>
+      </w:pPr>
+      <w:r>
+        <w:t>먼저 dry-run과 plan hash 검토</w:t>
+      </w:r>
+    </w:p>
+    <w:tbl>
+      <w:tblPr>
+        <w:tblW w:type="auto" w:w="0"/>
+        <w:jc w:val="left"/>
+        <w:tblLook w:firstColumn="1" w:firstRow="1" w:lastColumn="0" w:lastRow="0" w:noHBand="0" w:noVBand="1" w:val="04A0"/>
+      </w:tblPr>
+      <w:tblGrid>
+        <w:gridCol w:w="15250"/>
+      </w:tblGrid>
+      <w:tr>
+        <w:trPr>
+          <w:tblHeader w:val="true"/>
+        </w:trPr>
+        <w:tc>
+          <w:tcPr>
+            <w:tcW w:type="dxa" w:w="15250"/>
+            <w:shd w:fill="F1F5F9"/>
+            <w:tcMar>
+              <w:top w:w="120" w:type="dxa"/>
+              <w:start w:w="150" w:type="dxa"/>
+              <w:bottom w:w="120" w:type="dxa"/>
+              <w:end w:w="150" w:type="dxa"/>
+            </w:tcMar>
+          </w:tcPr>
+          <w:p>
+            <w:pPr>
+              <w:pStyle w:val="CPFCode"/>
+              <w:ind w:left="0"/>
+            </w:pPr>
+            <w:r>
+              <w:t>pwsh -NoProfile -File cpf-tools/db/tools/invoke-platform-database-migration.ps1 `</w:t>
+              <w:br/>
+              <w:t xml:space="preserve">  -ProfilePath &lt;profile.json&gt; -Direction upgrade -MigrationVersion &lt;version&gt; `</w:t>
+              <w:br/>
+              <w:t xml:space="preserve">  -Modules &lt;module&gt; -ResultPath &lt;result.json&gt; -DryRun</w:t>
+            </w:r>
+          </w:p>
+        </w:tc>
+      </w:tr>
+    </w:tbl>
+    <w:p>
+      <w:pPr>
+        <w:pStyle w:val="Heading1"/>
+      </w:pPr>
+      <w:r>
+        <w:t>4 Transaction · Lock · Paging</w:t>
+      </w:r>
+    </w:p>
+    <w:tbl>
+      <w:tblPr>
+        <w:tblW w:type="auto" w:w="0"/>
+        <w:jc w:val="left"/>
+        <w:tblLayout w:type="fixed"/>
+        <w:tblLook w:firstColumn="1" w:firstRow="1" w:lastColumn="0" w:lastRow="0" w:noHBand="0" w:noVBand="1" w:val="04A0"/>
+      </w:tblPr>
+      <w:tblGrid>
+        <w:gridCol w:w="7625"/>
+        <w:gridCol w:w="7625"/>
+      </w:tblGrid>
+      <w:tr>
+        <w:trPr>
+          <w:tblHeader w:val="true"/>
+        </w:trPr>
+        <w:tc>
+          <w:tcPr>
+            <w:tcW w:type="dxa" w:w="1927"/>
+            <w:shd w:fill="17324D"/>
+            <w:tcMar>
+              <w:top w:w="110" w:type="dxa"/>
+              <w:start w:w="140" w:type="dxa"/>
+              <w:bottom w:w="110" w:type="dxa"/>
+              <w:end w:w="140" w:type="dxa"/>
+            </w:tcMar>
+          </w:tcPr>
+          <w:p>
+            <w:r>
+              <w:rPr>
+                <w:b/>
+                <w:color w:val="FFFFFF"/>
+              </w:rPr>
+              <w:t>이 장을 보는 이유</w:t>
             </w:r>
           </w:p>
         </w:tc>
         <w:tc>
           <w:tcPr>
-            <w:tcW w:type="dxa" w:w="2720"/>
+            <w:tcW w:type="dxa" w:w="11623"/>
             <w:tcMar>
-              <w:top w:w="70" w:type="dxa"/>
-              <w:start w:w="80" w:type="dxa"/>
-              <w:bottom w:w="70" w:type="dxa"/>
-              <w:end w:w="80" w:type="dxa"/>
+              <w:top w:w="110" w:type="dxa"/>
+              <w:start w:w="140" w:type="dxa"/>
+              <w:bottom w:w="110" w:type="dxa"/>
+              <w:end w:w="140" w:type="dxa"/>
             </w:tcMar>
-            <w:vAlign w:val="top"/>
           </w:tcPr>
           <w:p>
-            <w:pPr>
-              <w:spacing w:after="0" w:line="252" w:lineRule="auto"/>
-            </w:pPr>
+            <w:r>
+              <w:t>Vendor 차이가 실제 동작으로 드러나는 지점을 테스트합니다.</w:t>
+            </w:r>
+          </w:p>
+        </w:tc>
+      </w:tr>
+    </w:tbl>
+    <w:p>
+      <w:pPr>
+        <w:pStyle w:val="CPFLabel"/>
+      </w:pPr>
+      <w:r>
+        <w:t>DB3 차이 확인</w:t>
+      </w:r>
+    </w:p>
+    <w:tbl>
+      <w:tblPr>
+        <w:tblW w:type="auto" w:w="0"/>
+        <w:jc w:val="left"/>
+        <w:tblLayout w:type="fixed"/>
+        <w:tblLook w:firstColumn="1" w:firstRow="1" w:lastColumn="0" w:lastRow="0" w:noHBand="0" w:noVBand="1" w:val="04A0"/>
+      </w:tblPr>
+      <w:tblGrid>
+        <w:gridCol w:w="7625"/>
+        <w:gridCol w:w="7625"/>
+      </w:tblGrid>
+      <w:tr>
+        <w:trPr>
+          <w:tblHeader w:val="true"/>
+        </w:trPr>
+        <w:tc>
+          <w:tcPr>
+            <w:tcW w:type="dxa" w:w="3756"/>
+            <w:shd w:fill="17324D"/>
+            <w:tcMar>
+              <w:top w:w="90" w:type="dxa"/>
+              <w:start w:w="110" w:type="dxa"/>
+              <w:bottom w:w="90" w:type="dxa"/>
+              <w:end w:w="110" w:type="dxa"/>
+            </w:tcMar>
+          </w:tcPr>
+          <w:p>
             <w:r>
               <w:rPr>
-                <w:rFonts w:ascii="Noto Sans CJK KR" w:hAnsi="Noto Sans CJK KR"/>
-                <w:color w:val="202124"/>
-                <w:sz w:val="17"/>
+                <w:b/>
+                <w:color w:val="FFFFFF"/>
+                <w:sz w:val="16"/>
               </w:rPr>
-              <w:t>Vendor별 절차</w:t>
+              <w:t>항목</w:t>
             </w:r>
           </w:p>
         </w:tc>
         <w:tc>
           <w:tcPr>
-            <w:tcW w:type="dxa" w:w="2720"/>
+            <w:tcW w:type="dxa" w:w="11269"/>
+            <w:shd w:fill="17324D"/>
             <w:tcMar>
-              <w:top w:w="70" w:type="dxa"/>
-              <w:start w:w="80" w:type="dxa"/>
-              <w:bottom w:w="70" w:type="dxa"/>
-              <w:end w:w="80" w:type="dxa"/>
+              <w:top w:w="90" w:type="dxa"/>
+              <w:start w:w="110" w:type="dxa"/>
+              <w:bottom w:w="90" w:type="dxa"/>
+              <w:end w:w="110" w:type="dxa"/>
             </w:tcMar>
-            <w:vAlign w:val="top"/>
           </w:tcPr>
           <w:p>
-            <w:pPr>
-              <w:spacing w:after="0" w:line="252" w:lineRule="auto"/>
-            </w:pPr>
             <w:r>
               <w:rPr>
-                <w:rFonts w:ascii="Noto Sans CJK KR" w:hAnsi="Noto Sans CJK KR"/>
-                <w:color w:val="202124"/>
-                <w:sz w:val="17"/>
+                <w:b/>
+                <w:color w:val="FFFFFF"/>
+                <w:sz w:val="16"/>
               </w:rPr>
-              <w:t>실패 복구 Evidence</w:t>
+              <w:t>검증</w:t>
             </w:r>
           </w:p>
         </w:tc>
@@ -3772,15 +2087,14 @@
         </w:trPr>
         <w:tc>
           <w:tcPr>
-            <w:tcW w:type="dxa" w:w="2720"/>
+            <w:tcW w:type="dxa" w:w="3756"/>
             <w:tcMar>
-              <w:top w:w="70" w:type="dxa"/>
-              <w:start w:w="80" w:type="dxa"/>
-              <w:bottom w:w="70" w:type="dxa"/>
-              <w:end w:w="80" w:type="dxa"/>
+              <w:top w:w="80" w:type="dxa"/>
+              <w:start w:w="100" w:type="dxa"/>
+              <w:bottom w:w="80" w:type="dxa"/>
+              <w:end w:w="100" w:type="dxa"/>
             </w:tcMar>
-            <w:vAlign w:val="top"/>
-            <w:shd w:fill="F4F7FA"/>
+            <w:vAlign w:val="center"/>
           </w:tcPr>
           <w:p>
             <w:pPr>
@@ -3788,24 +2102,23 @@
             </w:pPr>
             <w:r>
               <w:rPr>
-                <w:rFonts w:ascii="Noto Sans CJK KR" w:hAnsi="Noto Sans CJK KR"/>
-                <w:color w:val="202124"/>
-                <w:sz w:val="17"/>
+                <w:rFonts w:ascii="Noto Sans KR" w:hAnsi="Noto Sans KR" w:eastAsia="Noto Sans KR"/>
+                <w:sz w:val="16"/>
               </w:rPr>
-              <w:t>Runtime Query</w:t>
+              <w:t>datatype</w:t>
             </w:r>
           </w:p>
         </w:tc>
         <w:tc>
           <w:tcPr>
-            <w:tcW w:type="dxa" w:w="2720"/>
+            <w:tcW w:type="dxa" w:w="11269"/>
             <w:tcMar>
-              <w:top w:w="70" w:type="dxa"/>
-              <w:start w:w="80" w:type="dxa"/>
-              <w:bottom w:w="70" w:type="dxa"/>
-              <w:end w:w="80" w:type="dxa"/>
+              <w:top w:w="80" w:type="dxa"/>
+              <w:start w:w="100" w:type="dxa"/>
+              <w:bottom w:w="80" w:type="dxa"/>
+              <w:end w:w="100" w:type="dxa"/>
             </w:tcMar>
-            <w:vAlign w:val="top"/>
+            <w:vAlign w:val="center"/>
           </w:tcPr>
           <w:p>
             <w:pPr>
@@ -3813,432 +2126,10 @@
             </w:pPr>
             <w:r>
               <w:rPr>
-                <w:rFonts w:ascii="Noto Sans CJK KR" w:hAnsi="Noto Sans CJK KR"/>
-                <w:color w:val="202124"/>
-                <w:sz w:val="17"/>
+                <w:rFonts w:ascii="Noto Sans KR" w:hAnsi="Noto Sans KR" w:eastAsia="Noto Sans KR"/>
+                <w:sz w:val="16"/>
               </w:rPr>
-              <w:t>Repository 의미</w:t>
-            </w:r>
-          </w:p>
-        </w:tc>
-        <w:tc>
-          <w:tcPr>
-            <w:tcW w:type="dxa" w:w="2720"/>
-            <w:tcMar>
-              <w:top w:w="70" w:type="dxa"/>
-              <w:start w:w="80" w:type="dxa"/>
-              <w:bottom w:w="70" w:type="dxa"/>
-              <w:end w:w="80" w:type="dxa"/>
-            </w:tcMar>
-            <w:vAlign w:val="top"/>
-          </w:tcPr>
-          <w:p>
-            <w:pPr>
-              <w:spacing w:after="0" w:line="252" w:lineRule="auto"/>
-            </w:pPr>
-            <w:r>
-              <w:rPr>
-                <w:rFonts w:ascii="Noto Sans CJK KR" w:hAnsi="Noto Sans CJK KR"/>
-                <w:color w:val="202124"/>
-                <w:sz w:val="17"/>
-              </w:rPr>
-              <w:t>SQL 차이</w:t>
-            </w:r>
-          </w:p>
-        </w:tc>
-        <w:tc>
-          <w:tcPr>
-            <w:tcW w:type="dxa" w:w="2720"/>
-            <w:tcMar>
-              <w:top w:w="70" w:type="dxa"/>
-              <w:start w:w="80" w:type="dxa"/>
-              <w:bottom w:w="70" w:type="dxa"/>
-              <w:end w:w="80" w:type="dxa"/>
-            </w:tcMar>
-            <w:vAlign w:val="top"/>
-          </w:tcPr>
-          <w:p>
-            <w:pPr>
-              <w:spacing w:after="0" w:line="252" w:lineRule="auto"/>
-            </w:pPr>
-            <w:r>
-              <w:rPr>
-                <w:rFonts w:ascii="Noto Sans CJK KR" w:hAnsi="Noto Sans CJK KR"/>
-                <w:color w:val="202124"/>
-                <w:sz w:val="17"/>
-              </w:rPr>
-              <w:t>실거래 검증</w:t>
-            </w:r>
-          </w:p>
-        </w:tc>
-      </w:tr>
-    </w:tbl>
-    <w:p/>
-    <w:p>
-      <w:pPr>
-        <w:pStyle w:val="SourceRail"/>
-      </w:pPr>
-      <w:r>
-        <w:t>Source 길찾기 cpf-tools/db/vendor/oracle</w:t>
-      </w:r>
-    </w:p>
-    <w:p>
-      <w:pPr>
-        <w:pStyle w:val="Heading1"/>
-        <w:keepNext/>
-        <w:keepLines/>
-        <w:widowControl/>
-      </w:pPr>
-      <w:r>
-        <w:t>8. Runtime Query·Performance</w:t>
-      </w:r>
-    </w:p>
-    <w:p>
-      <w:pPr>
-        <w:pStyle w:val="Heading2"/>
-        <w:keepNext/>
-        <w:keepLines/>
-        <w:widowControl/>
-      </w:pPr>
-      <w:r>
-        <w:t>8.1 Runtime Query</w:t>
-      </w:r>
-    </w:p>
-    <w:p>
-      <w:pPr>
-        <w:pStyle w:val="BodyRail"/>
-      </w:pPr>
-      <w:r>
-        <w:t>Runtime Query와 Repository/Mapper는 적용된 Schema와 동일 계약을 사용합니다. Migration 완료 전에 신규 Query를 먼저 배포하지 않고 index/lock 영향을 실제 실행에서 확인합니다.</w:t>
-      </w:r>
-    </w:p>
-    <w:p>
-      <w:pPr>
-        <w:pStyle w:val="BodyRail"/>
-      </w:pPr>
-      <w:r>
-        <w:t>Runtime Query와 Repository/Mapper는 적용된 Schema와 동일 계약을 사용해야 하며 Migration 완료 전 신규 Query를 먼저 배포하지 않습니다.</w:t>
-      </w:r>
-    </w:p>
-    <w:p>
-      <w:pPr>
-        <w:pStyle w:val="Heading2"/>
-        <w:keepNext/>
-        <w:keepLines/>
-        <w:widowControl/>
-      </w:pPr>
-      <w:r>
-        <w:t>8.2 Performance</w:t>
-      </w:r>
-    </w:p>
-    <w:p>
-      <w:pPr>
-        <w:pStyle w:val="BodyRail"/>
-      </w:pPr>
-      <w:r>
-        <w:t>성능 판단은 TPS 하나가 아니라 latency, DB lock/query, 외부 연계 backlog, Worker 수, resource saturation을 함께 봅니다. 용량 변경은 장애 격리와 replay 폭증 가능성까지 확인합니다.</w:t>
-      </w:r>
-    </w:p>
-    <w:p>
-      <w:pPr>
-        <w:pStyle w:val="BulletRail"/>
-      </w:pPr>
-      <w:r>
-        <w:t>•  대량 작업은 샘플 성공이 아니라 최대/경계 규모에서 측정합니다.</w:t>
-      </w:r>
-    </w:p>
-    <w:p>
-      <w:pPr>
-        <w:pStyle w:val="BulletRail"/>
-      </w:pPr>
-      <w:r>
-        <w:t>•  Scale-out 시 shared state와 idempotency/lease가 다중 인스턴스를 견뎌야 합니다.</w:t>
-      </w:r>
-    </w:p>
-    <w:p>
-      <w:pPr>
-        <w:pStyle w:val="Heading2"/>
-        <w:keepNext/>
-        <w:keepLines/>
-        <w:widowControl/>
-      </w:pPr>
-      <w:r>
-        <w:t>8.3 Lock/Query 영향</w:t>
-      </w:r>
-    </w:p>
-    <w:p>
-      <w:pPr>
-        <w:pStyle w:val="BodyRail"/>
-      </w:pPr>
-      <w:r>
-        <w:t>Runtime Query가 lock을 획득하거나 장시간 유지하는 경우 실행계획, lock wait, timeout과 대상 row 범위를 함께 측정해 처리량·교착 위험을 확인합니다.</w:t>
-      </w:r>
-    </w:p>
-    <w:p>
-      <w:pPr>
-        <w:pStyle w:val="BulletRail"/>
-      </w:pPr>
-      <w:r>
-        <w:t>•  lease 기반 lock은 만료와 fencing token을 함께 검토합니다.</w:t>
-      </w:r>
-    </w:p>
-    <w:p>
-      <w:pPr>
-        <w:pStyle w:val="BulletRail"/>
-      </w:pPr>
-      <w:r>
-        <w:t>•  lock 대기시간을 transaction timeout보다 길게 두지 않습니다.</w:t>
-      </w:r>
-    </w:p>
-    <w:p>
-      <w:pPr>
-        <w:pStyle w:val="BodyRail"/>
-      </w:pPr>
-      <w:r>
-        <w:t>실제 Runtime Query의 index·lock·timeout 영향과 금지 패턴을 확인합니다.</w:t>
-      </w:r>
-    </w:p>
-    <w:p>
-      <w:pPr>
-        <w:pStyle w:val="SourceRail"/>
-      </w:pPr>
-      <w:r>
-        <w:t>Source 길찾기 cpf-starters/data/src/main/java/com/cpf/data/lock/api/CpfLockManager.java</w:t>
-      </w:r>
-    </w:p>
-    <w:p>
-      <w:pPr>
-        <w:pStyle w:val="Heading1"/>
-        <w:keepNext/>
-        <w:keepLines/>
-        <w:widowControl/>
-      </w:pPr>
-      <w:r>
-        <w:t>9. Schema Mismatch·Generator Binding</w:t>
-      </w:r>
-    </w:p>
-    <w:p>
-      <w:pPr>
-        <w:pStyle w:val="Heading2"/>
-        <w:keepNext/>
-        <w:keepLines/>
-        <w:widowControl/>
-      </w:pPr>
-      <w:r>
-        <w:t>9.1 Schema Mismatch</w:t>
-      </w:r>
-    </w:p>
-    <w:p>
-      <w:pPr>
-        <w:pStyle w:val="BodyRail"/>
-      </w:pPr>
-      <w:r>
-        <w:t>Runtime이 기대하는 Schema와 실제 DB가 다르면 조용히 우회하지 않고 mismatch를 식별해 Migration/Recovery 또는 배포 중단으로 연결합니다.</w:t>
-      </w:r>
-    </w:p>
-    <w:p>
-      <w:pPr>
-        <w:pStyle w:val="Heading2"/>
-        <w:keepNext/>
-        <w:keepLines/>
-        <w:widowControl/>
-      </w:pPr>
-      <w:r>
-        <w:t>9.2 Generator/DB Binding</w:t>
-      </w:r>
-    </w:p>
-    <w:p>
-      <w:pPr>
-        <w:pStyle w:val="BodyRail"/>
-      </w:pPr>
-      <w:r>
-        <w:t>Generator가 만든 Domain의 datasource, migration, repository 설정은 Canonical DB Catalog를 따라야 합니다. 개별 Domain이 Vendor 전용 경로를 수동 추가해 parity를 깨지 않습니다.</w:t>
-      </w:r>
-    </w:p>
-    <w:p>
-      <w:pPr>
-        <w:pStyle w:val="BodyRail"/>
-      </w:pPr>
-      <w:r>
-        <w:t>Generator가 만든 Domain의 DB 설정과 migration 연결은 Canonical DB Catalog를 따라야 하며 수동 Vendor 전용 설정으로 우회하지 않습니다.</w:t>
-      </w:r>
-    </w:p>
-    <w:p>
-      <w:pPr>
-        <w:pStyle w:val="Heading2"/>
-        <w:keepNext/>
-        <w:keepLines/>
-        <w:widowControl/>
-      </w:pPr>
-      <w:r>
-        <w:t>9.3 Vendor Difference</w:t>
-      </w:r>
-    </w:p>
-    <w:p>
-      <w:pPr>
-        <w:pStyle w:val="BodyRail"/>
-      </w:pPr>
-      <w:r>
-        <w:t>Vendor Difference 검증은 같은 Canonical Schema가 Oracle·PostgreSQL·MariaDB에서 동일 constraint·identity·query 의미를 갖는지 비교합니다.</w:t>
-      </w:r>
-    </w:p>
-    <w:p>
-      <w:pPr>
-        <w:pStyle w:val="BulletRail"/>
-      </w:pPr>
-      <w:r>
-        <w:t>•  Vendor별 DDL/Query 차이는 Canonical 의미를 바꾸지 않는 범위에서만 허용합니다.</w:t>
-      </w:r>
-    </w:p>
-    <w:p>
-      <w:pPr>
-        <w:pStyle w:val="BulletRail"/>
-      </w:pPr>
-      <w:r>
-        <w:t>•  같은 Schema change를 DB3에 적용해 constraint·identity·runtime query 결과를 비교합니다.</w:t>
-      </w:r>
-    </w:p>
-    <w:p>
-      <w:pPr>
-        <w:pStyle w:val="BodyRail"/>
-      </w:pPr>
-      <w:r>
-        <w:t>같은 Canonical Schema가 DB3에서 동일한 제약·identity·query 의미를 유지하는지 비교합니다.</w:t>
-      </w:r>
-    </w:p>
-    <w:p>
-      <w:pPr>
-        <w:pStyle w:val="TableTitle"/>
-        <w:keepNext/>
-        <w:keepLines/>
-        <w:widowControl/>
-      </w:pPr>
-      <w:r>
-        <w:t>표 9-1. 항목 / Oracle / PostgreSQL / MariaDB</w:t>
-      </w:r>
-    </w:p>
-    <w:p>
-      <w:pPr>
-        <w:pStyle w:val="TablePurpose"/>
-        <w:keepNext/>
-        <w:keepLines/>
-        <w:widowControl/>
-      </w:pPr>
-      <w:r>
-        <w:t>비교·선택·확인에 필요한 항목만 압축해 정리합니다.</w:t>
-      </w:r>
-    </w:p>
-    <w:tbl>
-      <w:tblPr>
-        <w:tblW w:type="auto" w:w="0"/>
-        <w:jc w:val="left"/>
-        <w:tblLayout w:type="autofit"/>
-        <w:tblLook w:firstColumn="1" w:firstRow="1" w:lastColumn="0" w:lastRow="0" w:noHBand="0" w:noVBand="1" w:val="04A0"/>
-      </w:tblPr>
-      <w:tblGrid>
-        <w:gridCol w:w="2720"/>
-        <w:gridCol w:w="2720"/>
-        <w:gridCol w:w="2720"/>
-        <w:gridCol w:w="2720"/>
-      </w:tblGrid>
-      <w:tr>
-        <w:trPr>
-          <w:cantSplit/>
-          <w:tblHeader w:val="true"/>
-        </w:trPr>
-        <w:tc>
-          <w:tcPr>
-            <w:tcW w:type="dxa" w:w="2720"/>
-            <w:tcMar>
-              <w:top w:w="70" w:type="dxa"/>
-              <w:start w:w="80" w:type="dxa"/>
-              <w:bottom w:w="70" w:type="dxa"/>
-              <w:end w:w="80" w:type="dxa"/>
-            </w:tcMar>
-            <w:vAlign w:val="top"/>
-            <w:shd w:fill="17324D"/>
-          </w:tcPr>
-          <w:p>
-            <w:r>
-              <w:rPr>
-                <w:rFonts w:ascii="Noto Sans CJK KR" w:hAnsi="Noto Sans CJK KR"/>
-                <w:b/>
-                <w:color w:val="FFFFFF"/>
-                <w:sz w:val="17"/>
-              </w:rPr>
-              <w:t>항목</w:t>
-            </w:r>
-          </w:p>
-        </w:tc>
-        <w:tc>
-          <w:tcPr>
-            <w:tcW w:type="dxa" w:w="2720"/>
-            <w:tcMar>
-              <w:top w:w="70" w:type="dxa"/>
-              <w:start w:w="80" w:type="dxa"/>
-              <w:bottom w:w="70" w:type="dxa"/>
-              <w:end w:w="80" w:type="dxa"/>
-            </w:tcMar>
-            <w:vAlign w:val="top"/>
-            <w:shd w:fill="17324D"/>
-          </w:tcPr>
-          <w:p>
-            <w:r>
-              <w:rPr>
-                <w:rFonts w:ascii="Noto Sans CJK KR" w:hAnsi="Noto Sans CJK KR"/>
-                <w:b/>
-                <w:color w:val="FFFFFF"/>
-                <w:sz w:val="17"/>
-              </w:rPr>
-              <w:t>Oracle</w:t>
-            </w:r>
-          </w:p>
-        </w:tc>
-        <w:tc>
-          <w:tcPr>
-            <w:tcW w:type="dxa" w:w="2720"/>
-            <w:tcMar>
-              <w:top w:w="70" w:type="dxa"/>
-              <w:start w:w="80" w:type="dxa"/>
-              <w:bottom w:w="70" w:type="dxa"/>
-              <w:end w:w="80" w:type="dxa"/>
-            </w:tcMar>
-            <w:vAlign w:val="top"/>
-            <w:shd w:fill="17324D"/>
-          </w:tcPr>
-          <w:p>
-            <w:r>
-              <w:rPr>
-                <w:rFonts w:ascii="Noto Sans CJK KR" w:hAnsi="Noto Sans CJK KR"/>
-                <w:b/>
-                <w:color w:val="FFFFFF"/>
-                <w:sz w:val="17"/>
-              </w:rPr>
-              <w:t>PostgreSQL</w:t>
-            </w:r>
-          </w:p>
-        </w:tc>
-        <w:tc>
-          <w:tcPr>
-            <w:tcW w:type="dxa" w:w="2720"/>
-            <w:tcMar>
-              <w:top w:w="70" w:type="dxa"/>
-              <w:start w:w="80" w:type="dxa"/>
-              <w:bottom w:w="70" w:type="dxa"/>
-              <w:end w:w="80" w:type="dxa"/>
-            </w:tcMar>
-            <w:vAlign w:val="top"/>
-            <w:shd w:fill="17324D"/>
-          </w:tcPr>
-          <w:p>
-            <w:r>
-              <w:rPr>
-                <w:rFonts w:ascii="Noto Sans CJK KR" w:hAnsi="Noto Sans CJK KR"/>
-                <w:b/>
-                <w:color w:val="FFFFFF"/>
-                <w:sz w:val="17"/>
-              </w:rPr>
-              <w:t>MariaDB</w:t>
+              <w:t>정밀도/문자열/시간</w:t>
             </w:r>
           </w:p>
         </w:tc>
@@ -4249,15 +2140,15 @@
         </w:trPr>
         <w:tc>
           <w:tcPr>
-            <w:tcW w:type="dxa" w:w="2720"/>
+            <w:tcW w:type="dxa" w:w="3756"/>
             <w:tcMar>
-              <w:top w:w="70" w:type="dxa"/>
-              <w:start w:w="80" w:type="dxa"/>
-              <w:bottom w:w="70" w:type="dxa"/>
-              <w:end w:w="80" w:type="dxa"/>
+              <w:top w:w="80" w:type="dxa"/>
+              <w:start w:w="100" w:type="dxa"/>
+              <w:bottom w:w="80" w:type="dxa"/>
+              <w:end w:w="100" w:type="dxa"/>
             </w:tcMar>
-            <w:vAlign w:val="top"/>
-            <w:shd w:fill="F4F7FA"/>
+            <w:vAlign w:val="center"/>
+            <w:shd w:fill="F7FAFC"/>
           </w:tcPr>
           <w:p>
             <w:pPr>
@@ -4265,24 +2156,24 @@
             </w:pPr>
             <w:r>
               <w:rPr>
-                <w:rFonts w:ascii="Noto Sans CJK KR" w:hAnsi="Noto Sans CJK KR"/>
-                <w:color w:val="202124"/>
-                <w:sz w:val="17"/>
+                <w:rFonts w:ascii="Noto Sans KR" w:hAnsi="Noto Sans KR" w:eastAsia="Noto Sans KR"/>
+                <w:sz w:val="16"/>
               </w:rPr>
-              <w:t>공식 지원</w:t>
+              <w:t>identity/sequence</w:t>
             </w:r>
           </w:p>
         </w:tc>
         <w:tc>
           <w:tcPr>
-            <w:tcW w:type="dxa" w:w="2720"/>
+            <w:tcW w:type="dxa" w:w="11269"/>
             <w:tcMar>
-              <w:top w:w="70" w:type="dxa"/>
-              <w:start w:w="80" w:type="dxa"/>
-              <w:bottom w:w="70" w:type="dxa"/>
-              <w:end w:w="80" w:type="dxa"/>
+              <w:top w:w="80" w:type="dxa"/>
+              <w:start w:w="100" w:type="dxa"/>
+              <w:bottom w:w="80" w:type="dxa"/>
+              <w:end w:w="100" w:type="dxa"/>
             </w:tcMar>
-            <w:vAlign w:val="top"/>
+            <w:vAlign w:val="center"/>
+            <w:shd w:fill="F7FAFC"/>
           </w:tcPr>
           <w:p>
             <w:pPr>
@@ -4290,61 +2181,10 @@
             </w:pPr>
             <w:r>
               <w:rPr>
-                <w:rFonts w:ascii="Noto Sans CJK KR" w:hAnsi="Noto Sans CJK KR"/>
-                <w:color w:val="202124"/>
-                <w:sz w:val="17"/>
+                <w:rFonts w:ascii="Noto Sans KR" w:hAnsi="Noto Sans KR" w:eastAsia="Noto Sans KR"/>
+                <w:sz w:val="16"/>
               </w:rPr>
-              <w:t>지원</w:t>
-            </w:r>
-          </w:p>
-        </w:tc>
-        <w:tc>
-          <w:tcPr>
-            <w:tcW w:type="dxa" w:w="2720"/>
-            <w:tcMar>
-              <w:top w:w="70" w:type="dxa"/>
-              <w:start w:w="80" w:type="dxa"/>
-              <w:bottom w:w="70" w:type="dxa"/>
-              <w:end w:w="80" w:type="dxa"/>
-            </w:tcMar>
-            <w:vAlign w:val="top"/>
-          </w:tcPr>
-          <w:p>
-            <w:pPr>
-              <w:spacing w:after="0" w:line="252" w:lineRule="auto"/>
-            </w:pPr>
-            <w:r>
-              <w:rPr>
-                <w:rFonts w:ascii="Noto Sans CJK KR" w:hAnsi="Noto Sans CJK KR"/>
-                <w:color w:val="202124"/>
-                <w:sz w:val="17"/>
-              </w:rPr>
-              <w:t>지원</w:t>
-            </w:r>
-          </w:p>
-        </w:tc>
-        <w:tc>
-          <w:tcPr>
-            <w:tcW w:type="dxa" w:w="2720"/>
-            <w:tcMar>
-              <w:top w:w="70" w:type="dxa"/>
-              <w:start w:w="80" w:type="dxa"/>
-              <w:bottom w:w="70" w:type="dxa"/>
-              <w:end w:w="80" w:type="dxa"/>
-            </w:tcMar>
-            <w:vAlign w:val="top"/>
-          </w:tcPr>
-          <w:p>
-            <w:pPr>
-              <w:spacing w:after="0" w:line="252" w:lineRule="auto"/>
-            </w:pPr>
-            <w:r>
-              <w:rPr>
-                <w:rFonts w:ascii="Noto Sans CJK KR" w:hAnsi="Noto Sans CJK KR"/>
-                <w:color w:val="202124"/>
-                <w:sz w:val="17"/>
-              </w:rPr>
-              <w:t>지원</w:t>
+              <w:t>키 생성</w:t>
             </w:r>
           </w:p>
         </w:tc>
@@ -4355,15 +2195,14 @@
         </w:trPr>
         <w:tc>
           <w:tcPr>
-            <w:tcW w:type="dxa" w:w="2720"/>
+            <w:tcW w:type="dxa" w:w="3756"/>
             <w:tcMar>
-              <w:top w:w="70" w:type="dxa"/>
-              <w:start w:w="80" w:type="dxa"/>
-              <w:bottom w:w="70" w:type="dxa"/>
-              <w:end w:w="80" w:type="dxa"/>
+              <w:top w:w="80" w:type="dxa"/>
+              <w:start w:w="100" w:type="dxa"/>
+              <w:bottom w:w="80" w:type="dxa"/>
+              <w:end w:w="100" w:type="dxa"/>
             </w:tcMar>
-            <w:vAlign w:val="top"/>
-            <w:shd w:fill="F4F7FA"/>
+            <w:vAlign w:val="center"/>
           </w:tcPr>
           <w:p>
             <w:pPr>
@@ -4371,24 +2210,23 @@
             </w:pPr>
             <w:r>
               <w:rPr>
-                <w:rFonts w:ascii="Noto Sans CJK KR" w:hAnsi="Noto Sans CJK KR"/>
-                <w:color w:val="202124"/>
-                <w:sz w:val="17"/>
+                <w:rFonts w:ascii="Noto Sans KR" w:hAnsi="Noto Sans KR" w:eastAsia="Noto Sans KR"/>
+                <w:sz w:val="16"/>
               </w:rPr>
-              <w:t>Canonical 의미</w:t>
+              <w:t>locking</w:t>
             </w:r>
           </w:p>
         </w:tc>
         <w:tc>
           <w:tcPr>
-            <w:tcW w:type="dxa" w:w="2720"/>
+            <w:tcW w:type="dxa" w:w="11269"/>
             <w:tcMar>
-              <w:top w:w="70" w:type="dxa"/>
-              <w:start w:w="80" w:type="dxa"/>
-              <w:bottom w:w="70" w:type="dxa"/>
-              <w:end w:w="80" w:type="dxa"/>
+              <w:top w:w="80" w:type="dxa"/>
+              <w:start w:w="100" w:type="dxa"/>
+              <w:bottom w:w="80" w:type="dxa"/>
+              <w:end w:w="100" w:type="dxa"/>
             </w:tcMar>
-            <w:vAlign w:val="top"/>
+            <w:vAlign w:val="center"/>
           </w:tcPr>
           <w:p>
             <w:pPr>
@@ -4396,61 +2234,10 @@
             </w:pPr>
             <w:r>
               <w:rPr>
-                <w:rFonts w:ascii="Noto Sans CJK KR" w:hAnsi="Noto Sans CJK KR"/>
-                <w:color w:val="202124"/>
-                <w:sz w:val="17"/>
+                <w:rFonts w:ascii="Noto Sans KR" w:hAnsi="Noto Sans KR" w:eastAsia="Noto Sans KR"/>
+                <w:sz w:val="16"/>
               </w:rPr>
-              <w:t>공통</w:t>
-            </w:r>
-          </w:p>
-        </w:tc>
-        <w:tc>
-          <w:tcPr>
-            <w:tcW w:type="dxa" w:w="2720"/>
-            <w:tcMar>
-              <w:top w:w="70" w:type="dxa"/>
-              <w:start w:w="80" w:type="dxa"/>
-              <w:bottom w:w="70" w:type="dxa"/>
-              <w:end w:w="80" w:type="dxa"/>
-            </w:tcMar>
-            <w:vAlign w:val="top"/>
-          </w:tcPr>
-          <w:p>
-            <w:pPr>
-              <w:spacing w:after="0" w:line="252" w:lineRule="auto"/>
-            </w:pPr>
-            <w:r>
-              <w:rPr>
-                <w:rFonts w:ascii="Noto Sans CJK KR" w:hAnsi="Noto Sans CJK KR"/>
-                <w:color w:val="202124"/>
-                <w:sz w:val="17"/>
-              </w:rPr>
-              <w:t>공통</w:t>
-            </w:r>
-          </w:p>
-        </w:tc>
-        <w:tc>
-          <w:tcPr>
-            <w:tcW w:type="dxa" w:w="2720"/>
-            <w:tcMar>
-              <w:top w:w="70" w:type="dxa"/>
-              <w:start w:w="80" w:type="dxa"/>
-              <w:bottom w:w="70" w:type="dxa"/>
-              <w:end w:w="80" w:type="dxa"/>
-            </w:tcMar>
-            <w:vAlign w:val="top"/>
-          </w:tcPr>
-          <w:p>
-            <w:pPr>
-              <w:spacing w:after="0" w:line="252" w:lineRule="auto"/>
-            </w:pPr>
-            <w:r>
-              <w:rPr>
-                <w:rFonts w:ascii="Noto Sans CJK KR" w:hAnsi="Noto Sans CJK KR"/>
-                <w:color w:val="202124"/>
-                <w:sz w:val="17"/>
-              </w:rPr>
-              <w:t>공통</w:t>
+              <w:t>optimistic/pessimistic, timeout</w:t>
             </w:r>
           </w:p>
         </w:tc>
@@ -4461,15 +2248,15 @@
         </w:trPr>
         <w:tc>
           <w:tcPr>
-            <w:tcW w:type="dxa" w:w="2720"/>
+            <w:tcW w:type="dxa" w:w="3756"/>
             <w:tcMar>
-              <w:top w:w="70" w:type="dxa"/>
-              <w:start w:w="80" w:type="dxa"/>
-              <w:bottom w:w="70" w:type="dxa"/>
-              <w:end w:w="80" w:type="dxa"/>
+              <w:top w:w="80" w:type="dxa"/>
+              <w:start w:w="100" w:type="dxa"/>
+              <w:bottom w:w="80" w:type="dxa"/>
+              <w:end w:w="100" w:type="dxa"/>
             </w:tcMar>
-            <w:vAlign w:val="top"/>
-            <w:shd w:fill="F4F7FA"/>
+            <w:vAlign w:val="center"/>
+            <w:shd w:fill="F7FAFC"/>
           </w:tcPr>
           <w:p>
             <w:pPr>
@@ -4477,24 +2264,24 @@
             </w:pPr>
             <w:r>
               <w:rPr>
-                <w:rFonts w:ascii="Noto Sans CJK KR" w:hAnsi="Noto Sans CJK KR"/>
-                <w:color w:val="202124"/>
-                <w:sz w:val="17"/>
+                <w:rFonts w:ascii="Noto Sans KR" w:hAnsi="Noto Sans KR" w:eastAsia="Noto Sans KR"/>
+                <w:sz w:val="16"/>
               </w:rPr>
-              <w:t>Vendor Render</w:t>
+              <w:t>DDL syntax</w:t>
             </w:r>
           </w:p>
         </w:tc>
         <w:tc>
           <w:tcPr>
-            <w:tcW w:type="dxa" w:w="2720"/>
+            <w:tcW w:type="dxa" w:w="11269"/>
             <w:tcMar>
-              <w:top w:w="70" w:type="dxa"/>
-              <w:start w:w="80" w:type="dxa"/>
-              <w:bottom w:w="70" w:type="dxa"/>
-              <w:end w:w="80" w:type="dxa"/>
+              <w:top w:w="80" w:type="dxa"/>
+              <w:start w:w="100" w:type="dxa"/>
+              <w:bottom w:w="80" w:type="dxa"/>
+              <w:end w:w="100" w:type="dxa"/>
             </w:tcMar>
-            <w:vAlign w:val="top"/>
+            <w:vAlign w:val="center"/>
+            <w:shd w:fill="F7FAFC"/>
           </w:tcPr>
           <w:p>
             <w:pPr>
@@ -4502,61 +2289,10 @@
             </w:pPr>
             <w:r>
               <w:rPr>
-                <w:rFonts w:ascii="Noto Sans CJK KR" w:hAnsi="Noto Sans CJK KR"/>
-                <w:color w:val="202124"/>
-                <w:sz w:val="17"/>
+                <w:rFonts w:ascii="Noto Sans KR" w:hAnsi="Noto Sans KR" w:eastAsia="Noto Sans KR"/>
+                <w:sz w:val="16"/>
               </w:rPr>
-              <w:t>oracle</w:t>
-            </w:r>
-          </w:p>
-        </w:tc>
-        <w:tc>
-          <w:tcPr>
-            <w:tcW w:type="dxa" w:w="2720"/>
-            <w:tcMar>
-              <w:top w:w="70" w:type="dxa"/>
-              <w:start w:w="80" w:type="dxa"/>
-              <w:bottom w:w="70" w:type="dxa"/>
-              <w:end w:w="80" w:type="dxa"/>
-            </w:tcMar>
-            <w:vAlign w:val="top"/>
-          </w:tcPr>
-          <w:p>
-            <w:pPr>
-              <w:spacing w:after="0" w:line="252" w:lineRule="auto"/>
-            </w:pPr>
-            <w:r>
-              <w:rPr>
-                <w:rFonts w:ascii="Noto Sans CJK KR" w:hAnsi="Noto Sans CJK KR"/>
-                <w:color w:val="202124"/>
-                <w:sz w:val="17"/>
-              </w:rPr>
-              <w:t>postgresql</w:t>
-            </w:r>
-          </w:p>
-        </w:tc>
-        <w:tc>
-          <w:tcPr>
-            <w:tcW w:type="dxa" w:w="2720"/>
-            <w:tcMar>
-              <w:top w:w="70" w:type="dxa"/>
-              <w:start w:w="80" w:type="dxa"/>
-              <w:bottom w:w="70" w:type="dxa"/>
-              <w:end w:w="80" w:type="dxa"/>
-            </w:tcMar>
-            <w:vAlign w:val="top"/>
-          </w:tcPr>
-          <w:p>
-            <w:pPr>
-              <w:spacing w:after="0" w:line="252" w:lineRule="auto"/>
-            </w:pPr>
-            <w:r>
-              <w:rPr>
-                <w:rFonts w:ascii="Noto Sans CJK KR" w:hAnsi="Noto Sans CJK KR"/>
-                <w:color w:val="202124"/>
-                <w:sz w:val="17"/>
-              </w:rPr>
-              <w:t>mariadb</w:t>
+              <w:t>index/FK/default</w:t>
             </w:r>
           </w:p>
         </w:tc>
@@ -4567,15 +2303,14 @@
         </w:trPr>
         <w:tc>
           <w:tcPr>
-            <w:tcW w:type="dxa" w:w="2720"/>
+            <w:tcW w:type="dxa" w:w="3756"/>
             <w:tcMar>
-              <w:top w:w="70" w:type="dxa"/>
-              <w:start w:w="80" w:type="dxa"/>
-              <w:bottom w:w="70" w:type="dxa"/>
-              <w:end w:w="80" w:type="dxa"/>
+              <w:top w:w="80" w:type="dxa"/>
+              <w:start w:w="100" w:type="dxa"/>
+              <w:bottom w:w="80" w:type="dxa"/>
+              <w:end w:w="100" w:type="dxa"/>
             </w:tcMar>
-            <w:vAlign w:val="top"/>
-            <w:shd w:fill="F4F7FA"/>
+            <w:vAlign w:val="center"/>
           </w:tcPr>
           <w:p>
             <w:pPr>
@@ -4583,24 +2318,23 @@
             </w:pPr>
             <w:r>
               <w:rPr>
-                <w:rFonts w:ascii="Noto Sans CJK KR" w:hAnsi="Noto Sans CJK KR"/>
-                <w:color w:val="202124"/>
-                <w:sz w:val="17"/>
+                <w:rFonts w:ascii="Noto Sans KR" w:hAnsi="Noto Sans KR" w:eastAsia="Noto Sans KR"/>
+                <w:sz w:val="16"/>
               </w:rPr>
-              <w:t>검증</w:t>
+              <w:t>paging</w:t>
             </w:r>
           </w:p>
         </w:tc>
         <w:tc>
           <w:tcPr>
-            <w:tcW w:type="dxa" w:w="2720"/>
+            <w:tcW w:type="dxa" w:w="11269"/>
             <w:tcMar>
-              <w:top w:w="70" w:type="dxa"/>
-              <w:start w:w="80" w:type="dxa"/>
-              <w:bottom w:w="70" w:type="dxa"/>
-              <w:end w:w="80" w:type="dxa"/>
+              <w:top w:w="80" w:type="dxa"/>
+              <w:start w:w="100" w:type="dxa"/>
+              <w:bottom w:w="80" w:type="dxa"/>
+              <w:end w:w="100" w:type="dxa"/>
             </w:tcMar>
-            <w:vAlign w:val="top"/>
+            <w:vAlign w:val="center"/>
           </w:tcPr>
           <w:p>
             <w:pPr>
@@ -4608,24 +2342,29 @@
             </w:pPr>
             <w:r>
               <w:rPr>
-                <w:rFonts w:ascii="Noto Sans CJK KR" w:hAnsi="Noto Sans CJK KR"/>
-                <w:color w:val="202124"/>
-                <w:sz w:val="17"/>
+                <w:rFonts w:ascii="Noto Sans KR" w:hAnsi="Noto Sans KR" w:eastAsia="Noto Sans KR"/>
+                <w:sz w:val="16"/>
               </w:rPr>
-              <w:t>DDL·Runtime</w:t>
+              <w:t>정렬 안정성/limit 방식</w:t>
             </w:r>
           </w:p>
         </w:tc>
+      </w:tr>
+      <w:tr>
+        <w:trPr>
+          <w:cantSplit/>
+        </w:trPr>
         <w:tc>
           <w:tcPr>
-            <w:tcW w:type="dxa" w:w="2720"/>
+            <w:tcW w:type="dxa" w:w="3756"/>
             <w:tcMar>
-              <w:top w:w="70" w:type="dxa"/>
-              <w:start w:w="80" w:type="dxa"/>
-              <w:bottom w:w="70" w:type="dxa"/>
-              <w:end w:w="80" w:type="dxa"/>
+              <w:top w:w="80" w:type="dxa"/>
+              <w:start w:w="100" w:type="dxa"/>
+              <w:bottom w:w="80" w:type="dxa"/>
+              <w:end w:w="100" w:type="dxa"/>
             </w:tcMar>
-            <w:vAlign w:val="top"/>
+            <w:vAlign w:val="center"/>
+            <w:shd w:fill="F7FAFC"/>
           </w:tcPr>
           <w:p>
             <w:pPr>
@@ -4633,24 +2372,24 @@
             </w:pPr>
             <w:r>
               <w:rPr>
-                <w:rFonts w:ascii="Noto Sans CJK KR" w:hAnsi="Noto Sans CJK KR"/>
-                <w:color w:val="202124"/>
-                <w:sz w:val="17"/>
+                <w:rFonts w:ascii="Noto Sans KR" w:hAnsi="Noto Sans KR" w:eastAsia="Noto Sans KR"/>
+                <w:sz w:val="16"/>
               </w:rPr>
-              <w:t>DDL·Runtime</w:t>
+              <w:t>isolation</w:t>
             </w:r>
           </w:p>
         </w:tc>
         <w:tc>
           <w:tcPr>
-            <w:tcW w:type="dxa" w:w="2720"/>
+            <w:tcW w:type="dxa" w:w="11269"/>
             <w:tcMar>
-              <w:top w:w="70" w:type="dxa"/>
-              <w:start w:w="80" w:type="dxa"/>
-              <w:bottom w:w="70" w:type="dxa"/>
-              <w:end w:w="80" w:type="dxa"/>
+              <w:top w:w="80" w:type="dxa"/>
+              <w:start w:w="100" w:type="dxa"/>
+              <w:bottom w:w="80" w:type="dxa"/>
+              <w:end w:w="100" w:type="dxa"/>
             </w:tcMar>
-            <w:vAlign w:val="top"/>
+            <w:vAlign w:val="center"/>
+            <w:shd w:fill="F7FAFC"/>
           </w:tcPr>
           <w:p>
             <w:pPr>
@@ -4658,146 +2397,121 @@
             </w:pPr>
             <w:r>
               <w:rPr>
-                <w:rFonts w:ascii="Noto Sans CJK KR" w:hAnsi="Noto Sans CJK KR"/>
-                <w:color w:val="202124"/>
-                <w:sz w:val="17"/>
+                <w:rFonts w:ascii="Noto Sans KR" w:hAnsi="Noto Sans KR" w:eastAsia="Noto Sans KR"/>
+                <w:sz w:val="16"/>
               </w:rPr>
-              <w:t>DDL·Runtime</w:t>
+              <w:t>동시성/phantom/deadlock</w:t>
             </w:r>
           </w:p>
         </w:tc>
       </w:tr>
     </w:tbl>
-    <w:p/>
     <w:p>
       <w:pPr>
-        <w:pStyle w:val="SourceRail"/>
+        <w:pStyle w:val="Heading1"/>
       </w:pPr>
       <w:r>
-        <w:t>Source 길찾기 cpf-tools/db/vendor/oracle</w:t>
+        <w:t>5 운영 변경과 복구</w:t>
+      </w:r>
+    </w:p>
+    <w:tbl>
+      <w:tblPr>
+        <w:tblW w:type="auto" w:w="0"/>
+        <w:jc w:val="left"/>
+        <w:tblLayout w:type="fixed"/>
+        <w:tblLook w:firstColumn="1" w:firstRow="1" w:lastColumn="0" w:lastRow="0" w:noHBand="0" w:noVBand="1" w:val="04A0"/>
+      </w:tblPr>
+      <w:tblGrid>
+        <w:gridCol w:w="7625"/>
+        <w:gridCol w:w="7625"/>
+      </w:tblGrid>
+      <w:tr>
+        <w:trPr>
+          <w:tblHeader w:val="true"/>
+        </w:trPr>
+        <w:tc>
+          <w:tcPr>
+            <w:tcW w:type="dxa" w:w="1927"/>
+            <w:shd w:fill="17324D"/>
+            <w:tcMar>
+              <w:top w:w="110" w:type="dxa"/>
+              <w:start w:w="140" w:type="dxa"/>
+              <w:bottom w:w="110" w:type="dxa"/>
+              <w:end w:w="140" w:type="dxa"/>
+            </w:tcMar>
+          </w:tcPr>
+          <w:p>
+            <w:r>
+              <w:rPr>
+                <w:b/>
+                <w:color w:val="FFFFFF"/>
+              </w:rPr>
+              <w:t>이 장을 보는 이유</w:t>
+            </w:r>
+          </w:p>
+        </w:tc>
+        <w:tc>
+          <w:tcPr>
+            <w:tcW w:type="dxa" w:w="11623"/>
+            <w:tcMar>
+              <w:top w:w="110" w:type="dxa"/>
+              <w:start w:w="140" w:type="dxa"/>
+              <w:bottom w:w="110" w:type="dxa"/>
+              <w:end w:w="140" w:type="dxa"/>
+            </w:tcMar>
+          </w:tcPr>
+          <w:p>
+            <w:r>
+              <w:t>실제 환경 적용은 app stop/backup/approval/plan hash가 있어야 합니다.</w:t>
+            </w:r>
+          </w:p>
+        </w:tc>
+      </w:tr>
+    </w:tbl>
+    <w:p>
+      <w:pPr>
+        <w:pStyle w:val="ListBullet"/>
+        <w:spacing w:after="40"/>
+        <w:ind w:left="454" w:hanging="198"/>
+      </w:pPr>
+      <w:r>
+        <w:t>Dry-run result의 planSha256과 operation별 migration/rollback hash를 검토합니다.</w:t>
       </w:r>
     </w:p>
     <w:p>
       <w:pPr>
-        <w:pStyle w:val="Heading1"/>
-        <w:keepNext/>
-        <w:keepLines/>
-        <w:widowControl/>
+        <w:pStyle w:val="ListBullet"/>
+        <w:spacing w:after="40"/>
+        <w:ind w:left="454" w:hanging="198"/>
       </w:pPr>
       <w:r>
-        <w:t>10. Validation·Evidence</w:t>
+        <w:t>Apply는 ConfirmApply, ConfirmApplicationsStopped, ConfirmRollbackReady, ExpectedPlanSha256, BackupManifestPath, Operator, Reason, ApprovalReference를 요구합니다.</w:t>
       </w:r>
     </w:p>
     <w:p>
       <w:pPr>
-        <w:pStyle w:val="Heading2"/>
-        <w:keepNext/>
-        <w:keepLines/>
-        <w:widowControl/>
+        <w:pStyle w:val="ListBullet"/>
+        <w:spacing w:after="40"/>
+        <w:ind w:left="454" w:hanging="198"/>
       </w:pPr>
       <w:r>
-        <w:t>10.1 검증 항목</w:t>
+        <w:t>Client/DDL/Network 실패 후 reconcileRequired=true이면 자동 rollback이나 성공을 추정하지 않습니다.</w:t>
       </w:r>
     </w:p>
     <w:p>
       <w:pPr>
-        <w:pStyle w:val="BodyRail"/>
+        <w:pStyle w:val="CPFCaption"/>
+        <w:spacing w:before="160"/>
       </w:pPr>
       <w:r>
-        <w:t>검증은 Unit/Integration 일부 PASS가 아니라 정상·오류·경계·부분 실패·UNKNOWN·복구·재실행까지 영향 Lifecycle을 확인합니다.</w:t>
-      </w:r>
-    </w:p>
-    <w:p>
-      <w:pPr>
-        <w:pStyle w:val="BulletRail"/>
-      </w:pPr>
-      <w:r>
-        <w:t>•  실행하지 않은 Test는 PASS로 기록하지 않습니다.</w:t>
-      </w:r>
-    </w:p>
-    <w:p>
-      <w:pPr>
-        <w:pStyle w:val="BulletRail"/>
-      </w:pPr>
-      <w:r>
-        <w:t>•  Source identity, 명령, ExitCode, Evidence를 같은 실행 결과에 연결합니다.</w:t>
-      </w:r>
-    </w:p>
-    <w:p>
-      <w:pPr>
-        <w:pStyle w:val="Heading2"/>
-        <w:keepNext/>
-        <w:keepLines/>
-        <w:widowControl/>
-      </w:pPr>
-      <w:r>
-        <w:t>10.2 Runtime Evidence</w:t>
-      </w:r>
-    </w:p>
-    <w:p>
-      <w:pPr>
-        <w:pStyle w:val="BodyRail"/>
-      </w:pPr>
-      <w:r>
-        <w:t>Runtime Evidence는 실제 DB3 Query 결과, migration history, index/FK/lock 상태와 Runtime Trace를 포함해야 합니다. SQL 파일 존재만으로 적용 성공을 판정하지 않습니다.</w:t>
-      </w:r>
-    </w:p>
-    <w:p>
-      <w:pPr>
-        <w:pStyle w:val="BodyRail"/>
-      </w:pPr>
-      <w:r>
-        <w:t>Runtime Evidence는 실제 DB3 Query/History/Trace와 적용 migration version을 확인해 문서상 DDL 존재만으로 성공 처리하지 않습니다.</w:t>
-      </w:r>
-    </w:p>
-    <w:p>
-      <w:pPr>
-        <w:pStyle w:val="Heading2"/>
-        <w:keepNext/>
-        <w:keepLines/>
-        <w:widowControl/>
-      </w:pPr>
-      <w:r>
-        <w:t>10.3 Rollback/Recovery Evidence</w:t>
-      </w:r>
-    </w:p>
-    <w:p>
-      <w:pPr>
-        <w:pStyle w:val="BodyRail"/>
-      </w:pPr>
-      <w:r>
-        <w:t>Rollback/Recovery Evidence에는 기준 Source, 대상 Vendor, 실행 명령, 변경 전후 상태, ExitCode와 복구 결과를 같은 실행 기록으로 남깁니다.</w:t>
-      </w:r>
-    </w:p>
-    <w:p>
-      <w:pPr>
-        <w:pStyle w:val="BulletRail"/>
-      </w:pPr>
-      <w:r>
-        <w:t>•  Evidence에는 실제 rollback 또는 recovery 실행 결과와 복구 후 query 검증을 포함합니다.</w:t>
-      </w:r>
-    </w:p>
-    <w:p>
-      <w:pPr>
-        <w:pStyle w:val="BodyRail"/>
-      </w:pPr>
-      <w:r>
-        <w:t>정상·실패·복구까지 통과해야 할 시나리오를 확인합니다.</w:t>
-      </w:r>
-    </w:p>
-    <w:p>
-      <w:pPr>
-        <w:pStyle w:val="SourceRail"/>
-      </w:pPr>
-      <w:r>
-        <w:t>Source 길찾기 cpf-tools/db/vendor/oracle</w:t>
+        <w:t>근거: Source snapshot ZIP-SHA256:B47BCE7700700BF4의 Public 계약과 CPF 정본 문서. Source에 없는 API·옵션은 작성하지 않음.</w:t>
       </w:r>
     </w:p>
     <w:sectPr>
       <w:headerReference w:type="default" r:id="rId9"/>
       <w:footerReference w:type="default" r:id="rId10"/>
-      <w:pgSz w:w="12240" w:h="15840"/>
-      <w:pgMar w:top="510" w:right="680" w:bottom="510" w:left="680" w:header="255" w:footer="312" w:gutter="0"/>
+      <w:pgSz w:w="16838" w:h="11906" w:orient="landscape"/>
+      <w:pgMar w:top="737" w:right="794" w:bottom="794" w:left="794" w:header="397" w:footer="454" w:gutter="0"/>
       <w:cols w:space="720"/>
       <w:docGrid w:linePitch="360"/>
     </w:sectPr>
@@ -4810,16 +2524,21 @@
   <w:p>
     <w:pPr>
       <w:pStyle w:val="Footer"/>
-      <w:jc w:val="right"/>
+      <w:jc w:val="center"/>
     </w:pPr>
     <w:r>
       <w:rPr>
-        <w:color w:val="5F738A"/>
-        <w:sz w:val="16"/>
-      </w:rPr>
-      <w:t xml:space="preserve">Harness v2.1.0  ·  Source 054d894b47f4  ·  </w:t>
+        <w:rFonts w:ascii="Noto Sans KR" w:hAnsi="Noto Sans KR"/>
+        <w:color w:val="5E7186"/>
+        <w:sz w:val="15"/>
+      </w:rPr>
+      <w:t xml:space="preserve">Core Platform Framework  |  </w:t>
     </w:r>
-    <w:fldSimple w:instr="PAGE"/>
+    <w:r>
+      <w:fldChar w:fldCharType="begin"/>
+      <w:instrText xml:space="preserve"> PAGE </w:instrText>
+      <w:fldChar w:fldCharType="end"/>
+    </w:r>
   </w:p>
 </w:ftr>
 </file>
@@ -4827,13 +2546,17 @@
 <file path=word/header1.xml><?xml version="1.0" encoding="utf-8"?>
 <w:hdr xmlns:m="http://schemas.openxmlformats.org/officeDocument/2006/math" xmlns:mc="http://schemas.openxmlformats.org/markup-compatibility/2006" xmlns:mo="http://schemas.microsoft.com/office/mac/office/2008/main" xmlns:mv="urn:schemas-microsoft-com:mac:vml" xmlns:o="urn:schemas-microsoft-com:office:office" xmlns:r="http://schemas.openxmlformats.org/officeDocument/2006/relationships" xmlns:v="urn:schemas-microsoft-com:vml" xmlns:w10="urn:schemas-microsoft-com:office:word" xmlns:w14="http://schemas.microsoft.com/office/word/2010/wordml" xmlns:w="http://schemas.openxmlformats.org/wordprocessingml/2006/main" xmlns:wne="http://schemas.microsoft.com/office/word/2006/wordml" xmlns:wp14="http://schemas.microsoft.com/office/word/2010/wordprocessingDrawing" xmlns:wp="http://schemas.openxmlformats.org/drawingml/2006/wordprocessingDrawing" xmlns:wpc="http://schemas.microsoft.com/office/word/2010/wordprocessingCanvas" xmlns:wpg="http://schemas.microsoft.com/office/word/2010/wordprocessingGroup" xmlns:wpi="http://schemas.microsoft.com/office/word/2010/wordprocessingInk" xmlns:wps="http://schemas.microsoft.com/office/word/2010/wordprocessingShape" mc:Ignorable="w14 wp14">
   <w:p>
-    <w:pPr/>
+    <w:pPr>
+      <w:pStyle w:val="Header"/>
+      <w:jc w:val="right"/>
+    </w:pPr>
     <w:r>
       <w:rPr>
-        <w:color w:val="5F738A"/>
-        <w:sz w:val="16"/>
-      </w:rPr>
-      <w:t>CPF  |  Core Platform Framework</w:t>
+        <w:rFonts w:ascii="Noto Sans KR" w:hAnsi="Noto Sans KR"/>
+        <w:color w:val="5E7186"/>
+        <w:sz w:val="15"/>
+      </w:rPr>
+      <w:t>CPF  ·  데이터베이스표준서</w:t>
     </w:r>
   </w:p>
 </w:hdr>
@@ -5203,12 +2926,12 @@
     <w:qFormat/>
     <w:rsid w:val="00FC693F"/>
     <w:pPr>
-      <w:spacing w:after="100" w:line="281" w:lineRule="auto"/>
+      <w:spacing w:after="86" w:line="283" w:lineRule="auto"/>
     </w:pPr>
     <w:rPr>
-      <w:rFonts w:ascii="Noto Sans CJK KR" w:hAnsi="Noto Sans CJK KR"/>
-      <w:color w:val="202124"/>
-      <w:sz w:val="20"/>
+      <w:rFonts w:ascii="Noto Sans KR" w:hAnsi="Noto Sans KR" w:eastAsia="Noto Sans KR"/>
+      <w:color w:val="243547"/>
+      <w:sz w:val="18"/>
     </w:rPr>
   </w:style>
   <w:style w:type="paragraph" w:styleId="Header">
@@ -5266,11 +2989,11 @@
     <w:pPr>
       <w:keepNext/>
       <w:keepLines/>
-      <w:spacing w:before="560" w:after="240"/>
+      <w:spacing w:before="300" w:after="100"/>
       <w:outlineLvl w:val="0"/>
     </w:pPr>
     <w:rPr>
-      <w:rFonts w:asciiTheme="majorHAnsi" w:eastAsiaTheme="majorEastAsia" w:hAnsiTheme="majorHAnsi" w:cstheme="majorBidi" w:ascii="Noto Sans CJK KR" w:hAnsi="Noto Sans CJK KR"/>
+      <w:rFonts w:asciiTheme="majorHAnsi" w:eastAsiaTheme="majorEastAsia" w:hAnsiTheme="majorHAnsi" w:cstheme="majorBidi" w:ascii="Noto Sans KR" w:hAnsi="Noto Sans KR" w:eastAsia="Noto Sans KR"/>
       <w:b/>
       <w:bCs/>
       <w:color w:val="17324D"/>
@@ -5290,15 +3013,16 @@
     <w:pPr>
       <w:keepNext/>
       <w:keepLines/>
-      <w:spacing w:before="320" w:after="70"/>
+      <w:spacing w:before="200" w:after="60"/>
+      <w:ind w:left="113"/>
       <w:outlineLvl w:val="1"/>
     </w:pPr>
     <w:rPr>
-      <w:rFonts w:asciiTheme="majorHAnsi" w:eastAsiaTheme="majorEastAsia" w:hAnsiTheme="majorHAnsi" w:cstheme="majorBidi" w:ascii="Noto Sans CJK KR" w:hAnsi="Noto Sans CJK KR"/>
+      <w:rFonts w:asciiTheme="majorHAnsi" w:eastAsiaTheme="majorEastAsia" w:hAnsiTheme="majorHAnsi" w:cstheme="majorBidi" w:ascii="Noto Sans KR" w:hAnsi="Noto Sans KR" w:eastAsia="Noto Sans KR"/>
       <w:b/>
       <w:bCs/>
       <w:color w:val="17324D"/>
-      <w:sz w:val="27"/>
+      <w:sz w:val="25"/>
       <w:szCs w:val="26"/>
     </w:rPr>
   </w:style>
@@ -5314,15 +3038,16 @@
     <w:pPr>
       <w:keepNext/>
       <w:keepLines/>
-      <w:spacing w:before="200" w:after="60"/>
+      <w:spacing w:before="140" w:after="40"/>
+      <w:ind w:left="255"/>
       <w:outlineLvl w:val="2"/>
     </w:pPr>
     <w:rPr>
-      <w:rFonts w:asciiTheme="majorHAnsi" w:eastAsiaTheme="majorEastAsia" w:hAnsiTheme="majorHAnsi" w:cstheme="majorBidi" w:ascii="Noto Sans CJK KR" w:hAnsi="Noto Sans CJK KR"/>
+      <w:rFonts w:asciiTheme="majorHAnsi" w:eastAsiaTheme="majorEastAsia" w:hAnsiTheme="majorHAnsi" w:cstheme="majorBidi" w:ascii="Noto Sans KR" w:hAnsi="Noto Sans KR" w:eastAsia="Noto Sans KR"/>
       <w:b/>
       <w:bCs/>
-      <w:color w:val="2563EB"/>
-      <w:sz w:val="23"/>
+      <w:color w:val="7154C7"/>
+      <w:sz w:val="21"/>
     </w:rPr>
   </w:style>
   <w:style w:type="paragraph" w:styleId="Heading4">
@@ -5556,16 +3281,16 @@
       <w:pBdr>
         <w:bottom w:val="single" w:sz="8" w:space="4" w:color="4F81BD" w:themeColor="accent1"/>
       </w:pBdr>
-      <w:spacing w:after="240" w:line="240" w:lineRule="auto" w:before="0"/>
+      <w:spacing w:after="300" w:line="240" w:lineRule="auto"/>
       <w:contextualSpacing/>
     </w:pPr>
     <w:rPr>
-      <w:rFonts w:asciiTheme="majorHAnsi" w:eastAsiaTheme="majorEastAsia" w:hAnsiTheme="majorHAnsi" w:cstheme="majorBidi" w:ascii="Noto Sans CJK KR" w:hAnsi="Noto Sans CJK KR"/>
+      <w:rFonts w:asciiTheme="majorHAnsi" w:eastAsiaTheme="majorEastAsia" w:hAnsiTheme="majorHAnsi" w:cstheme="majorBidi" w:ascii="Noto Sans KR" w:hAnsi="Noto Sans KR" w:eastAsia="Noto Sans KR"/>
       <w:b/>
-      <w:color w:val="17324D"/>
+      <w:color w:val="071A2B"/>
       <w:spacing w:val="5"/>
       <w:kern w:val="28"/>
-      <w:sz w:val="48"/>
+      <w:sz w:val="60"/>
       <w:szCs w:val="52"/>
     </w:rPr>
   </w:style>
@@ -5596,16 +3321,15 @@
       <w:numPr>
         <w:ilvl w:val="1"/>
       </w:numPr>
-      <w:spacing w:after="100"/>
     </w:pPr>
     <w:rPr>
-      <w:rFonts w:asciiTheme="majorHAnsi" w:eastAsiaTheme="majorEastAsia" w:hAnsiTheme="majorHAnsi" w:cstheme="majorBidi" w:ascii="Noto Sans CJK KR" w:hAnsi="Noto Sans CJK KR"/>
+      <w:rFonts w:asciiTheme="majorHAnsi" w:eastAsiaTheme="majorEastAsia" w:hAnsiTheme="majorHAnsi" w:cstheme="majorBidi" w:ascii="Noto Sans KR" w:hAnsi="Noto Sans KR" w:eastAsia="Noto Sans KR"/>
       <w:b w:val="0"/>
       <w:i/>
       <w:iCs/>
-      <w:color w:val="60738A"/>
+      <w:color w:val="5E7186"/>
       <w:spacing w:val="15"/>
-      <w:sz w:val="23"/>
+      <w:sz w:val="22"/>
       <w:szCs w:val="24"/>
     </w:rPr>
   </w:style>
@@ -16897,117 +14621,42 @@
       </w:tcPr>
     </w:tblStylePr>
   </w:style>
-  <w:style w:type="paragraph" w:customStyle="1" w:styleId="BodyRail">
-    <w:name w:val="Body Rail"/>
-    <w:pPr>
-      <w:spacing w:after="100"/>
+  <w:style w:type="paragraph" w:customStyle="1" w:styleId="CPFCode">
+    <w:name w:val="CPF Code"/>
+    <w:pPr>
+      <w:spacing w:before="40" w:after="80"/>
+      <w:ind w:left="283" w:right="170"/>
+    </w:pPr>
+    <w:rPr>
+      <w:rFonts w:ascii="DejaVu Sans Mono" w:hAnsi="DejaVu Sans Mono" w:eastAsia="DejaVu Sans Mono"/>
+      <w:color w:val="071A2B"/>
+      <w:sz w:val="16"/>
+    </w:rPr>
+  </w:style>
+  <w:style w:type="paragraph" w:customStyle="1" w:styleId="CPFCaption">
+    <w:name w:val="CPF Caption"/>
+    <w:pPr>
+      <w:spacing w:before="40" w:after="100"/>
+      <w:ind w:left="255" w:right="255"/>
+    </w:pPr>
+    <w:rPr>
+      <w:rFonts w:ascii="Noto Sans KR" w:hAnsi="Noto Sans KR" w:eastAsia="Noto Sans KR"/>
+      <w:color w:val="5E7186"/>
+      <w:sz w:val="16"/>
+    </w:rPr>
+  </w:style>
+  <w:style w:type="paragraph" w:customStyle="1" w:styleId="CPFLabel">
+    <w:name w:val="CPF Label"/>
+    <w:pPr>
+      <w:keepNext/>
+      <w:spacing w:before="140" w:after="40"/>
       <w:ind w:left="255"/>
     </w:pPr>
     <w:rPr>
-      <w:rFonts w:ascii="Noto Sans CJK KR" w:hAnsi="Noto Sans CJK KR"/>
-      <w:b w:val="0"/>
-      <w:color w:val="202124"/>
-      <w:sz w:val="20"/>
-    </w:rPr>
-  </w:style>
-  <w:style w:type="paragraph" w:customStyle="1" w:styleId="BulletRail">
-    <w:name w:val="Bullet Rail"/>
-    <w:pPr>
-      <w:spacing w:after="60"/>
-      <w:ind w:left="425" w:hanging="170"/>
-    </w:pPr>
-    <w:rPr>
-      <w:rFonts w:ascii="Noto Sans CJK KR" w:hAnsi="Noto Sans CJK KR"/>
-      <w:b w:val="0"/>
-      <w:color w:val="202124"/>
-      <w:sz w:val="20"/>
-    </w:rPr>
-  </w:style>
-  <w:style w:type="paragraph" w:customStyle="1" w:styleId="FigureCaption">
-    <w:name w:val="Figure Caption"/>
-    <w:pPr>
-      <w:spacing w:after="60"/>
-    </w:pPr>
-    <w:rPr>
-      <w:rFonts w:ascii="Noto Sans CJK KR" w:hAnsi="Noto Sans CJK KR"/>
+      <w:rFonts w:ascii="Noto Sans KR" w:hAnsi="Noto Sans KR" w:eastAsia="Noto Sans KR"/>
       <w:b/>
-      <w:color w:val="17324D"/>
-      <w:sz w:val="18"/>
-    </w:rPr>
-  </w:style>
-  <w:style w:type="paragraph" w:customStyle="1" w:styleId="FigureExplain">
-    <w:name w:val="Figure Explain"/>
-    <w:pPr>
-      <w:spacing w:after="160"/>
-      <w:ind w:left="255"/>
-    </w:pPr>
-    <w:rPr>
-      <w:rFonts w:ascii="Noto Sans CJK KR" w:hAnsi="Noto Sans CJK KR"/>
-      <w:b w:val="0"/>
-      <w:color w:val="60738A"/>
-      <w:sz w:val="18"/>
-    </w:rPr>
-  </w:style>
-  <w:style w:type="paragraph" w:customStyle="1" w:styleId="SourceRail">
-    <w:name w:val="Source Rail"/>
-    <w:pPr>
-      <w:spacing w:after="120"/>
-      <w:ind w:left="255"/>
-    </w:pPr>
-    <w:rPr>
-      <w:rFonts w:ascii="Noto Sans CJK KR" w:hAnsi="Noto Sans CJK KR"/>
-      <w:b w:val="0"/>
-      <w:color w:val="2563EB"/>
-      <w:sz w:val="18"/>
-    </w:rPr>
-  </w:style>
-  <w:style w:type="paragraph" w:customStyle="1" w:styleId="TableTitle">
-    <w:name w:val="Table Title"/>
-    <w:pPr>
-      <w:spacing w:after="40"/>
-    </w:pPr>
-    <w:rPr>
-      <w:rFonts w:ascii="Noto Sans CJK KR" w:hAnsi="Noto Sans CJK KR"/>
-      <w:b/>
-      <w:color w:val="17324D"/>
-      <w:sz w:val="20"/>
-    </w:rPr>
-  </w:style>
-  <w:style w:type="paragraph" w:customStyle="1" w:styleId="TablePurpose">
-    <w:name w:val="Table Purpose"/>
-    <w:pPr>
-      <w:spacing w:after="100"/>
-    </w:pPr>
-    <w:rPr>
-      <w:rFonts w:ascii="Noto Sans CJK KR" w:hAnsi="Noto Sans CJK KR"/>
-      <w:b w:val="0"/>
-      <w:color w:val="60738A"/>
-      <w:sz w:val="18"/>
-    </w:rPr>
-  </w:style>
-  <w:style w:type="paragraph" w:customStyle="1" w:styleId="TOC1">
-    <w:name w:val="TOC 1"/>
-    <w:pPr>
-      <w:spacing w:after="40"/>
-    </w:pPr>
-    <w:rPr>
-      <w:rFonts w:ascii="Noto Sans CJK KR" w:hAnsi="Noto Sans CJK KR"/>
-      <w:b/>
-      <w:color w:val="17324D"/>
+      <w:color w:val="7154C7"/>
       <w:sz w:val="21"/>
-    </w:rPr>
-  </w:style>
-  <w:style w:type="paragraph" w:customStyle="1" w:styleId="TOC2">
-    <w:name w:val="TOC 2"/>
-    <w:pPr>
-      <w:spacing w:after="20"/>
-      <w:ind w:left="340"/>
-    </w:pPr>
-    <w:rPr>
-      <w:rFonts w:ascii="Noto Sans CJK KR" w:hAnsi="Noto Sans CJK KR"/>
-      <w:b w:val="0"/>
-      <w:color w:val="60738A"/>
-      <w:sz w:val="19"/>
     </w:rPr>
   </w:style>
 </w:styles>

--- a/cpf-docs/deliverables/데이터베이스표준서.docx
+++ b/cpf-docs/deliverables/데이터베이스표준서.docx
@@ -40,7 +40,7 @@
     <w:tbl>
       <w:tblPr>
         <w:tblW w:type="auto" w:w="0"/>
-        <w:jc w:val="left"/>
+        <w:jc w:val="center"/>
         <w:tblLayout w:type="fixed"/>
         <w:tblLook w:firstColumn="1" w:firstRow="1" w:lastColumn="0" w:lastRow="0" w:noHBand="0" w:noVBand="1" w:val="04A0"/>
       </w:tblPr>
@@ -54,21 +54,26 @@
         </w:trPr>
         <w:tc>
           <w:tcPr>
-            <w:tcW w:type="dxa" w:w="7625"/>
+            <w:tcW w:type="dxa" w:w="3660"/>
             <w:tcMar>
-              <w:top w:w="100" w:type="dxa"/>
-              <w:start w:w="150" w:type="dxa"/>
-              <w:bottom w:w="100" w:type="dxa"/>
-              <w:end w:w="150" w:type="dxa"/>
+              <w:top w:w="90" w:type="dxa"/>
+              <w:start w:w="100" w:type="dxa"/>
+              <w:bottom w:w="90" w:type="dxa"/>
+              <w:end w:w="100" w:type="dxa"/>
             </w:tcMar>
-            <w:shd w:fill="17324D"/>
+            <w:shd w:fill="223A57"/>
+            <w:vAlign w:val="center"/>
           </w:tcPr>
           <w:p>
+            <w:pPr>
+              <w:spacing w:before="0" w:after="0" w:line="252" w:lineRule="auto"/>
+              <w:jc w:val="left"/>
+            </w:pPr>
             <w:r>
               <w:rPr>
                 <w:b/>
                 <w:color w:val="FFFFFF"/>
-                <w:sz w:val="18"/>
+                <w:sz w:val="16"/>
               </w:rPr>
               <w:t>누가 보는가</w:t>
             </w:r>
@@ -76,18 +81,26 @@
         </w:tc>
         <w:tc>
           <w:tcPr>
-            <w:tcW w:type="dxa" w:w="7625"/>
+            <w:tcW w:type="dxa" w:w="11590"/>
             <w:tcMar>
-              <w:top w:w="100" w:type="dxa"/>
-              <w:start w:w="150" w:type="dxa"/>
-              <w:bottom w:w="100" w:type="dxa"/>
-              <w:end w:w="150" w:type="dxa"/>
+              <w:top w:w="90" w:type="dxa"/>
+              <w:start w:w="100" w:type="dxa"/>
+              <w:bottom w:w="90" w:type="dxa"/>
+              <w:end w:w="100" w:type="dxa"/>
             </w:tcMar>
+            <w:vAlign w:val="center"/>
+            <w:shd w:fill="223A57"/>
           </w:tcPr>
           <w:p>
+            <w:pPr>
+              <w:spacing w:before="0" w:after="0" w:line="252" w:lineRule="auto"/>
+              <w:jc w:val="left"/>
+            </w:pPr>
             <w:r>
               <w:rPr>
-                <w:sz w:val="18"/>
+                <w:b/>
+                <w:color w:val="FFFFFF"/>
+                <w:sz w:val="16"/>
               </w:rPr>
               <w:t>DBA·Backend 개발자·운영자</w:t>
             </w:r>
@@ -97,21 +110,25 @@
       <w:tr>
         <w:tc>
           <w:tcPr>
-            <w:tcW w:type="dxa" w:w="7625"/>
+            <w:tcW w:type="dxa" w:w="3660"/>
             <w:tcMar>
-              <w:top w:w="100" w:type="dxa"/>
-              <w:start w:w="150" w:type="dxa"/>
-              <w:bottom w:w="100" w:type="dxa"/>
-              <w:end w:w="150" w:type="dxa"/>
+              <w:top w:w="90" w:type="dxa"/>
+              <w:start w:w="100" w:type="dxa"/>
+              <w:bottom w:w="90" w:type="dxa"/>
+              <w:end w:w="100" w:type="dxa"/>
             </w:tcMar>
             <w:shd w:fill="17324D"/>
+            <w:vAlign w:val="center"/>
           </w:tcPr>
           <w:p>
+            <w:pPr>
+              <w:spacing w:before="0" w:after="0" w:line="252" w:lineRule="auto"/>
+            </w:pPr>
             <w:r>
               <w:rPr>
                 <w:b/>
                 <w:color w:val="FFFFFF"/>
-                <w:sz w:val="18"/>
+                <w:sz w:val="17"/>
               </w:rPr>
               <w:t>이 문서로 끝낼 일</w:t>
             </w:r>
@@ -119,18 +136,22 @@
         </w:tc>
         <w:tc>
           <w:tcPr>
-            <w:tcW w:type="dxa" w:w="7625"/>
+            <w:tcW w:type="dxa" w:w="11590"/>
             <w:tcMar>
-              <w:top w:w="100" w:type="dxa"/>
-              <w:start w:w="150" w:type="dxa"/>
-              <w:bottom w:w="100" w:type="dxa"/>
-              <w:end w:w="150" w:type="dxa"/>
+              <w:top w:w="90" w:type="dxa"/>
+              <w:start w:w="100" w:type="dxa"/>
+              <w:bottom w:w="90" w:type="dxa"/>
+              <w:end w:w="100" w:type="dxa"/>
             </w:tcMar>
+            <w:vAlign w:val="center"/>
           </w:tcPr>
           <w:p>
+            <w:pPr>
+              <w:spacing w:before="0" w:after="0" w:line="252" w:lineRule="auto"/>
+            </w:pPr>
             <w:r>
               <w:rPr>
-                <w:sz w:val="18"/>
+                <w:sz w:val="17"/>
               </w:rPr>
               <w:t>DB 변경을 Canonical Source부터 Runtime/Recovery까지 안전하게 끝낸다</w:t>
             </w:r>
@@ -140,21 +161,25 @@
       <w:tr>
         <w:tc>
           <w:tcPr>
-            <w:tcW w:type="dxa" w:w="7625"/>
+            <w:tcW w:type="dxa" w:w="3660"/>
             <w:tcMar>
-              <w:top w:w="100" w:type="dxa"/>
-              <w:start w:w="150" w:type="dxa"/>
-              <w:bottom w:w="100" w:type="dxa"/>
-              <w:end w:w="150" w:type="dxa"/>
+              <w:top w:w="90" w:type="dxa"/>
+              <w:start w:w="100" w:type="dxa"/>
+              <w:bottom w:w="90" w:type="dxa"/>
+              <w:end w:w="100" w:type="dxa"/>
             </w:tcMar>
-            <w:shd w:fill="17324D"/>
+            <w:shd w:fill="F5F8FB"/>
+            <w:vAlign w:val="center"/>
           </w:tcPr>
           <w:p>
+            <w:pPr>
+              <w:spacing w:before="0" w:after="0" w:line="252" w:lineRule="auto"/>
+            </w:pPr>
             <w:r>
               <w:rPr>
                 <w:b/>
                 <w:color w:val="FFFFFF"/>
-                <w:sz w:val="18"/>
+                <w:sz w:val="17"/>
               </w:rPr>
               <w:t>기준</w:t>
             </w:r>
@@ -162,20 +187,23 @@
         </w:tc>
         <w:tc>
           <w:tcPr>
-            <w:tcW w:type="dxa" w:w="7625"/>
+            <w:tcW w:type="dxa" w:w="11590"/>
             <w:tcMar>
-              <w:top w:w="100" w:type="dxa"/>
-              <w:start w:w="150" w:type="dxa"/>
-              <w:bottom w:w="100" w:type="dxa"/>
-              <w:end w:w="150" w:type="dxa"/>
+              <w:top w:w="90" w:type="dxa"/>
+              <w:start w:w="100" w:type="dxa"/>
+              <w:bottom w:w="90" w:type="dxa"/>
+              <w:end w:w="100" w:type="dxa"/>
             </w:tcMar>
+            <w:vAlign w:val="center"/>
+            <w:shd w:fill="F5F8FB"/>
           </w:tcPr>
           <w:p>
             <w:r>
               <w:rPr>
-                <w:sz w:val="18"/>
+                <w:color w:val="26374C"/>
+                <w:sz w:val="16"/>
               </w:rPr>
-              <w:t>Harness 2.2.0 · Source 054d894b47f4 · Oracle/PostgreSQL/MariaDB</w:t>
+              <w:t>Harness 2.3.0 · Source A5B7844665F4 · Oracle/PostgreSQL/MariaDB</w:t>
             </w:r>
           </w:p>
         </w:tc>
@@ -224,6 +252,7 @@
     <w:p>
       <w:pPr>
         <w:pStyle w:val="Heading1"/>
+        <w:keepNext/>
       </w:pPr>
       <w:r>
         <w:t>찾아보기</w:t>
@@ -237,357 +266,76 @@
         <w:t>필요한 작업을 먼저 찾고 해당 장으로 이동합니다. 페이지 번호는 최종 PDF 기준입니다.</w:t>
       </w:r>
     </w:p>
-    <w:tbl>
-      <w:tblPr>
-        <w:tblW w:type="auto" w:w="0"/>
-        <w:jc w:val="left"/>
-        <w:tblLayout w:type="fixed"/>
-        <w:tblLook w:firstColumn="1" w:firstRow="1" w:lastColumn="0" w:lastRow="0" w:noHBand="0" w:noVBand="1" w:val="04A0"/>
-      </w:tblPr>
-      <w:tblGrid>
-        <w:gridCol w:w="5083"/>
-        <w:gridCol w:w="5083"/>
-        <w:gridCol w:w="5083"/>
-      </w:tblGrid>
-      <w:tr>
-        <w:trPr>
-          <w:tblHeader w:val="true"/>
-        </w:trPr>
-        <w:tc>
-          <w:tcPr>
-            <w:tcW w:type="dxa" w:w="1247"/>
-            <w:shd w:fill="17324D"/>
-          </w:tcPr>
-          <w:p>
-            <w:r>
-              <w:rPr>
-                <w:b/>
-                <w:color w:val="FFFFFF"/>
-                <w:sz w:val="17"/>
-              </w:rPr>
-              <w:t>구분</w:t>
-            </w:r>
-          </w:p>
-        </w:tc>
-        <w:tc>
-          <w:tcPr>
-            <w:tcW w:type="dxa" w:w="12190"/>
-            <w:shd w:fill="17324D"/>
-          </w:tcPr>
-          <w:p>
-            <w:r>
-              <w:rPr>
-                <w:b/>
-                <w:color w:val="FFFFFF"/>
-                <w:sz w:val="17"/>
-              </w:rPr>
-              <w:t>내용</w:t>
-            </w:r>
-          </w:p>
-        </w:tc>
-        <w:tc>
-          <w:tcPr>
-            <w:tcW w:type="dxa" w:w="1020"/>
-            <w:shd w:fill="17324D"/>
-          </w:tcPr>
-          <w:p>
-            <w:r>
-              <w:rPr>
-                <w:b/>
-                <w:color w:val="FFFFFF"/>
-                <w:sz w:val="17"/>
-              </w:rPr>
-              <w:t>쪽</w:t>
-            </w:r>
-          </w:p>
-        </w:tc>
-      </w:tr>
-      <w:tr>
-        <w:trPr>
-          <w:cantSplit/>
-        </w:trPr>
-        <w:tc>
-          <w:tcPr>
-            <w:tcW w:type="dxa" w:w="1247"/>
-            <w:shd w:fill="E9F6F2"/>
-            <w:tcMar>
-              <w:top w:w="70" w:type="dxa"/>
-              <w:start w:w="100" w:type="dxa"/>
-              <w:bottom w:w="70" w:type="dxa"/>
-              <w:end w:w="100" w:type="dxa"/>
-            </w:tcMar>
-          </w:tcPr>
-          <w:p>
-            <w:r>
-              <w:t>대메뉴</w:t>
-            </w:r>
-          </w:p>
-        </w:tc>
-        <w:tc>
-          <w:tcPr>
-            <w:tcW w:type="dxa" w:w="12190"/>
-            <w:tcMar>
-              <w:top w:w="70" w:type="dxa"/>
-              <w:start w:w="100" w:type="dxa"/>
-              <w:bottom w:w="70" w:type="dxa"/>
-              <w:end w:w="100" w:type="dxa"/>
-            </w:tcMar>
-          </w:tcPr>
-          <w:p>
-            <w:r>
-              <w:rPr>
-                <w:b/>
-              </w:rPr>
-              <w:t>1 DB3를 선택하고 준비하기</w:t>
-            </w:r>
-          </w:p>
-        </w:tc>
-        <w:tc>
-          <w:tcPr>
-            <w:tcW w:type="dxa" w:w="1020"/>
-            <w:tcMar>
-              <w:top w:w="70" w:type="dxa"/>
-              <w:start w:w="100" w:type="dxa"/>
-              <w:bottom w:w="70" w:type="dxa"/>
-              <w:end w:w="100" w:type="dxa"/>
-            </w:tcMar>
-          </w:tcPr>
-          <w:p>
-            <w:r>
-              <w:t>3</w:t>
-            </w:r>
-          </w:p>
-        </w:tc>
-      </w:tr>
-      <w:tr>
-        <w:trPr>
-          <w:cantSplit/>
-        </w:trPr>
-        <w:tc>
-          <w:tcPr>
-            <w:tcW w:type="dxa" w:w="1247"/>
-            <w:shd w:fill="E9F6F2"/>
-            <w:tcMar>
-              <w:top w:w="70" w:type="dxa"/>
-              <w:start w:w="100" w:type="dxa"/>
-              <w:bottom w:w="70" w:type="dxa"/>
-              <w:end w:w="100" w:type="dxa"/>
-            </w:tcMar>
-          </w:tcPr>
-          <w:p>
-            <w:r>
-              <w:t>대메뉴</w:t>
-            </w:r>
-          </w:p>
-        </w:tc>
-        <w:tc>
-          <w:tcPr>
-            <w:tcW w:type="dxa" w:w="12190"/>
-            <w:tcMar>
-              <w:top w:w="70" w:type="dxa"/>
-              <w:start w:w="100" w:type="dxa"/>
-              <w:bottom w:w="70" w:type="dxa"/>
-              <w:end w:w="100" w:type="dxa"/>
-            </w:tcMar>
-          </w:tcPr>
-          <w:p>
-            <w:r>
-              <w:rPr>
-                <w:b/>
-              </w:rPr>
-              <w:t>2 Schema · Table · Key · Index</w:t>
-            </w:r>
-          </w:p>
-        </w:tc>
-        <w:tc>
-          <w:tcPr>
-            <w:tcW w:type="dxa" w:w="1020"/>
-            <w:tcMar>
-              <w:top w:w="70" w:type="dxa"/>
-              <w:start w:w="100" w:type="dxa"/>
-              <w:bottom w:w="70" w:type="dxa"/>
-              <w:end w:w="100" w:type="dxa"/>
-            </w:tcMar>
-          </w:tcPr>
-          <w:p>
-            <w:r>
-              <w:t>3</w:t>
-            </w:r>
-          </w:p>
-        </w:tc>
-      </w:tr>
-      <w:tr>
-        <w:trPr>
-          <w:cantSplit/>
-        </w:trPr>
-        <w:tc>
-          <w:tcPr>
-            <w:tcW w:type="dxa" w:w="1247"/>
-            <w:shd w:fill="E9F6F2"/>
-            <w:tcMar>
-              <w:top w:w="70" w:type="dxa"/>
-              <w:start w:w="100" w:type="dxa"/>
-              <w:bottom w:w="70" w:type="dxa"/>
-              <w:end w:w="100" w:type="dxa"/>
-            </w:tcMar>
-          </w:tcPr>
-          <w:p>
-            <w:r>
-              <w:t>대메뉴</w:t>
-            </w:r>
-          </w:p>
-        </w:tc>
-        <w:tc>
-          <w:tcPr>
-            <w:tcW w:type="dxa" w:w="12190"/>
-            <w:tcMar>
-              <w:top w:w="70" w:type="dxa"/>
-              <w:start w:w="100" w:type="dxa"/>
-              <w:bottom w:w="70" w:type="dxa"/>
-              <w:end w:w="100" w:type="dxa"/>
-            </w:tcMar>
-          </w:tcPr>
-          <w:p>
-            <w:r>
-              <w:rPr>
-                <w:b/>
-              </w:rPr>
-              <w:t>3 Migration Lifecycle</w:t>
-            </w:r>
-          </w:p>
-        </w:tc>
-        <w:tc>
-          <w:tcPr>
-            <w:tcW w:type="dxa" w:w="1020"/>
-            <w:tcMar>
-              <w:top w:w="70" w:type="dxa"/>
-              <w:start w:w="100" w:type="dxa"/>
-              <w:bottom w:w="70" w:type="dxa"/>
-              <w:end w:w="100" w:type="dxa"/>
-            </w:tcMar>
-          </w:tcPr>
-          <w:p>
-            <w:r>
-              <w:t>3</w:t>
-            </w:r>
-          </w:p>
-        </w:tc>
-      </w:tr>
-      <w:tr>
-        <w:trPr>
-          <w:cantSplit/>
-        </w:trPr>
-        <w:tc>
-          <w:tcPr>
-            <w:tcW w:type="dxa" w:w="1247"/>
-            <w:shd w:fill="E9F6F2"/>
-            <w:tcMar>
-              <w:top w:w="70" w:type="dxa"/>
-              <w:start w:w="100" w:type="dxa"/>
-              <w:bottom w:w="70" w:type="dxa"/>
-              <w:end w:w="100" w:type="dxa"/>
-            </w:tcMar>
-          </w:tcPr>
-          <w:p>
-            <w:r>
-              <w:t>대메뉴</w:t>
-            </w:r>
-          </w:p>
-        </w:tc>
-        <w:tc>
-          <w:tcPr>
-            <w:tcW w:type="dxa" w:w="12190"/>
-            <w:tcMar>
-              <w:top w:w="70" w:type="dxa"/>
-              <w:start w:w="100" w:type="dxa"/>
-              <w:bottom w:w="70" w:type="dxa"/>
-              <w:end w:w="100" w:type="dxa"/>
-            </w:tcMar>
-          </w:tcPr>
-          <w:p>
-            <w:r>
-              <w:rPr>
-                <w:b/>
-              </w:rPr>
-              <w:t>4 Transaction · Lock · Paging</w:t>
-            </w:r>
-          </w:p>
-        </w:tc>
-        <w:tc>
-          <w:tcPr>
-            <w:tcW w:type="dxa" w:w="1020"/>
-            <w:tcMar>
-              <w:top w:w="70" w:type="dxa"/>
-              <w:start w:w="100" w:type="dxa"/>
-              <w:bottom w:w="70" w:type="dxa"/>
-              <w:end w:w="100" w:type="dxa"/>
-            </w:tcMar>
-          </w:tcPr>
-          <w:p>
-            <w:r>
-              <w:t>4</w:t>
-            </w:r>
-          </w:p>
-        </w:tc>
-      </w:tr>
-      <w:tr>
-        <w:trPr>
-          <w:cantSplit/>
-        </w:trPr>
-        <w:tc>
-          <w:tcPr>
-            <w:tcW w:type="dxa" w:w="1247"/>
-            <w:shd w:fill="E9F6F2"/>
-            <w:tcMar>
-              <w:top w:w="70" w:type="dxa"/>
-              <w:start w:w="100" w:type="dxa"/>
-              <w:bottom w:w="70" w:type="dxa"/>
-              <w:end w:w="100" w:type="dxa"/>
-            </w:tcMar>
-          </w:tcPr>
-          <w:p>
-            <w:r>
-              <w:t>대메뉴</w:t>
-            </w:r>
-          </w:p>
-        </w:tc>
-        <w:tc>
-          <w:tcPr>
-            <w:tcW w:type="dxa" w:w="12190"/>
-            <w:tcMar>
-              <w:top w:w="70" w:type="dxa"/>
-              <w:start w:w="100" w:type="dxa"/>
-              <w:bottom w:w="70" w:type="dxa"/>
-              <w:end w:w="100" w:type="dxa"/>
-            </w:tcMar>
-          </w:tcPr>
-          <w:p>
-            <w:r>
-              <w:rPr>
-                <w:b/>
-              </w:rPr>
-              <w:t>5 운영 변경과 복구</w:t>
-            </w:r>
-          </w:p>
-        </w:tc>
-        <w:tc>
-          <w:tcPr>
-            <w:tcW w:type="dxa" w:w="1020"/>
-            <w:tcMar>
-              <w:top w:w="70" w:type="dxa"/>
-              <w:start w:w="100" w:type="dxa"/>
-              <w:bottom w:w="70" w:type="dxa"/>
-              <w:end w:w="100" w:type="dxa"/>
-            </w:tcMar>
-          </w:tcPr>
-          <w:p>
-            <w:r>
-              <w:t>5</w:t>
-            </w:r>
-          </w:p>
-        </w:tc>
-      </w:tr>
-    </w:tbl>
+    <w:p>
+      <w:pPr>
+        <w:spacing w:after="60"/>
+        <w:ind w:left="259"/>
+      </w:pPr>
+      <w:r>
+        <w:rPr>
+          <w:b/>
+          <w:color w:val="1F3349"/>
+          <w:sz w:val="21"/>
+        </w:rPr>
+        <w:t>1 DB3를 선택하고 준비하기</w:t>
+      </w:r>
+    </w:p>
+    <w:p>
+      <w:pPr>
+        <w:spacing w:after="60"/>
+        <w:ind w:left="259"/>
+      </w:pPr>
+      <w:r>
+        <w:rPr>
+          <w:b/>
+          <w:color w:val="1F3349"/>
+          <w:sz w:val="21"/>
+        </w:rPr>
+        <w:t>2 Schema · Table · Key · Index</w:t>
+      </w:r>
+    </w:p>
+    <w:p>
+      <w:pPr>
+        <w:spacing w:after="60"/>
+        <w:ind w:left="259"/>
+      </w:pPr>
+      <w:r>
+        <w:rPr>
+          <w:b/>
+          <w:color w:val="1F3349"/>
+          <w:sz w:val="21"/>
+        </w:rPr>
+        <w:t>3 Migration Lifecycle</w:t>
+      </w:r>
+    </w:p>
+    <w:p>
+      <w:pPr>
+        <w:spacing w:after="60"/>
+        <w:ind w:left="259"/>
+      </w:pPr>
+      <w:r>
+        <w:rPr>
+          <w:b/>
+          <w:color w:val="1F3349"/>
+          <w:sz w:val="21"/>
+        </w:rPr>
+        <w:t>4 Transaction · Lock · Paging</w:t>
+      </w:r>
+    </w:p>
+    <w:p>
+      <w:pPr>
+        <w:spacing w:after="60"/>
+        <w:ind w:left="259"/>
+      </w:pPr>
+      <w:r>
+        <w:rPr>
+          <w:b/>
+          <w:color w:val="1F3349"/>
+          <w:sz w:val="21"/>
+        </w:rPr>
+        <w:t>5 운영 변경과 복구</w:t>
+      </w:r>
+    </w:p>
     <w:p>
       <w:r>
         <w:br w:type="page"/>
@@ -596,15 +344,49 @@
     <w:p>
       <w:pPr>
         <w:pStyle w:val="Heading1"/>
+        <w:keepNext/>
       </w:pPr>
       <w:r>
         <w:t>1 DB3를 선택하고 준비하기</w:t>
       </w:r>
     </w:p>
+    <w:p>
+      <w:pPr>
+        <w:spacing w:before="80" w:after="200"/>
+        <w:ind w:left="173" w:right="58"/>
+        <w:shd w:fill="F3F7FB"/>
+        <w:pBdr>
+          <w:left w:val="single" w:sz="18" w:space="8" w:color="4F46E5"/>
+        </w:pBdr>
+      </w:pPr>
+      <w:r>
+        <w:rPr>
+          <w:b/>
+          <w:color w:val="362D91"/>
+          <w:sz w:val="20"/>
+        </w:rPr>
+        <w:t xml:space="preserve">이 장을 보는 이유  </w:t>
+      </w:r>
+      <w:r>
+        <w:rPr>
+          <w:color w:val="26374C"/>
+          <w:sz w:val="20"/>
+        </w:rPr>
+        <w:t>공식 Vendor 중 하나를 선택해도 Canonical Source와 3 Vendor parity는 유지합니다.</w:t>
+      </w:r>
+    </w:p>
+    <w:p>
+      <w:pPr>
+        <w:pStyle w:val="CPFLabel"/>
+      </w:pPr>
+      <w:r>
+        <w:t>공식 Vendor</w:t>
+      </w:r>
+    </w:p>
     <w:tbl>
       <w:tblPr>
         <w:tblW w:type="auto" w:w="0"/>
-        <w:jc w:val="left"/>
+        <w:jc w:val="center"/>
         <w:tblLayout w:type="fixed"/>
         <w:tblLook w:firstColumn="1" w:firstRow="1" w:lastColumn="0" w:lastRow="0" w:noHBand="0" w:noVBand="1" w:val="04A0"/>
       </w:tblPr>
@@ -618,78 +400,21 @@
         </w:trPr>
         <w:tc>
           <w:tcPr>
-            <w:tcW w:type="dxa" w:w="1927"/>
-            <w:shd w:fill="17324D"/>
+            <w:tcW w:type="dxa" w:w="3812"/>
+            <w:shd w:fill="223A57"/>
             <w:tcMar>
-              <w:top w:w="110" w:type="dxa"/>
-              <w:start w:w="140" w:type="dxa"/>
-              <w:bottom w:w="110" w:type="dxa"/>
-              <w:end w:w="140" w:type="dxa"/>
+              <w:top w:w="90" w:type="dxa"/>
+              <w:start w:w="100" w:type="dxa"/>
+              <w:bottom w:w="90" w:type="dxa"/>
+              <w:end w:w="100" w:type="dxa"/>
             </w:tcMar>
+            <w:vAlign w:val="center"/>
           </w:tcPr>
           <w:p>
-            <w:r>
-              <w:rPr>
-                <w:b/>
-                <w:color w:val="FFFFFF"/>
-              </w:rPr>
-              <w:t>이 장을 보는 이유</w:t>
-            </w:r>
-          </w:p>
-        </w:tc>
-        <w:tc>
-          <w:tcPr>
-            <w:tcW w:type="dxa" w:w="11623"/>
-            <w:tcMar>
-              <w:top w:w="110" w:type="dxa"/>
-              <w:start w:w="140" w:type="dxa"/>
-              <w:bottom w:w="110" w:type="dxa"/>
-              <w:end w:w="140" w:type="dxa"/>
-            </w:tcMar>
-          </w:tcPr>
-          <w:p>
-            <w:r>
-              <w:t>공식 Vendor 중 하나를 선택해도 Canonical Source와 3 Vendor parity는 유지합니다.</w:t>
-            </w:r>
-          </w:p>
-        </w:tc>
-      </w:tr>
-    </w:tbl>
-    <w:p>
-      <w:pPr>
-        <w:pStyle w:val="CPFLabel"/>
-      </w:pPr>
-      <w:r>
-        <w:t>공식 Vendor</w:t>
-      </w:r>
-    </w:p>
-    <w:tbl>
-      <w:tblPr>
-        <w:tblW w:type="auto" w:w="0"/>
-        <w:jc w:val="left"/>
-        <w:tblLayout w:type="fixed"/>
-        <w:tblLook w:firstColumn="1" w:firstRow="1" w:lastColumn="0" w:lastRow="0" w:noHBand="0" w:noVBand="1" w:val="04A0"/>
-      </w:tblPr>
-      <w:tblGrid>
-        <w:gridCol w:w="7625"/>
-        <w:gridCol w:w="7625"/>
-      </w:tblGrid>
-      <w:tr>
-        <w:trPr>
-          <w:tblHeader w:val="true"/>
-        </w:trPr>
-        <w:tc>
-          <w:tcPr>
-            <w:tcW w:type="dxa" w:w="3895"/>
-            <w:shd w:fill="17324D"/>
-            <w:tcMar>
-              <w:top w:w="90" w:type="dxa"/>
-              <w:start w:w="110" w:type="dxa"/>
-              <w:bottom w:w="90" w:type="dxa"/>
-              <w:end w:w="110" w:type="dxa"/>
-            </w:tcMar>
-          </w:tcPr>
-          <w:p>
+            <w:pPr>
+              <w:spacing w:before="0" w:after="0" w:line="252" w:lineRule="auto"/>
+              <w:jc w:val="left"/>
+            </w:pPr>
             <w:r>
               <w:rPr>
                 <w:b/>
@@ -702,16 +427,21 @@
         </w:tc>
         <w:tc>
           <w:tcPr>
-            <w:tcW w:type="dxa" w:w="11130"/>
-            <w:shd w:fill="17324D"/>
+            <w:tcW w:type="dxa" w:w="11437"/>
+            <w:shd w:fill="223A57"/>
             <w:tcMar>
               <w:top w:w="90" w:type="dxa"/>
-              <w:start w:w="110" w:type="dxa"/>
+              <w:start w:w="100" w:type="dxa"/>
               <w:bottom w:w="90" w:type="dxa"/>
-              <w:end w:w="110" w:type="dxa"/>
+              <w:end w:w="100" w:type="dxa"/>
             </w:tcMar>
+            <w:vAlign w:val="center"/>
           </w:tcPr>
           <w:p>
+            <w:pPr>
+              <w:spacing w:before="0" w:after="0" w:line="252" w:lineRule="auto"/>
+              <w:jc w:val="left"/>
+            </w:pPr>
             <w:r>
               <w:rPr>
                 <w:b/>
@@ -729,23 +459,23 @@
         </w:trPr>
         <w:tc>
           <w:tcPr>
-            <w:tcW w:type="dxa" w:w="3895"/>
+            <w:tcW w:type="dxa" w:w="3812"/>
             <w:tcMar>
-              <w:top w:w="80" w:type="dxa"/>
+              <w:top w:w="90" w:type="dxa"/>
               <w:start w:w="100" w:type="dxa"/>
-              <w:bottom w:w="80" w:type="dxa"/>
+              <w:bottom w:w="90" w:type="dxa"/>
               <w:end w:w="100" w:type="dxa"/>
             </w:tcMar>
             <w:vAlign w:val="center"/>
           </w:tcPr>
           <w:p>
             <w:pPr>
-              <w:spacing w:after="0" w:line="252" w:lineRule="auto"/>
+              <w:spacing w:after="0" w:line="252" w:lineRule="auto" w:before="0"/>
             </w:pPr>
             <w:r>
               <w:rPr>
                 <w:rFonts w:ascii="Noto Sans KR" w:hAnsi="Noto Sans KR" w:eastAsia="Noto Sans KR"/>
-                <w:sz w:val="16"/>
+                <w:sz w:val="17"/>
               </w:rPr>
               <w:t>Oracle</w:t>
             </w:r>
@@ -753,23 +483,23 @@
         </w:tc>
         <w:tc>
           <w:tcPr>
-            <w:tcW w:type="dxa" w:w="11130"/>
+            <w:tcW w:type="dxa" w:w="11437"/>
             <w:tcMar>
-              <w:top w:w="80" w:type="dxa"/>
+              <w:top w:w="90" w:type="dxa"/>
               <w:start w:w="100" w:type="dxa"/>
-              <w:bottom w:w="80" w:type="dxa"/>
+              <w:bottom w:w="90" w:type="dxa"/>
               <w:end w:w="100" w:type="dxa"/>
             </w:tcMar>
             <w:vAlign w:val="center"/>
           </w:tcPr>
           <w:p>
             <w:pPr>
-              <w:spacing w:after="0" w:line="252" w:lineRule="auto"/>
+              <w:spacing w:after="0" w:line="252" w:lineRule="auto" w:before="0"/>
             </w:pPr>
             <w:r>
               <w:rPr>
                 <w:rFonts w:ascii="Noto Sans KR" w:hAnsi="Noto Sans KR" w:eastAsia="Noto Sans KR"/>
-                <w:sz w:val="16"/>
+                <w:sz w:val="17"/>
               </w:rPr>
               <w:t>DDL/Migration/Runtime/Recovery</w:t>
             </w:r>
@@ -782,24 +512,24 @@
         </w:trPr>
         <w:tc>
           <w:tcPr>
-            <w:tcW w:type="dxa" w:w="3895"/>
+            <w:tcW w:type="dxa" w:w="3812"/>
             <w:tcMar>
-              <w:top w:w="80" w:type="dxa"/>
+              <w:top w:w="90" w:type="dxa"/>
               <w:start w:w="100" w:type="dxa"/>
-              <w:bottom w:w="80" w:type="dxa"/>
+              <w:bottom w:w="90" w:type="dxa"/>
               <w:end w:w="100" w:type="dxa"/>
             </w:tcMar>
             <w:vAlign w:val="center"/>
-            <w:shd w:fill="F7FAFC"/>
+            <w:shd w:fill="F5F8FB"/>
           </w:tcPr>
           <w:p>
             <w:pPr>
-              <w:spacing w:after="0" w:line="252" w:lineRule="auto"/>
+              <w:spacing w:after="0" w:line="252" w:lineRule="auto" w:before="0"/>
             </w:pPr>
             <w:r>
               <w:rPr>
                 <w:rFonts w:ascii="Noto Sans KR" w:hAnsi="Noto Sans KR" w:eastAsia="Noto Sans KR"/>
-                <w:sz w:val="16"/>
+                <w:sz w:val="17"/>
               </w:rPr>
               <w:t>PostgreSQL</w:t>
             </w:r>
@@ -807,24 +537,24 @@
         </w:tc>
         <w:tc>
           <w:tcPr>
-            <w:tcW w:type="dxa" w:w="11130"/>
+            <w:tcW w:type="dxa" w:w="11437"/>
             <w:tcMar>
-              <w:top w:w="80" w:type="dxa"/>
+              <w:top w:w="90" w:type="dxa"/>
               <w:start w:w="100" w:type="dxa"/>
-              <w:bottom w:w="80" w:type="dxa"/>
+              <w:bottom w:w="90" w:type="dxa"/>
               <w:end w:w="100" w:type="dxa"/>
             </w:tcMar>
             <w:vAlign w:val="center"/>
-            <w:shd w:fill="F7FAFC"/>
+            <w:shd w:fill="F5F8FB"/>
           </w:tcPr>
           <w:p>
             <w:pPr>
-              <w:spacing w:after="0" w:line="252" w:lineRule="auto"/>
+              <w:spacing w:after="0" w:line="252" w:lineRule="auto" w:before="0"/>
             </w:pPr>
             <w:r>
               <w:rPr>
                 <w:rFonts w:ascii="Noto Sans KR" w:hAnsi="Noto Sans KR" w:eastAsia="Noto Sans KR"/>
-                <w:sz w:val="16"/>
+                <w:sz w:val="17"/>
               </w:rPr>
               <w:t>DDL/Migration/Runtime/Recovery</w:t>
             </w:r>
@@ -837,23 +567,23 @@
         </w:trPr>
         <w:tc>
           <w:tcPr>
-            <w:tcW w:type="dxa" w:w="3895"/>
+            <w:tcW w:type="dxa" w:w="3812"/>
             <w:tcMar>
-              <w:top w:w="80" w:type="dxa"/>
+              <w:top w:w="90" w:type="dxa"/>
               <w:start w:w="100" w:type="dxa"/>
-              <w:bottom w:w="80" w:type="dxa"/>
+              <w:bottom w:w="90" w:type="dxa"/>
               <w:end w:w="100" w:type="dxa"/>
             </w:tcMar>
             <w:vAlign w:val="center"/>
           </w:tcPr>
           <w:p>
             <w:pPr>
-              <w:spacing w:after="0" w:line="252" w:lineRule="auto"/>
+              <w:spacing w:after="0" w:line="252" w:lineRule="auto" w:before="0"/>
             </w:pPr>
             <w:r>
               <w:rPr>
                 <w:rFonts w:ascii="Noto Sans KR" w:hAnsi="Noto Sans KR" w:eastAsia="Noto Sans KR"/>
-                <w:sz w:val="16"/>
+                <w:sz w:val="17"/>
               </w:rPr>
               <w:t>MariaDB</w:t>
             </w:r>
@@ -861,23 +591,23 @@
         </w:tc>
         <w:tc>
           <w:tcPr>
-            <w:tcW w:type="dxa" w:w="11130"/>
+            <w:tcW w:type="dxa" w:w="11437"/>
             <w:tcMar>
-              <w:top w:w="80" w:type="dxa"/>
+              <w:top w:w="90" w:type="dxa"/>
               <w:start w:w="100" w:type="dxa"/>
-              <w:bottom w:w="80" w:type="dxa"/>
+              <w:bottom w:w="90" w:type="dxa"/>
               <w:end w:w="100" w:type="dxa"/>
             </w:tcMar>
             <w:vAlign w:val="center"/>
           </w:tcPr>
           <w:p>
             <w:pPr>
-              <w:spacing w:after="0" w:line="252" w:lineRule="auto"/>
+              <w:spacing w:after="0" w:line="252" w:lineRule="auto" w:before="0"/>
             </w:pPr>
             <w:r>
               <w:rPr>
                 <w:rFonts w:ascii="Noto Sans KR" w:hAnsi="Noto Sans KR" w:eastAsia="Noto Sans KR"/>
-                <w:sz w:val="16"/>
+                <w:sz w:val="17"/>
               </w:rPr>
               <w:t>DDL/Migration/Runtime/Recovery</w:t>
             </w:r>
@@ -888,15 +618,49 @@
     <w:p>
       <w:pPr>
         <w:pStyle w:val="Heading1"/>
+        <w:keepNext/>
       </w:pPr>
       <w:r>
         <w:t>2 Schema · Table · Key · Index</w:t>
       </w:r>
     </w:p>
+    <w:p>
+      <w:pPr>
+        <w:spacing w:before="80" w:after="200"/>
+        <w:ind w:left="173" w:right="58"/>
+        <w:shd w:fill="F3F7FB"/>
+        <w:pBdr>
+          <w:left w:val="single" w:sz="18" w:space="8" w:color="4F46E5"/>
+        </w:pBdr>
+      </w:pPr>
+      <w:r>
+        <w:rPr>
+          <w:b/>
+          <w:color w:val="362D91"/>
+          <w:sz w:val="20"/>
+        </w:rPr>
+        <w:t xml:space="preserve">이 장을 보는 이유  </w:t>
+      </w:r>
+      <w:r>
+        <w:rPr>
+          <w:color w:val="26374C"/>
+          <w:sz w:val="20"/>
+        </w:rPr>
+        <w:t>업무 원장과 운영 원장의 Owner/FK/Index를 Runtime Query와 함께 설계합니다.</w:t>
+      </w:r>
+    </w:p>
+    <w:p>
+      <w:pPr>
+        <w:pStyle w:val="CPFLabel"/>
+      </w:pPr>
+      <w:r>
+        <w:t>설계 Check</w:t>
+      </w:r>
+    </w:p>
     <w:tbl>
       <w:tblPr>
         <w:tblW w:type="auto" w:w="0"/>
-        <w:jc w:val="left"/>
+        <w:jc w:val="center"/>
         <w:tblLayout w:type="fixed"/>
         <w:tblLook w:firstColumn="1" w:firstRow="1" w:lastColumn="0" w:lastRow="0" w:noHBand="0" w:noVBand="1" w:val="04A0"/>
       </w:tblPr>
@@ -910,78 +674,21 @@
         </w:trPr>
         <w:tc>
           <w:tcPr>
-            <w:tcW w:type="dxa" w:w="1927"/>
-            <w:shd w:fill="17324D"/>
+            <w:tcW w:type="dxa" w:w="3812"/>
+            <w:shd w:fill="223A57"/>
             <w:tcMar>
-              <w:top w:w="110" w:type="dxa"/>
-              <w:start w:w="140" w:type="dxa"/>
-              <w:bottom w:w="110" w:type="dxa"/>
-              <w:end w:w="140" w:type="dxa"/>
+              <w:top w:w="90" w:type="dxa"/>
+              <w:start w:w="100" w:type="dxa"/>
+              <w:bottom w:w="90" w:type="dxa"/>
+              <w:end w:w="100" w:type="dxa"/>
             </w:tcMar>
+            <w:vAlign w:val="center"/>
           </w:tcPr>
           <w:p>
-            <w:r>
-              <w:rPr>
-                <w:b/>
-                <w:color w:val="FFFFFF"/>
-              </w:rPr>
-              <w:t>이 장을 보는 이유</w:t>
-            </w:r>
-          </w:p>
-        </w:tc>
-        <w:tc>
-          <w:tcPr>
-            <w:tcW w:type="dxa" w:w="11623"/>
-            <w:tcMar>
-              <w:top w:w="110" w:type="dxa"/>
-              <w:start w:w="140" w:type="dxa"/>
-              <w:bottom w:w="110" w:type="dxa"/>
-              <w:end w:w="140" w:type="dxa"/>
-            </w:tcMar>
-          </w:tcPr>
-          <w:p>
-            <w:r>
-              <w:t>업무 원장과 운영 원장의 Owner/FK/Index를 Runtime Query와 함께 설계합니다.</w:t>
-            </w:r>
-          </w:p>
-        </w:tc>
-      </w:tr>
-    </w:tbl>
-    <w:p>
-      <w:pPr>
-        <w:pStyle w:val="CPFLabel"/>
-      </w:pPr>
-      <w:r>
-        <w:t>설계 Check</w:t>
-      </w:r>
-    </w:p>
-    <w:tbl>
-      <w:tblPr>
-        <w:tblW w:type="auto" w:w="0"/>
-        <w:jc w:val="left"/>
-        <w:tblLayout w:type="fixed"/>
-        <w:tblLook w:firstColumn="1" w:firstRow="1" w:lastColumn="0" w:lastRow="0" w:noHBand="0" w:noVBand="1" w:val="04A0"/>
-      </w:tblPr>
-      <w:tblGrid>
-        <w:gridCol w:w="7625"/>
-        <w:gridCol w:w="7625"/>
-      </w:tblGrid>
-      <w:tr>
-        <w:trPr>
-          <w:tblHeader w:val="true"/>
-        </w:trPr>
-        <w:tc>
-          <w:tcPr>
-            <w:tcW w:type="dxa" w:w="3266"/>
-            <w:shd w:fill="17324D"/>
-            <w:tcMar>
-              <w:top w:w="90" w:type="dxa"/>
-              <w:start w:w="110" w:type="dxa"/>
-              <w:bottom w:w="90" w:type="dxa"/>
-              <w:end w:w="110" w:type="dxa"/>
-            </w:tcMar>
-          </w:tcPr>
-          <w:p>
+            <w:pPr>
+              <w:spacing w:before="0" w:after="0" w:line="252" w:lineRule="auto"/>
+              <w:jc w:val="left"/>
+            </w:pPr>
             <w:r>
               <w:rPr>
                 <w:b/>
@@ -994,16 +701,21 @@
         </w:tc>
         <w:tc>
           <w:tcPr>
-            <w:tcW w:type="dxa" w:w="11759"/>
-            <w:shd w:fill="17324D"/>
+            <w:tcW w:type="dxa" w:w="11437"/>
+            <w:shd w:fill="223A57"/>
             <w:tcMar>
               <w:top w:w="90" w:type="dxa"/>
-              <w:start w:w="110" w:type="dxa"/>
+              <w:start w:w="100" w:type="dxa"/>
               <w:bottom w:w="90" w:type="dxa"/>
-              <w:end w:w="110" w:type="dxa"/>
+              <w:end w:w="100" w:type="dxa"/>
             </w:tcMar>
+            <w:vAlign w:val="center"/>
           </w:tcPr>
           <w:p>
+            <w:pPr>
+              <w:spacing w:before="0" w:after="0" w:line="252" w:lineRule="auto"/>
+              <w:jc w:val="left"/>
+            </w:pPr>
             <w:r>
               <w:rPr>
                 <w:b/>
@@ -1021,23 +733,23 @@
         </w:trPr>
         <w:tc>
           <w:tcPr>
-            <w:tcW w:type="dxa" w:w="3266"/>
+            <w:tcW w:type="dxa" w:w="3812"/>
             <w:tcMar>
-              <w:top w:w="80" w:type="dxa"/>
+              <w:top w:w="90" w:type="dxa"/>
               <w:start w:w="100" w:type="dxa"/>
-              <w:bottom w:w="80" w:type="dxa"/>
+              <w:bottom w:w="90" w:type="dxa"/>
               <w:end w:w="100" w:type="dxa"/>
             </w:tcMar>
             <w:vAlign w:val="center"/>
           </w:tcPr>
           <w:p>
             <w:pPr>
-              <w:spacing w:after="0" w:line="252" w:lineRule="auto"/>
+              <w:spacing w:after="0" w:line="252" w:lineRule="auto" w:before="0"/>
             </w:pPr>
             <w:r>
               <w:rPr>
                 <w:rFonts w:ascii="Noto Sans KR" w:hAnsi="Noto Sans KR" w:eastAsia="Noto Sans KR"/>
-                <w:sz w:val="16"/>
+                <w:sz w:val="17"/>
               </w:rPr>
               <w:t>Table</w:t>
             </w:r>
@@ -1045,23 +757,23 @@
         </w:tc>
         <w:tc>
           <w:tcPr>
-            <w:tcW w:type="dxa" w:w="11759"/>
+            <w:tcW w:type="dxa" w:w="11437"/>
             <w:tcMar>
-              <w:top w:w="80" w:type="dxa"/>
+              <w:top w:w="90" w:type="dxa"/>
               <w:start w:w="100" w:type="dxa"/>
-              <w:bottom w:w="80" w:type="dxa"/>
+              <w:bottom w:w="90" w:type="dxa"/>
               <w:end w:w="100" w:type="dxa"/>
             </w:tcMar>
             <w:vAlign w:val="center"/>
           </w:tcPr>
           <w:p>
             <w:pPr>
-              <w:spacing w:after="0" w:line="252" w:lineRule="auto"/>
+              <w:spacing w:after="0" w:line="252" w:lineRule="auto" w:before="0"/>
             </w:pPr>
             <w:r>
               <w:rPr>
                 <w:rFonts w:ascii="Noto Sans KR" w:hAnsi="Noto Sans KR" w:eastAsia="Noto Sans KR"/>
-                <w:sz w:val="16"/>
+                <w:sz w:val="17"/>
               </w:rPr>
               <w:t>Owner/목적/보존/민감도</w:t>
             </w:r>
@@ -1074,24 +786,24 @@
         </w:trPr>
         <w:tc>
           <w:tcPr>
-            <w:tcW w:type="dxa" w:w="3266"/>
+            <w:tcW w:type="dxa" w:w="3812"/>
             <w:tcMar>
-              <w:top w:w="80" w:type="dxa"/>
+              <w:top w:w="90" w:type="dxa"/>
               <w:start w:w="100" w:type="dxa"/>
-              <w:bottom w:w="80" w:type="dxa"/>
+              <w:bottom w:w="90" w:type="dxa"/>
               <w:end w:w="100" w:type="dxa"/>
             </w:tcMar>
             <w:vAlign w:val="center"/>
-            <w:shd w:fill="F7FAFC"/>
+            <w:shd w:fill="F5F8FB"/>
           </w:tcPr>
           <w:p>
             <w:pPr>
-              <w:spacing w:after="0" w:line="252" w:lineRule="auto"/>
+              <w:spacing w:after="0" w:line="252" w:lineRule="auto" w:before="0"/>
             </w:pPr>
             <w:r>
               <w:rPr>
                 <w:rFonts w:ascii="Noto Sans KR" w:hAnsi="Noto Sans KR" w:eastAsia="Noto Sans KR"/>
-                <w:sz w:val="16"/>
+                <w:sz w:val="17"/>
               </w:rPr>
               <w:t>PK/UK</w:t>
             </w:r>
@@ -1099,24 +811,24 @@
         </w:tc>
         <w:tc>
           <w:tcPr>
-            <w:tcW w:type="dxa" w:w="11759"/>
+            <w:tcW w:type="dxa" w:w="11437"/>
             <w:tcMar>
-              <w:top w:w="80" w:type="dxa"/>
+              <w:top w:w="90" w:type="dxa"/>
               <w:start w:w="100" w:type="dxa"/>
-              <w:bottom w:w="80" w:type="dxa"/>
+              <w:bottom w:w="90" w:type="dxa"/>
               <w:end w:w="100" w:type="dxa"/>
             </w:tcMar>
             <w:vAlign w:val="center"/>
-            <w:shd w:fill="F7FAFC"/>
+            <w:shd w:fill="F5F8FB"/>
           </w:tcPr>
           <w:p>
             <w:pPr>
-              <w:spacing w:after="0" w:line="252" w:lineRule="auto"/>
+              <w:spacing w:after="0" w:line="252" w:lineRule="auto" w:before="0"/>
             </w:pPr>
             <w:r>
               <w:rPr>
                 <w:rFonts w:ascii="Noto Sans KR" w:hAnsi="Noto Sans KR" w:eastAsia="Noto Sans KR"/>
-                <w:sz w:val="16"/>
+                <w:sz w:val="17"/>
               </w:rPr>
               <w:t>업무키/멱등키/중복 방지</w:t>
             </w:r>
@@ -1129,23 +841,23 @@
         </w:trPr>
         <w:tc>
           <w:tcPr>
-            <w:tcW w:type="dxa" w:w="3266"/>
+            <w:tcW w:type="dxa" w:w="3812"/>
             <w:tcMar>
-              <w:top w:w="80" w:type="dxa"/>
+              <w:top w:w="90" w:type="dxa"/>
               <w:start w:w="100" w:type="dxa"/>
-              <w:bottom w:w="80" w:type="dxa"/>
+              <w:bottom w:w="90" w:type="dxa"/>
               <w:end w:w="100" w:type="dxa"/>
             </w:tcMar>
             <w:vAlign w:val="center"/>
           </w:tcPr>
           <w:p>
             <w:pPr>
-              <w:spacing w:after="0" w:line="252" w:lineRule="auto"/>
+              <w:spacing w:after="0" w:line="252" w:lineRule="auto" w:before="0"/>
             </w:pPr>
             <w:r>
               <w:rPr>
                 <w:rFonts w:ascii="Noto Sans KR" w:hAnsi="Noto Sans KR" w:eastAsia="Noto Sans KR"/>
-                <w:sz w:val="16"/>
+                <w:sz w:val="17"/>
               </w:rPr>
               <w:t>FK</w:t>
             </w:r>
@@ -1153,23 +865,23 @@
         </w:tc>
         <w:tc>
           <w:tcPr>
-            <w:tcW w:type="dxa" w:w="11759"/>
+            <w:tcW w:type="dxa" w:w="11437"/>
             <w:tcMar>
-              <w:top w:w="80" w:type="dxa"/>
+              <w:top w:w="90" w:type="dxa"/>
               <w:start w:w="100" w:type="dxa"/>
-              <w:bottom w:w="80" w:type="dxa"/>
+              <w:bottom w:w="90" w:type="dxa"/>
               <w:end w:w="100" w:type="dxa"/>
             </w:tcMar>
             <w:vAlign w:val="center"/>
           </w:tcPr>
           <w:p>
             <w:pPr>
-              <w:spacing w:after="0" w:line="252" w:lineRule="auto"/>
+              <w:spacing w:after="0" w:line="252" w:lineRule="auto" w:before="0"/>
             </w:pPr>
             <w:r>
               <w:rPr>
                 <w:rFonts w:ascii="Noto Sans KR" w:hAnsi="Noto Sans KR" w:eastAsia="Noto Sans KR"/>
-                <w:sz w:val="16"/>
+                <w:sz w:val="17"/>
               </w:rPr>
               <w:t>Owner 경계와 lifecycle</w:t>
             </w:r>
@@ -1182,24 +894,24 @@
         </w:trPr>
         <w:tc>
           <w:tcPr>
-            <w:tcW w:type="dxa" w:w="3266"/>
+            <w:tcW w:type="dxa" w:w="3812"/>
             <w:tcMar>
-              <w:top w:w="80" w:type="dxa"/>
+              <w:top w:w="90" w:type="dxa"/>
               <w:start w:w="100" w:type="dxa"/>
-              <w:bottom w:w="80" w:type="dxa"/>
+              <w:bottom w:w="90" w:type="dxa"/>
               <w:end w:w="100" w:type="dxa"/>
             </w:tcMar>
             <w:vAlign w:val="center"/>
-            <w:shd w:fill="F7FAFC"/>
+            <w:shd w:fill="F5F8FB"/>
           </w:tcPr>
           <w:p>
             <w:pPr>
-              <w:spacing w:after="0" w:line="252" w:lineRule="auto"/>
+              <w:spacing w:after="0" w:line="252" w:lineRule="auto" w:before="0"/>
             </w:pPr>
             <w:r>
               <w:rPr>
                 <w:rFonts w:ascii="Noto Sans KR" w:hAnsi="Noto Sans KR" w:eastAsia="Noto Sans KR"/>
-                <w:sz w:val="16"/>
+                <w:sz w:val="17"/>
               </w:rPr>
               <w:t>Index</w:t>
             </w:r>
@@ -1207,24 +919,24 @@
         </w:tc>
         <w:tc>
           <w:tcPr>
-            <w:tcW w:type="dxa" w:w="11759"/>
+            <w:tcW w:type="dxa" w:w="11437"/>
             <w:tcMar>
-              <w:top w:w="80" w:type="dxa"/>
+              <w:top w:w="90" w:type="dxa"/>
               <w:start w:w="100" w:type="dxa"/>
-              <w:bottom w:w="80" w:type="dxa"/>
+              <w:bottom w:w="90" w:type="dxa"/>
               <w:end w:w="100" w:type="dxa"/>
             </w:tcMar>
             <w:vAlign w:val="center"/>
-            <w:shd w:fill="F7FAFC"/>
+            <w:shd w:fill="F5F8FB"/>
           </w:tcPr>
           <w:p>
             <w:pPr>
-              <w:spacing w:after="0" w:line="252" w:lineRule="auto"/>
+              <w:spacing w:after="0" w:line="252" w:lineRule="auto" w:before="0"/>
             </w:pPr>
             <w:r>
               <w:rPr>
                 <w:rFonts w:ascii="Noto Sans KR" w:hAnsi="Noto Sans KR" w:eastAsia="Noto Sans KR"/>
-                <w:sz w:val="16"/>
+                <w:sz w:val="17"/>
               </w:rPr>
               <w:t>실제 조회/정렬/lock plan</w:t>
             </w:r>
@@ -1237,23 +949,23 @@
         </w:trPr>
         <w:tc>
           <w:tcPr>
-            <w:tcW w:type="dxa" w:w="3266"/>
+            <w:tcW w:type="dxa" w:w="3812"/>
             <w:tcMar>
-              <w:top w:w="80" w:type="dxa"/>
+              <w:top w:w="90" w:type="dxa"/>
               <w:start w:w="100" w:type="dxa"/>
-              <w:bottom w:w="80" w:type="dxa"/>
+              <w:bottom w:w="90" w:type="dxa"/>
               <w:end w:w="100" w:type="dxa"/>
             </w:tcMar>
             <w:vAlign w:val="center"/>
           </w:tcPr>
           <w:p>
             <w:pPr>
-              <w:spacing w:after="0" w:line="252" w:lineRule="auto"/>
+              <w:spacing w:after="0" w:line="252" w:lineRule="auto" w:before="0"/>
             </w:pPr>
             <w:r>
               <w:rPr>
                 <w:rFonts w:ascii="Noto Sans KR" w:hAnsi="Noto Sans KR" w:eastAsia="Noto Sans KR"/>
-                <w:sz w:val="16"/>
+                <w:sz w:val="17"/>
               </w:rPr>
               <w:t>Metadata</w:t>
             </w:r>
@@ -1261,23 +973,23 @@
         </w:tc>
         <w:tc>
           <w:tcPr>
-            <w:tcW w:type="dxa" w:w="11759"/>
+            <w:tcW w:type="dxa" w:w="11437"/>
             <w:tcMar>
-              <w:top w:w="80" w:type="dxa"/>
+              <w:top w:w="90" w:type="dxa"/>
               <w:start w:w="100" w:type="dxa"/>
-              <w:bottom w:w="80" w:type="dxa"/>
+              <w:bottom w:w="90" w:type="dxa"/>
               <w:end w:w="100" w:type="dxa"/>
             </w:tcMar>
             <w:vAlign w:val="center"/>
           </w:tcPr>
           <w:p>
             <w:pPr>
-              <w:spacing w:after="0" w:line="252" w:lineRule="auto"/>
+              <w:spacing w:after="0" w:line="252" w:lineRule="auto" w:before="0"/>
             </w:pPr>
             <w:r>
               <w:rPr>
                 <w:rFonts w:ascii="Noto Sans KR" w:hAnsi="Noto Sans KR" w:eastAsia="Noto Sans KR"/>
-                <w:sz w:val="16"/>
+                <w:sz w:val="17"/>
               </w:rPr>
               <w:t>Schema version/migration history</w:t>
             </w:r>
@@ -1290,24 +1002,24 @@
         </w:trPr>
         <w:tc>
           <w:tcPr>
-            <w:tcW w:type="dxa" w:w="3266"/>
+            <w:tcW w:type="dxa" w:w="3812"/>
             <w:tcMar>
-              <w:top w:w="80" w:type="dxa"/>
+              <w:top w:w="90" w:type="dxa"/>
               <w:start w:w="100" w:type="dxa"/>
-              <w:bottom w:w="80" w:type="dxa"/>
+              <w:bottom w:w="90" w:type="dxa"/>
               <w:end w:w="100" w:type="dxa"/>
             </w:tcMar>
             <w:vAlign w:val="center"/>
-            <w:shd w:fill="F7FAFC"/>
+            <w:shd w:fill="F5F8FB"/>
           </w:tcPr>
           <w:p>
             <w:pPr>
-              <w:spacing w:after="0" w:line="252" w:lineRule="auto"/>
+              <w:spacing w:after="0" w:line="252" w:lineRule="auto" w:before="0"/>
             </w:pPr>
             <w:r>
               <w:rPr>
                 <w:rFonts w:ascii="Noto Sans KR" w:hAnsi="Noto Sans KR" w:eastAsia="Noto Sans KR"/>
-                <w:sz w:val="16"/>
+                <w:sz w:val="17"/>
               </w:rPr>
               <w:t>Audit fields</w:t>
             </w:r>
@@ -1315,24 +1027,24 @@
         </w:tc>
         <w:tc>
           <w:tcPr>
-            <w:tcW w:type="dxa" w:w="11759"/>
+            <w:tcW w:type="dxa" w:w="11437"/>
             <w:tcMar>
-              <w:top w:w="80" w:type="dxa"/>
+              <w:top w:w="90" w:type="dxa"/>
               <w:start w:w="100" w:type="dxa"/>
-              <w:bottom w:w="80" w:type="dxa"/>
+              <w:bottom w:w="90" w:type="dxa"/>
               <w:end w:w="100" w:type="dxa"/>
             </w:tcMar>
             <w:vAlign w:val="center"/>
-            <w:shd w:fill="F7FAFC"/>
+            <w:shd w:fill="F5F8FB"/>
           </w:tcPr>
           <w:p>
             <w:pPr>
-              <w:spacing w:after="0" w:line="252" w:lineRule="auto"/>
+              <w:spacing w:after="0" w:line="252" w:lineRule="auto" w:before="0"/>
             </w:pPr>
             <w:r>
               <w:rPr>
                 <w:rFonts w:ascii="Noto Sans KR" w:hAnsi="Noto Sans KR" w:eastAsia="Noto Sans KR"/>
-                <w:sz w:val="16"/>
+                <w:sz w:val="17"/>
               </w:rPr>
               <w:t>생성/변경/실행 추적</w:t>
             </w:r>
@@ -1343,15 +1055,49 @@
     <w:p>
       <w:pPr>
         <w:pStyle w:val="Heading1"/>
+        <w:keepNext/>
       </w:pPr>
       <w:r>
         <w:t>3 Migration Lifecycle</w:t>
       </w:r>
     </w:p>
+    <w:p>
+      <w:pPr>
+        <w:spacing w:before="80" w:after="200"/>
+        <w:ind w:left="173" w:right="58"/>
+        <w:shd w:fill="F3F7FB"/>
+        <w:pBdr>
+          <w:left w:val="single" w:sz="18" w:space="8" w:color="4F46E5"/>
+        </w:pBdr>
+      </w:pPr>
+      <w:r>
+        <w:rPr>
+          <w:b/>
+          <w:color w:val="362D91"/>
+          <w:sz w:val="20"/>
+        </w:rPr>
+        <w:t xml:space="preserve">이 장을 보는 이유  </w:t>
+      </w:r>
+      <w:r>
+        <w:rPr>
+          <w:color w:val="26374C"/>
+          <w:sz w:val="20"/>
+        </w:rPr>
+        <w:t>단일 SQL 수정이 아니라 Install→Upgrade→Rollback/Recovery→Runtime까지 닫습니다.</w:t>
+      </w:r>
+    </w:p>
+    <w:p>
+      <w:pPr>
+        <w:pStyle w:val="CPFLabel"/>
+      </w:pPr>
+      <w:r>
+        <w:t>Lifecycle</w:t>
+      </w:r>
+    </w:p>
     <w:tbl>
       <w:tblPr>
         <w:tblW w:type="auto" w:w="0"/>
-        <w:jc w:val="left"/>
+        <w:jc w:val="center"/>
         <w:tblLayout w:type="fixed"/>
         <w:tblLook w:firstColumn="1" w:firstRow="1" w:lastColumn="0" w:lastRow="0" w:noHBand="0" w:noVBand="1" w:val="04A0"/>
       </w:tblPr>
@@ -1365,78 +1111,21 @@
         </w:trPr>
         <w:tc>
           <w:tcPr>
-            <w:tcW w:type="dxa" w:w="1927"/>
-            <w:shd w:fill="17324D"/>
+            <w:tcW w:type="dxa" w:w="7625"/>
+            <w:shd w:fill="223A57"/>
             <w:tcMar>
-              <w:top w:w="110" w:type="dxa"/>
-              <w:start w:w="140" w:type="dxa"/>
-              <w:bottom w:w="110" w:type="dxa"/>
-              <w:end w:w="140" w:type="dxa"/>
+              <w:top w:w="90" w:type="dxa"/>
+              <w:start w:w="100" w:type="dxa"/>
+              <w:bottom w:w="90" w:type="dxa"/>
+              <w:end w:w="100" w:type="dxa"/>
             </w:tcMar>
+            <w:vAlign w:val="center"/>
           </w:tcPr>
           <w:p>
-            <w:r>
-              <w:rPr>
-                <w:b/>
-                <w:color w:val="FFFFFF"/>
-              </w:rPr>
-              <w:t>이 장을 보는 이유</w:t>
-            </w:r>
-          </w:p>
-        </w:tc>
-        <w:tc>
-          <w:tcPr>
-            <w:tcW w:type="dxa" w:w="11623"/>
-            <w:tcMar>
-              <w:top w:w="110" w:type="dxa"/>
-              <w:start w:w="140" w:type="dxa"/>
-              <w:bottom w:w="110" w:type="dxa"/>
-              <w:end w:w="140" w:type="dxa"/>
-            </w:tcMar>
-          </w:tcPr>
-          <w:p>
-            <w:r>
-              <w:t>단일 SQL 수정이 아니라 Install→Upgrade→Rollback/Recovery→Runtime까지 닫습니다.</w:t>
-            </w:r>
-          </w:p>
-        </w:tc>
-      </w:tr>
-    </w:tbl>
-    <w:p>
-      <w:pPr>
-        <w:pStyle w:val="CPFLabel"/>
-      </w:pPr>
-      <w:r>
-        <w:t>Lifecycle</w:t>
-      </w:r>
-    </w:p>
-    <w:tbl>
-      <w:tblPr>
-        <w:tblW w:type="auto" w:w="0"/>
-        <w:jc w:val="left"/>
-        <w:tblLayout w:type="fixed"/>
-        <w:tblLook w:firstColumn="1" w:firstRow="1" w:lastColumn="0" w:lastRow="0" w:noHBand="0" w:noVBand="1" w:val="04A0"/>
-      </w:tblPr>
-      <w:tblGrid>
-        <w:gridCol w:w="7625"/>
-        <w:gridCol w:w="7625"/>
-      </w:tblGrid>
-      <w:tr>
-        <w:trPr>
-          <w:tblHeader w:val="true"/>
-        </w:trPr>
-        <w:tc>
-          <w:tcPr>
-            <w:tcW w:type="dxa" w:w="3424"/>
-            <w:shd w:fill="17324D"/>
-            <w:tcMar>
-              <w:top w:w="90" w:type="dxa"/>
-              <w:start w:w="110" w:type="dxa"/>
-              <w:bottom w:w="90" w:type="dxa"/>
-              <w:end w:w="110" w:type="dxa"/>
-            </w:tcMar>
-          </w:tcPr>
-          <w:p>
+            <w:pPr>
+              <w:spacing w:before="0" w:after="0" w:line="252" w:lineRule="auto"/>
+              <w:jc w:val="left"/>
+            </w:pPr>
             <w:r>
               <w:rPr>
                 <w:b/>
@@ -1449,16 +1138,21 @@
         </w:tc>
         <w:tc>
           <w:tcPr>
-            <w:tcW w:type="dxa" w:w="11600"/>
-            <w:shd w:fill="17324D"/>
+            <w:tcW w:type="dxa" w:w="7625"/>
+            <w:shd w:fill="223A57"/>
             <w:tcMar>
               <w:top w:w="90" w:type="dxa"/>
-              <w:start w:w="110" w:type="dxa"/>
+              <w:start w:w="100" w:type="dxa"/>
               <w:bottom w:w="90" w:type="dxa"/>
-              <w:end w:w="110" w:type="dxa"/>
+              <w:end w:w="100" w:type="dxa"/>
             </w:tcMar>
+            <w:vAlign w:val="center"/>
           </w:tcPr>
           <w:p>
+            <w:pPr>
+              <w:spacing w:before="0" w:after="0" w:line="252" w:lineRule="auto"/>
+              <w:jc w:val="left"/>
+            </w:pPr>
             <w:r>
               <w:rPr>
                 <w:b/>
@@ -1476,23 +1170,23 @@
         </w:trPr>
         <w:tc>
           <w:tcPr>
-            <w:tcW w:type="dxa" w:w="3424"/>
+            <w:tcW w:type="dxa" w:w="7625"/>
             <w:tcMar>
-              <w:top w:w="80" w:type="dxa"/>
+              <w:top w:w="90" w:type="dxa"/>
               <w:start w:w="100" w:type="dxa"/>
-              <w:bottom w:w="80" w:type="dxa"/>
+              <w:bottom w:w="90" w:type="dxa"/>
               <w:end w:w="100" w:type="dxa"/>
             </w:tcMar>
             <w:vAlign w:val="center"/>
           </w:tcPr>
           <w:p>
             <w:pPr>
-              <w:spacing w:after="0" w:line="252" w:lineRule="auto"/>
+              <w:spacing w:after="0" w:line="252" w:lineRule="auto" w:before="0"/>
             </w:pPr>
             <w:r>
               <w:rPr>
                 <w:rFonts w:ascii="Noto Sans KR" w:hAnsi="Noto Sans KR" w:eastAsia="Noto Sans KR"/>
-                <w:sz w:val="16"/>
+                <w:sz w:val="17"/>
               </w:rPr>
               <w:t>Canonical Source</w:t>
             </w:r>
@@ -1500,23 +1194,23 @@
         </w:tc>
         <w:tc>
           <w:tcPr>
-            <w:tcW w:type="dxa" w:w="11600"/>
+            <w:tcW w:type="dxa" w:w="7625"/>
             <w:tcMar>
-              <w:top w:w="80" w:type="dxa"/>
+              <w:top w:w="90" w:type="dxa"/>
               <w:start w:w="100" w:type="dxa"/>
-              <w:bottom w:w="80" w:type="dxa"/>
+              <w:bottom w:w="90" w:type="dxa"/>
               <w:end w:w="100" w:type="dxa"/>
             </w:tcMar>
             <w:vAlign w:val="center"/>
           </w:tcPr>
           <w:p>
             <w:pPr>
-              <w:spacing w:after="0" w:line="252" w:lineRule="auto"/>
+              <w:spacing w:after="0" w:line="252" w:lineRule="auto" w:before="0"/>
             </w:pPr>
             <w:r>
               <w:rPr>
                 <w:rFonts w:ascii="Noto Sans KR" w:hAnsi="Noto Sans KR" w:eastAsia="Noto Sans KR"/>
-                <w:sz w:val="16"/>
+                <w:sz w:val="17"/>
               </w:rPr>
               <w:t>단일 정의</w:t>
             </w:r>
@@ -1529,24 +1223,24 @@
         </w:trPr>
         <w:tc>
           <w:tcPr>
-            <w:tcW w:type="dxa" w:w="3424"/>
+            <w:tcW w:type="dxa" w:w="7625"/>
             <w:tcMar>
-              <w:top w:w="80" w:type="dxa"/>
+              <w:top w:w="90" w:type="dxa"/>
               <w:start w:w="100" w:type="dxa"/>
-              <w:bottom w:w="80" w:type="dxa"/>
+              <w:bottom w:w="90" w:type="dxa"/>
               <w:end w:w="100" w:type="dxa"/>
             </w:tcMar>
             <w:vAlign w:val="center"/>
-            <w:shd w:fill="F7FAFC"/>
+            <w:shd w:fill="F5F8FB"/>
           </w:tcPr>
           <w:p>
             <w:pPr>
-              <w:spacing w:after="0" w:line="252" w:lineRule="auto"/>
+              <w:spacing w:after="0" w:line="252" w:lineRule="auto" w:before="0"/>
             </w:pPr>
             <w:r>
               <w:rPr>
                 <w:rFonts w:ascii="Noto Sans KR" w:hAnsi="Noto Sans KR" w:eastAsia="Noto Sans KR"/>
-                <w:sz w:val="16"/>
+                <w:sz w:val="17"/>
               </w:rPr>
               <w:t>Fresh Init</w:t>
             </w:r>
@@ -1554,24 +1248,24 @@
         </w:tc>
         <w:tc>
           <w:tcPr>
-            <w:tcW w:type="dxa" w:w="11600"/>
+            <w:tcW w:type="dxa" w:w="7625"/>
             <w:tcMar>
-              <w:top w:w="80" w:type="dxa"/>
+              <w:top w:w="90" w:type="dxa"/>
               <w:start w:w="100" w:type="dxa"/>
-              <w:bottom w:w="80" w:type="dxa"/>
+              <w:bottom w:w="90" w:type="dxa"/>
               <w:end w:w="100" w:type="dxa"/>
             </w:tcMar>
             <w:vAlign w:val="center"/>
-            <w:shd w:fill="F7FAFC"/>
+            <w:shd w:fill="F5F8FB"/>
           </w:tcPr>
           <w:p>
             <w:pPr>
-              <w:spacing w:after="0" w:line="252" w:lineRule="auto"/>
+              <w:spacing w:after="0" w:line="252" w:lineRule="auto" w:before="0"/>
             </w:pPr>
             <w:r>
               <w:rPr>
                 <w:rFonts w:ascii="Noto Sans KR" w:hAnsi="Noto Sans KR" w:eastAsia="Noto Sans KR"/>
-                <w:sz w:val="16"/>
+                <w:sz w:val="17"/>
               </w:rPr>
               <w:t>빈 환경 준비</w:t>
             </w:r>
@@ -1584,23 +1278,23 @@
         </w:trPr>
         <w:tc>
           <w:tcPr>
-            <w:tcW w:type="dxa" w:w="3424"/>
+            <w:tcW w:type="dxa" w:w="7625"/>
             <w:tcMar>
-              <w:top w:w="80" w:type="dxa"/>
+              <w:top w:w="90" w:type="dxa"/>
               <w:start w:w="100" w:type="dxa"/>
-              <w:bottom w:w="80" w:type="dxa"/>
+              <w:bottom w:w="90" w:type="dxa"/>
               <w:end w:w="100" w:type="dxa"/>
             </w:tcMar>
             <w:vAlign w:val="center"/>
           </w:tcPr>
           <w:p>
             <w:pPr>
-              <w:spacing w:after="0" w:line="252" w:lineRule="auto"/>
+              <w:spacing w:after="0" w:line="252" w:lineRule="auto" w:before="0"/>
             </w:pPr>
             <w:r>
               <w:rPr>
                 <w:rFonts w:ascii="Noto Sans KR" w:hAnsi="Noto Sans KR" w:eastAsia="Noto Sans KR"/>
-                <w:sz w:val="16"/>
+                <w:sz w:val="17"/>
               </w:rPr>
               <w:t>Vendor Render</w:t>
             </w:r>
@@ -1608,23 +1302,23 @@
         </w:tc>
         <w:tc>
           <w:tcPr>
-            <w:tcW w:type="dxa" w:w="11600"/>
+            <w:tcW w:type="dxa" w:w="7625"/>
             <w:tcMar>
-              <w:top w:w="80" w:type="dxa"/>
+              <w:top w:w="90" w:type="dxa"/>
               <w:start w:w="100" w:type="dxa"/>
-              <w:bottom w:w="80" w:type="dxa"/>
+              <w:bottom w:w="90" w:type="dxa"/>
               <w:end w:w="100" w:type="dxa"/>
             </w:tcMar>
             <w:vAlign w:val="center"/>
           </w:tcPr>
           <w:p>
             <w:pPr>
-              <w:spacing w:after="0" w:line="252" w:lineRule="auto"/>
+              <w:spacing w:after="0" w:line="252" w:lineRule="auto" w:before="0"/>
             </w:pPr>
             <w:r>
               <w:rPr>
                 <w:rFonts w:ascii="Noto Sans KR" w:hAnsi="Noto Sans KR" w:eastAsia="Noto Sans KR"/>
-                <w:sz w:val="16"/>
+                <w:sz w:val="17"/>
               </w:rPr>
               <w:t>Oracle/PostgreSQL/MariaDB</w:t>
             </w:r>
@@ -1637,24 +1331,24 @@
         </w:trPr>
         <w:tc>
           <w:tcPr>
-            <w:tcW w:type="dxa" w:w="3424"/>
+            <w:tcW w:type="dxa" w:w="7625"/>
             <w:tcMar>
-              <w:top w:w="80" w:type="dxa"/>
+              <w:top w:w="90" w:type="dxa"/>
               <w:start w:w="100" w:type="dxa"/>
-              <w:bottom w:w="80" w:type="dxa"/>
+              <w:bottom w:w="90" w:type="dxa"/>
               <w:end w:w="100" w:type="dxa"/>
             </w:tcMar>
             <w:vAlign w:val="center"/>
-            <w:shd w:fill="F7FAFC"/>
+            <w:shd w:fill="F5F8FB"/>
           </w:tcPr>
           <w:p>
             <w:pPr>
-              <w:spacing w:after="0" w:line="252" w:lineRule="auto"/>
+              <w:spacing w:after="0" w:line="252" w:lineRule="auto" w:before="0"/>
             </w:pPr>
             <w:r>
               <w:rPr>
                 <w:rFonts w:ascii="Noto Sans KR" w:hAnsi="Noto Sans KR" w:eastAsia="Noto Sans KR"/>
-                <w:sz w:val="16"/>
+                <w:sz w:val="17"/>
               </w:rPr>
               <w:t>Migration</w:t>
             </w:r>
@@ -1662,24 +1356,24 @@
         </w:tc>
         <w:tc>
           <w:tcPr>
-            <w:tcW w:type="dxa" w:w="11600"/>
+            <w:tcW w:type="dxa" w:w="7625"/>
             <w:tcMar>
-              <w:top w:w="80" w:type="dxa"/>
+              <w:top w:w="90" w:type="dxa"/>
               <w:start w:w="100" w:type="dxa"/>
-              <w:bottom w:w="80" w:type="dxa"/>
+              <w:bottom w:w="90" w:type="dxa"/>
               <w:end w:w="100" w:type="dxa"/>
             </w:tcMar>
             <w:vAlign w:val="center"/>
-            <w:shd w:fill="F7FAFC"/>
+            <w:shd w:fill="F5F8FB"/>
           </w:tcPr>
           <w:p>
             <w:pPr>
-              <w:spacing w:after="0" w:line="252" w:lineRule="auto"/>
+              <w:spacing w:after="0" w:line="252" w:lineRule="auto" w:before="0"/>
             </w:pPr>
             <w:r>
               <w:rPr>
                 <w:rFonts w:ascii="Noto Sans KR" w:hAnsi="Noto Sans KR" w:eastAsia="Noto Sans KR"/>
-                <w:sz w:val="16"/>
+                <w:sz w:val="17"/>
               </w:rPr>
               <w:t>버전 전이</w:t>
             </w:r>
@@ -1692,23 +1386,23 @@
         </w:trPr>
         <w:tc>
           <w:tcPr>
-            <w:tcW w:type="dxa" w:w="3424"/>
+            <w:tcW w:type="dxa" w:w="7625"/>
             <w:tcMar>
-              <w:top w:w="80" w:type="dxa"/>
+              <w:top w:w="90" w:type="dxa"/>
               <w:start w:w="100" w:type="dxa"/>
-              <w:bottom w:w="80" w:type="dxa"/>
+              <w:bottom w:w="90" w:type="dxa"/>
               <w:end w:w="100" w:type="dxa"/>
             </w:tcMar>
             <w:vAlign w:val="center"/>
           </w:tcPr>
           <w:p>
             <w:pPr>
-              <w:spacing w:after="0" w:line="252" w:lineRule="auto"/>
+              <w:spacing w:after="0" w:line="252" w:lineRule="auto" w:before="0"/>
             </w:pPr>
             <w:r>
               <w:rPr>
                 <w:rFonts w:ascii="Noto Sans KR" w:hAnsi="Noto Sans KR" w:eastAsia="Noto Sans KR"/>
-                <w:sz w:val="16"/>
+                <w:sz w:val="17"/>
               </w:rPr>
               <w:t>Seed</w:t>
             </w:r>
@@ -1716,23 +1410,23 @@
         </w:tc>
         <w:tc>
           <w:tcPr>
-            <w:tcW w:type="dxa" w:w="11600"/>
+            <w:tcW w:type="dxa" w:w="7625"/>
             <w:tcMar>
-              <w:top w:w="80" w:type="dxa"/>
+              <w:top w:w="90" w:type="dxa"/>
               <w:start w:w="100" w:type="dxa"/>
-              <w:bottom w:w="80" w:type="dxa"/>
+              <w:bottom w:w="90" w:type="dxa"/>
               <w:end w:w="100" w:type="dxa"/>
             </w:tcMar>
             <w:vAlign w:val="center"/>
           </w:tcPr>
           <w:p>
             <w:pPr>
-              <w:spacing w:after="0" w:line="252" w:lineRule="auto"/>
+              <w:spacing w:after="0" w:line="252" w:lineRule="auto" w:before="0"/>
             </w:pPr>
             <w:r>
               <w:rPr>
                 <w:rFonts w:ascii="Noto Sans KR" w:hAnsi="Noto Sans KR" w:eastAsia="Noto Sans KR"/>
-                <w:sz w:val="16"/>
+                <w:sz w:val="17"/>
               </w:rPr>
               <w:t>초기 데이터</w:t>
             </w:r>
@@ -1745,24 +1439,24 @@
         </w:trPr>
         <w:tc>
           <w:tcPr>
-            <w:tcW w:type="dxa" w:w="3424"/>
+            <w:tcW w:type="dxa" w:w="7625"/>
             <w:tcMar>
-              <w:top w:w="80" w:type="dxa"/>
+              <w:top w:w="90" w:type="dxa"/>
               <w:start w:w="100" w:type="dxa"/>
-              <w:bottom w:w="80" w:type="dxa"/>
+              <w:bottom w:w="90" w:type="dxa"/>
               <w:end w:w="100" w:type="dxa"/>
             </w:tcMar>
             <w:vAlign w:val="center"/>
-            <w:shd w:fill="F7FAFC"/>
+            <w:shd w:fill="F5F8FB"/>
           </w:tcPr>
           <w:p>
             <w:pPr>
-              <w:spacing w:after="0" w:line="252" w:lineRule="auto"/>
+              <w:spacing w:after="0" w:line="252" w:lineRule="auto" w:before="0"/>
             </w:pPr>
             <w:r>
               <w:rPr>
                 <w:rFonts w:ascii="Noto Sans KR" w:hAnsi="Noto Sans KR" w:eastAsia="Noto Sans KR"/>
-                <w:sz w:val="16"/>
+                <w:sz w:val="17"/>
               </w:rPr>
               <w:t>Runtime Query</w:t>
             </w:r>
@@ -1770,24 +1464,24 @@
         </w:tc>
         <w:tc>
           <w:tcPr>
-            <w:tcW w:type="dxa" w:w="11600"/>
+            <w:tcW w:type="dxa" w:w="7625"/>
             <w:tcMar>
-              <w:top w:w="80" w:type="dxa"/>
+              <w:top w:w="90" w:type="dxa"/>
               <w:start w:w="100" w:type="dxa"/>
-              <w:bottom w:w="80" w:type="dxa"/>
+              <w:bottom w:w="90" w:type="dxa"/>
               <w:end w:w="100" w:type="dxa"/>
             </w:tcMar>
             <w:vAlign w:val="center"/>
-            <w:shd w:fill="F7FAFC"/>
+            <w:shd w:fill="F5F8FB"/>
           </w:tcPr>
           <w:p>
             <w:pPr>
-              <w:spacing w:after="0" w:line="252" w:lineRule="auto"/>
+              <w:spacing w:after="0" w:line="252" w:lineRule="auto" w:before="0"/>
             </w:pPr>
             <w:r>
               <w:rPr>
                 <w:rFonts w:ascii="Noto Sans KR" w:hAnsi="Noto Sans KR" w:eastAsia="Noto Sans KR"/>
-                <w:sz w:val="16"/>
+                <w:sz w:val="17"/>
               </w:rPr>
               <w:t>Repository/Mapper 실제 실행</w:t>
             </w:r>
@@ -1800,23 +1494,23 @@
         </w:trPr>
         <w:tc>
           <w:tcPr>
-            <w:tcW w:type="dxa" w:w="3424"/>
+            <w:tcW w:type="dxa" w:w="7625"/>
             <w:tcMar>
-              <w:top w:w="80" w:type="dxa"/>
+              <w:top w:w="90" w:type="dxa"/>
               <w:start w:w="100" w:type="dxa"/>
-              <w:bottom w:w="80" w:type="dxa"/>
+              <w:bottom w:w="90" w:type="dxa"/>
               <w:end w:w="100" w:type="dxa"/>
             </w:tcMar>
             <w:vAlign w:val="center"/>
           </w:tcPr>
           <w:p>
             <w:pPr>
-              <w:spacing w:after="0" w:line="252" w:lineRule="auto"/>
+              <w:spacing w:after="0" w:line="252" w:lineRule="auto" w:before="0"/>
             </w:pPr>
             <w:r>
               <w:rPr>
                 <w:rFonts w:ascii="Noto Sans KR" w:hAnsi="Noto Sans KR" w:eastAsia="Noto Sans KR"/>
-                <w:sz w:val="16"/>
+                <w:sz w:val="17"/>
               </w:rPr>
               <w:t>Rollback/Recovery</w:t>
             </w:r>
@@ -1824,23 +1518,23 @@
         </w:tc>
         <w:tc>
           <w:tcPr>
-            <w:tcW w:type="dxa" w:w="11600"/>
+            <w:tcW w:type="dxa" w:w="7625"/>
             <w:tcMar>
-              <w:top w:w="80" w:type="dxa"/>
+              <w:top w:w="90" w:type="dxa"/>
               <w:start w:w="100" w:type="dxa"/>
-              <w:bottom w:w="80" w:type="dxa"/>
+              <w:bottom w:w="90" w:type="dxa"/>
               <w:end w:w="100" w:type="dxa"/>
             </w:tcMar>
             <w:vAlign w:val="center"/>
           </w:tcPr>
           <w:p>
             <w:pPr>
-              <w:spacing w:after="0" w:line="252" w:lineRule="auto"/>
+              <w:spacing w:after="0" w:line="252" w:lineRule="auto" w:before="0"/>
             </w:pPr>
             <w:r>
               <w:rPr>
                 <w:rFonts w:ascii="Noto Sans KR" w:hAnsi="Noto Sans KR" w:eastAsia="Noto Sans KR"/>
-                <w:sz w:val="16"/>
+                <w:sz w:val="17"/>
               </w:rPr>
               <w:t>명시적 복구</w:t>
             </w:r>
@@ -1853,24 +1547,24 @@
         </w:trPr>
         <w:tc>
           <w:tcPr>
-            <w:tcW w:type="dxa" w:w="3424"/>
+            <w:tcW w:type="dxa" w:w="7625"/>
             <w:tcMar>
-              <w:top w:w="80" w:type="dxa"/>
+              <w:top w:w="90" w:type="dxa"/>
               <w:start w:w="100" w:type="dxa"/>
-              <w:bottom w:w="80" w:type="dxa"/>
+              <w:bottom w:w="90" w:type="dxa"/>
               <w:end w:w="100" w:type="dxa"/>
             </w:tcMar>
             <w:vAlign w:val="center"/>
-            <w:shd w:fill="F7FAFC"/>
+            <w:shd w:fill="F5F8FB"/>
           </w:tcPr>
           <w:p>
             <w:pPr>
-              <w:spacing w:after="0" w:line="252" w:lineRule="auto"/>
+              <w:spacing w:after="0" w:line="252" w:lineRule="auto" w:before="0"/>
             </w:pPr>
             <w:r>
               <w:rPr>
                 <w:rFonts w:ascii="Noto Sans KR" w:hAnsi="Noto Sans KR" w:eastAsia="Noto Sans KR"/>
-                <w:sz w:val="16"/>
+                <w:sz w:val="17"/>
               </w:rPr>
               <w:t>Generator/Test</w:t>
             </w:r>
@@ -1878,24 +1572,24 @@
         </w:tc>
         <w:tc>
           <w:tcPr>
-            <w:tcW w:type="dxa" w:w="11600"/>
+            <w:tcW w:type="dxa" w:w="7625"/>
             <w:tcMar>
-              <w:top w:w="80" w:type="dxa"/>
+              <w:top w:w="90" w:type="dxa"/>
               <w:start w:w="100" w:type="dxa"/>
-              <w:bottom w:w="80" w:type="dxa"/>
+              <w:bottom w:w="90" w:type="dxa"/>
               <w:end w:w="100" w:type="dxa"/>
             </w:tcMar>
             <w:vAlign w:val="center"/>
-            <w:shd w:fill="F7FAFC"/>
+            <w:shd w:fill="F5F8FB"/>
           </w:tcPr>
           <w:p>
             <w:pPr>
-              <w:spacing w:after="0" w:line="252" w:lineRule="auto"/>
+              <w:spacing w:after="0" w:line="252" w:lineRule="auto" w:before="0"/>
             </w:pPr>
             <w:r>
               <w:rPr>
                 <w:rFonts w:ascii="Noto Sans KR" w:hAnsi="Noto Sans KR" w:eastAsia="Noto Sans KR"/>
-                <w:sz w:val="16"/>
+                <w:sz w:val="17"/>
               </w:rPr>
               <w:t>생성 Domain/DB3 parity</w:t>
             </w:r>
@@ -1914,7 +1608,8 @@
     <w:tbl>
       <w:tblPr>
         <w:tblW w:type="auto" w:w="0"/>
-        <w:jc w:val="left"/>
+        <w:jc w:val="center"/>
+        <w:tblLayout w:type="fixed"/>
         <w:tblLook w:firstColumn="1" w:firstRow="1" w:lastColumn="0" w:lastRow="0" w:noHBand="0" w:noVBand="1" w:val="04A0"/>
       </w:tblPr>
       <w:tblGrid>
@@ -1927,20 +1622,28 @@
         <w:tc>
           <w:tcPr>
             <w:tcW w:type="dxa" w:w="15250"/>
-            <w:shd w:fill="F1F5F9"/>
+            <w:shd w:fill="223A57"/>
             <w:tcMar>
-              <w:top w:w="120" w:type="dxa"/>
-              <w:start w:w="150" w:type="dxa"/>
-              <w:bottom w:w="120" w:type="dxa"/>
-              <w:end w:w="150" w:type="dxa"/>
+              <w:top w:w="90" w:type="dxa"/>
+              <w:start w:w="100" w:type="dxa"/>
+              <w:bottom w:w="90" w:type="dxa"/>
+              <w:end w:w="100" w:type="dxa"/>
             </w:tcMar>
+            <w:vAlign w:val="center"/>
           </w:tcPr>
           <w:p>
             <w:pPr>
               <w:pStyle w:val="CPFCode"/>
+              <w:spacing w:before="0" w:after="0" w:line="252" w:lineRule="auto"/>
               <w:ind w:left="0"/>
+              <w:jc w:val="left"/>
             </w:pPr>
             <w:r>
+              <w:rPr>
+                <w:b/>
+                <w:color w:val="FFFFFF"/>
+                <w:sz w:val="16"/>
+              </w:rPr>
               <w:t>pwsh -NoProfile -File cpf-tools/db/tools/invoke-platform-database-migration.ps1 `</w:t>
               <w:br/>
               <w:t xml:space="preserve">  -ProfilePath &lt;profile.json&gt; -Direction upgrade -MigrationVersion &lt;version&gt; `</w:t>
@@ -1954,15 +1657,49 @@
     <w:p>
       <w:pPr>
         <w:pStyle w:val="Heading1"/>
+        <w:keepNext/>
       </w:pPr>
       <w:r>
         <w:t>4 Transaction · Lock · Paging</w:t>
       </w:r>
     </w:p>
+    <w:p>
+      <w:pPr>
+        <w:spacing w:before="80" w:after="200"/>
+        <w:ind w:left="173" w:right="58"/>
+        <w:shd w:fill="F3F7FB"/>
+        <w:pBdr>
+          <w:left w:val="single" w:sz="18" w:space="8" w:color="4F46E5"/>
+        </w:pBdr>
+      </w:pPr>
+      <w:r>
+        <w:rPr>
+          <w:b/>
+          <w:color w:val="362D91"/>
+          <w:sz w:val="20"/>
+        </w:rPr>
+        <w:t xml:space="preserve">이 장을 보는 이유  </w:t>
+      </w:r>
+      <w:r>
+        <w:rPr>
+          <w:color w:val="26374C"/>
+          <w:sz w:val="20"/>
+        </w:rPr>
+        <w:t>Vendor 차이가 실제 동작으로 드러나는 지점을 테스트합니다.</w:t>
+      </w:r>
+    </w:p>
+    <w:p>
+      <w:pPr>
+        <w:pStyle w:val="CPFLabel"/>
+      </w:pPr>
+      <w:r>
+        <w:t>DB3 차이 확인</w:t>
+      </w:r>
+    </w:p>
     <w:tbl>
       <w:tblPr>
         <w:tblW w:type="auto" w:w="0"/>
-        <w:jc w:val="left"/>
+        <w:jc w:val="center"/>
         <w:tblLayout w:type="fixed"/>
         <w:tblLook w:firstColumn="1" w:firstRow="1" w:lastColumn="0" w:lastRow="0" w:noHBand="0" w:noVBand="1" w:val="04A0"/>
       </w:tblPr>
@@ -1976,78 +1713,21 @@
         </w:trPr>
         <w:tc>
           <w:tcPr>
-            <w:tcW w:type="dxa" w:w="1927"/>
-            <w:shd w:fill="17324D"/>
+            <w:tcW w:type="dxa" w:w="3812"/>
+            <w:shd w:fill="223A57"/>
             <w:tcMar>
-              <w:top w:w="110" w:type="dxa"/>
-              <w:start w:w="140" w:type="dxa"/>
-              <w:bottom w:w="110" w:type="dxa"/>
-              <w:end w:w="140" w:type="dxa"/>
+              <w:top w:w="90" w:type="dxa"/>
+              <w:start w:w="100" w:type="dxa"/>
+              <w:bottom w:w="90" w:type="dxa"/>
+              <w:end w:w="100" w:type="dxa"/>
             </w:tcMar>
+            <w:vAlign w:val="center"/>
           </w:tcPr>
           <w:p>
-            <w:r>
-              <w:rPr>
-                <w:b/>
-                <w:color w:val="FFFFFF"/>
-              </w:rPr>
-              <w:t>이 장을 보는 이유</w:t>
-            </w:r>
-          </w:p>
-        </w:tc>
-        <w:tc>
-          <w:tcPr>
-            <w:tcW w:type="dxa" w:w="11623"/>
-            <w:tcMar>
-              <w:top w:w="110" w:type="dxa"/>
-              <w:start w:w="140" w:type="dxa"/>
-              <w:bottom w:w="110" w:type="dxa"/>
-              <w:end w:w="140" w:type="dxa"/>
-            </w:tcMar>
-          </w:tcPr>
-          <w:p>
-            <w:r>
-              <w:t>Vendor 차이가 실제 동작으로 드러나는 지점을 테스트합니다.</w:t>
-            </w:r>
-          </w:p>
-        </w:tc>
-      </w:tr>
-    </w:tbl>
-    <w:p>
-      <w:pPr>
-        <w:pStyle w:val="CPFLabel"/>
-      </w:pPr>
-      <w:r>
-        <w:t>DB3 차이 확인</w:t>
-      </w:r>
-    </w:p>
-    <w:tbl>
-      <w:tblPr>
-        <w:tblW w:type="auto" w:w="0"/>
-        <w:jc w:val="left"/>
-        <w:tblLayout w:type="fixed"/>
-        <w:tblLook w:firstColumn="1" w:firstRow="1" w:lastColumn="0" w:lastRow="0" w:noHBand="0" w:noVBand="1" w:val="04A0"/>
-      </w:tblPr>
-      <w:tblGrid>
-        <w:gridCol w:w="7625"/>
-        <w:gridCol w:w="7625"/>
-      </w:tblGrid>
-      <w:tr>
-        <w:trPr>
-          <w:tblHeader w:val="true"/>
-        </w:trPr>
-        <w:tc>
-          <w:tcPr>
-            <w:tcW w:type="dxa" w:w="3756"/>
-            <w:shd w:fill="17324D"/>
-            <w:tcMar>
-              <w:top w:w="90" w:type="dxa"/>
-              <w:start w:w="110" w:type="dxa"/>
-              <w:bottom w:w="90" w:type="dxa"/>
-              <w:end w:w="110" w:type="dxa"/>
-            </w:tcMar>
-          </w:tcPr>
-          <w:p>
+            <w:pPr>
+              <w:spacing w:before="0" w:after="0" w:line="252" w:lineRule="auto"/>
+              <w:jc w:val="left"/>
+            </w:pPr>
             <w:r>
               <w:rPr>
                 <w:b/>
@@ -2060,16 +1740,21 @@
         </w:tc>
         <w:tc>
           <w:tcPr>
-            <w:tcW w:type="dxa" w:w="11269"/>
-            <w:shd w:fill="17324D"/>
+            <w:tcW w:type="dxa" w:w="11437"/>
+            <w:shd w:fill="223A57"/>
             <w:tcMar>
               <w:top w:w="90" w:type="dxa"/>
-              <w:start w:w="110" w:type="dxa"/>
+              <w:start w:w="100" w:type="dxa"/>
               <w:bottom w:w="90" w:type="dxa"/>
-              <w:end w:w="110" w:type="dxa"/>
+              <w:end w:w="100" w:type="dxa"/>
             </w:tcMar>
+            <w:vAlign w:val="center"/>
           </w:tcPr>
           <w:p>
+            <w:pPr>
+              <w:spacing w:before="0" w:after="0" w:line="252" w:lineRule="auto"/>
+              <w:jc w:val="left"/>
+            </w:pPr>
             <w:r>
               <w:rPr>
                 <w:b/>
@@ -2087,23 +1772,23 @@
         </w:trPr>
         <w:tc>
           <w:tcPr>
-            <w:tcW w:type="dxa" w:w="3756"/>
+            <w:tcW w:type="dxa" w:w="3812"/>
             <w:tcMar>
-              <w:top w:w="80" w:type="dxa"/>
+              <w:top w:w="90" w:type="dxa"/>
               <w:start w:w="100" w:type="dxa"/>
-              <w:bottom w:w="80" w:type="dxa"/>
+              <w:bottom w:w="90" w:type="dxa"/>
               <w:end w:w="100" w:type="dxa"/>
             </w:tcMar>
             <w:vAlign w:val="center"/>
           </w:tcPr>
           <w:p>
             <w:pPr>
-              <w:spacing w:after="0" w:line="252" w:lineRule="auto"/>
+              <w:spacing w:after="0" w:line="252" w:lineRule="auto" w:before="0"/>
             </w:pPr>
             <w:r>
               <w:rPr>
                 <w:rFonts w:ascii="Noto Sans KR" w:hAnsi="Noto Sans KR" w:eastAsia="Noto Sans KR"/>
-                <w:sz w:val="16"/>
+                <w:sz w:val="17"/>
               </w:rPr>
               <w:t>datatype</w:t>
             </w:r>
@@ -2111,23 +1796,23 @@
         </w:tc>
         <w:tc>
           <w:tcPr>
-            <w:tcW w:type="dxa" w:w="11269"/>
+            <w:tcW w:type="dxa" w:w="11437"/>
             <w:tcMar>
-              <w:top w:w="80" w:type="dxa"/>
+              <w:top w:w="90" w:type="dxa"/>
               <w:start w:w="100" w:type="dxa"/>
-              <w:bottom w:w="80" w:type="dxa"/>
+              <w:bottom w:w="90" w:type="dxa"/>
               <w:end w:w="100" w:type="dxa"/>
             </w:tcMar>
             <w:vAlign w:val="center"/>
           </w:tcPr>
           <w:p>
             <w:pPr>
-              <w:spacing w:after="0" w:line="252" w:lineRule="auto"/>
+              <w:spacing w:after="0" w:line="252" w:lineRule="auto" w:before="0"/>
             </w:pPr>
             <w:r>
               <w:rPr>
                 <w:rFonts w:ascii="Noto Sans KR" w:hAnsi="Noto Sans KR" w:eastAsia="Noto Sans KR"/>
-                <w:sz w:val="16"/>
+                <w:sz w:val="17"/>
               </w:rPr>
               <w:t>정밀도/문자열/시간</w:t>
             </w:r>
@@ -2140,24 +1825,24 @@
         </w:trPr>
         <w:tc>
           <w:tcPr>
-            <w:tcW w:type="dxa" w:w="3756"/>
+            <w:tcW w:type="dxa" w:w="3812"/>
             <w:tcMar>
-              <w:top w:w="80" w:type="dxa"/>
+              <w:top w:w="90" w:type="dxa"/>
               <w:start w:w="100" w:type="dxa"/>
-              <w:bottom w:w="80" w:type="dxa"/>
+              <w:bottom w:w="90" w:type="dxa"/>
               <w:end w:w="100" w:type="dxa"/>
             </w:tcMar>
             <w:vAlign w:val="center"/>
-            <w:shd w:fill="F7FAFC"/>
+            <w:shd w:fill="F5F8FB"/>
           </w:tcPr>
           <w:p>
             <w:pPr>
-              <w:spacing w:after="0" w:line="252" w:lineRule="auto"/>
+              <w:spacing w:after="0" w:line="252" w:lineRule="auto" w:before="0"/>
             </w:pPr>
             <w:r>
               <w:rPr>
                 <w:rFonts w:ascii="Noto Sans KR" w:hAnsi="Noto Sans KR" w:eastAsia="Noto Sans KR"/>
-                <w:sz w:val="16"/>
+                <w:sz w:val="17"/>
               </w:rPr>
               <w:t>identity/sequence</w:t>
             </w:r>
@@ -2165,24 +1850,24 @@
         </w:tc>
         <w:tc>
           <w:tcPr>
-            <w:tcW w:type="dxa" w:w="11269"/>
+            <w:tcW w:type="dxa" w:w="11437"/>
             <w:tcMar>
-              <w:top w:w="80" w:type="dxa"/>
+              <w:top w:w="90" w:type="dxa"/>
               <w:start w:w="100" w:type="dxa"/>
-              <w:bottom w:w="80" w:type="dxa"/>
+              <w:bottom w:w="90" w:type="dxa"/>
               <w:end w:w="100" w:type="dxa"/>
             </w:tcMar>
             <w:vAlign w:val="center"/>
-            <w:shd w:fill="F7FAFC"/>
+            <w:shd w:fill="F5F8FB"/>
           </w:tcPr>
           <w:p>
             <w:pPr>
-              <w:spacing w:after="0" w:line="252" w:lineRule="auto"/>
+              <w:spacing w:after="0" w:line="252" w:lineRule="auto" w:before="0"/>
             </w:pPr>
             <w:r>
               <w:rPr>
                 <w:rFonts w:ascii="Noto Sans KR" w:hAnsi="Noto Sans KR" w:eastAsia="Noto Sans KR"/>
-                <w:sz w:val="16"/>
+                <w:sz w:val="17"/>
               </w:rPr>
               <w:t>키 생성</w:t>
             </w:r>
@@ -2195,23 +1880,23 @@
         </w:trPr>
         <w:tc>
           <w:tcPr>
-            <w:tcW w:type="dxa" w:w="3756"/>
+            <w:tcW w:type="dxa" w:w="3812"/>
             <w:tcMar>
-              <w:top w:w="80" w:type="dxa"/>
+              <w:top w:w="90" w:type="dxa"/>
               <w:start w:w="100" w:type="dxa"/>
-              <w:bottom w:w="80" w:type="dxa"/>
+              <w:bottom w:w="90" w:type="dxa"/>
               <w:end w:w="100" w:type="dxa"/>
             </w:tcMar>
             <w:vAlign w:val="center"/>
           </w:tcPr>
           <w:p>
             <w:pPr>
-              <w:spacing w:after="0" w:line="252" w:lineRule="auto"/>
+              <w:spacing w:after="0" w:line="252" w:lineRule="auto" w:before="0"/>
             </w:pPr>
             <w:r>
               <w:rPr>
                 <w:rFonts w:ascii="Noto Sans KR" w:hAnsi="Noto Sans KR" w:eastAsia="Noto Sans KR"/>
-                <w:sz w:val="16"/>
+                <w:sz w:val="17"/>
               </w:rPr>
               <w:t>locking</w:t>
             </w:r>
@@ -2219,23 +1904,23 @@
         </w:tc>
         <w:tc>
           <w:tcPr>
-            <w:tcW w:type="dxa" w:w="11269"/>
+            <w:tcW w:type="dxa" w:w="11437"/>
             <w:tcMar>
-              <w:top w:w="80" w:type="dxa"/>
+              <w:top w:w="90" w:type="dxa"/>
               <w:start w:w="100" w:type="dxa"/>
-              <w:bottom w:w="80" w:type="dxa"/>
+              <w:bottom w:w="90" w:type="dxa"/>
               <w:end w:w="100" w:type="dxa"/>
             </w:tcMar>
             <w:vAlign w:val="center"/>
           </w:tcPr>
           <w:p>
             <w:pPr>
-              <w:spacing w:after="0" w:line="252" w:lineRule="auto"/>
+              <w:spacing w:after="0" w:line="252" w:lineRule="auto" w:before="0"/>
             </w:pPr>
             <w:r>
               <w:rPr>
                 <w:rFonts w:ascii="Noto Sans KR" w:hAnsi="Noto Sans KR" w:eastAsia="Noto Sans KR"/>
-                <w:sz w:val="16"/>
+                <w:sz w:val="17"/>
               </w:rPr>
               <w:t>optimistic/pessimistic, timeout</w:t>
             </w:r>
@@ -2248,24 +1933,24 @@
         </w:trPr>
         <w:tc>
           <w:tcPr>
-            <w:tcW w:type="dxa" w:w="3756"/>
+            <w:tcW w:type="dxa" w:w="3812"/>
             <w:tcMar>
-              <w:top w:w="80" w:type="dxa"/>
+              <w:top w:w="90" w:type="dxa"/>
               <w:start w:w="100" w:type="dxa"/>
-              <w:bottom w:w="80" w:type="dxa"/>
+              <w:bottom w:w="90" w:type="dxa"/>
               <w:end w:w="100" w:type="dxa"/>
             </w:tcMar>
             <w:vAlign w:val="center"/>
-            <w:shd w:fill="F7FAFC"/>
+            <w:shd w:fill="F5F8FB"/>
           </w:tcPr>
           <w:p>
             <w:pPr>
-              <w:spacing w:after="0" w:line="252" w:lineRule="auto"/>
+              <w:spacing w:after="0" w:line="252" w:lineRule="auto" w:before="0"/>
             </w:pPr>
             <w:r>
               <w:rPr>
                 <w:rFonts w:ascii="Noto Sans KR" w:hAnsi="Noto Sans KR" w:eastAsia="Noto Sans KR"/>
-                <w:sz w:val="16"/>
+                <w:sz w:val="17"/>
               </w:rPr>
               <w:t>DDL syntax</w:t>
             </w:r>
@@ -2273,24 +1958,24 @@
         </w:tc>
         <w:tc>
           <w:tcPr>
-            <w:tcW w:type="dxa" w:w="11269"/>
+            <w:tcW w:type="dxa" w:w="11437"/>
             <w:tcMar>
-              <w:top w:w="80" w:type="dxa"/>
+              <w:top w:w="90" w:type="dxa"/>
               <w:start w:w="100" w:type="dxa"/>
-              <w:bottom w:w="80" w:type="dxa"/>
+              <w:bottom w:w="90" w:type="dxa"/>
               <w:end w:w="100" w:type="dxa"/>
             </w:tcMar>
             <w:vAlign w:val="center"/>
-            <w:shd w:fill="F7FAFC"/>
+            <w:shd w:fill="F5F8FB"/>
           </w:tcPr>
           <w:p>
             <w:pPr>
-              <w:spacing w:after="0" w:line="252" w:lineRule="auto"/>
+              <w:spacing w:after="0" w:line="252" w:lineRule="auto" w:before="0"/>
             </w:pPr>
             <w:r>
               <w:rPr>
                 <w:rFonts w:ascii="Noto Sans KR" w:hAnsi="Noto Sans KR" w:eastAsia="Noto Sans KR"/>
-                <w:sz w:val="16"/>
+                <w:sz w:val="17"/>
               </w:rPr>
               <w:t>index/FK/default</w:t>
             </w:r>
@@ -2303,23 +1988,23 @@
         </w:trPr>
         <w:tc>
           <w:tcPr>
-            <w:tcW w:type="dxa" w:w="3756"/>
+            <w:tcW w:type="dxa" w:w="3812"/>
             <w:tcMar>
-              <w:top w:w="80" w:type="dxa"/>
+              <w:top w:w="90" w:type="dxa"/>
               <w:start w:w="100" w:type="dxa"/>
-              <w:bottom w:w="80" w:type="dxa"/>
+              <w:bottom w:w="90" w:type="dxa"/>
               <w:end w:w="100" w:type="dxa"/>
             </w:tcMar>
             <w:vAlign w:val="center"/>
           </w:tcPr>
           <w:p>
             <w:pPr>
-              <w:spacing w:after="0" w:line="252" w:lineRule="auto"/>
+              <w:spacing w:after="0" w:line="252" w:lineRule="auto" w:before="0"/>
             </w:pPr>
             <w:r>
               <w:rPr>
                 <w:rFonts w:ascii="Noto Sans KR" w:hAnsi="Noto Sans KR" w:eastAsia="Noto Sans KR"/>
-                <w:sz w:val="16"/>
+                <w:sz w:val="17"/>
               </w:rPr>
               <w:t>paging</w:t>
             </w:r>
@@ -2327,23 +2012,23 @@
         </w:tc>
         <w:tc>
           <w:tcPr>
-            <w:tcW w:type="dxa" w:w="11269"/>
+            <w:tcW w:type="dxa" w:w="11437"/>
             <w:tcMar>
-              <w:top w:w="80" w:type="dxa"/>
+              <w:top w:w="90" w:type="dxa"/>
               <w:start w:w="100" w:type="dxa"/>
-              <w:bottom w:w="80" w:type="dxa"/>
+              <w:bottom w:w="90" w:type="dxa"/>
               <w:end w:w="100" w:type="dxa"/>
             </w:tcMar>
             <w:vAlign w:val="center"/>
           </w:tcPr>
           <w:p>
             <w:pPr>
-              <w:spacing w:after="0" w:line="252" w:lineRule="auto"/>
+              <w:spacing w:after="0" w:line="252" w:lineRule="auto" w:before="0"/>
             </w:pPr>
             <w:r>
               <w:rPr>
                 <w:rFonts w:ascii="Noto Sans KR" w:hAnsi="Noto Sans KR" w:eastAsia="Noto Sans KR"/>
-                <w:sz w:val="16"/>
+                <w:sz w:val="17"/>
               </w:rPr>
               <w:t>정렬 안정성/limit 방식</w:t>
             </w:r>
@@ -2356,24 +2041,24 @@
         </w:trPr>
         <w:tc>
           <w:tcPr>
-            <w:tcW w:type="dxa" w:w="3756"/>
+            <w:tcW w:type="dxa" w:w="3812"/>
             <w:tcMar>
-              <w:top w:w="80" w:type="dxa"/>
+              <w:top w:w="90" w:type="dxa"/>
               <w:start w:w="100" w:type="dxa"/>
-              <w:bottom w:w="80" w:type="dxa"/>
+              <w:bottom w:w="90" w:type="dxa"/>
               <w:end w:w="100" w:type="dxa"/>
             </w:tcMar>
             <w:vAlign w:val="center"/>
-            <w:shd w:fill="F7FAFC"/>
+            <w:shd w:fill="F5F8FB"/>
           </w:tcPr>
           <w:p>
             <w:pPr>
-              <w:spacing w:after="0" w:line="252" w:lineRule="auto"/>
+              <w:spacing w:after="0" w:line="252" w:lineRule="auto" w:before="0"/>
             </w:pPr>
             <w:r>
               <w:rPr>
                 <w:rFonts w:ascii="Noto Sans KR" w:hAnsi="Noto Sans KR" w:eastAsia="Noto Sans KR"/>
-                <w:sz w:val="16"/>
+                <w:sz w:val="17"/>
               </w:rPr>
               <w:t>isolation</w:t>
             </w:r>
@@ -2381,24 +2066,24 @@
         </w:tc>
         <w:tc>
           <w:tcPr>
-            <w:tcW w:type="dxa" w:w="11269"/>
+            <w:tcW w:type="dxa" w:w="11437"/>
             <w:tcMar>
-              <w:top w:w="80" w:type="dxa"/>
+              <w:top w:w="90" w:type="dxa"/>
               <w:start w:w="100" w:type="dxa"/>
-              <w:bottom w:w="80" w:type="dxa"/>
+              <w:bottom w:w="90" w:type="dxa"/>
               <w:end w:w="100" w:type="dxa"/>
             </w:tcMar>
             <w:vAlign w:val="center"/>
-            <w:shd w:fill="F7FAFC"/>
+            <w:shd w:fill="F5F8FB"/>
           </w:tcPr>
           <w:p>
             <w:pPr>
-              <w:spacing w:after="0" w:line="252" w:lineRule="auto"/>
+              <w:spacing w:after="0" w:line="252" w:lineRule="auto" w:before="0"/>
             </w:pPr>
             <w:r>
               <w:rPr>
                 <w:rFonts w:ascii="Noto Sans KR" w:hAnsi="Noto Sans KR" w:eastAsia="Noto Sans KR"/>
-                <w:sz w:val="16"/>
+                <w:sz w:val="17"/>
               </w:rPr>
               <w:t>동시성/phantom/deadlock</w:t>
             </w:r>
@@ -2409,65 +2094,37 @@
     <w:p>
       <w:pPr>
         <w:pStyle w:val="Heading1"/>
+        <w:keepNext/>
       </w:pPr>
       <w:r>
         <w:t>5 운영 변경과 복구</w:t>
       </w:r>
     </w:p>
-    <w:tbl>
-      <w:tblPr>
-        <w:tblW w:type="auto" w:w="0"/>
-        <w:jc w:val="left"/>
-        <w:tblLayout w:type="fixed"/>
-        <w:tblLook w:firstColumn="1" w:firstRow="1" w:lastColumn="0" w:lastRow="0" w:noHBand="0" w:noVBand="1" w:val="04A0"/>
-      </w:tblPr>
-      <w:tblGrid>
-        <w:gridCol w:w="7625"/>
-        <w:gridCol w:w="7625"/>
-      </w:tblGrid>
-      <w:tr>
-        <w:trPr>
-          <w:tblHeader w:val="true"/>
-        </w:trPr>
-        <w:tc>
-          <w:tcPr>
-            <w:tcW w:type="dxa" w:w="1927"/>
-            <w:shd w:fill="17324D"/>
-            <w:tcMar>
-              <w:top w:w="110" w:type="dxa"/>
-              <w:start w:w="140" w:type="dxa"/>
-              <w:bottom w:w="110" w:type="dxa"/>
-              <w:end w:w="140" w:type="dxa"/>
-            </w:tcMar>
-          </w:tcPr>
-          <w:p>
-            <w:r>
-              <w:rPr>
-                <w:b/>
-                <w:color w:val="FFFFFF"/>
-              </w:rPr>
-              <w:t>이 장을 보는 이유</w:t>
-            </w:r>
-          </w:p>
-        </w:tc>
-        <w:tc>
-          <w:tcPr>
-            <w:tcW w:type="dxa" w:w="11623"/>
-            <w:tcMar>
-              <w:top w:w="110" w:type="dxa"/>
-              <w:start w:w="140" w:type="dxa"/>
-              <w:bottom w:w="110" w:type="dxa"/>
-              <w:end w:w="140" w:type="dxa"/>
-            </w:tcMar>
-          </w:tcPr>
-          <w:p>
-            <w:r>
-              <w:t>실제 환경 적용은 app stop/backup/approval/plan hash가 있어야 합니다.</w:t>
-            </w:r>
-          </w:p>
-        </w:tc>
-      </w:tr>
-    </w:tbl>
+    <w:p>
+      <w:pPr>
+        <w:spacing w:before="80" w:after="200"/>
+        <w:ind w:left="173" w:right="58"/>
+        <w:shd w:fill="F3F7FB"/>
+        <w:pBdr>
+          <w:left w:val="single" w:sz="18" w:space="8" w:color="4F46E5"/>
+        </w:pBdr>
+      </w:pPr>
+      <w:r>
+        <w:rPr>
+          <w:b/>
+          <w:color w:val="362D91"/>
+          <w:sz w:val="20"/>
+        </w:rPr>
+        <w:t xml:space="preserve">이 장을 보는 이유  </w:t>
+      </w:r>
+      <w:r>
+        <w:rPr>
+          <w:color w:val="26374C"/>
+          <w:sz w:val="20"/>
+        </w:rPr>
+        <w:t>실제 환경 적용은 app stop/backup/approval/plan hash가 있어야 합니다.</w:t>
+      </w:r>
+    </w:p>
     <w:p>
       <w:pPr>
         <w:pStyle w:val="ListBullet"/>
@@ -2496,15 +2153,6 @@
       </w:pPr>
       <w:r>
         <w:t>Client/DDL/Network 실패 후 reconcileRequired=true이면 자동 rollback이나 성공을 추정하지 않습니다.</w:t>
-      </w:r>
-    </w:p>
-    <w:p>
-      <w:pPr>
-        <w:pStyle w:val="CPFCaption"/>
-        <w:spacing w:before="160"/>
-      </w:pPr>
-      <w:r>
-        <w:t>근거: Source snapshot ZIP-SHA256:B47BCE7700700BF4의 Public 계약과 CPF 정본 문서. Source에 없는 API·옵션은 작성하지 않음.</w:t>
       </w:r>
     </w:p>
     <w:sectPr>
@@ -2926,12 +2574,12 @@
     <w:qFormat/>
     <w:rsid w:val="00FC693F"/>
     <w:pPr>
-      <w:spacing w:after="86" w:line="283" w:lineRule="auto"/>
+      <w:spacing w:after="100" w:line="281" w:lineRule="auto"/>
     </w:pPr>
     <w:rPr>
       <w:rFonts w:ascii="Noto Sans KR" w:hAnsi="Noto Sans KR" w:eastAsia="Noto Sans KR"/>
       <w:color w:val="243547"/>
-      <w:sz w:val="18"/>
+      <w:sz w:val="19"/>
     </w:rPr>
   </w:style>
   <w:style w:type="paragraph" w:styleId="Header">
@@ -2989,7 +2637,7 @@
     <w:pPr>
       <w:keepNext/>
       <w:keepLines/>
-      <w:spacing w:before="300" w:after="100"/>
+      <w:spacing w:before="480" w:after="180"/>
       <w:outlineLvl w:val="0"/>
     </w:pPr>
     <w:rPr>
@@ -2997,7 +2645,7 @@
       <w:b/>
       <w:bCs/>
       <w:color w:val="17324D"/>
-      <w:sz w:val="34"/>
+      <w:sz w:val="38"/>
       <w:szCs w:val="28"/>
     </w:rPr>
   </w:style>
@@ -3013,7 +2661,7 @@
     <w:pPr>
       <w:keepNext/>
       <w:keepLines/>
-      <w:spacing w:before="200" w:after="60"/>
+      <w:spacing w:before="340" w:after="120"/>
       <w:ind w:left="113"/>
       <w:outlineLvl w:val="1"/>
     </w:pPr>
@@ -3021,8 +2669,8 @@
       <w:rFonts w:asciiTheme="majorHAnsi" w:eastAsiaTheme="majorEastAsia" w:hAnsiTheme="majorHAnsi" w:cstheme="majorBidi" w:ascii="Noto Sans KR" w:hAnsi="Noto Sans KR" w:eastAsia="Noto Sans KR"/>
       <w:b/>
       <w:bCs/>
-      <w:color w:val="17324D"/>
-      <w:sz w:val="25"/>
+      <w:color w:val="4F46E5"/>
+      <w:sz w:val="28"/>
       <w:szCs w:val="26"/>
     </w:rPr>
   </w:style>
@@ -3038,7 +2686,7 @@
     <w:pPr>
       <w:keepNext/>
       <w:keepLines/>
-      <w:spacing w:before="140" w:after="40"/>
+      <w:spacing w:before="240" w:after="80"/>
       <w:ind w:left="255"/>
       <w:outlineLvl w:val="2"/>
     </w:pPr>
@@ -3046,8 +2694,8 @@
       <w:rFonts w:asciiTheme="majorHAnsi" w:eastAsiaTheme="majorEastAsia" w:hAnsiTheme="majorHAnsi" w:cstheme="majorBidi" w:ascii="Noto Sans KR" w:hAnsi="Noto Sans KR" w:eastAsia="Noto Sans KR"/>
       <w:b/>
       <w:bCs/>
-      <w:color w:val="7154C7"/>
-      <w:sz w:val="21"/>
+      <w:color w:val="17324D"/>
+      <w:sz w:val="22"/>
     </w:rPr>
   </w:style>
   <w:style w:type="paragraph" w:styleId="Heading4">
@@ -3281,7 +2929,7 @@
       <w:pBdr>
         <w:bottom w:val="single" w:sz="8" w:space="4" w:color="4F81BD" w:themeColor="accent1"/>
       </w:pBdr>
-      <w:spacing w:after="300" w:line="240" w:lineRule="auto"/>
+      <w:spacing w:after="200" w:line="240" w:lineRule="auto"/>
       <w:contextualSpacing/>
     </w:pPr>
     <w:rPr>
@@ -3290,7 +2938,7 @@
       <w:color w:val="071A2B"/>
       <w:spacing w:val="5"/>
       <w:kern w:val="28"/>
-      <w:sz w:val="60"/>
+      <w:sz w:val="50"/>
       <w:szCs w:val="52"/>
     </w:rPr>
   </w:style>

--- a/cpf-docs/deliverables/데이터베이스표준서.docx
+++ b/cpf-docs/deliverables/데이터베이스표준서.docx
@@ -4,14 +4,14 @@
   <w:body>
     <w:p>
       <w:pPr>
-        <w:spacing w:before="280"/>
+        <w:spacing w:before="280" w:after="60"/>
       </w:pPr>
       <w:r>
         <w:rPr>
-          <w:rFonts w:ascii="Noto Sans KR" w:hAnsi="Noto Sans KR"/>
+          <w:rFonts w:ascii="Noto Sans KR" w:hAnsi="Noto Sans KR" w:eastAsia="Noto Sans KR" w:cs="Noto Sans KR"/>
           <w:b/>
-          <w:color w:val="00B882"/>
-          <w:sz w:val="22"/>
+          <w:color w:val="0F9D7A"/>
+          <w:sz w:val="16"/>
         </w:rPr>
         <w:t>CORE PLATFORM FRAMEWORK</w:t>
       </w:r>
@@ -21,6 +21,9 @@
         <w:pStyle w:val="Title"/>
       </w:pPr>
       <w:r>
+        <w:rPr>
+          <w:rFonts w:ascii="Noto Sans KR" w:hAnsi="Noto Sans KR" w:eastAsia="Noto Sans KR" w:cs="Noto Sans KR"/>
+        </w:rPr>
         <w:t>데이터베이스표준서</w:t>
       </w:r>
     </w:p>
@@ -29,218 +32,68 @@
         <w:pStyle w:val="Subtitle"/>
       </w:pPr>
       <w:r>
+        <w:rPr>
+          <w:rFonts w:ascii="Noto Sans KR" w:hAnsi="Noto Sans KR" w:eastAsia="Noto Sans KR" w:cs="Noto Sans KR"/>
+        </w:rPr>
         <w:t>Oracle·PostgreSQL·MariaDB의 Schema·Migration·Recovery 표준</w:t>
       </w:r>
     </w:p>
     <w:p>
       <w:pPr>
-        <w:spacing w:before="240" w:after="160"/>
+        <w:pStyle w:val="CPFLead"/>
+        <w:shd w:fill="EEF5FB"/>
+        <w:pBdr>
+          <w:left w:val="single" w:sz="20" w:space="8" w:color="0F9D7A"/>
+        </w:pBdr>
+        <w:spacing w:before="80" w:after="180"/>
+        <w:ind w:left="170" w:right="113"/>
       </w:pPr>
-    </w:p>
-    <w:tbl>
-      <w:tblPr>
-        <w:tblW w:type="auto" w:w="0"/>
-        <w:jc w:val="center"/>
-        <w:tblLayout w:type="fixed"/>
-        <w:tblLook w:firstColumn="1" w:firstRow="1" w:lastColumn="0" w:lastRow="0" w:noHBand="0" w:noVBand="1" w:val="04A0"/>
-      </w:tblPr>
-      <w:tblGrid>
-        <w:gridCol w:w="7625"/>
-        <w:gridCol w:w="7625"/>
-      </w:tblGrid>
-      <w:tr>
-        <w:trPr>
-          <w:tblHeader w:val="true"/>
-        </w:trPr>
-        <w:tc>
-          <w:tcPr>
-            <w:tcW w:type="dxa" w:w="3660"/>
-            <w:tcMar>
-              <w:top w:w="90" w:type="dxa"/>
-              <w:start w:w="100" w:type="dxa"/>
-              <w:bottom w:w="90" w:type="dxa"/>
-              <w:end w:w="100" w:type="dxa"/>
-            </w:tcMar>
-            <w:shd w:fill="223A57"/>
-            <w:vAlign w:val="center"/>
-          </w:tcPr>
-          <w:p>
-            <w:pPr>
-              <w:spacing w:before="0" w:after="0" w:line="252" w:lineRule="auto"/>
-              <w:jc w:val="left"/>
-            </w:pPr>
-            <w:r>
-              <w:rPr>
-                <w:b/>
-                <w:color w:val="FFFFFF"/>
-                <w:sz w:val="16"/>
-              </w:rPr>
-              <w:t>누가 보는가</w:t>
-            </w:r>
-          </w:p>
-        </w:tc>
-        <w:tc>
-          <w:tcPr>
-            <w:tcW w:type="dxa" w:w="11590"/>
-            <w:tcMar>
-              <w:top w:w="90" w:type="dxa"/>
-              <w:start w:w="100" w:type="dxa"/>
-              <w:bottom w:w="90" w:type="dxa"/>
-              <w:end w:w="100" w:type="dxa"/>
-            </w:tcMar>
-            <w:vAlign w:val="center"/>
-            <w:shd w:fill="223A57"/>
-          </w:tcPr>
-          <w:p>
-            <w:pPr>
-              <w:spacing w:before="0" w:after="0" w:line="252" w:lineRule="auto"/>
-              <w:jc w:val="left"/>
-            </w:pPr>
-            <w:r>
-              <w:rPr>
-                <w:b/>
-                <w:color w:val="FFFFFF"/>
-                <w:sz w:val="16"/>
-              </w:rPr>
-              <w:t>DBA·Backend 개발자·운영자</w:t>
-            </w:r>
-          </w:p>
-        </w:tc>
-      </w:tr>
-      <w:tr>
-        <w:tc>
-          <w:tcPr>
-            <w:tcW w:type="dxa" w:w="3660"/>
-            <w:tcMar>
-              <w:top w:w="90" w:type="dxa"/>
-              <w:start w:w="100" w:type="dxa"/>
-              <w:bottom w:w="90" w:type="dxa"/>
-              <w:end w:w="100" w:type="dxa"/>
-            </w:tcMar>
-            <w:shd w:fill="17324D"/>
-            <w:vAlign w:val="center"/>
-          </w:tcPr>
-          <w:p>
-            <w:pPr>
-              <w:spacing w:before="0" w:after="0" w:line="252" w:lineRule="auto"/>
-            </w:pPr>
-            <w:r>
-              <w:rPr>
-                <w:b/>
-                <w:color w:val="FFFFFF"/>
-                <w:sz w:val="17"/>
-              </w:rPr>
-              <w:t>이 문서로 끝낼 일</w:t>
-            </w:r>
-          </w:p>
-        </w:tc>
-        <w:tc>
-          <w:tcPr>
-            <w:tcW w:type="dxa" w:w="11590"/>
-            <w:tcMar>
-              <w:top w:w="90" w:type="dxa"/>
-              <w:start w:w="100" w:type="dxa"/>
-              <w:bottom w:w="90" w:type="dxa"/>
-              <w:end w:w="100" w:type="dxa"/>
-            </w:tcMar>
-            <w:vAlign w:val="center"/>
-          </w:tcPr>
-          <w:p>
-            <w:pPr>
-              <w:spacing w:before="0" w:after="0" w:line="252" w:lineRule="auto"/>
-            </w:pPr>
-            <w:r>
-              <w:rPr>
-                <w:sz w:val="17"/>
-              </w:rPr>
-              <w:t>DB 변경을 Canonical Source부터 Runtime/Recovery까지 안전하게 끝낸다</w:t>
-            </w:r>
-          </w:p>
-        </w:tc>
-      </w:tr>
-      <w:tr>
-        <w:tc>
-          <w:tcPr>
-            <w:tcW w:type="dxa" w:w="3660"/>
-            <w:tcMar>
-              <w:top w:w="90" w:type="dxa"/>
-              <w:start w:w="100" w:type="dxa"/>
-              <w:bottom w:w="90" w:type="dxa"/>
-              <w:end w:w="100" w:type="dxa"/>
-            </w:tcMar>
-            <w:shd w:fill="F5F8FB"/>
-            <w:vAlign w:val="center"/>
-          </w:tcPr>
-          <w:p>
-            <w:pPr>
-              <w:spacing w:before="0" w:after="0" w:line="252" w:lineRule="auto"/>
-            </w:pPr>
-            <w:r>
-              <w:rPr>
-                <w:b/>
-                <w:color w:val="FFFFFF"/>
-                <w:sz w:val="17"/>
-              </w:rPr>
-              <w:t>기준</w:t>
-            </w:r>
-          </w:p>
-        </w:tc>
-        <w:tc>
-          <w:tcPr>
-            <w:tcW w:type="dxa" w:w="11590"/>
-            <w:tcMar>
-              <w:top w:w="90" w:type="dxa"/>
-              <w:start w:w="100" w:type="dxa"/>
-              <w:bottom w:w="90" w:type="dxa"/>
-              <w:end w:w="100" w:type="dxa"/>
-            </w:tcMar>
-            <w:vAlign w:val="center"/>
-            <w:shd w:fill="F5F8FB"/>
-          </w:tcPr>
-          <w:p>
-            <w:r>
-              <w:rPr>
-                <w:color w:val="26374C"/>
-                <w:sz w:val="16"/>
-              </w:rPr>
-              <w:t>Harness 2.3.0 · Source A5B7844665F4 · Oracle/PostgreSQL/MariaDB</w:t>
-            </w:r>
-          </w:p>
-        </w:tc>
-      </w:tr>
-    </w:tbl>
-    <w:p>
-      <w:pPr>
-        <w:spacing w:before="200"/>
-      </w:pPr>
+      <w:r>
+        <w:t>DBA·Backend 개발자·운영자를 위한 실무 문서입니다. DB 변경을 Canonical Source부터 Runtime/Recovery까지 안전하게 끝냅니다.</w:t>
+      </w:r>
     </w:p>
     <w:p>
       <w:pPr>
         <w:pStyle w:val="ListBullet"/>
-        <w:spacing w:after="60"/>
+        <w:spacing w:after="64" w:line="269" w:lineRule="auto"/>
         <w:ind w:left="283"/>
       </w:pPr>
       <w:r>
+        <w:rPr>
+          <w:rFonts w:ascii="Noto Sans KR" w:hAnsi="Noto Sans KR" w:eastAsia="Noto Sans KR" w:cs="Noto Sans KR"/>
+          <w:color w:val="243547"/>
+          <w:sz w:val="20"/>
+        </w:rPr>
         <w:t>DB3만 공식 Vendor로 사용합니다.</w:t>
       </w:r>
     </w:p>
     <w:p>
       <w:pPr>
         <w:pStyle w:val="ListBullet"/>
-        <w:spacing w:after="60"/>
+        <w:spacing w:after="64" w:line="269" w:lineRule="auto"/>
         <w:ind w:left="283"/>
       </w:pPr>
       <w:r>
+        <w:rPr>
+          <w:rFonts w:ascii="Noto Sans KR" w:hAnsi="Noto Sans KR" w:eastAsia="Noto Sans KR" w:cs="Noto Sans KR"/>
+          <w:color w:val="243547"/>
+          <w:sz w:val="20"/>
+        </w:rPr>
         <w:t>Migration 전 dry-run과 plan hash를 검토합니다.</w:t>
       </w:r>
     </w:p>
     <w:p>
       <w:pPr>
         <w:pStyle w:val="ListBullet"/>
-        <w:spacing w:after="60"/>
+        <w:spacing w:after="64" w:line="269" w:lineRule="auto"/>
         <w:ind w:left="283"/>
       </w:pPr>
       <w:r>
+        <w:rPr>
+          <w:rFonts w:ascii="Noto Sans KR" w:hAnsi="Noto Sans KR" w:eastAsia="Noto Sans KR" w:cs="Noto Sans KR"/>
+          <w:color w:val="243547"/>
+          <w:sz w:val="20"/>
+        </w:rPr>
         <w:t>Vendor별 Lock/Index/DDL 차이를 실제 검증합니다.</w:t>
       </w:r>
     </w:p>
@@ -255,6 +108,9 @@
         <w:keepNext/>
       </w:pPr>
       <w:r>
+        <w:rPr>
+          <w:rFonts w:ascii="Noto Sans KR" w:hAnsi="Noto Sans KR" w:eastAsia="Noto Sans KR" w:cs="Noto Sans KR"/>
+        </w:rPr>
         <w:t>찾아보기</w:t>
       </w:r>
     </w:p>
@@ -268,77 +124,152 @@
     </w:p>
     <w:p>
       <w:pPr>
-        <w:spacing w:after="60"/>
+        <w:pStyle w:val="CPFTOCEntry"/>
+        <w:tabs>
+          <w:tab w:pos="15357" w:val="right" w:leader="dot"/>
+        </w:tabs>
+        <w:spacing w:after="56"/>
         <w:ind w:left="259"/>
       </w:pPr>
       <w:r>
         <w:rPr>
-          <w:b/>
-          <w:color w:val="1F3349"/>
-          <w:sz w:val="21"/>
+          <w:rFonts w:ascii="Noto Sans KR" w:hAnsi="Noto Sans KR"/>
+          <w:color w:val="243547"/>
+          <w:sz w:val="20"/>
         </w:rPr>
         <w:t>1 DB3를 선택하고 준비하기</w:t>
+      </w:r>
+      <w:r>
+        <w:tab/>
+      </w:r>
+      <w:r>
+        <w:rPr>
+          <w:rFonts w:ascii="Noto Sans KR" w:hAnsi="Noto Sans KR"/>
+          <w:b/>
+          <w:color w:val="17324D"/>
+          <w:sz w:val="20"/>
+        </w:rPr>
+        <w:t>2</w:t>
       </w:r>
     </w:p>
     <w:p>
       <w:pPr>
-        <w:spacing w:after="60"/>
+        <w:pStyle w:val="CPFTOCEntry"/>
+        <w:tabs>
+          <w:tab w:pos="15357" w:val="right" w:leader="dot"/>
+        </w:tabs>
+        <w:spacing w:after="56"/>
         <w:ind w:left="259"/>
       </w:pPr>
       <w:r>
         <w:rPr>
-          <w:b/>
-          <w:color w:val="1F3349"/>
-          <w:sz w:val="21"/>
+          <w:rFonts w:ascii="Noto Sans KR" w:hAnsi="Noto Sans KR"/>
+          <w:color w:val="243547"/>
+          <w:sz w:val="20"/>
         </w:rPr>
         <w:t>2 Schema · Table · Key · Index</w:t>
+      </w:r>
+      <w:r>
+        <w:tab/>
+      </w:r>
+      <w:r>
+        <w:rPr>
+          <w:rFonts w:ascii="Noto Sans KR" w:hAnsi="Noto Sans KR"/>
+          <w:b/>
+          <w:color w:val="17324D"/>
+          <w:sz w:val="20"/>
+        </w:rPr>
+        <w:t>2</w:t>
       </w:r>
     </w:p>
     <w:p>
       <w:pPr>
-        <w:spacing w:after="60"/>
+        <w:pStyle w:val="CPFTOCEntry"/>
+        <w:tabs>
+          <w:tab w:pos="15357" w:val="right" w:leader="dot"/>
+        </w:tabs>
+        <w:spacing w:after="56"/>
         <w:ind w:left="259"/>
       </w:pPr>
       <w:r>
         <w:rPr>
-          <w:b/>
-          <w:color w:val="1F3349"/>
-          <w:sz w:val="21"/>
+          <w:rFonts w:ascii="Noto Sans KR" w:hAnsi="Noto Sans KR"/>
+          <w:color w:val="243547"/>
+          <w:sz w:val="20"/>
         </w:rPr>
         <w:t>3 Migration Lifecycle</w:t>
+      </w:r>
+      <w:r>
+        <w:tab/>
+      </w:r>
+      <w:r>
+        <w:rPr>
+          <w:rFonts w:ascii="Noto Sans KR" w:hAnsi="Noto Sans KR"/>
+          <w:b/>
+          <w:color w:val="17324D"/>
+          <w:sz w:val="20"/>
+        </w:rPr>
+        <w:t>3</w:t>
       </w:r>
     </w:p>
     <w:p>
       <w:pPr>
-        <w:spacing w:after="60"/>
+        <w:pStyle w:val="CPFTOCEntry"/>
+        <w:tabs>
+          <w:tab w:pos="15357" w:val="right" w:leader="dot"/>
+        </w:tabs>
+        <w:spacing w:after="56"/>
         <w:ind w:left="259"/>
       </w:pPr>
       <w:r>
         <w:rPr>
-          <w:b/>
-          <w:color w:val="1F3349"/>
-          <w:sz w:val="21"/>
+          <w:rFonts w:ascii="Noto Sans KR" w:hAnsi="Noto Sans KR"/>
+          <w:color w:val="243547"/>
+          <w:sz w:val="20"/>
         </w:rPr>
         <w:t>4 Transaction · Lock · Paging</w:t>
+      </w:r>
+      <w:r>
+        <w:tab/>
+      </w:r>
+      <w:r>
+        <w:rPr>
+          <w:rFonts w:ascii="Noto Sans KR" w:hAnsi="Noto Sans KR"/>
+          <w:b/>
+          <w:color w:val="17324D"/>
+          <w:sz w:val="20"/>
+        </w:rPr>
+        <w:t>4</w:t>
       </w:r>
     </w:p>
     <w:p>
       <w:pPr>
-        <w:spacing w:after="60"/>
+        <w:pStyle w:val="CPFTOCEntry"/>
+        <w:tabs>
+          <w:tab w:pos="15357" w:val="right" w:leader="dot"/>
+        </w:tabs>
+        <w:spacing w:after="56"/>
         <w:ind w:left="259"/>
       </w:pPr>
       <w:r>
         <w:rPr>
-          <w:b/>
-          <w:color w:val="1F3349"/>
-          <w:sz w:val="21"/>
+          <w:rFonts w:ascii="Noto Sans KR" w:hAnsi="Noto Sans KR"/>
+          <w:color w:val="243547"/>
+          <w:sz w:val="20"/>
         </w:rPr>
         <w:t>5 운영 변경과 복구</w:t>
       </w:r>
-    </w:p>
-    <w:p>
       <w:r>
-        <w:br w:type="page"/>
+        <w:tab/>
+      </w:r>
+      <w:r>
+        <w:rPr>
+          <w:rFonts w:ascii="Noto Sans KR" w:hAnsi="Noto Sans KR"/>
+          <w:b/>
+          <w:color w:val="17324D"/>
+          <w:sz w:val="20"/>
+        </w:rPr>
+        <w:t>4</w:t>
       </w:r>
     </w:p>
     <w:p>
@@ -347,30 +278,25 @@
         <w:keepNext/>
       </w:pPr>
       <w:r>
+        <w:rPr>
+          <w:rFonts w:ascii="Noto Sans KR" w:hAnsi="Noto Sans KR" w:eastAsia="Noto Sans KR" w:cs="Noto Sans KR"/>
+        </w:rPr>
         <w:t>1 DB3를 선택하고 준비하기</w:t>
       </w:r>
     </w:p>
     <w:p>
       <w:pPr>
         <w:spacing w:before="80" w:after="200"/>
-        <w:ind w:left="173" w:right="58"/>
-        <w:shd w:fill="F3F7FB"/>
+        <w:ind w:left="170" w:right="113"/>
+        <w:shd w:fill="F3F7FA"/>
+        <w:pStyle w:val="CPFSectionLead"/>
         <w:pBdr>
-          <w:left w:val="single" w:sz="18" w:space="8" w:color="4F46E5"/>
+          <w:left w:val="single" w:sz="16" w:space="7" w:color="8AA4BE"/>
         </w:pBdr>
       </w:pPr>
       <w:r>
         <w:rPr>
-          <w:b/>
-          <w:color w:val="362D91"/>
-          <w:sz w:val="20"/>
-        </w:rPr>
-        <w:t xml:space="preserve">이 장을 보는 이유  </w:t>
-      </w:r>
-      <w:r>
-        <w:rPr>
-          <w:color w:val="26374C"/>
-          <w:sz w:val="20"/>
+          <w:rFonts w:ascii="Noto Sans KR" w:hAnsi="Noto Sans KR" w:eastAsia="Noto Sans KR" w:cs="Noto Sans KR"/>
         </w:rPr>
         <w:t>공식 Vendor 중 하나를 선택해도 Canonical Source와 3 Vendor parity는 유지합니다.</w:t>
       </w:r>
@@ -380,6 +306,9 @@
         <w:pStyle w:val="CPFLabel"/>
       </w:pPr>
       <w:r>
+        <w:rPr>
+          <w:rFonts w:ascii="Noto Sans KR" w:hAnsi="Noto Sans KR" w:eastAsia="Noto Sans KR" w:cs="Noto Sans KR"/>
+        </w:rPr>
         <w:t>공식 Vendor</w:t>
       </w:r>
     </w:p>
@@ -396,16 +325,17 @@
       </w:tblGrid>
       <w:tr>
         <w:trPr>
+          <w:trHeight w:hRule="atLeast" w:val="397"/>
           <w:tblHeader w:val="true"/>
         </w:trPr>
         <w:tc>
           <w:tcPr>
-            <w:tcW w:type="dxa" w:w="3812"/>
-            <w:shd w:fill="223A57"/>
+            <w:tcW w:type="dxa" w:w="4728"/>
+            <w:shd w:fill="0D2B45"/>
             <w:tcMar>
-              <w:top w:w="90" w:type="dxa"/>
+              <w:top w:w="70" w:type="dxa"/>
               <w:start w:w="100" w:type="dxa"/>
-              <w:bottom w:w="90" w:type="dxa"/>
+              <w:bottom w:w="70" w:type="dxa"/>
               <w:end w:w="100" w:type="dxa"/>
             </w:tcMar>
             <w:vAlign w:val="center"/>
@@ -413,13 +343,14 @@
           <w:p>
             <w:pPr>
               <w:spacing w:before="0" w:after="0" w:line="252" w:lineRule="auto"/>
-              <w:jc w:val="left"/>
+              <w:jc w:val="center"/>
             </w:pPr>
             <w:r>
               <w:rPr>
+                <w:rFonts w:ascii="Noto Sans KR" w:hAnsi="Noto Sans KR" w:eastAsia="Noto Sans KR" w:cs="Noto Sans KR"/>
                 <w:b/>
                 <w:color w:val="FFFFFF"/>
-                <w:sz w:val="16"/>
+                <w:sz w:val="18"/>
               </w:rPr>
               <w:t>Vendor</w:t>
             </w:r>
@@ -427,12 +358,12 @@
         </w:tc>
         <w:tc>
           <w:tcPr>
-            <w:tcW w:type="dxa" w:w="11437"/>
-            <w:shd w:fill="223A57"/>
+            <w:tcW w:type="dxa" w:w="11089"/>
+            <w:shd w:fill="0D2B45"/>
             <w:tcMar>
-              <w:top w:w="90" w:type="dxa"/>
+              <w:top w:w="70" w:type="dxa"/>
               <w:start w:w="100" w:type="dxa"/>
-              <w:bottom w:w="90" w:type="dxa"/>
+              <w:bottom w:w="70" w:type="dxa"/>
               <w:end w:w="100" w:type="dxa"/>
             </w:tcMar>
             <w:vAlign w:val="center"/>
@@ -440,13 +371,14 @@
           <w:p>
             <w:pPr>
               <w:spacing w:before="0" w:after="0" w:line="252" w:lineRule="auto"/>
-              <w:jc w:val="left"/>
+              <w:jc w:val="center"/>
             </w:pPr>
             <w:r>
               <w:rPr>
+                <w:rFonts w:ascii="Noto Sans KR" w:hAnsi="Noto Sans KR" w:eastAsia="Noto Sans KR" w:cs="Noto Sans KR"/>
                 <w:b/>
                 <w:color w:val="FFFFFF"/>
-                <w:sz w:val="16"/>
+                <w:sz w:val="18"/>
               </w:rPr>
               <w:t>개발/검증</w:t>
             </w:r>
@@ -456,26 +388,31 @@
       <w:tr>
         <w:trPr>
           <w:cantSplit/>
+          <w:trHeight w:hRule="atLeast" w:val="351"/>
         </w:trPr>
         <w:tc>
           <w:tcPr>
-            <w:tcW w:type="dxa" w:w="3812"/>
+            <w:tcW w:type="dxa" w:w="4728"/>
             <w:tcMar>
-              <w:top w:w="90" w:type="dxa"/>
+              <w:top w:w="70" w:type="dxa"/>
               <w:start w:w="100" w:type="dxa"/>
-              <w:bottom w:w="90" w:type="dxa"/>
+              <w:bottom w:w="70" w:type="dxa"/>
               <w:end w:w="100" w:type="dxa"/>
             </w:tcMar>
             <w:vAlign w:val="center"/>
+            <w:shd w:fill="FFFFFF"/>
           </w:tcPr>
           <w:p>
             <w:pPr>
               <w:spacing w:after="0" w:line="252" w:lineRule="auto" w:before="0"/>
+              <w:jc w:val="left"/>
             </w:pPr>
             <w:r>
               <w:rPr>
-                <w:rFonts w:ascii="Noto Sans KR" w:hAnsi="Noto Sans KR" w:eastAsia="Noto Sans KR"/>
-                <w:sz w:val="17"/>
+                <w:rFonts w:ascii="Noto Sans KR" w:hAnsi="Noto Sans KR" w:eastAsia="Noto Sans KR" w:cs="Noto Sans KR"/>
+                <w:b w:val="0"/>
+                <w:color w:val="243547"/>
+                <w:sz w:val="18"/>
               </w:rPr>
               <w:t>Oracle</w:t>
             </w:r>
@@ -483,23 +420,27 @@
         </w:tc>
         <w:tc>
           <w:tcPr>
-            <w:tcW w:type="dxa" w:w="11437"/>
+            <w:tcW w:type="dxa" w:w="11089"/>
             <w:tcMar>
-              <w:top w:w="90" w:type="dxa"/>
+              <w:top w:w="70" w:type="dxa"/>
               <w:start w:w="100" w:type="dxa"/>
-              <w:bottom w:w="90" w:type="dxa"/>
+              <w:bottom w:w="70" w:type="dxa"/>
               <w:end w:w="100" w:type="dxa"/>
             </w:tcMar>
             <w:vAlign w:val="center"/>
+            <w:shd w:fill="FFFFFF"/>
           </w:tcPr>
           <w:p>
             <w:pPr>
               <w:spacing w:after="0" w:line="252" w:lineRule="auto" w:before="0"/>
+              <w:jc w:val="left"/>
             </w:pPr>
             <w:r>
               <w:rPr>
-                <w:rFonts w:ascii="Noto Sans KR" w:hAnsi="Noto Sans KR" w:eastAsia="Noto Sans KR"/>
-                <w:sz w:val="17"/>
+                <w:rFonts w:ascii="Noto Sans KR" w:hAnsi="Noto Sans KR" w:eastAsia="Noto Sans KR" w:cs="Noto Sans KR"/>
+                <w:b w:val="0"/>
+                <w:color w:val="243547"/>
+                <w:sz w:val="18"/>
               </w:rPr>
               <w:t>DDL/Migration/Runtime/Recovery</w:t>
             </w:r>
@@ -509,27 +450,31 @@
       <w:tr>
         <w:trPr>
           <w:cantSplit/>
+          <w:trHeight w:hRule="atLeast" w:val="351"/>
         </w:trPr>
         <w:tc>
           <w:tcPr>
-            <w:tcW w:type="dxa" w:w="3812"/>
+            <w:tcW w:type="dxa" w:w="4728"/>
             <w:tcMar>
-              <w:top w:w="90" w:type="dxa"/>
+              <w:top w:w="70" w:type="dxa"/>
               <w:start w:w="100" w:type="dxa"/>
-              <w:bottom w:w="90" w:type="dxa"/>
+              <w:bottom w:w="70" w:type="dxa"/>
               <w:end w:w="100" w:type="dxa"/>
             </w:tcMar>
             <w:vAlign w:val="center"/>
-            <w:shd w:fill="F5F8FB"/>
+            <w:shd w:fill="F7FAFC"/>
           </w:tcPr>
           <w:p>
             <w:pPr>
               <w:spacing w:after="0" w:line="252" w:lineRule="auto" w:before="0"/>
+              <w:jc w:val="left"/>
             </w:pPr>
             <w:r>
               <w:rPr>
-                <w:rFonts w:ascii="Noto Sans KR" w:hAnsi="Noto Sans KR" w:eastAsia="Noto Sans KR"/>
-                <w:sz w:val="17"/>
+                <w:rFonts w:ascii="Noto Sans KR" w:hAnsi="Noto Sans KR" w:eastAsia="Noto Sans KR" w:cs="Noto Sans KR"/>
+                <w:b w:val="0"/>
+                <w:color w:val="243547"/>
+                <w:sz w:val="18"/>
               </w:rPr>
               <w:t>PostgreSQL</w:t>
             </w:r>
@@ -537,24 +482,27 @@
         </w:tc>
         <w:tc>
           <w:tcPr>
-            <w:tcW w:type="dxa" w:w="11437"/>
+            <w:tcW w:type="dxa" w:w="11089"/>
             <w:tcMar>
-              <w:top w:w="90" w:type="dxa"/>
+              <w:top w:w="70" w:type="dxa"/>
               <w:start w:w="100" w:type="dxa"/>
-              <w:bottom w:w="90" w:type="dxa"/>
+              <w:bottom w:w="70" w:type="dxa"/>
               <w:end w:w="100" w:type="dxa"/>
             </w:tcMar>
             <w:vAlign w:val="center"/>
-            <w:shd w:fill="F5F8FB"/>
+            <w:shd w:fill="F7FAFC"/>
           </w:tcPr>
           <w:p>
             <w:pPr>
               <w:spacing w:after="0" w:line="252" w:lineRule="auto" w:before="0"/>
+              <w:jc w:val="left"/>
             </w:pPr>
             <w:r>
               <w:rPr>
-                <w:rFonts w:ascii="Noto Sans KR" w:hAnsi="Noto Sans KR" w:eastAsia="Noto Sans KR"/>
-                <w:sz w:val="17"/>
+                <w:rFonts w:ascii="Noto Sans KR" w:hAnsi="Noto Sans KR" w:eastAsia="Noto Sans KR" w:cs="Noto Sans KR"/>
+                <w:b w:val="0"/>
+                <w:color w:val="243547"/>
+                <w:sz w:val="18"/>
               </w:rPr>
               <w:t>DDL/Migration/Runtime/Recovery</w:t>
             </w:r>
@@ -564,26 +512,31 @@
       <w:tr>
         <w:trPr>
           <w:cantSplit/>
+          <w:trHeight w:hRule="atLeast" w:val="351"/>
         </w:trPr>
         <w:tc>
           <w:tcPr>
-            <w:tcW w:type="dxa" w:w="3812"/>
+            <w:tcW w:type="dxa" w:w="4728"/>
             <w:tcMar>
-              <w:top w:w="90" w:type="dxa"/>
+              <w:top w:w="70" w:type="dxa"/>
               <w:start w:w="100" w:type="dxa"/>
-              <w:bottom w:w="90" w:type="dxa"/>
+              <w:bottom w:w="70" w:type="dxa"/>
               <w:end w:w="100" w:type="dxa"/>
             </w:tcMar>
             <w:vAlign w:val="center"/>
+            <w:shd w:fill="FFFFFF"/>
           </w:tcPr>
           <w:p>
             <w:pPr>
               <w:spacing w:after="0" w:line="252" w:lineRule="auto" w:before="0"/>
+              <w:jc w:val="left"/>
             </w:pPr>
             <w:r>
               <w:rPr>
-                <w:rFonts w:ascii="Noto Sans KR" w:hAnsi="Noto Sans KR" w:eastAsia="Noto Sans KR"/>
-                <w:sz w:val="17"/>
+                <w:rFonts w:ascii="Noto Sans KR" w:hAnsi="Noto Sans KR" w:eastAsia="Noto Sans KR" w:cs="Noto Sans KR"/>
+                <w:b w:val="0"/>
+                <w:color w:val="243547"/>
+                <w:sz w:val="18"/>
               </w:rPr>
               <w:t>MariaDB</w:t>
             </w:r>
@@ -591,23 +544,27 @@
         </w:tc>
         <w:tc>
           <w:tcPr>
-            <w:tcW w:type="dxa" w:w="11437"/>
+            <w:tcW w:type="dxa" w:w="11089"/>
             <w:tcMar>
-              <w:top w:w="90" w:type="dxa"/>
+              <w:top w:w="70" w:type="dxa"/>
               <w:start w:w="100" w:type="dxa"/>
-              <w:bottom w:w="90" w:type="dxa"/>
+              <w:bottom w:w="70" w:type="dxa"/>
               <w:end w:w="100" w:type="dxa"/>
             </w:tcMar>
             <w:vAlign w:val="center"/>
+            <w:shd w:fill="FFFFFF"/>
           </w:tcPr>
           <w:p>
             <w:pPr>
               <w:spacing w:after="0" w:line="252" w:lineRule="auto" w:before="0"/>
+              <w:jc w:val="left"/>
             </w:pPr>
             <w:r>
               <w:rPr>
-                <w:rFonts w:ascii="Noto Sans KR" w:hAnsi="Noto Sans KR" w:eastAsia="Noto Sans KR"/>
-                <w:sz w:val="17"/>
+                <w:rFonts w:ascii="Noto Sans KR" w:hAnsi="Noto Sans KR" w:eastAsia="Noto Sans KR" w:cs="Noto Sans KR"/>
+                <w:b w:val="0"/>
+                <w:color w:val="243547"/>
+                <w:sz w:val="18"/>
               </w:rPr>
               <w:t>DDL/Migration/Runtime/Recovery</w:t>
             </w:r>
@@ -621,30 +578,25 @@
         <w:keepNext/>
       </w:pPr>
       <w:r>
+        <w:rPr>
+          <w:rFonts w:ascii="Noto Sans KR" w:hAnsi="Noto Sans KR" w:eastAsia="Noto Sans KR" w:cs="Noto Sans KR"/>
+        </w:rPr>
         <w:t>2 Schema · Table · Key · Index</w:t>
       </w:r>
     </w:p>
     <w:p>
       <w:pPr>
         <w:spacing w:before="80" w:after="200"/>
-        <w:ind w:left="173" w:right="58"/>
-        <w:shd w:fill="F3F7FB"/>
+        <w:ind w:left="170" w:right="113"/>
+        <w:shd w:fill="F3F7FA"/>
+        <w:pStyle w:val="CPFSectionLead"/>
         <w:pBdr>
-          <w:left w:val="single" w:sz="18" w:space="8" w:color="4F46E5"/>
+          <w:left w:val="single" w:sz="16" w:space="7" w:color="8AA4BE"/>
         </w:pBdr>
       </w:pPr>
       <w:r>
         <w:rPr>
-          <w:b/>
-          <w:color w:val="362D91"/>
-          <w:sz w:val="20"/>
-        </w:rPr>
-        <w:t xml:space="preserve">이 장을 보는 이유  </w:t>
-      </w:r>
-      <w:r>
-        <w:rPr>
-          <w:color w:val="26374C"/>
-          <w:sz w:val="20"/>
+          <w:rFonts w:ascii="Noto Sans KR" w:hAnsi="Noto Sans KR" w:eastAsia="Noto Sans KR" w:cs="Noto Sans KR"/>
         </w:rPr>
         <w:t>업무 원장과 운영 원장의 Owner/FK/Index를 Runtime Query와 함께 설계합니다.</w:t>
       </w:r>
@@ -654,6 +606,9 @@
         <w:pStyle w:val="CPFLabel"/>
       </w:pPr>
       <w:r>
+        <w:rPr>
+          <w:rFonts w:ascii="Noto Sans KR" w:hAnsi="Noto Sans KR" w:eastAsia="Noto Sans KR" w:cs="Noto Sans KR"/>
+        </w:rPr>
         <w:t>설계 Check</w:t>
       </w:r>
     </w:p>
@@ -670,16 +625,17 @@
       </w:tblGrid>
       <w:tr>
         <w:trPr>
+          <w:trHeight w:hRule="atLeast" w:val="397"/>
           <w:tblHeader w:val="true"/>
         </w:trPr>
         <w:tc>
           <w:tcPr>
-            <w:tcW w:type="dxa" w:w="3812"/>
-            <w:shd w:fill="223A57"/>
+            <w:tcW w:type="dxa" w:w="5631"/>
+            <w:shd w:fill="0D2B45"/>
             <w:tcMar>
-              <w:top w:w="90" w:type="dxa"/>
+              <w:top w:w="70" w:type="dxa"/>
               <w:start w:w="100" w:type="dxa"/>
-              <w:bottom w:w="90" w:type="dxa"/>
+              <w:bottom w:w="70" w:type="dxa"/>
               <w:end w:w="100" w:type="dxa"/>
             </w:tcMar>
             <w:vAlign w:val="center"/>
@@ -687,13 +643,14 @@
           <w:p>
             <w:pPr>
               <w:spacing w:before="0" w:after="0" w:line="252" w:lineRule="auto"/>
-              <w:jc w:val="left"/>
+              <w:jc w:val="center"/>
             </w:pPr>
             <w:r>
               <w:rPr>
+                <w:rFonts w:ascii="Noto Sans KR" w:hAnsi="Noto Sans KR" w:eastAsia="Noto Sans KR" w:cs="Noto Sans KR"/>
                 <w:b/>
                 <w:color w:val="FFFFFF"/>
-                <w:sz w:val="16"/>
+                <w:sz w:val="18"/>
               </w:rPr>
               <w:t>항목</w:t>
             </w:r>
@@ -701,12 +658,12 @@
         </w:tc>
         <w:tc>
           <w:tcPr>
-            <w:tcW w:type="dxa" w:w="11437"/>
-            <w:shd w:fill="223A57"/>
+            <w:tcW w:type="dxa" w:w="10186"/>
+            <w:shd w:fill="0D2B45"/>
             <w:tcMar>
-              <w:top w:w="90" w:type="dxa"/>
+              <w:top w:w="70" w:type="dxa"/>
               <w:start w:w="100" w:type="dxa"/>
-              <w:bottom w:w="90" w:type="dxa"/>
+              <w:bottom w:w="70" w:type="dxa"/>
               <w:end w:w="100" w:type="dxa"/>
             </w:tcMar>
             <w:vAlign w:val="center"/>
@@ -714,13 +671,14 @@
           <w:p>
             <w:pPr>
               <w:spacing w:before="0" w:after="0" w:line="252" w:lineRule="auto"/>
-              <w:jc w:val="left"/>
+              <w:jc w:val="center"/>
             </w:pPr>
             <w:r>
               <w:rPr>
+                <w:rFonts w:ascii="Noto Sans KR" w:hAnsi="Noto Sans KR" w:eastAsia="Noto Sans KR" w:cs="Noto Sans KR"/>
                 <w:b/>
                 <w:color w:val="FFFFFF"/>
-                <w:sz w:val="16"/>
+                <w:sz w:val="18"/>
               </w:rPr>
               <w:t>확인</w:t>
             </w:r>
@@ -730,26 +688,31 @@
       <w:tr>
         <w:trPr>
           <w:cantSplit/>
+          <w:trHeight w:hRule="atLeast" w:val="351"/>
         </w:trPr>
         <w:tc>
           <w:tcPr>
-            <w:tcW w:type="dxa" w:w="3812"/>
+            <w:tcW w:type="dxa" w:w="5631"/>
             <w:tcMar>
-              <w:top w:w="90" w:type="dxa"/>
+              <w:top w:w="70" w:type="dxa"/>
               <w:start w:w="100" w:type="dxa"/>
-              <w:bottom w:w="90" w:type="dxa"/>
+              <w:bottom w:w="70" w:type="dxa"/>
               <w:end w:w="100" w:type="dxa"/>
             </w:tcMar>
             <w:vAlign w:val="center"/>
+            <w:shd w:fill="FFFFFF"/>
           </w:tcPr>
           <w:p>
             <w:pPr>
               <w:spacing w:after="0" w:line="252" w:lineRule="auto" w:before="0"/>
+              <w:jc w:val="left"/>
             </w:pPr>
             <w:r>
               <w:rPr>
-                <w:rFonts w:ascii="Noto Sans KR" w:hAnsi="Noto Sans KR" w:eastAsia="Noto Sans KR"/>
-                <w:sz w:val="17"/>
+                <w:rFonts w:ascii="Noto Sans KR" w:hAnsi="Noto Sans KR" w:eastAsia="Noto Sans KR" w:cs="Noto Sans KR"/>
+                <w:b w:val="0"/>
+                <w:color w:val="243547"/>
+                <w:sz w:val="18"/>
               </w:rPr>
               <w:t>Table</w:t>
             </w:r>
@@ -757,23 +720,27 @@
         </w:tc>
         <w:tc>
           <w:tcPr>
-            <w:tcW w:type="dxa" w:w="11437"/>
+            <w:tcW w:type="dxa" w:w="10186"/>
             <w:tcMar>
-              <w:top w:w="90" w:type="dxa"/>
+              <w:top w:w="70" w:type="dxa"/>
               <w:start w:w="100" w:type="dxa"/>
-              <w:bottom w:w="90" w:type="dxa"/>
+              <w:bottom w:w="70" w:type="dxa"/>
               <w:end w:w="100" w:type="dxa"/>
             </w:tcMar>
             <w:vAlign w:val="center"/>
+            <w:shd w:fill="FFFFFF"/>
           </w:tcPr>
           <w:p>
             <w:pPr>
               <w:spacing w:after="0" w:line="252" w:lineRule="auto" w:before="0"/>
+              <w:jc w:val="left"/>
             </w:pPr>
             <w:r>
               <w:rPr>
-                <w:rFonts w:ascii="Noto Sans KR" w:hAnsi="Noto Sans KR" w:eastAsia="Noto Sans KR"/>
-                <w:sz w:val="17"/>
+                <w:rFonts w:ascii="Noto Sans KR" w:hAnsi="Noto Sans KR" w:eastAsia="Noto Sans KR" w:cs="Noto Sans KR"/>
+                <w:b w:val="0"/>
+                <w:color w:val="243547"/>
+                <w:sz w:val="18"/>
               </w:rPr>
               <w:t>Owner/목적/보존/민감도</w:t>
             </w:r>
@@ -783,27 +750,31 @@
       <w:tr>
         <w:trPr>
           <w:cantSplit/>
+          <w:trHeight w:hRule="atLeast" w:val="351"/>
         </w:trPr>
         <w:tc>
           <w:tcPr>
-            <w:tcW w:type="dxa" w:w="3812"/>
+            <w:tcW w:type="dxa" w:w="5631"/>
             <w:tcMar>
-              <w:top w:w="90" w:type="dxa"/>
+              <w:top w:w="70" w:type="dxa"/>
               <w:start w:w="100" w:type="dxa"/>
-              <w:bottom w:w="90" w:type="dxa"/>
+              <w:bottom w:w="70" w:type="dxa"/>
               <w:end w:w="100" w:type="dxa"/>
             </w:tcMar>
             <w:vAlign w:val="center"/>
-            <w:shd w:fill="F5F8FB"/>
+            <w:shd w:fill="F7FAFC"/>
           </w:tcPr>
           <w:p>
             <w:pPr>
               <w:spacing w:after="0" w:line="252" w:lineRule="auto" w:before="0"/>
+              <w:jc w:val="left"/>
             </w:pPr>
             <w:r>
               <w:rPr>
-                <w:rFonts w:ascii="Noto Sans KR" w:hAnsi="Noto Sans KR" w:eastAsia="Noto Sans KR"/>
-                <w:sz w:val="17"/>
+                <w:rFonts w:ascii="Noto Sans KR" w:hAnsi="Noto Sans KR" w:eastAsia="Noto Sans KR" w:cs="Noto Sans KR"/>
+                <w:b w:val="0"/>
+                <w:color w:val="243547"/>
+                <w:sz w:val="18"/>
               </w:rPr>
               <w:t>PK/UK</w:t>
             </w:r>
@@ -811,24 +782,27 @@
         </w:tc>
         <w:tc>
           <w:tcPr>
-            <w:tcW w:type="dxa" w:w="11437"/>
+            <w:tcW w:type="dxa" w:w="10186"/>
             <w:tcMar>
-              <w:top w:w="90" w:type="dxa"/>
+              <w:top w:w="70" w:type="dxa"/>
               <w:start w:w="100" w:type="dxa"/>
-              <w:bottom w:w="90" w:type="dxa"/>
+              <w:bottom w:w="70" w:type="dxa"/>
               <w:end w:w="100" w:type="dxa"/>
             </w:tcMar>
             <w:vAlign w:val="center"/>
-            <w:shd w:fill="F5F8FB"/>
+            <w:shd w:fill="F7FAFC"/>
           </w:tcPr>
           <w:p>
             <w:pPr>
               <w:spacing w:after="0" w:line="252" w:lineRule="auto" w:before="0"/>
+              <w:jc w:val="left"/>
             </w:pPr>
             <w:r>
               <w:rPr>
-                <w:rFonts w:ascii="Noto Sans KR" w:hAnsi="Noto Sans KR" w:eastAsia="Noto Sans KR"/>
-                <w:sz w:val="17"/>
+                <w:rFonts w:ascii="Noto Sans KR" w:hAnsi="Noto Sans KR" w:eastAsia="Noto Sans KR" w:cs="Noto Sans KR"/>
+                <w:b w:val="0"/>
+                <w:color w:val="243547"/>
+                <w:sz w:val="18"/>
               </w:rPr>
               <w:t>업무키/멱등키/중복 방지</w:t>
             </w:r>
@@ -838,26 +812,31 @@
       <w:tr>
         <w:trPr>
           <w:cantSplit/>
+          <w:trHeight w:hRule="atLeast" w:val="351"/>
         </w:trPr>
         <w:tc>
           <w:tcPr>
-            <w:tcW w:type="dxa" w:w="3812"/>
+            <w:tcW w:type="dxa" w:w="5631"/>
             <w:tcMar>
-              <w:top w:w="90" w:type="dxa"/>
+              <w:top w:w="70" w:type="dxa"/>
               <w:start w:w="100" w:type="dxa"/>
-              <w:bottom w:w="90" w:type="dxa"/>
+              <w:bottom w:w="70" w:type="dxa"/>
               <w:end w:w="100" w:type="dxa"/>
             </w:tcMar>
             <w:vAlign w:val="center"/>
+            <w:shd w:fill="FFFFFF"/>
           </w:tcPr>
           <w:p>
             <w:pPr>
               <w:spacing w:after="0" w:line="252" w:lineRule="auto" w:before="0"/>
+              <w:jc w:val="left"/>
             </w:pPr>
             <w:r>
               <w:rPr>
-                <w:rFonts w:ascii="Noto Sans KR" w:hAnsi="Noto Sans KR" w:eastAsia="Noto Sans KR"/>
-                <w:sz w:val="17"/>
+                <w:rFonts w:ascii="Noto Sans KR" w:hAnsi="Noto Sans KR" w:eastAsia="Noto Sans KR" w:cs="Noto Sans KR"/>
+                <w:b w:val="0"/>
+                <w:color w:val="243547"/>
+                <w:sz w:val="18"/>
               </w:rPr>
               <w:t>FK</w:t>
             </w:r>
@@ -865,23 +844,27 @@
         </w:tc>
         <w:tc>
           <w:tcPr>
-            <w:tcW w:type="dxa" w:w="11437"/>
+            <w:tcW w:type="dxa" w:w="10186"/>
             <w:tcMar>
-              <w:top w:w="90" w:type="dxa"/>
+              <w:top w:w="70" w:type="dxa"/>
               <w:start w:w="100" w:type="dxa"/>
-              <w:bottom w:w="90" w:type="dxa"/>
+              <w:bottom w:w="70" w:type="dxa"/>
               <w:end w:w="100" w:type="dxa"/>
             </w:tcMar>
             <w:vAlign w:val="center"/>
+            <w:shd w:fill="FFFFFF"/>
           </w:tcPr>
           <w:p>
             <w:pPr>
               <w:spacing w:after="0" w:line="252" w:lineRule="auto" w:before="0"/>
+              <w:jc w:val="left"/>
             </w:pPr>
             <w:r>
               <w:rPr>
-                <w:rFonts w:ascii="Noto Sans KR" w:hAnsi="Noto Sans KR" w:eastAsia="Noto Sans KR"/>
-                <w:sz w:val="17"/>
+                <w:rFonts w:ascii="Noto Sans KR" w:hAnsi="Noto Sans KR" w:eastAsia="Noto Sans KR" w:cs="Noto Sans KR"/>
+                <w:b w:val="0"/>
+                <w:color w:val="243547"/>
+                <w:sz w:val="18"/>
               </w:rPr>
               <w:t>Owner 경계와 lifecycle</w:t>
             </w:r>
@@ -891,27 +874,31 @@
       <w:tr>
         <w:trPr>
           <w:cantSplit/>
+          <w:trHeight w:hRule="atLeast" w:val="351"/>
         </w:trPr>
         <w:tc>
           <w:tcPr>
-            <w:tcW w:type="dxa" w:w="3812"/>
+            <w:tcW w:type="dxa" w:w="5631"/>
             <w:tcMar>
-              <w:top w:w="90" w:type="dxa"/>
+              <w:top w:w="70" w:type="dxa"/>
               <w:start w:w="100" w:type="dxa"/>
-              <w:bottom w:w="90" w:type="dxa"/>
+              <w:bottom w:w="70" w:type="dxa"/>
               <w:end w:w="100" w:type="dxa"/>
             </w:tcMar>
             <w:vAlign w:val="center"/>
-            <w:shd w:fill="F5F8FB"/>
+            <w:shd w:fill="F7FAFC"/>
           </w:tcPr>
           <w:p>
             <w:pPr>
               <w:spacing w:after="0" w:line="252" w:lineRule="auto" w:before="0"/>
+              <w:jc w:val="left"/>
             </w:pPr>
             <w:r>
               <w:rPr>
-                <w:rFonts w:ascii="Noto Sans KR" w:hAnsi="Noto Sans KR" w:eastAsia="Noto Sans KR"/>
-                <w:sz w:val="17"/>
+                <w:rFonts w:ascii="Noto Sans KR" w:hAnsi="Noto Sans KR" w:eastAsia="Noto Sans KR" w:cs="Noto Sans KR"/>
+                <w:b w:val="0"/>
+                <w:color w:val="243547"/>
+                <w:sz w:val="18"/>
               </w:rPr>
               <w:t>Index</w:t>
             </w:r>
@@ -919,24 +906,27 @@
         </w:tc>
         <w:tc>
           <w:tcPr>
-            <w:tcW w:type="dxa" w:w="11437"/>
+            <w:tcW w:type="dxa" w:w="10186"/>
             <w:tcMar>
-              <w:top w:w="90" w:type="dxa"/>
+              <w:top w:w="70" w:type="dxa"/>
               <w:start w:w="100" w:type="dxa"/>
-              <w:bottom w:w="90" w:type="dxa"/>
+              <w:bottom w:w="70" w:type="dxa"/>
               <w:end w:w="100" w:type="dxa"/>
             </w:tcMar>
             <w:vAlign w:val="center"/>
-            <w:shd w:fill="F5F8FB"/>
+            <w:shd w:fill="F7FAFC"/>
           </w:tcPr>
           <w:p>
             <w:pPr>
               <w:spacing w:after="0" w:line="252" w:lineRule="auto" w:before="0"/>
+              <w:jc w:val="left"/>
             </w:pPr>
             <w:r>
               <w:rPr>
-                <w:rFonts w:ascii="Noto Sans KR" w:hAnsi="Noto Sans KR" w:eastAsia="Noto Sans KR"/>
-                <w:sz w:val="17"/>
+                <w:rFonts w:ascii="Noto Sans KR" w:hAnsi="Noto Sans KR" w:eastAsia="Noto Sans KR" w:cs="Noto Sans KR"/>
+                <w:b w:val="0"/>
+                <w:color w:val="243547"/>
+                <w:sz w:val="18"/>
               </w:rPr>
               <w:t>실제 조회/정렬/lock plan</w:t>
             </w:r>
@@ -946,26 +936,31 @@
       <w:tr>
         <w:trPr>
           <w:cantSplit/>
+          <w:trHeight w:hRule="atLeast" w:val="351"/>
         </w:trPr>
         <w:tc>
           <w:tcPr>
-            <w:tcW w:type="dxa" w:w="3812"/>
+            <w:tcW w:type="dxa" w:w="5631"/>
             <w:tcMar>
-              <w:top w:w="90" w:type="dxa"/>
+              <w:top w:w="70" w:type="dxa"/>
               <w:start w:w="100" w:type="dxa"/>
-              <w:bottom w:w="90" w:type="dxa"/>
+              <w:bottom w:w="70" w:type="dxa"/>
               <w:end w:w="100" w:type="dxa"/>
             </w:tcMar>
             <w:vAlign w:val="center"/>
+            <w:shd w:fill="FFFFFF"/>
           </w:tcPr>
           <w:p>
             <w:pPr>
               <w:spacing w:after="0" w:line="252" w:lineRule="auto" w:before="0"/>
+              <w:jc w:val="left"/>
             </w:pPr>
             <w:r>
               <w:rPr>
-                <w:rFonts w:ascii="Noto Sans KR" w:hAnsi="Noto Sans KR" w:eastAsia="Noto Sans KR"/>
-                <w:sz w:val="17"/>
+                <w:rFonts w:ascii="Noto Sans KR" w:hAnsi="Noto Sans KR" w:eastAsia="Noto Sans KR" w:cs="Noto Sans KR"/>
+                <w:b w:val="0"/>
+                <w:color w:val="243547"/>
+                <w:sz w:val="18"/>
               </w:rPr>
               <w:t>Metadata</w:t>
             </w:r>
@@ -973,23 +968,27 @@
         </w:tc>
         <w:tc>
           <w:tcPr>
-            <w:tcW w:type="dxa" w:w="11437"/>
+            <w:tcW w:type="dxa" w:w="10186"/>
             <w:tcMar>
-              <w:top w:w="90" w:type="dxa"/>
+              <w:top w:w="70" w:type="dxa"/>
               <w:start w:w="100" w:type="dxa"/>
-              <w:bottom w:w="90" w:type="dxa"/>
+              <w:bottom w:w="70" w:type="dxa"/>
               <w:end w:w="100" w:type="dxa"/>
             </w:tcMar>
             <w:vAlign w:val="center"/>
+            <w:shd w:fill="FFFFFF"/>
           </w:tcPr>
           <w:p>
             <w:pPr>
               <w:spacing w:after="0" w:line="252" w:lineRule="auto" w:before="0"/>
+              <w:jc w:val="left"/>
             </w:pPr>
             <w:r>
               <w:rPr>
-                <w:rFonts w:ascii="Noto Sans KR" w:hAnsi="Noto Sans KR" w:eastAsia="Noto Sans KR"/>
-                <w:sz w:val="17"/>
+                <w:rFonts w:ascii="Noto Sans KR" w:hAnsi="Noto Sans KR" w:eastAsia="Noto Sans KR" w:cs="Noto Sans KR"/>
+                <w:b w:val="0"/>
+                <w:color w:val="243547"/>
+                <w:sz w:val="18"/>
               </w:rPr>
               <w:t>Schema version/migration history</w:t>
             </w:r>
@@ -999,27 +998,31 @@
       <w:tr>
         <w:trPr>
           <w:cantSplit/>
+          <w:trHeight w:hRule="atLeast" w:val="351"/>
         </w:trPr>
         <w:tc>
           <w:tcPr>
-            <w:tcW w:type="dxa" w:w="3812"/>
+            <w:tcW w:type="dxa" w:w="5631"/>
             <w:tcMar>
-              <w:top w:w="90" w:type="dxa"/>
+              <w:top w:w="70" w:type="dxa"/>
               <w:start w:w="100" w:type="dxa"/>
-              <w:bottom w:w="90" w:type="dxa"/>
+              <w:bottom w:w="70" w:type="dxa"/>
               <w:end w:w="100" w:type="dxa"/>
             </w:tcMar>
             <w:vAlign w:val="center"/>
-            <w:shd w:fill="F5F8FB"/>
+            <w:shd w:fill="F7FAFC"/>
           </w:tcPr>
           <w:p>
             <w:pPr>
               <w:spacing w:after="0" w:line="252" w:lineRule="auto" w:before="0"/>
+              <w:jc w:val="left"/>
             </w:pPr>
             <w:r>
               <w:rPr>
-                <w:rFonts w:ascii="Noto Sans KR" w:hAnsi="Noto Sans KR" w:eastAsia="Noto Sans KR"/>
-                <w:sz w:val="17"/>
+                <w:rFonts w:ascii="Noto Sans KR" w:hAnsi="Noto Sans KR" w:eastAsia="Noto Sans KR" w:cs="Noto Sans KR"/>
+                <w:b w:val="0"/>
+                <w:color w:val="243547"/>
+                <w:sz w:val="18"/>
               </w:rPr>
               <w:t>Audit fields</w:t>
             </w:r>
@@ -1027,24 +1030,27 @@
         </w:tc>
         <w:tc>
           <w:tcPr>
-            <w:tcW w:type="dxa" w:w="11437"/>
+            <w:tcW w:type="dxa" w:w="10186"/>
             <w:tcMar>
-              <w:top w:w="90" w:type="dxa"/>
+              <w:top w:w="70" w:type="dxa"/>
               <w:start w:w="100" w:type="dxa"/>
-              <w:bottom w:w="90" w:type="dxa"/>
+              <w:bottom w:w="70" w:type="dxa"/>
               <w:end w:w="100" w:type="dxa"/>
             </w:tcMar>
             <w:vAlign w:val="center"/>
-            <w:shd w:fill="F5F8FB"/>
+            <w:shd w:fill="F7FAFC"/>
           </w:tcPr>
           <w:p>
             <w:pPr>
               <w:spacing w:after="0" w:line="252" w:lineRule="auto" w:before="0"/>
+              <w:jc w:val="left"/>
             </w:pPr>
             <w:r>
               <w:rPr>
-                <w:rFonts w:ascii="Noto Sans KR" w:hAnsi="Noto Sans KR" w:eastAsia="Noto Sans KR"/>
-                <w:sz w:val="17"/>
+                <w:rFonts w:ascii="Noto Sans KR" w:hAnsi="Noto Sans KR" w:eastAsia="Noto Sans KR" w:cs="Noto Sans KR"/>
+                <w:b w:val="0"/>
+                <w:color w:val="243547"/>
+                <w:sz w:val="18"/>
               </w:rPr>
               <w:t>생성/변경/실행 추적</w:t>
             </w:r>
@@ -1058,30 +1064,25 @@
         <w:keepNext/>
       </w:pPr>
       <w:r>
+        <w:rPr>
+          <w:rFonts w:ascii="Noto Sans KR" w:hAnsi="Noto Sans KR" w:eastAsia="Noto Sans KR" w:cs="Noto Sans KR"/>
+        </w:rPr>
         <w:t>3 Migration Lifecycle</w:t>
       </w:r>
     </w:p>
     <w:p>
       <w:pPr>
         <w:spacing w:before="80" w:after="200"/>
-        <w:ind w:left="173" w:right="58"/>
-        <w:shd w:fill="F3F7FB"/>
+        <w:ind w:left="170" w:right="113"/>
+        <w:shd w:fill="F3F7FA"/>
+        <w:pStyle w:val="CPFSectionLead"/>
         <w:pBdr>
-          <w:left w:val="single" w:sz="18" w:space="8" w:color="4F46E5"/>
+          <w:left w:val="single" w:sz="16" w:space="7" w:color="8AA4BE"/>
         </w:pBdr>
       </w:pPr>
       <w:r>
         <w:rPr>
-          <w:b/>
-          <w:color w:val="362D91"/>
-          <w:sz w:val="20"/>
-        </w:rPr>
-        <w:t xml:space="preserve">이 장을 보는 이유  </w:t>
-      </w:r>
-      <w:r>
-        <w:rPr>
-          <w:color w:val="26374C"/>
-          <w:sz w:val="20"/>
+          <w:rFonts w:ascii="Noto Sans KR" w:hAnsi="Noto Sans KR" w:eastAsia="Noto Sans KR" w:cs="Noto Sans KR"/>
         </w:rPr>
         <w:t>단일 SQL 수정이 아니라 Install→Upgrade→Rollback/Recovery→Runtime까지 닫습니다.</w:t>
       </w:r>
@@ -1091,6 +1092,9 @@
         <w:pStyle w:val="CPFLabel"/>
       </w:pPr>
       <w:r>
+        <w:rPr>
+          <w:rFonts w:ascii="Noto Sans KR" w:hAnsi="Noto Sans KR" w:eastAsia="Noto Sans KR" w:cs="Noto Sans KR"/>
+        </w:rPr>
         <w:t>Lifecycle</w:t>
       </w:r>
     </w:p>
@@ -1107,16 +1111,17 @@
       </w:tblGrid>
       <w:tr>
         <w:trPr>
+          <w:trHeight w:hRule="atLeast" w:val="397"/>
           <w:tblHeader w:val="true"/>
         </w:trPr>
         <w:tc>
           <w:tcPr>
-            <w:tcW w:type="dxa" w:w="7625"/>
-            <w:shd w:fill="223A57"/>
+            <w:tcW w:type="dxa" w:w="6809"/>
+            <w:shd w:fill="0D2B45"/>
             <w:tcMar>
-              <w:top w:w="90" w:type="dxa"/>
+              <w:top w:w="70" w:type="dxa"/>
               <w:start w:w="100" w:type="dxa"/>
-              <w:bottom w:w="90" w:type="dxa"/>
+              <w:bottom w:w="70" w:type="dxa"/>
               <w:end w:w="100" w:type="dxa"/>
             </w:tcMar>
             <w:vAlign w:val="center"/>
@@ -1124,13 +1129,14 @@
           <w:p>
             <w:pPr>
               <w:spacing w:before="0" w:after="0" w:line="252" w:lineRule="auto"/>
-              <w:jc w:val="left"/>
+              <w:jc w:val="center"/>
             </w:pPr>
             <w:r>
               <w:rPr>
+                <w:rFonts w:ascii="Noto Sans KR" w:hAnsi="Noto Sans KR" w:eastAsia="Noto Sans KR" w:cs="Noto Sans KR"/>
                 <w:b/>
                 <w:color w:val="FFFFFF"/>
-                <w:sz w:val="16"/>
+                <w:sz w:val="18"/>
               </w:rPr>
               <w:t>단계</w:t>
             </w:r>
@@ -1138,12 +1144,12 @@
         </w:tc>
         <w:tc>
           <w:tcPr>
-            <w:tcW w:type="dxa" w:w="7625"/>
-            <w:shd w:fill="223A57"/>
+            <w:tcW w:type="dxa" w:w="9008"/>
+            <w:shd w:fill="0D2B45"/>
             <w:tcMar>
-              <w:top w:w="90" w:type="dxa"/>
+              <w:top w:w="70" w:type="dxa"/>
               <w:start w:w="100" w:type="dxa"/>
-              <w:bottom w:w="90" w:type="dxa"/>
+              <w:bottom w:w="70" w:type="dxa"/>
               <w:end w:w="100" w:type="dxa"/>
             </w:tcMar>
             <w:vAlign w:val="center"/>
@@ -1151,13 +1157,14 @@
           <w:p>
             <w:pPr>
               <w:spacing w:before="0" w:after="0" w:line="252" w:lineRule="auto"/>
-              <w:jc w:val="left"/>
+              <w:jc w:val="center"/>
             </w:pPr>
             <w:r>
               <w:rPr>
+                <w:rFonts w:ascii="Noto Sans KR" w:hAnsi="Noto Sans KR" w:eastAsia="Noto Sans KR" w:cs="Noto Sans KR"/>
                 <w:b/>
                 <w:color w:val="FFFFFF"/>
-                <w:sz w:val="16"/>
+                <w:sz w:val="18"/>
               </w:rPr>
               <w:t>필수</w:t>
             </w:r>
@@ -1167,26 +1174,31 @@
       <w:tr>
         <w:trPr>
           <w:cantSplit/>
+          <w:trHeight w:hRule="atLeast" w:val="351"/>
         </w:trPr>
         <w:tc>
           <w:tcPr>
-            <w:tcW w:type="dxa" w:w="7625"/>
+            <w:tcW w:type="dxa" w:w="6809"/>
             <w:tcMar>
-              <w:top w:w="90" w:type="dxa"/>
+              <w:top w:w="70" w:type="dxa"/>
               <w:start w:w="100" w:type="dxa"/>
-              <w:bottom w:w="90" w:type="dxa"/>
+              <w:bottom w:w="70" w:type="dxa"/>
               <w:end w:w="100" w:type="dxa"/>
             </w:tcMar>
             <w:vAlign w:val="center"/>
+            <w:shd w:fill="FFFFFF"/>
           </w:tcPr>
           <w:p>
             <w:pPr>
               <w:spacing w:after="0" w:line="252" w:lineRule="auto" w:before="0"/>
+              <w:jc w:val="left"/>
             </w:pPr>
             <w:r>
               <w:rPr>
-                <w:rFonts w:ascii="Noto Sans KR" w:hAnsi="Noto Sans KR" w:eastAsia="Noto Sans KR"/>
-                <w:sz w:val="17"/>
+                <w:rFonts w:ascii="Noto Sans KR" w:hAnsi="Noto Sans KR" w:eastAsia="Noto Sans KR" w:cs="Noto Sans KR"/>
+                <w:b w:val="0"/>
+                <w:color w:val="243547"/>
+                <w:sz w:val="18"/>
               </w:rPr>
               <w:t>Canonical Source</w:t>
             </w:r>
@@ -1194,23 +1206,27 @@
         </w:tc>
         <w:tc>
           <w:tcPr>
-            <w:tcW w:type="dxa" w:w="7625"/>
+            <w:tcW w:type="dxa" w:w="9008"/>
             <w:tcMar>
-              <w:top w:w="90" w:type="dxa"/>
+              <w:top w:w="70" w:type="dxa"/>
               <w:start w:w="100" w:type="dxa"/>
-              <w:bottom w:w="90" w:type="dxa"/>
+              <w:bottom w:w="70" w:type="dxa"/>
               <w:end w:w="100" w:type="dxa"/>
             </w:tcMar>
             <w:vAlign w:val="center"/>
+            <w:shd w:fill="FFFFFF"/>
           </w:tcPr>
           <w:p>
             <w:pPr>
               <w:spacing w:after="0" w:line="252" w:lineRule="auto" w:before="0"/>
+              <w:jc w:val="left"/>
             </w:pPr>
             <w:r>
               <w:rPr>
-                <w:rFonts w:ascii="Noto Sans KR" w:hAnsi="Noto Sans KR" w:eastAsia="Noto Sans KR"/>
-                <w:sz w:val="17"/>
+                <w:rFonts w:ascii="Noto Sans KR" w:hAnsi="Noto Sans KR" w:eastAsia="Noto Sans KR" w:cs="Noto Sans KR"/>
+                <w:b w:val="0"/>
+                <w:color w:val="243547"/>
+                <w:sz w:val="18"/>
               </w:rPr>
               <w:t>단일 정의</w:t>
             </w:r>
@@ -1220,27 +1236,31 @@
       <w:tr>
         <w:trPr>
           <w:cantSplit/>
+          <w:trHeight w:hRule="atLeast" w:val="351"/>
         </w:trPr>
         <w:tc>
           <w:tcPr>
-            <w:tcW w:type="dxa" w:w="7625"/>
+            <w:tcW w:type="dxa" w:w="6809"/>
             <w:tcMar>
-              <w:top w:w="90" w:type="dxa"/>
+              <w:top w:w="70" w:type="dxa"/>
               <w:start w:w="100" w:type="dxa"/>
-              <w:bottom w:w="90" w:type="dxa"/>
+              <w:bottom w:w="70" w:type="dxa"/>
               <w:end w:w="100" w:type="dxa"/>
             </w:tcMar>
             <w:vAlign w:val="center"/>
-            <w:shd w:fill="F5F8FB"/>
+            <w:shd w:fill="F7FAFC"/>
           </w:tcPr>
           <w:p>
             <w:pPr>
               <w:spacing w:after="0" w:line="252" w:lineRule="auto" w:before="0"/>
+              <w:jc w:val="left"/>
             </w:pPr>
             <w:r>
               <w:rPr>
-                <w:rFonts w:ascii="Noto Sans KR" w:hAnsi="Noto Sans KR" w:eastAsia="Noto Sans KR"/>
-                <w:sz w:val="17"/>
+                <w:rFonts w:ascii="Noto Sans KR" w:hAnsi="Noto Sans KR" w:eastAsia="Noto Sans KR" w:cs="Noto Sans KR"/>
+                <w:b w:val="0"/>
+                <w:color w:val="243547"/>
+                <w:sz w:val="18"/>
               </w:rPr>
               <w:t>Fresh Init</w:t>
             </w:r>
@@ -1248,24 +1268,27 @@
         </w:tc>
         <w:tc>
           <w:tcPr>
-            <w:tcW w:type="dxa" w:w="7625"/>
+            <w:tcW w:type="dxa" w:w="9008"/>
             <w:tcMar>
-              <w:top w:w="90" w:type="dxa"/>
+              <w:top w:w="70" w:type="dxa"/>
               <w:start w:w="100" w:type="dxa"/>
-              <w:bottom w:w="90" w:type="dxa"/>
+              <w:bottom w:w="70" w:type="dxa"/>
               <w:end w:w="100" w:type="dxa"/>
             </w:tcMar>
             <w:vAlign w:val="center"/>
-            <w:shd w:fill="F5F8FB"/>
+            <w:shd w:fill="F7FAFC"/>
           </w:tcPr>
           <w:p>
             <w:pPr>
               <w:spacing w:after="0" w:line="252" w:lineRule="auto" w:before="0"/>
+              <w:jc w:val="left"/>
             </w:pPr>
             <w:r>
               <w:rPr>
-                <w:rFonts w:ascii="Noto Sans KR" w:hAnsi="Noto Sans KR" w:eastAsia="Noto Sans KR"/>
-                <w:sz w:val="17"/>
+                <w:rFonts w:ascii="Noto Sans KR" w:hAnsi="Noto Sans KR" w:eastAsia="Noto Sans KR" w:cs="Noto Sans KR"/>
+                <w:b w:val="0"/>
+                <w:color w:val="243547"/>
+                <w:sz w:val="18"/>
               </w:rPr>
               <w:t>빈 환경 준비</w:t>
             </w:r>
@@ -1275,26 +1298,31 @@
       <w:tr>
         <w:trPr>
           <w:cantSplit/>
+          <w:trHeight w:hRule="atLeast" w:val="351"/>
         </w:trPr>
         <w:tc>
           <w:tcPr>
-            <w:tcW w:type="dxa" w:w="7625"/>
+            <w:tcW w:type="dxa" w:w="6809"/>
             <w:tcMar>
-              <w:top w:w="90" w:type="dxa"/>
+              <w:top w:w="70" w:type="dxa"/>
               <w:start w:w="100" w:type="dxa"/>
-              <w:bottom w:w="90" w:type="dxa"/>
+              <w:bottom w:w="70" w:type="dxa"/>
               <w:end w:w="100" w:type="dxa"/>
             </w:tcMar>
             <w:vAlign w:val="center"/>
+            <w:shd w:fill="FFFFFF"/>
           </w:tcPr>
           <w:p>
             <w:pPr>
               <w:spacing w:after="0" w:line="252" w:lineRule="auto" w:before="0"/>
+              <w:jc w:val="left"/>
             </w:pPr>
             <w:r>
               <w:rPr>
-                <w:rFonts w:ascii="Noto Sans KR" w:hAnsi="Noto Sans KR" w:eastAsia="Noto Sans KR"/>
-                <w:sz w:val="17"/>
+                <w:rFonts w:ascii="Noto Sans KR" w:hAnsi="Noto Sans KR" w:eastAsia="Noto Sans KR" w:cs="Noto Sans KR"/>
+                <w:b w:val="0"/>
+                <w:color w:val="243547"/>
+                <w:sz w:val="18"/>
               </w:rPr>
               <w:t>Vendor Render</w:t>
             </w:r>
@@ -1302,23 +1330,27 @@
         </w:tc>
         <w:tc>
           <w:tcPr>
-            <w:tcW w:type="dxa" w:w="7625"/>
+            <w:tcW w:type="dxa" w:w="9008"/>
             <w:tcMar>
-              <w:top w:w="90" w:type="dxa"/>
+              <w:top w:w="70" w:type="dxa"/>
               <w:start w:w="100" w:type="dxa"/>
-              <w:bottom w:w="90" w:type="dxa"/>
+              <w:bottom w:w="70" w:type="dxa"/>
               <w:end w:w="100" w:type="dxa"/>
             </w:tcMar>
             <w:vAlign w:val="center"/>
+            <w:shd w:fill="FFFFFF"/>
           </w:tcPr>
           <w:p>
             <w:pPr>
               <w:spacing w:after="0" w:line="252" w:lineRule="auto" w:before="0"/>
+              <w:jc w:val="left"/>
             </w:pPr>
             <w:r>
               <w:rPr>
-                <w:rFonts w:ascii="Noto Sans KR" w:hAnsi="Noto Sans KR" w:eastAsia="Noto Sans KR"/>
-                <w:sz w:val="17"/>
+                <w:rFonts w:ascii="Noto Sans KR" w:hAnsi="Noto Sans KR" w:eastAsia="Noto Sans KR" w:cs="Noto Sans KR"/>
+                <w:b w:val="0"/>
+                <w:color w:val="243547"/>
+                <w:sz w:val="18"/>
               </w:rPr>
               <w:t>Oracle/PostgreSQL/MariaDB</w:t>
             </w:r>
@@ -1328,27 +1360,31 @@
       <w:tr>
         <w:trPr>
           <w:cantSplit/>
+          <w:trHeight w:hRule="atLeast" w:val="351"/>
         </w:trPr>
         <w:tc>
           <w:tcPr>
-            <w:tcW w:type="dxa" w:w="7625"/>
+            <w:tcW w:type="dxa" w:w="6809"/>
             <w:tcMar>
-              <w:top w:w="90" w:type="dxa"/>
+              <w:top w:w="70" w:type="dxa"/>
               <w:start w:w="100" w:type="dxa"/>
-              <w:bottom w:w="90" w:type="dxa"/>
+              <w:bottom w:w="70" w:type="dxa"/>
               <w:end w:w="100" w:type="dxa"/>
             </w:tcMar>
             <w:vAlign w:val="center"/>
-            <w:shd w:fill="F5F8FB"/>
+            <w:shd w:fill="F7FAFC"/>
           </w:tcPr>
           <w:p>
             <w:pPr>
               <w:spacing w:after="0" w:line="252" w:lineRule="auto" w:before="0"/>
+              <w:jc w:val="left"/>
             </w:pPr>
             <w:r>
               <w:rPr>
-                <w:rFonts w:ascii="Noto Sans KR" w:hAnsi="Noto Sans KR" w:eastAsia="Noto Sans KR"/>
-                <w:sz w:val="17"/>
+                <w:rFonts w:ascii="Noto Sans KR" w:hAnsi="Noto Sans KR" w:eastAsia="Noto Sans KR" w:cs="Noto Sans KR"/>
+                <w:b w:val="0"/>
+                <w:color w:val="243547"/>
+                <w:sz w:val="18"/>
               </w:rPr>
               <w:t>Migration</w:t>
             </w:r>
@@ -1356,24 +1392,27 @@
         </w:tc>
         <w:tc>
           <w:tcPr>
-            <w:tcW w:type="dxa" w:w="7625"/>
+            <w:tcW w:type="dxa" w:w="9008"/>
             <w:tcMar>
-              <w:top w:w="90" w:type="dxa"/>
+              <w:top w:w="70" w:type="dxa"/>
               <w:start w:w="100" w:type="dxa"/>
-              <w:bottom w:w="90" w:type="dxa"/>
+              <w:bottom w:w="70" w:type="dxa"/>
               <w:end w:w="100" w:type="dxa"/>
             </w:tcMar>
             <w:vAlign w:val="center"/>
-            <w:shd w:fill="F5F8FB"/>
+            <w:shd w:fill="F7FAFC"/>
           </w:tcPr>
           <w:p>
             <w:pPr>
               <w:spacing w:after="0" w:line="252" w:lineRule="auto" w:before="0"/>
+              <w:jc w:val="left"/>
             </w:pPr>
             <w:r>
               <w:rPr>
-                <w:rFonts w:ascii="Noto Sans KR" w:hAnsi="Noto Sans KR" w:eastAsia="Noto Sans KR"/>
-                <w:sz w:val="17"/>
+                <w:rFonts w:ascii="Noto Sans KR" w:hAnsi="Noto Sans KR" w:eastAsia="Noto Sans KR" w:cs="Noto Sans KR"/>
+                <w:b w:val="0"/>
+                <w:color w:val="243547"/>
+                <w:sz w:val="18"/>
               </w:rPr>
               <w:t>버전 전이</w:t>
             </w:r>
@@ -1383,26 +1422,31 @@
       <w:tr>
         <w:trPr>
           <w:cantSplit/>
+          <w:trHeight w:hRule="atLeast" w:val="351"/>
         </w:trPr>
         <w:tc>
           <w:tcPr>
-            <w:tcW w:type="dxa" w:w="7625"/>
+            <w:tcW w:type="dxa" w:w="6809"/>
             <w:tcMar>
-              <w:top w:w="90" w:type="dxa"/>
+              <w:top w:w="70" w:type="dxa"/>
               <w:start w:w="100" w:type="dxa"/>
-              <w:bottom w:w="90" w:type="dxa"/>
+              <w:bottom w:w="70" w:type="dxa"/>
               <w:end w:w="100" w:type="dxa"/>
             </w:tcMar>
             <w:vAlign w:val="center"/>
+            <w:shd w:fill="FFFFFF"/>
           </w:tcPr>
           <w:p>
             <w:pPr>
               <w:spacing w:after="0" w:line="252" w:lineRule="auto" w:before="0"/>
+              <w:jc w:val="left"/>
             </w:pPr>
             <w:r>
               <w:rPr>
-                <w:rFonts w:ascii="Noto Sans KR" w:hAnsi="Noto Sans KR" w:eastAsia="Noto Sans KR"/>
-                <w:sz w:val="17"/>
+                <w:rFonts w:ascii="Noto Sans KR" w:hAnsi="Noto Sans KR" w:eastAsia="Noto Sans KR" w:cs="Noto Sans KR"/>
+                <w:b w:val="0"/>
+                <w:color w:val="243547"/>
+                <w:sz w:val="18"/>
               </w:rPr>
               <w:t>Seed</w:t>
             </w:r>
@@ -1410,23 +1454,27 @@
         </w:tc>
         <w:tc>
           <w:tcPr>
-            <w:tcW w:type="dxa" w:w="7625"/>
+            <w:tcW w:type="dxa" w:w="9008"/>
             <w:tcMar>
-              <w:top w:w="90" w:type="dxa"/>
+              <w:top w:w="70" w:type="dxa"/>
               <w:start w:w="100" w:type="dxa"/>
-              <w:bottom w:w="90" w:type="dxa"/>
+              <w:bottom w:w="70" w:type="dxa"/>
               <w:end w:w="100" w:type="dxa"/>
             </w:tcMar>
             <w:vAlign w:val="center"/>
+            <w:shd w:fill="FFFFFF"/>
           </w:tcPr>
           <w:p>
             <w:pPr>
               <w:spacing w:after="0" w:line="252" w:lineRule="auto" w:before="0"/>
+              <w:jc w:val="left"/>
             </w:pPr>
             <w:r>
               <w:rPr>
-                <w:rFonts w:ascii="Noto Sans KR" w:hAnsi="Noto Sans KR" w:eastAsia="Noto Sans KR"/>
-                <w:sz w:val="17"/>
+                <w:rFonts w:ascii="Noto Sans KR" w:hAnsi="Noto Sans KR" w:eastAsia="Noto Sans KR" w:cs="Noto Sans KR"/>
+                <w:b w:val="0"/>
+                <w:color w:val="243547"/>
+                <w:sz w:val="18"/>
               </w:rPr>
               <w:t>초기 데이터</w:t>
             </w:r>
@@ -1436,27 +1484,31 @@
       <w:tr>
         <w:trPr>
           <w:cantSplit/>
+          <w:trHeight w:hRule="atLeast" w:val="351"/>
         </w:trPr>
         <w:tc>
           <w:tcPr>
-            <w:tcW w:type="dxa" w:w="7625"/>
+            <w:tcW w:type="dxa" w:w="6809"/>
             <w:tcMar>
-              <w:top w:w="90" w:type="dxa"/>
+              <w:top w:w="70" w:type="dxa"/>
               <w:start w:w="100" w:type="dxa"/>
-              <w:bottom w:w="90" w:type="dxa"/>
+              <w:bottom w:w="70" w:type="dxa"/>
               <w:end w:w="100" w:type="dxa"/>
             </w:tcMar>
             <w:vAlign w:val="center"/>
-            <w:shd w:fill="F5F8FB"/>
+            <w:shd w:fill="F7FAFC"/>
           </w:tcPr>
           <w:p>
             <w:pPr>
               <w:spacing w:after="0" w:line="252" w:lineRule="auto" w:before="0"/>
+              <w:jc w:val="left"/>
             </w:pPr>
             <w:r>
               <w:rPr>
-                <w:rFonts w:ascii="Noto Sans KR" w:hAnsi="Noto Sans KR" w:eastAsia="Noto Sans KR"/>
-                <w:sz w:val="17"/>
+                <w:rFonts w:ascii="Noto Sans KR" w:hAnsi="Noto Sans KR" w:eastAsia="Noto Sans KR" w:cs="Noto Sans KR"/>
+                <w:b w:val="0"/>
+                <w:color w:val="243547"/>
+                <w:sz w:val="18"/>
               </w:rPr>
               <w:t>Runtime Query</w:t>
             </w:r>
@@ -1464,24 +1516,27 @@
         </w:tc>
         <w:tc>
           <w:tcPr>
-            <w:tcW w:type="dxa" w:w="7625"/>
+            <w:tcW w:type="dxa" w:w="9008"/>
             <w:tcMar>
-              <w:top w:w="90" w:type="dxa"/>
+              <w:top w:w="70" w:type="dxa"/>
               <w:start w:w="100" w:type="dxa"/>
-              <w:bottom w:w="90" w:type="dxa"/>
+              <w:bottom w:w="70" w:type="dxa"/>
               <w:end w:w="100" w:type="dxa"/>
             </w:tcMar>
             <w:vAlign w:val="center"/>
-            <w:shd w:fill="F5F8FB"/>
+            <w:shd w:fill="F7FAFC"/>
           </w:tcPr>
           <w:p>
             <w:pPr>
               <w:spacing w:after="0" w:line="252" w:lineRule="auto" w:before="0"/>
+              <w:jc w:val="left"/>
             </w:pPr>
             <w:r>
               <w:rPr>
-                <w:rFonts w:ascii="Noto Sans KR" w:hAnsi="Noto Sans KR" w:eastAsia="Noto Sans KR"/>
-                <w:sz w:val="17"/>
+                <w:rFonts w:ascii="Noto Sans KR" w:hAnsi="Noto Sans KR" w:eastAsia="Noto Sans KR" w:cs="Noto Sans KR"/>
+                <w:b w:val="0"/>
+                <w:color w:val="243547"/>
+                <w:sz w:val="18"/>
               </w:rPr>
               <w:t>Repository/Mapper 실제 실행</w:t>
             </w:r>
@@ -1491,26 +1546,31 @@
       <w:tr>
         <w:trPr>
           <w:cantSplit/>
+          <w:trHeight w:hRule="atLeast" w:val="351"/>
         </w:trPr>
         <w:tc>
           <w:tcPr>
-            <w:tcW w:type="dxa" w:w="7625"/>
+            <w:tcW w:type="dxa" w:w="6809"/>
             <w:tcMar>
-              <w:top w:w="90" w:type="dxa"/>
+              <w:top w:w="70" w:type="dxa"/>
               <w:start w:w="100" w:type="dxa"/>
-              <w:bottom w:w="90" w:type="dxa"/>
+              <w:bottom w:w="70" w:type="dxa"/>
               <w:end w:w="100" w:type="dxa"/>
             </w:tcMar>
             <w:vAlign w:val="center"/>
+            <w:shd w:fill="FFFFFF"/>
           </w:tcPr>
           <w:p>
             <w:pPr>
               <w:spacing w:after="0" w:line="252" w:lineRule="auto" w:before="0"/>
+              <w:jc w:val="left"/>
             </w:pPr>
             <w:r>
               <w:rPr>
-                <w:rFonts w:ascii="Noto Sans KR" w:hAnsi="Noto Sans KR" w:eastAsia="Noto Sans KR"/>
-                <w:sz w:val="17"/>
+                <w:rFonts w:ascii="Noto Sans KR" w:hAnsi="Noto Sans KR" w:eastAsia="Noto Sans KR" w:cs="Noto Sans KR"/>
+                <w:b w:val="0"/>
+                <w:color w:val="243547"/>
+                <w:sz w:val="18"/>
               </w:rPr>
               <w:t>Rollback/Recovery</w:t>
             </w:r>
@@ -1518,23 +1578,27 @@
         </w:tc>
         <w:tc>
           <w:tcPr>
-            <w:tcW w:type="dxa" w:w="7625"/>
+            <w:tcW w:type="dxa" w:w="9008"/>
             <w:tcMar>
-              <w:top w:w="90" w:type="dxa"/>
+              <w:top w:w="70" w:type="dxa"/>
               <w:start w:w="100" w:type="dxa"/>
-              <w:bottom w:w="90" w:type="dxa"/>
+              <w:bottom w:w="70" w:type="dxa"/>
               <w:end w:w="100" w:type="dxa"/>
             </w:tcMar>
             <w:vAlign w:val="center"/>
+            <w:shd w:fill="FFFFFF"/>
           </w:tcPr>
           <w:p>
             <w:pPr>
               <w:spacing w:after="0" w:line="252" w:lineRule="auto" w:before="0"/>
+              <w:jc w:val="left"/>
             </w:pPr>
             <w:r>
               <w:rPr>
-                <w:rFonts w:ascii="Noto Sans KR" w:hAnsi="Noto Sans KR" w:eastAsia="Noto Sans KR"/>
-                <w:sz w:val="17"/>
+                <w:rFonts w:ascii="Noto Sans KR" w:hAnsi="Noto Sans KR" w:eastAsia="Noto Sans KR" w:cs="Noto Sans KR"/>
+                <w:b w:val="0"/>
+                <w:color w:val="243547"/>
+                <w:sz w:val="18"/>
               </w:rPr>
               <w:t>명시적 복구</w:t>
             </w:r>
@@ -1544,27 +1608,31 @@
       <w:tr>
         <w:trPr>
           <w:cantSplit/>
+          <w:trHeight w:hRule="atLeast" w:val="351"/>
         </w:trPr>
         <w:tc>
           <w:tcPr>
-            <w:tcW w:type="dxa" w:w="7625"/>
+            <w:tcW w:type="dxa" w:w="6809"/>
             <w:tcMar>
-              <w:top w:w="90" w:type="dxa"/>
+              <w:top w:w="70" w:type="dxa"/>
               <w:start w:w="100" w:type="dxa"/>
-              <w:bottom w:w="90" w:type="dxa"/>
+              <w:bottom w:w="70" w:type="dxa"/>
               <w:end w:w="100" w:type="dxa"/>
             </w:tcMar>
             <w:vAlign w:val="center"/>
-            <w:shd w:fill="F5F8FB"/>
+            <w:shd w:fill="F7FAFC"/>
           </w:tcPr>
           <w:p>
             <w:pPr>
               <w:spacing w:after="0" w:line="252" w:lineRule="auto" w:before="0"/>
+              <w:jc w:val="left"/>
             </w:pPr>
             <w:r>
               <w:rPr>
-                <w:rFonts w:ascii="Noto Sans KR" w:hAnsi="Noto Sans KR" w:eastAsia="Noto Sans KR"/>
-                <w:sz w:val="17"/>
+                <w:rFonts w:ascii="Noto Sans KR" w:hAnsi="Noto Sans KR" w:eastAsia="Noto Sans KR" w:cs="Noto Sans KR"/>
+                <w:b w:val="0"/>
+                <w:color w:val="243547"/>
+                <w:sz w:val="18"/>
               </w:rPr>
               <w:t>Generator/Test</w:t>
             </w:r>
@@ -1572,24 +1640,27 @@
         </w:tc>
         <w:tc>
           <w:tcPr>
-            <w:tcW w:type="dxa" w:w="7625"/>
+            <w:tcW w:type="dxa" w:w="9008"/>
             <w:tcMar>
-              <w:top w:w="90" w:type="dxa"/>
+              <w:top w:w="70" w:type="dxa"/>
               <w:start w:w="100" w:type="dxa"/>
-              <w:bottom w:w="90" w:type="dxa"/>
+              <w:bottom w:w="70" w:type="dxa"/>
               <w:end w:w="100" w:type="dxa"/>
             </w:tcMar>
             <w:vAlign w:val="center"/>
-            <w:shd w:fill="F5F8FB"/>
+            <w:shd w:fill="F7FAFC"/>
           </w:tcPr>
           <w:p>
             <w:pPr>
               <w:spacing w:after="0" w:line="252" w:lineRule="auto" w:before="0"/>
+              <w:jc w:val="left"/>
             </w:pPr>
             <w:r>
               <w:rPr>
-                <w:rFonts w:ascii="Noto Sans KR" w:hAnsi="Noto Sans KR" w:eastAsia="Noto Sans KR"/>
-                <w:sz w:val="17"/>
+                <w:rFonts w:ascii="Noto Sans KR" w:hAnsi="Noto Sans KR" w:eastAsia="Noto Sans KR" w:cs="Noto Sans KR"/>
+                <w:b w:val="0"/>
+                <w:color w:val="243547"/>
+                <w:sz w:val="18"/>
               </w:rPr>
               <w:t>생성 Domain/DB3 parity</w:t>
             </w:r>
@@ -1602,88 +1673,60 @@
         <w:pStyle w:val="CPFLabel"/>
       </w:pPr>
       <w:r>
+        <w:rPr>
+          <w:rFonts w:ascii="Noto Sans KR" w:hAnsi="Noto Sans KR" w:eastAsia="Noto Sans KR" w:cs="Noto Sans KR"/>
+        </w:rPr>
         <w:t>먼저 dry-run과 plan hash 검토</w:t>
       </w:r>
     </w:p>
-    <w:tbl>
-      <w:tblPr>
-        <w:tblW w:type="auto" w:w="0"/>
-        <w:jc w:val="center"/>
-        <w:tblLayout w:type="fixed"/>
-        <w:tblLook w:firstColumn="1" w:firstRow="1" w:lastColumn="0" w:lastRow="0" w:noHBand="0" w:noVBand="1" w:val="04A0"/>
-      </w:tblPr>
-      <w:tblGrid>
-        <w:gridCol w:w="15250"/>
-      </w:tblGrid>
-      <w:tr>
-        <w:trPr>
-          <w:tblHeader w:val="true"/>
-        </w:trPr>
-        <w:tc>
-          <w:tcPr>
-            <w:tcW w:type="dxa" w:w="15250"/>
-            <w:shd w:fill="223A57"/>
-            <w:tcMar>
-              <w:top w:w="90" w:type="dxa"/>
-              <w:start w:w="100" w:type="dxa"/>
-              <w:bottom w:w="90" w:type="dxa"/>
-              <w:end w:w="100" w:type="dxa"/>
-            </w:tcMar>
-            <w:vAlign w:val="center"/>
-          </w:tcPr>
-          <w:p>
-            <w:pPr>
-              <w:pStyle w:val="CPFCode"/>
-              <w:spacing w:before="0" w:after="0" w:line="252" w:lineRule="auto"/>
-              <w:ind w:left="0"/>
-              <w:jc w:val="left"/>
-            </w:pPr>
-            <w:r>
-              <w:rPr>
-                <w:b/>
-                <w:color w:val="FFFFFF"/>
-                <w:sz w:val="16"/>
-              </w:rPr>
-              <w:t>pwsh -NoProfile -File cpf-tools/db/tools/invoke-platform-database-migration.ps1 `</w:t>
-              <w:br/>
-              <w:t xml:space="preserve">  -ProfilePath &lt;profile.json&gt; -Direction upgrade -MigrationVersion &lt;version&gt; `</w:t>
-              <w:br/>
-              <w:t xml:space="preserve">  -Modules &lt;module&gt; -ResultPath &lt;result.json&gt; -DryRun</w:t>
-            </w:r>
-          </w:p>
-        </w:tc>
-      </w:tr>
-    </w:tbl>
+    <w:p>
+      <w:pPr>
+        <w:pStyle w:val="CPFCode"/>
+        <w:shd w:fill="17324D"/>
+        <w:pBdr>
+          <w:left w:val="single" w:sz="18" w:space="8" w:color="4F8DF7"/>
+        </w:pBdr>
+        <w:spacing w:before="100" w:after="140"/>
+        <w:ind w:left="170" w:right="113"/>
+      </w:pPr>
+      <w:r>
+        <w:rPr>
+          <w:rFonts w:ascii="Consolas" w:hAnsi="Consolas" w:eastAsia="Consolas" w:cs="Consolas"/>
+          <w:color w:val="F4F8FC"/>
+          <w:sz w:val="18"/>
+        </w:rPr>
+        <w:t>pwsh -NoProfile -File cpf-tools/db/tools/invoke-platform-database-migration.ps1 `</w:t>
+        <w:br/>
+        <w:t xml:space="preserve">  -ProfilePath &lt;profile.json&gt; -Direction upgrade -MigrationVersion &lt;version&gt; `</w:t>
+        <w:br/>
+        <w:t xml:space="preserve">  -Modules &lt;module&gt; -ResultPath &lt;result.json&gt; -DryRun</w:t>
+      </w:r>
+    </w:p>
     <w:p>
       <w:pPr>
         <w:pStyle w:val="Heading1"/>
         <w:keepNext/>
       </w:pPr>
       <w:r>
+        <w:rPr>
+          <w:rFonts w:ascii="Noto Sans KR" w:hAnsi="Noto Sans KR" w:eastAsia="Noto Sans KR" w:cs="Noto Sans KR"/>
+        </w:rPr>
         <w:t>4 Transaction · Lock · Paging</w:t>
       </w:r>
     </w:p>
     <w:p>
       <w:pPr>
         <w:spacing w:before="80" w:after="200"/>
-        <w:ind w:left="173" w:right="58"/>
-        <w:shd w:fill="F3F7FB"/>
+        <w:ind w:left="170" w:right="113"/>
+        <w:shd w:fill="F3F7FA"/>
+        <w:pStyle w:val="CPFSectionLead"/>
         <w:pBdr>
-          <w:left w:val="single" w:sz="18" w:space="8" w:color="4F46E5"/>
+          <w:left w:val="single" w:sz="16" w:space="7" w:color="8AA4BE"/>
         </w:pBdr>
       </w:pPr>
       <w:r>
         <w:rPr>
-          <w:b/>
-          <w:color w:val="362D91"/>
-          <w:sz w:val="20"/>
-        </w:rPr>
-        <w:t xml:space="preserve">이 장을 보는 이유  </w:t>
-      </w:r>
-      <w:r>
-        <w:rPr>
-          <w:color w:val="26374C"/>
-          <w:sz w:val="20"/>
+          <w:rFonts w:ascii="Noto Sans KR" w:hAnsi="Noto Sans KR" w:eastAsia="Noto Sans KR" w:cs="Noto Sans KR"/>
         </w:rPr>
         <w:t>Vendor 차이가 실제 동작으로 드러나는 지점을 테스트합니다.</w:t>
       </w:r>
@@ -1693,6 +1736,9 @@
         <w:pStyle w:val="CPFLabel"/>
       </w:pPr>
       <w:r>
+        <w:rPr>
+          <w:rFonts w:ascii="Noto Sans KR" w:hAnsi="Noto Sans KR" w:eastAsia="Noto Sans KR" w:cs="Noto Sans KR"/>
+        </w:rPr>
         <w:t>DB3 차이 확인</w:t>
       </w:r>
     </w:p>
@@ -1709,16 +1755,17 @@
       </w:tblGrid>
       <w:tr>
         <w:trPr>
+          <w:trHeight w:hRule="atLeast" w:val="397"/>
           <w:tblHeader w:val="true"/>
         </w:trPr>
         <w:tc>
           <w:tcPr>
-            <w:tcW w:type="dxa" w:w="3812"/>
-            <w:shd w:fill="223A57"/>
+            <w:tcW w:type="dxa" w:w="6203"/>
+            <w:shd w:fill="0D2B45"/>
             <w:tcMar>
-              <w:top w:w="90" w:type="dxa"/>
+              <w:top w:w="70" w:type="dxa"/>
               <w:start w:w="100" w:type="dxa"/>
-              <w:bottom w:w="90" w:type="dxa"/>
+              <w:bottom w:w="70" w:type="dxa"/>
               <w:end w:w="100" w:type="dxa"/>
             </w:tcMar>
             <w:vAlign w:val="center"/>
@@ -1726,13 +1773,14 @@
           <w:p>
             <w:pPr>
               <w:spacing w:before="0" w:after="0" w:line="252" w:lineRule="auto"/>
-              <w:jc w:val="left"/>
+              <w:jc w:val="center"/>
             </w:pPr>
             <w:r>
               <w:rPr>
+                <w:rFonts w:ascii="Noto Sans KR" w:hAnsi="Noto Sans KR" w:eastAsia="Noto Sans KR" w:cs="Noto Sans KR"/>
                 <w:b/>
                 <w:color w:val="FFFFFF"/>
-                <w:sz w:val="16"/>
+                <w:sz w:val="18"/>
               </w:rPr>
               <w:t>항목</w:t>
             </w:r>
@@ -1740,12 +1788,12 @@
         </w:tc>
         <w:tc>
           <w:tcPr>
-            <w:tcW w:type="dxa" w:w="11437"/>
-            <w:shd w:fill="223A57"/>
+            <w:tcW w:type="dxa" w:w="9614"/>
+            <w:shd w:fill="0D2B45"/>
             <w:tcMar>
-              <w:top w:w="90" w:type="dxa"/>
+              <w:top w:w="70" w:type="dxa"/>
               <w:start w:w="100" w:type="dxa"/>
-              <w:bottom w:w="90" w:type="dxa"/>
+              <w:bottom w:w="70" w:type="dxa"/>
               <w:end w:w="100" w:type="dxa"/>
             </w:tcMar>
             <w:vAlign w:val="center"/>
@@ -1753,13 +1801,14 @@
           <w:p>
             <w:pPr>
               <w:spacing w:before="0" w:after="0" w:line="252" w:lineRule="auto"/>
-              <w:jc w:val="left"/>
+              <w:jc w:val="center"/>
             </w:pPr>
             <w:r>
               <w:rPr>
+                <w:rFonts w:ascii="Noto Sans KR" w:hAnsi="Noto Sans KR" w:eastAsia="Noto Sans KR" w:cs="Noto Sans KR"/>
                 <w:b/>
                 <w:color w:val="FFFFFF"/>
-                <w:sz w:val="16"/>
+                <w:sz w:val="18"/>
               </w:rPr>
               <w:t>검증</w:t>
             </w:r>
@@ -1769,26 +1818,31 @@
       <w:tr>
         <w:trPr>
           <w:cantSplit/>
+          <w:trHeight w:hRule="atLeast" w:val="351"/>
         </w:trPr>
         <w:tc>
           <w:tcPr>
-            <w:tcW w:type="dxa" w:w="3812"/>
+            <w:tcW w:type="dxa" w:w="6203"/>
             <w:tcMar>
-              <w:top w:w="90" w:type="dxa"/>
+              <w:top w:w="70" w:type="dxa"/>
               <w:start w:w="100" w:type="dxa"/>
-              <w:bottom w:w="90" w:type="dxa"/>
+              <w:bottom w:w="70" w:type="dxa"/>
               <w:end w:w="100" w:type="dxa"/>
             </w:tcMar>
             <w:vAlign w:val="center"/>
+            <w:shd w:fill="FFFFFF"/>
           </w:tcPr>
           <w:p>
             <w:pPr>
               <w:spacing w:after="0" w:line="252" w:lineRule="auto" w:before="0"/>
+              <w:jc w:val="left"/>
             </w:pPr>
             <w:r>
               <w:rPr>
-                <w:rFonts w:ascii="Noto Sans KR" w:hAnsi="Noto Sans KR" w:eastAsia="Noto Sans KR"/>
-                <w:sz w:val="17"/>
+                <w:rFonts w:ascii="Noto Sans KR" w:hAnsi="Noto Sans KR" w:eastAsia="Noto Sans KR" w:cs="Noto Sans KR"/>
+                <w:b w:val="0"/>
+                <w:color w:val="243547"/>
+                <w:sz w:val="18"/>
               </w:rPr>
               <w:t>datatype</w:t>
             </w:r>
@@ -1796,23 +1850,27 @@
         </w:tc>
         <w:tc>
           <w:tcPr>
-            <w:tcW w:type="dxa" w:w="11437"/>
+            <w:tcW w:type="dxa" w:w="9614"/>
             <w:tcMar>
-              <w:top w:w="90" w:type="dxa"/>
+              <w:top w:w="70" w:type="dxa"/>
               <w:start w:w="100" w:type="dxa"/>
-              <w:bottom w:w="90" w:type="dxa"/>
+              <w:bottom w:w="70" w:type="dxa"/>
               <w:end w:w="100" w:type="dxa"/>
             </w:tcMar>
             <w:vAlign w:val="center"/>
+            <w:shd w:fill="FFFFFF"/>
           </w:tcPr>
           <w:p>
             <w:pPr>
               <w:spacing w:after="0" w:line="252" w:lineRule="auto" w:before="0"/>
+              <w:jc w:val="left"/>
             </w:pPr>
             <w:r>
               <w:rPr>
-                <w:rFonts w:ascii="Noto Sans KR" w:hAnsi="Noto Sans KR" w:eastAsia="Noto Sans KR"/>
-                <w:sz w:val="17"/>
+                <w:rFonts w:ascii="Noto Sans KR" w:hAnsi="Noto Sans KR" w:eastAsia="Noto Sans KR" w:cs="Noto Sans KR"/>
+                <w:b w:val="0"/>
+                <w:color w:val="243547"/>
+                <w:sz w:val="18"/>
               </w:rPr>
               <w:t>정밀도/문자열/시간</w:t>
             </w:r>
@@ -1822,27 +1880,31 @@
       <w:tr>
         <w:trPr>
           <w:cantSplit/>
+          <w:trHeight w:hRule="atLeast" w:val="351"/>
         </w:trPr>
         <w:tc>
           <w:tcPr>
-            <w:tcW w:type="dxa" w:w="3812"/>
+            <w:tcW w:type="dxa" w:w="6203"/>
             <w:tcMar>
-              <w:top w:w="90" w:type="dxa"/>
+              <w:top w:w="70" w:type="dxa"/>
               <w:start w:w="100" w:type="dxa"/>
-              <w:bottom w:w="90" w:type="dxa"/>
+              <w:bottom w:w="70" w:type="dxa"/>
               <w:end w:w="100" w:type="dxa"/>
             </w:tcMar>
             <w:vAlign w:val="center"/>
-            <w:shd w:fill="F5F8FB"/>
+            <w:shd w:fill="F7FAFC"/>
           </w:tcPr>
           <w:p>
             <w:pPr>
               <w:spacing w:after="0" w:line="252" w:lineRule="auto" w:before="0"/>
+              <w:jc w:val="left"/>
             </w:pPr>
             <w:r>
               <w:rPr>
-                <w:rFonts w:ascii="Noto Sans KR" w:hAnsi="Noto Sans KR" w:eastAsia="Noto Sans KR"/>
-                <w:sz w:val="17"/>
+                <w:rFonts w:ascii="Noto Sans KR" w:hAnsi="Noto Sans KR" w:eastAsia="Noto Sans KR" w:cs="Noto Sans KR"/>
+                <w:b w:val="0"/>
+                <w:color w:val="243547"/>
+                <w:sz w:val="18"/>
               </w:rPr>
               <w:t>identity/sequence</w:t>
             </w:r>
@@ -1850,24 +1912,27 @@
         </w:tc>
         <w:tc>
           <w:tcPr>
-            <w:tcW w:type="dxa" w:w="11437"/>
+            <w:tcW w:type="dxa" w:w="9614"/>
             <w:tcMar>
-              <w:top w:w="90" w:type="dxa"/>
+              <w:top w:w="70" w:type="dxa"/>
               <w:start w:w="100" w:type="dxa"/>
-              <w:bottom w:w="90" w:type="dxa"/>
+              <w:bottom w:w="70" w:type="dxa"/>
               <w:end w:w="100" w:type="dxa"/>
             </w:tcMar>
             <w:vAlign w:val="center"/>
-            <w:shd w:fill="F5F8FB"/>
+            <w:shd w:fill="F7FAFC"/>
           </w:tcPr>
           <w:p>
             <w:pPr>
               <w:spacing w:after="0" w:line="252" w:lineRule="auto" w:before="0"/>
+              <w:jc w:val="left"/>
             </w:pPr>
             <w:r>
               <w:rPr>
-                <w:rFonts w:ascii="Noto Sans KR" w:hAnsi="Noto Sans KR" w:eastAsia="Noto Sans KR"/>
-                <w:sz w:val="17"/>
+                <w:rFonts w:ascii="Noto Sans KR" w:hAnsi="Noto Sans KR" w:eastAsia="Noto Sans KR" w:cs="Noto Sans KR"/>
+                <w:b w:val="0"/>
+                <w:color w:val="243547"/>
+                <w:sz w:val="18"/>
               </w:rPr>
               <w:t>키 생성</w:t>
             </w:r>
@@ -1877,26 +1942,31 @@
       <w:tr>
         <w:trPr>
           <w:cantSplit/>
+          <w:trHeight w:hRule="atLeast" w:val="351"/>
         </w:trPr>
         <w:tc>
           <w:tcPr>
-            <w:tcW w:type="dxa" w:w="3812"/>
+            <w:tcW w:type="dxa" w:w="6203"/>
             <w:tcMar>
-              <w:top w:w="90" w:type="dxa"/>
+              <w:top w:w="70" w:type="dxa"/>
               <w:start w:w="100" w:type="dxa"/>
-              <w:bottom w:w="90" w:type="dxa"/>
+              <w:bottom w:w="70" w:type="dxa"/>
               <w:end w:w="100" w:type="dxa"/>
             </w:tcMar>
             <w:vAlign w:val="center"/>
+            <w:shd w:fill="FFFFFF"/>
           </w:tcPr>
           <w:p>
             <w:pPr>
               <w:spacing w:after="0" w:line="252" w:lineRule="auto" w:before="0"/>
+              <w:jc w:val="left"/>
             </w:pPr>
             <w:r>
               <w:rPr>
-                <w:rFonts w:ascii="Noto Sans KR" w:hAnsi="Noto Sans KR" w:eastAsia="Noto Sans KR"/>
-                <w:sz w:val="17"/>
+                <w:rFonts w:ascii="Noto Sans KR" w:hAnsi="Noto Sans KR" w:eastAsia="Noto Sans KR" w:cs="Noto Sans KR"/>
+                <w:b w:val="0"/>
+                <w:color w:val="243547"/>
+                <w:sz w:val="18"/>
               </w:rPr>
               <w:t>locking</w:t>
             </w:r>
@@ -1904,23 +1974,27 @@
         </w:tc>
         <w:tc>
           <w:tcPr>
-            <w:tcW w:type="dxa" w:w="11437"/>
+            <w:tcW w:type="dxa" w:w="9614"/>
             <w:tcMar>
-              <w:top w:w="90" w:type="dxa"/>
+              <w:top w:w="70" w:type="dxa"/>
               <w:start w:w="100" w:type="dxa"/>
-              <w:bottom w:w="90" w:type="dxa"/>
+              <w:bottom w:w="70" w:type="dxa"/>
               <w:end w:w="100" w:type="dxa"/>
             </w:tcMar>
             <w:vAlign w:val="center"/>
+            <w:shd w:fill="FFFFFF"/>
           </w:tcPr>
           <w:p>
             <w:pPr>
               <w:spacing w:after="0" w:line="252" w:lineRule="auto" w:before="0"/>
+              <w:jc w:val="left"/>
             </w:pPr>
             <w:r>
               <w:rPr>
-                <w:rFonts w:ascii="Noto Sans KR" w:hAnsi="Noto Sans KR" w:eastAsia="Noto Sans KR"/>
-                <w:sz w:val="17"/>
+                <w:rFonts w:ascii="Noto Sans KR" w:hAnsi="Noto Sans KR" w:eastAsia="Noto Sans KR" w:cs="Noto Sans KR"/>
+                <w:b w:val="0"/>
+                <w:color w:val="243547"/>
+                <w:sz w:val="18"/>
               </w:rPr>
               <w:t>optimistic/pessimistic, timeout</w:t>
             </w:r>
@@ -1930,27 +2004,31 @@
       <w:tr>
         <w:trPr>
           <w:cantSplit/>
+          <w:trHeight w:hRule="atLeast" w:val="351"/>
         </w:trPr>
         <w:tc>
           <w:tcPr>
-            <w:tcW w:type="dxa" w:w="3812"/>
+            <w:tcW w:type="dxa" w:w="6203"/>
             <w:tcMar>
-              <w:top w:w="90" w:type="dxa"/>
+              <w:top w:w="70" w:type="dxa"/>
               <w:start w:w="100" w:type="dxa"/>
-              <w:bottom w:w="90" w:type="dxa"/>
+              <w:bottom w:w="70" w:type="dxa"/>
               <w:end w:w="100" w:type="dxa"/>
             </w:tcMar>
             <w:vAlign w:val="center"/>
-            <w:shd w:fill="F5F8FB"/>
+            <w:shd w:fill="F7FAFC"/>
           </w:tcPr>
           <w:p>
             <w:pPr>
               <w:spacing w:after="0" w:line="252" w:lineRule="auto" w:before="0"/>
+              <w:jc w:val="left"/>
             </w:pPr>
             <w:r>
               <w:rPr>
-                <w:rFonts w:ascii="Noto Sans KR" w:hAnsi="Noto Sans KR" w:eastAsia="Noto Sans KR"/>
-                <w:sz w:val="17"/>
+                <w:rFonts w:ascii="Noto Sans KR" w:hAnsi="Noto Sans KR" w:eastAsia="Noto Sans KR" w:cs="Noto Sans KR"/>
+                <w:b w:val="0"/>
+                <w:color w:val="243547"/>
+                <w:sz w:val="18"/>
               </w:rPr>
               <w:t>DDL syntax</w:t>
             </w:r>
@@ -1958,24 +2036,27 @@
         </w:tc>
         <w:tc>
           <w:tcPr>
-            <w:tcW w:type="dxa" w:w="11437"/>
+            <w:tcW w:type="dxa" w:w="9614"/>
             <w:tcMar>
-              <w:top w:w="90" w:type="dxa"/>
+              <w:top w:w="70" w:type="dxa"/>
               <w:start w:w="100" w:type="dxa"/>
-              <w:bottom w:w="90" w:type="dxa"/>
+              <w:bottom w:w="70" w:type="dxa"/>
               <w:end w:w="100" w:type="dxa"/>
             </w:tcMar>
             <w:vAlign w:val="center"/>
-            <w:shd w:fill="F5F8FB"/>
+            <w:shd w:fill="F7FAFC"/>
           </w:tcPr>
           <w:p>
             <w:pPr>
               <w:spacing w:after="0" w:line="252" w:lineRule="auto" w:before="0"/>
+              <w:jc w:val="left"/>
             </w:pPr>
             <w:r>
               <w:rPr>
-                <w:rFonts w:ascii="Noto Sans KR" w:hAnsi="Noto Sans KR" w:eastAsia="Noto Sans KR"/>
-                <w:sz w:val="17"/>
+                <w:rFonts w:ascii="Noto Sans KR" w:hAnsi="Noto Sans KR" w:eastAsia="Noto Sans KR" w:cs="Noto Sans KR"/>
+                <w:b w:val="0"/>
+                <w:color w:val="243547"/>
+                <w:sz w:val="18"/>
               </w:rPr>
               <w:t>index/FK/default</w:t>
             </w:r>
@@ -1985,26 +2066,31 @@
       <w:tr>
         <w:trPr>
           <w:cantSplit/>
+          <w:trHeight w:hRule="atLeast" w:val="351"/>
         </w:trPr>
         <w:tc>
           <w:tcPr>
-            <w:tcW w:type="dxa" w:w="3812"/>
+            <w:tcW w:type="dxa" w:w="6203"/>
             <w:tcMar>
-              <w:top w:w="90" w:type="dxa"/>
+              <w:top w:w="70" w:type="dxa"/>
               <w:start w:w="100" w:type="dxa"/>
-              <w:bottom w:w="90" w:type="dxa"/>
+              <w:bottom w:w="70" w:type="dxa"/>
               <w:end w:w="100" w:type="dxa"/>
             </w:tcMar>
             <w:vAlign w:val="center"/>
+            <w:shd w:fill="FFFFFF"/>
           </w:tcPr>
           <w:p>
             <w:pPr>
               <w:spacing w:after="0" w:line="252" w:lineRule="auto" w:before="0"/>
+              <w:jc w:val="left"/>
             </w:pPr>
             <w:r>
               <w:rPr>
-                <w:rFonts w:ascii="Noto Sans KR" w:hAnsi="Noto Sans KR" w:eastAsia="Noto Sans KR"/>
-                <w:sz w:val="17"/>
+                <w:rFonts w:ascii="Noto Sans KR" w:hAnsi="Noto Sans KR" w:eastAsia="Noto Sans KR" w:cs="Noto Sans KR"/>
+                <w:b w:val="0"/>
+                <w:color w:val="243547"/>
+                <w:sz w:val="18"/>
               </w:rPr>
               <w:t>paging</w:t>
             </w:r>
@@ -2012,23 +2098,27 @@
         </w:tc>
         <w:tc>
           <w:tcPr>
-            <w:tcW w:type="dxa" w:w="11437"/>
+            <w:tcW w:type="dxa" w:w="9614"/>
             <w:tcMar>
-              <w:top w:w="90" w:type="dxa"/>
+              <w:top w:w="70" w:type="dxa"/>
               <w:start w:w="100" w:type="dxa"/>
-              <w:bottom w:w="90" w:type="dxa"/>
+              <w:bottom w:w="70" w:type="dxa"/>
               <w:end w:w="100" w:type="dxa"/>
             </w:tcMar>
             <w:vAlign w:val="center"/>
+            <w:shd w:fill="FFFFFF"/>
           </w:tcPr>
           <w:p>
             <w:pPr>
               <w:spacing w:after="0" w:line="252" w:lineRule="auto" w:before="0"/>
+              <w:jc w:val="left"/>
             </w:pPr>
             <w:r>
               <w:rPr>
-                <w:rFonts w:ascii="Noto Sans KR" w:hAnsi="Noto Sans KR" w:eastAsia="Noto Sans KR"/>
-                <w:sz w:val="17"/>
+                <w:rFonts w:ascii="Noto Sans KR" w:hAnsi="Noto Sans KR" w:eastAsia="Noto Sans KR" w:cs="Noto Sans KR"/>
+                <w:b w:val="0"/>
+                <w:color w:val="243547"/>
+                <w:sz w:val="18"/>
               </w:rPr>
               <w:t>정렬 안정성/limit 방식</w:t>
             </w:r>
@@ -2038,27 +2128,31 @@
       <w:tr>
         <w:trPr>
           <w:cantSplit/>
+          <w:trHeight w:hRule="atLeast" w:val="351"/>
         </w:trPr>
         <w:tc>
           <w:tcPr>
-            <w:tcW w:type="dxa" w:w="3812"/>
+            <w:tcW w:type="dxa" w:w="6203"/>
             <w:tcMar>
-              <w:top w:w="90" w:type="dxa"/>
+              <w:top w:w="70" w:type="dxa"/>
               <w:start w:w="100" w:type="dxa"/>
-              <w:bottom w:w="90" w:type="dxa"/>
+              <w:bottom w:w="70" w:type="dxa"/>
               <w:end w:w="100" w:type="dxa"/>
             </w:tcMar>
             <w:vAlign w:val="center"/>
-            <w:shd w:fill="F5F8FB"/>
+            <w:shd w:fill="F7FAFC"/>
           </w:tcPr>
           <w:p>
             <w:pPr>
               <w:spacing w:after="0" w:line="252" w:lineRule="auto" w:before="0"/>
+              <w:jc w:val="left"/>
             </w:pPr>
             <w:r>
               <w:rPr>
-                <w:rFonts w:ascii="Noto Sans KR" w:hAnsi="Noto Sans KR" w:eastAsia="Noto Sans KR"/>
-                <w:sz w:val="17"/>
+                <w:rFonts w:ascii="Noto Sans KR" w:hAnsi="Noto Sans KR" w:eastAsia="Noto Sans KR" w:cs="Noto Sans KR"/>
+                <w:b w:val="0"/>
+                <w:color w:val="243547"/>
+                <w:sz w:val="18"/>
               </w:rPr>
               <w:t>isolation</w:t>
             </w:r>
@@ -2066,24 +2160,27 @@
         </w:tc>
         <w:tc>
           <w:tcPr>
-            <w:tcW w:type="dxa" w:w="11437"/>
+            <w:tcW w:type="dxa" w:w="9614"/>
             <w:tcMar>
-              <w:top w:w="90" w:type="dxa"/>
+              <w:top w:w="70" w:type="dxa"/>
               <w:start w:w="100" w:type="dxa"/>
-              <w:bottom w:w="90" w:type="dxa"/>
+              <w:bottom w:w="70" w:type="dxa"/>
               <w:end w:w="100" w:type="dxa"/>
             </w:tcMar>
             <w:vAlign w:val="center"/>
-            <w:shd w:fill="F5F8FB"/>
+            <w:shd w:fill="F7FAFC"/>
           </w:tcPr>
           <w:p>
             <w:pPr>
               <w:spacing w:after="0" w:line="252" w:lineRule="auto" w:before="0"/>
+              <w:jc w:val="left"/>
             </w:pPr>
             <w:r>
               <w:rPr>
-                <w:rFonts w:ascii="Noto Sans KR" w:hAnsi="Noto Sans KR" w:eastAsia="Noto Sans KR"/>
-                <w:sz w:val="17"/>
+                <w:rFonts w:ascii="Noto Sans KR" w:hAnsi="Noto Sans KR" w:eastAsia="Noto Sans KR" w:cs="Noto Sans KR"/>
+                <w:b w:val="0"/>
+                <w:color w:val="243547"/>
+                <w:sz w:val="18"/>
               </w:rPr>
               <w:t>동시성/phantom/deadlock</w:t>
             </w:r>
@@ -2097,30 +2194,25 @@
         <w:keepNext/>
       </w:pPr>
       <w:r>
+        <w:rPr>
+          <w:rFonts w:ascii="Noto Sans KR" w:hAnsi="Noto Sans KR" w:eastAsia="Noto Sans KR" w:cs="Noto Sans KR"/>
+        </w:rPr>
         <w:t>5 운영 변경과 복구</w:t>
       </w:r>
     </w:p>
     <w:p>
       <w:pPr>
         <w:spacing w:before="80" w:after="200"/>
-        <w:ind w:left="173" w:right="58"/>
-        <w:shd w:fill="F3F7FB"/>
+        <w:ind w:left="170" w:right="113"/>
+        <w:shd w:fill="F3F7FA"/>
+        <w:pStyle w:val="CPFSectionLead"/>
         <w:pBdr>
-          <w:left w:val="single" w:sz="18" w:space="8" w:color="4F46E5"/>
+          <w:left w:val="single" w:sz="16" w:space="7" w:color="8AA4BE"/>
         </w:pBdr>
       </w:pPr>
       <w:r>
         <w:rPr>
-          <w:b/>
-          <w:color w:val="362D91"/>
-          <w:sz w:val="20"/>
-        </w:rPr>
-        <w:t xml:space="preserve">이 장을 보는 이유  </w:t>
-      </w:r>
-      <w:r>
-        <w:rPr>
-          <w:color w:val="26374C"/>
-          <w:sz w:val="20"/>
+          <w:rFonts w:ascii="Noto Sans KR" w:hAnsi="Noto Sans KR" w:eastAsia="Noto Sans KR" w:cs="Noto Sans KR"/>
         </w:rPr>
         <w:t>실제 환경 적용은 app stop/backup/approval/plan hash가 있어야 합니다.</w:t>
       </w:r>
@@ -2128,30 +2220,45 @@
     <w:p>
       <w:pPr>
         <w:pStyle w:val="ListBullet"/>
-        <w:spacing w:after="40"/>
+        <w:spacing w:after="64" w:line="269" w:lineRule="auto"/>
         <w:ind w:left="454" w:hanging="198"/>
       </w:pPr>
       <w:r>
+        <w:rPr>
+          <w:rFonts w:ascii="Noto Sans KR" w:hAnsi="Noto Sans KR" w:eastAsia="Noto Sans KR" w:cs="Noto Sans KR"/>
+          <w:color w:val="243547"/>
+          <w:sz w:val="20"/>
+        </w:rPr>
         <w:t>Dry-run result의 planSha256과 operation별 migration/rollback hash를 검토합니다.</w:t>
       </w:r>
     </w:p>
     <w:p>
       <w:pPr>
         <w:pStyle w:val="ListBullet"/>
-        <w:spacing w:after="40"/>
+        <w:spacing w:after="64" w:line="269" w:lineRule="auto"/>
         <w:ind w:left="454" w:hanging="198"/>
       </w:pPr>
       <w:r>
+        <w:rPr>
+          <w:rFonts w:ascii="Noto Sans KR" w:hAnsi="Noto Sans KR" w:eastAsia="Noto Sans KR" w:cs="Noto Sans KR"/>
+          <w:color w:val="243547"/>
+          <w:sz w:val="20"/>
+        </w:rPr>
         <w:t>Apply는 ConfirmApply, ConfirmApplicationsStopped, ConfirmRollbackReady, ExpectedPlanSha256, BackupManifestPath, Operator, Reason, ApprovalReference를 요구합니다.</w:t>
       </w:r>
     </w:p>
     <w:p>
       <w:pPr>
         <w:pStyle w:val="ListBullet"/>
-        <w:spacing w:after="40"/>
+        <w:spacing w:after="64" w:line="269" w:lineRule="auto"/>
         <w:ind w:left="454" w:hanging="198"/>
       </w:pPr>
       <w:r>
+        <w:rPr>
+          <w:rFonts w:ascii="Noto Sans KR" w:hAnsi="Noto Sans KR" w:eastAsia="Noto Sans KR" w:cs="Noto Sans KR"/>
+          <w:color w:val="243547"/>
+          <w:sz w:val="20"/>
+        </w:rPr>
         <w:t>Client/DDL/Network 실패 후 reconcileRequired=true이면 자동 rollback이나 성공을 추정하지 않습니다.</w:t>
       </w:r>
     </w:p>
@@ -2159,7 +2266,7 @@
       <w:headerReference w:type="default" r:id="rId9"/>
       <w:footerReference w:type="default" r:id="rId10"/>
       <w:pgSz w:w="16838" w:h="11906" w:orient="landscape"/>
-      <w:pgMar w:top="737" w:right="794" w:bottom="794" w:left="794" w:header="397" w:footer="454" w:gutter="0"/>
+      <w:pgMar w:top="510" w:right="510" w:bottom="510" w:left="510" w:header="255" w:footer="312" w:gutter="0"/>
       <w:cols w:space="720"/>
       <w:docGrid w:linePitch="360"/>
     </w:sectPr>
@@ -2579,7 +2686,7 @@
     <w:rPr>
       <w:rFonts w:ascii="Noto Sans KR" w:hAnsi="Noto Sans KR" w:eastAsia="Noto Sans KR"/>
       <w:color w:val="243547"/>
-      <w:sz w:val="19"/>
+      <w:sz w:val="20"/>
     </w:rPr>
   </w:style>
   <w:style w:type="paragraph" w:styleId="Header">
@@ -2637,7 +2744,7 @@
     <w:pPr>
       <w:keepNext/>
       <w:keepLines/>
-      <w:spacing w:before="480" w:after="180"/>
+      <w:spacing w:before="800" w:after="160"/>
       <w:outlineLvl w:val="0"/>
     </w:pPr>
     <w:rPr>
@@ -2645,7 +2752,7 @@
       <w:b/>
       <w:bCs/>
       <w:color w:val="17324D"/>
-      <w:sz w:val="38"/>
+      <w:sz w:val="34"/>
       <w:szCs w:val="28"/>
     </w:rPr>
   </w:style>
@@ -2661,7 +2768,7 @@
     <w:pPr>
       <w:keepNext/>
       <w:keepLines/>
-      <w:spacing w:before="340" w:after="120"/>
+      <w:spacing w:before="360" w:after="80"/>
       <w:ind w:left="113"/>
       <w:outlineLvl w:val="1"/>
     </w:pPr>
@@ -2670,7 +2777,7 @@
       <w:b/>
       <w:bCs/>
       <w:color w:val="4F46E5"/>
-      <w:sz w:val="28"/>
+      <w:sz w:val="27"/>
       <w:szCs w:val="26"/>
     </w:rPr>
   </w:style>
@@ -2686,7 +2793,7 @@
     <w:pPr>
       <w:keepNext/>
       <w:keepLines/>
-      <w:spacing w:before="240" w:after="80"/>
+      <w:spacing w:before="240" w:after="60"/>
       <w:ind w:left="255"/>
       <w:outlineLvl w:val="2"/>
     </w:pPr>
@@ -2695,7 +2802,7 @@
       <w:b/>
       <w:bCs/>
       <w:color w:val="17324D"/>
-      <w:sz w:val="22"/>
+      <w:sz w:val="23"/>
     </w:rPr>
   </w:style>
   <w:style w:type="paragraph" w:styleId="Heading4">
@@ -2926,10 +3033,12 @@
     <w:qFormat/>
     <w:rsid w:val="00FC693F"/>
     <w:pPr>
+      <w:keepNext/>
+      <w:keepLines/>
       <w:pBdr>
         <w:bottom w:val="single" w:sz="8" w:space="4" w:color="4F81BD" w:themeColor="accent1"/>
       </w:pBdr>
-      <w:spacing w:after="200" w:line="240" w:lineRule="auto"/>
+      <w:spacing w:after="140" w:line="240" w:lineRule="auto" w:before="0"/>
       <w:contextualSpacing/>
     </w:pPr>
     <w:rPr>
@@ -2938,7 +3047,7 @@
       <w:color w:val="071A2B"/>
       <w:spacing w:val="5"/>
       <w:kern w:val="28"/>
-      <w:sz w:val="50"/>
+      <w:sz w:val="48"/>
       <w:szCs w:val="52"/>
     </w:rPr>
   </w:style>
@@ -2966,9 +3075,12 @@
     <w:qFormat/>
     <w:rsid w:val="00FC693F"/>
     <w:pPr>
+      <w:keepNext/>
+      <w:keepLines/>
       <w:numPr>
         <w:ilvl w:val="1"/>
       </w:numPr>
+      <w:spacing w:before="0" w:after="180"/>
     </w:pPr>
     <w:rPr>
       <w:rFonts w:asciiTheme="majorHAnsi" w:eastAsiaTheme="majorEastAsia" w:hAnsiTheme="majorHAnsi" w:cstheme="majorBidi" w:ascii="Noto Sans KR" w:hAnsi="Noto Sans KR" w:eastAsia="Noto Sans KR"/>
@@ -2977,7 +3089,7 @@
       <w:iCs/>
       <w:color w:val="5E7186"/>
       <w:spacing w:val="15"/>
-      <w:sz w:val="22"/>
+      <w:sz w:val="23"/>
       <w:szCs w:val="24"/>
     </w:rPr>
   </w:style>
@@ -14272,39 +14384,119 @@
   <w:style w:type="paragraph" w:customStyle="1" w:styleId="CPFCode">
     <w:name w:val="CPF Code"/>
     <w:pPr>
-      <w:spacing w:before="40" w:after="80"/>
+      <w:spacing w:before="100" w:after="140" w:line="240" w:lineRule="auto"/>
       <w:ind w:left="283" w:right="170"/>
     </w:pPr>
     <w:rPr>
-      <w:rFonts w:ascii="DejaVu Sans Mono" w:hAnsi="DejaVu Sans Mono" w:eastAsia="DejaVu Sans Mono"/>
-      <w:color w:val="071A2B"/>
-      <w:sz w:val="16"/>
+      <w:rFonts w:ascii="Noto Sans KR" w:hAnsi="Noto Sans KR" w:eastAsia="DejaVu Sans Mono"/>
+      <w:b w:val="0"/>
+      <w:color w:val="F4F8FC"/>
+      <w:sz w:val="18"/>
     </w:rPr>
   </w:style>
   <w:style w:type="paragraph" w:customStyle="1" w:styleId="CPFCaption">
     <w:name w:val="CPF Caption"/>
     <w:pPr>
-      <w:spacing w:before="40" w:after="100"/>
+      <w:spacing w:before="60" w:after="160"/>
       <w:ind w:left="255" w:right="255"/>
     </w:pPr>
     <w:rPr>
       <w:rFonts w:ascii="Noto Sans KR" w:hAnsi="Noto Sans KR" w:eastAsia="Noto Sans KR"/>
       <w:color w:val="5E7186"/>
-      <w:sz w:val="16"/>
+      <w:sz w:val="18"/>
     </w:rPr>
   </w:style>
   <w:style w:type="paragraph" w:customStyle="1" w:styleId="CPFLabel">
     <w:name w:val="CPF Label"/>
     <w:pPr>
       <w:keepNext/>
-      <w:spacing w:before="140" w:after="40"/>
+      <w:spacing w:before="200" w:after="80"/>
       <w:ind w:left="255"/>
     </w:pPr>
     <w:rPr>
       <w:rFonts w:ascii="Noto Sans KR" w:hAnsi="Noto Sans KR" w:eastAsia="Noto Sans KR"/>
       <w:b/>
-      <w:color w:val="7154C7"/>
-      <w:sz w:val="21"/>
+      <w:color w:val="4F46E5"/>
+      <w:sz w:val="20"/>
+    </w:rPr>
+  </w:style>
+  <w:style w:type="paragraph" w:customStyle="1" w:styleId="CPFLead">
+    <w:name w:val="CPF Lead"/>
+    <w:basedOn w:val="Normal"/>
+    <w:pPr>
+      <w:spacing w:before="60" w:after="180" w:line="283" w:lineRule="auto"/>
+    </w:pPr>
+    <w:rPr>
+      <w:rFonts w:ascii="Noto Sans KR" w:hAnsi="Noto Sans KR"/>
+      <w:b w:val="0"/>
+      <w:color w:val="243547"/>
+      <w:sz w:val="20"/>
+    </w:rPr>
+  </w:style>
+  <w:style w:type="paragraph" w:customStyle="1" w:styleId="CPFSectionLead">
+    <w:name w:val="CPF Section Lead"/>
+    <w:basedOn w:val="Normal"/>
+    <w:pPr>
+      <w:spacing w:before="40" w:after="160" w:line="276" w:lineRule="auto"/>
+    </w:pPr>
+    <w:rPr>
+      <w:rFonts w:ascii="Noto Sans KR" w:hAnsi="Noto Sans KR"/>
+      <w:b w:val="0"/>
+      <w:color w:val="243547"/>
+      <w:sz w:val="19"/>
+    </w:rPr>
+  </w:style>
+  <w:style w:type="paragraph" w:customStyle="1" w:styleId="CPFCallout">
+    <w:name w:val="CPF Callout"/>
+    <w:basedOn w:val="Normal"/>
+    <w:pPr>
+      <w:spacing w:before="80" w:after="140" w:line="269" w:lineRule="auto"/>
+    </w:pPr>
+    <w:rPr>
+      <w:rFonts w:ascii="Noto Sans KR" w:hAnsi="Noto Sans KR"/>
+      <w:b w:val="0"/>
+      <w:color w:val="243547"/>
+      <w:sz w:val="19"/>
+    </w:rPr>
+  </w:style>
+  <w:style w:type="paragraph" w:customStyle="1" w:styleId="CPFWarning">
+    <w:name w:val="CPF Warning"/>
+    <w:basedOn w:val="Normal"/>
+    <w:pPr>
+      <w:spacing w:before="80" w:after="140" w:line="269" w:lineRule="auto"/>
+    </w:pPr>
+    <w:rPr>
+      <w:rFonts w:ascii="Noto Sans KR" w:hAnsi="Noto Sans KR"/>
+      <w:b w:val="0"/>
+      <w:color w:val="A85600"/>
+      <w:sz w:val="19"/>
+    </w:rPr>
+  </w:style>
+  <w:style w:type="paragraph" w:customStyle="1" w:styleId="CPFSource">
+    <w:name w:val="CPF Source"/>
+    <w:basedOn w:val="Normal"/>
+    <w:pPr>
+      <w:spacing w:before="60" w:after="120" w:line="252" w:lineRule="auto"/>
+    </w:pPr>
+    <w:rPr>
+      <w:rFonts w:ascii="Noto Sans KR" w:hAnsi="Noto Sans KR"/>
+      <w:b w:val="0"/>
+      <w:color w:val="5E7186"/>
+      <w:sz w:val="18"/>
+    </w:rPr>
+  </w:style>
+  <w:style w:type="paragraph" w:customStyle="1" w:styleId="CPFTOCEntry">
+    <w:name w:val="CPF TOC Entry"/>
+    <w:basedOn w:val="Normal"/>
+    <w:pPr>
+      <w:spacing w:before="0" w:after="50" w:line="252" w:lineRule="auto"/>
+      <w:ind w:left="113"/>
+    </w:pPr>
+    <w:rPr>
+      <w:rFonts w:ascii="Noto Sans KR" w:hAnsi="Noto Sans KR"/>
+      <w:b w:val="0"/>
+      <w:color w:val="243547"/>
+      <w:sz w:val="20"/>
     </w:rPr>
   </w:style>
 </w:styles>

--- a/cpf-docs/deliverables/데이터베이스표준서.docx
+++ b/cpf-docs/deliverables/데이터베이스표준서.docx
@@ -329,7 +329,6 @@
         <w:rPr>
           <w:rFonts w:ascii="Noto Sans KR" w:hAnsi="Noto Sans KR" w:eastAsia="Noto Sans KR" w:cs="Noto Sans KR"/>
         </w:rPr>
-        <w:br w:type="page"/>
       </w:r>
     </w:p>
     <w:p>
@@ -1163,16 +1162,16 @@
             <w:shd w:fill="183B63" w:val="clear"/>
             <w:vAlign w:val="center"/>
             <w:tcMar>
-              <w:top w:w="70" w:type="dxa"/>
-              <w:start w:w="90" w:type="dxa"/>
-              <w:bottom w:w="70" w:type="dxa"/>
-              <w:end w:w="90" w:type="dxa"/>
+              <w:top w:w="80" w:type="dxa"/>
+              <w:start w:w="100" w:type="dxa"/>
+              <w:bottom w:w="80" w:type="dxa"/>
+              <w:end w:w="100" w:type="dxa"/>
             </w:tcMar>
           </w:tcPr>
           <w:p>
             <w:pPr>
               <w:pStyle w:val="Normal"/>
-              <w:spacing w:lineRule="auto" w:line="274" w:before="0" w:after="46"/>
+              <w:spacing w:lineRule="auto" w:line="269" w:before="0" w:after="70"/>
               <w:ind w:start="0" w:end="0"/>
               <w:jc w:val="center"/>
               <w:rPr/>
@@ -1181,8 +1180,8 @@
               <w:rPr>
                 <w:rFonts w:eastAsia="Noto Sans KR" w:cs="Noto Sans KR" w:ascii="Noto Sans KR" w:hAnsi="Noto Sans KR"/>
                 <w:b/>
+                <w:sz w:val="19"/>
                 <w:color w:val="FFFFFF"/>
-                <w:sz w:val="18"/>
               </w:rPr>
               <w:t>Vendor</w:t>
             </w:r>
@@ -1200,16 +1199,16 @@
             <w:shd w:fill="183B63" w:val="clear"/>
             <w:vAlign w:val="center"/>
             <w:tcMar>
-              <w:top w:w="70" w:type="dxa"/>
-              <w:start w:w="90" w:type="dxa"/>
-              <w:bottom w:w="70" w:type="dxa"/>
-              <w:end w:w="90" w:type="dxa"/>
+              <w:top w:w="80" w:type="dxa"/>
+              <w:start w:w="100" w:type="dxa"/>
+              <w:bottom w:w="80" w:type="dxa"/>
+              <w:end w:w="100" w:type="dxa"/>
             </w:tcMar>
           </w:tcPr>
           <w:p>
             <w:pPr>
               <w:pStyle w:val="Normal"/>
-              <w:spacing w:lineRule="auto" w:line="274" w:before="0" w:after="46"/>
+              <w:spacing w:lineRule="auto" w:line="269" w:before="0" w:after="70"/>
               <w:ind w:start="0" w:end="0"/>
               <w:jc w:val="center"/>
               <w:rPr/>
@@ -1218,8 +1217,8 @@
               <w:rPr>
                 <w:rFonts w:ascii="Noto Sans KR" w:hAnsi="Noto Sans KR" w:cs="Noto Sans KR" w:eastAsia="Noto Sans KR"/>
                 <w:b/>
+                <w:sz w:val="19"/>
                 <w:color w:val="FFFFFF"/>
-                <w:sz w:val="18"/>
               </w:rPr>
               <w:t>개발</w:t>
             </w:r>
@@ -1227,8 +1226,8 @@
               <w:rPr>
                 <w:rFonts w:eastAsia="Noto Sans KR" w:cs="Noto Sans KR" w:ascii="Noto Sans KR" w:hAnsi="Noto Sans KR"/>
                 <w:b/>
+                <w:sz w:val="19"/>
                 <w:color w:val="FFFFFF"/>
-                <w:sz w:val="18"/>
               </w:rPr>
               <w:t>/</w:t>
             </w:r>
@@ -1236,8 +1235,8 @@
               <w:rPr>
                 <w:rFonts w:ascii="Noto Sans KR" w:hAnsi="Noto Sans KR" w:cs="Noto Sans KR" w:eastAsia="Noto Sans KR"/>
                 <w:b/>
+                <w:sz w:val="19"/>
                 <w:color w:val="FFFFFF"/>
-                <w:sz w:val="18"/>
               </w:rPr>
               <w:t>검증</w:t>
             </w:r>
@@ -1261,16 +1260,16 @@
             <w:shd w:fill="FFFFFF" w:val="clear"/>
             <w:vAlign w:val="center"/>
             <w:tcMar>
-              <w:top w:w="58" w:type="dxa"/>
-              <w:start w:w="90" w:type="dxa"/>
-              <w:bottom w:w="58" w:type="dxa"/>
-              <w:end w:w="90" w:type="dxa"/>
+              <w:top w:w="80" w:type="dxa"/>
+              <w:start w:w="100" w:type="dxa"/>
+              <w:bottom w:w="80" w:type="dxa"/>
+              <w:end w:w="100" w:type="dxa"/>
             </w:tcMar>
           </w:tcPr>
           <w:p>
             <w:pPr>
               <w:pStyle w:val="Normal"/>
-              <w:spacing w:lineRule="auto" w:line="274" w:before="0" w:after="46"/>
+              <w:spacing w:lineRule="auto" w:line="269" w:before="0" w:after="70"/>
               <w:ind w:start="0" w:end="0"/>
               <w:jc w:val="left"/>
               <w:rPr/>
@@ -1298,16 +1297,16 @@
             <w:shd w:fill="FFFFFF" w:val="clear"/>
             <w:vAlign w:val="center"/>
             <w:tcMar>
-              <w:top w:w="58" w:type="dxa"/>
-              <w:start w:w="90" w:type="dxa"/>
-              <w:bottom w:w="58" w:type="dxa"/>
-              <w:end w:w="90" w:type="dxa"/>
+              <w:top w:w="80" w:type="dxa"/>
+              <w:start w:w="100" w:type="dxa"/>
+              <w:bottom w:w="80" w:type="dxa"/>
+              <w:end w:w="100" w:type="dxa"/>
             </w:tcMar>
           </w:tcPr>
           <w:p>
             <w:pPr>
               <w:pStyle w:val="Normal"/>
-              <w:spacing w:lineRule="auto" w:line="274" w:before="0" w:after="46"/>
+              <w:spacing w:lineRule="auto" w:line="269" w:before="0" w:after="70"/>
               <w:ind w:start="0" w:end="0"/>
               <w:jc w:val="left"/>
               <w:rPr/>
@@ -1341,16 +1340,16 @@
             <w:shd w:fill="F4F7FB" w:val="clear"/>
             <w:vAlign w:val="center"/>
             <w:tcMar>
-              <w:top w:w="58" w:type="dxa"/>
-              <w:start w:w="90" w:type="dxa"/>
-              <w:bottom w:w="58" w:type="dxa"/>
-              <w:end w:w="90" w:type="dxa"/>
+              <w:top w:w="80" w:type="dxa"/>
+              <w:start w:w="100" w:type="dxa"/>
+              <w:bottom w:w="80" w:type="dxa"/>
+              <w:end w:w="100" w:type="dxa"/>
             </w:tcMar>
           </w:tcPr>
           <w:p>
             <w:pPr>
               <w:pStyle w:val="Normal"/>
-              <w:spacing w:lineRule="auto" w:line="274" w:before="0" w:after="46"/>
+              <w:spacing w:lineRule="auto" w:line="269" w:before="0" w:after="70"/>
               <w:ind w:start="0" w:end="0"/>
               <w:jc w:val="left"/>
               <w:rPr/>
@@ -1378,16 +1377,16 @@
             <w:shd w:fill="F4F7FB" w:val="clear"/>
             <w:vAlign w:val="center"/>
             <w:tcMar>
-              <w:top w:w="58" w:type="dxa"/>
-              <w:start w:w="90" w:type="dxa"/>
-              <w:bottom w:w="58" w:type="dxa"/>
-              <w:end w:w="90" w:type="dxa"/>
+              <w:top w:w="80" w:type="dxa"/>
+              <w:start w:w="100" w:type="dxa"/>
+              <w:bottom w:w="80" w:type="dxa"/>
+              <w:end w:w="100" w:type="dxa"/>
             </w:tcMar>
           </w:tcPr>
           <w:p>
             <w:pPr>
               <w:pStyle w:val="Normal"/>
-              <w:spacing w:lineRule="auto" w:line="274" w:before="0" w:after="46"/>
+              <w:spacing w:lineRule="auto" w:line="269" w:before="0" w:after="70"/>
               <w:ind w:start="0" w:end="0"/>
               <w:jc w:val="left"/>
               <w:rPr/>
@@ -1421,16 +1420,16 @@
             <w:shd w:fill="FFFFFF" w:val="clear"/>
             <w:vAlign w:val="center"/>
             <w:tcMar>
-              <w:top w:w="58" w:type="dxa"/>
-              <w:start w:w="90" w:type="dxa"/>
-              <w:bottom w:w="58" w:type="dxa"/>
-              <w:end w:w="90" w:type="dxa"/>
+              <w:top w:w="80" w:type="dxa"/>
+              <w:start w:w="100" w:type="dxa"/>
+              <w:bottom w:w="80" w:type="dxa"/>
+              <w:end w:w="100" w:type="dxa"/>
             </w:tcMar>
           </w:tcPr>
           <w:p>
             <w:pPr>
               <w:pStyle w:val="Normal"/>
-              <w:spacing w:lineRule="auto" w:line="274" w:before="0" w:after="46"/>
+              <w:spacing w:lineRule="auto" w:line="269" w:before="0" w:after="70"/>
               <w:ind w:start="0" w:end="0"/>
               <w:jc w:val="left"/>
               <w:rPr/>
@@ -1458,16 +1457,16 @@
             <w:shd w:fill="FFFFFF" w:val="clear"/>
             <w:vAlign w:val="center"/>
             <w:tcMar>
-              <w:top w:w="58" w:type="dxa"/>
-              <w:start w:w="90" w:type="dxa"/>
-              <w:bottom w:w="58" w:type="dxa"/>
-              <w:end w:w="90" w:type="dxa"/>
+              <w:top w:w="80" w:type="dxa"/>
+              <w:start w:w="100" w:type="dxa"/>
+              <w:bottom w:w="80" w:type="dxa"/>
+              <w:end w:w="100" w:type="dxa"/>
             </w:tcMar>
           </w:tcPr>
           <w:p>
             <w:pPr>
               <w:pStyle w:val="Normal"/>
-              <w:spacing w:lineRule="auto" w:line="274" w:before="0" w:after="46"/>
+              <w:spacing w:lineRule="auto" w:line="269" w:before="0" w:after="70"/>
               <w:ind w:start="0" w:end="0"/>
               <w:jc w:val="left"/>
               <w:rPr/>
@@ -1696,16 +1695,16 @@
             <w:shd w:fill="183B63" w:val="clear"/>
             <w:vAlign w:val="center"/>
             <w:tcMar>
-              <w:top w:w="70" w:type="dxa"/>
-              <w:start w:w="90" w:type="dxa"/>
-              <w:bottom w:w="70" w:type="dxa"/>
-              <w:end w:w="90" w:type="dxa"/>
+              <w:top w:w="80" w:type="dxa"/>
+              <w:start w:w="100" w:type="dxa"/>
+              <w:bottom w:w="80" w:type="dxa"/>
+              <w:end w:w="100" w:type="dxa"/>
             </w:tcMar>
           </w:tcPr>
           <w:p>
             <w:pPr>
               <w:pStyle w:val="Normal"/>
-              <w:spacing w:lineRule="auto" w:line="274" w:before="0" w:after="46"/>
+              <w:spacing w:lineRule="auto" w:line="269" w:before="0" w:after="70"/>
               <w:ind w:start="0" w:end="0"/>
               <w:jc w:val="center"/>
               <w:rPr/>
@@ -1714,8 +1713,8 @@
               <w:rPr>
                 <w:rFonts w:ascii="Noto Sans KR" w:hAnsi="Noto Sans KR" w:cs="Noto Sans KR" w:eastAsia="Noto Sans KR"/>
                 <w:b/>
+                <w:sz w:val="19"/>
                 <w:color w:val="FFFFFF"/>
-                <w:sz w:val="18"/>
               </w:rPr>
               <w:t>항목</w:t>
             </w:r>
@@ -1733,16 +1732,16 @@
             <w:shd w:fill="183B63" w:val="clear"/>
             <w:vAlign w:val="center"/>
             <w:tcMar>
-              <w:top w:w="70" w:type="dxa"/>
-              <w:start w:w="90" w:type="dxa"/>
-              <w:bottom w:w="70" w:type="dxa"/>
-              <w:end w:w="90" w:type="dxa"/>
+              <w:top w:w="80" w:type="dxa"/>
+              <w:start w:w="100" w:type="dxa"/>
+              <w:bottom w:w="80" w:type="dxa"/>
+              <w:end w:w="100" w:type="dxa"/>
             </w:tcMar>
           </w:tcPr>
           <w:p>
             <w:pPr>
               <w:pStyle w:val="Normal"/>
-              <w:spacing w:lineRule="auto" w:line="274" w:before="0" w:after="46"/>
+              <w:spacing w:lineRule="auto" w:line="269" w:before="0" w:after="70"/>
               <w:ind w:start="0" w:end="0"/>
               <w:jc w:val="center"/>
               <w:rPr/>
@@ -1751,8 +1750,8 @@
               <w:rPr>
                 <w:rFonts w:ascii="Noto Sans KR" w:hAnsi="Noto Sans KR" w:cs="Noto Sans KR" w:eastAsia="Noto Sans KR"/>
                 <w:b/>
+                <w:sz w:val="19"/>
                 <w:color w:val="FFFFFF"/>
-                <w:sz w:val="18"/>
               </w:rPr>
               <w:t>확인</w:t>
             </w:r>
@@ -1776,16 +1775,16 @@
             <w:shd w:fill="FFFFFF" w:val="clear"/>
             <w:vAlign w:val="center"/>
             <w:tcMar>
-              <w:top w:w="58" w:type="dxa"/>
-              <w:start w:w="90" w:type="dxa"/>
-              <w:bottom w:w="58" w:type="dxa"/>
-              <w:end w:w="90" w:type="dxa"/>
+              <w:top w:w="80" w:type="dxa"/>
+              <w:start w:w="100" w:type="dxa"/>
+              <w:bottom w:w="80" w:type="dxa"/>
+              <w:end w:w="100" w:type="dxa"/>
             </w:tcMar>
           </w:tcPr>
           <w:p>
             <w:pPr>
               <w:pStyle w:val="Normal"/>
-              <w:spacing w:lineRule="auto" w:line="274" w:before="0" w:after="46"/>
+              <w:spacing w:lineRule="auto" w:line="269" w:before="0" w:after="70"/>
               <w:ind w:start="0" w:end="0"/>
               <w:jc w:val="left"/>
               <w:rPr/>
@@ -1813,16 +1812,16 @@
             <w:shd w:fill="FFFFFF" w:val="clear"/>
             <w:vAlign w:val="center"/>
             <w:tcMar>
-              <w:top w:w="58" w:type="dxa"/>
-              <w:start w:w="90" w:type="dxa"/>
-              <w:bottom w:w="58" w:type="dxa"/>
-              <w:end w:w="90" w:type="dxa"/>
+              <w:top w:w="80" w:type="dxa"/>
+              <w:start w:w="100" w:type="dxa"/>
+              <w:bottom w:w="80" w:type="dxa"/>
+              <w:end w:w="100" w:type="dxa"/>
             </w:tcMar>
           </w:tcPr>
           <w:p>
             <w:pPr>
               <w:pStyle w:val="Normal"/>
-              <w:spacing w:lineRule="auto" w:line="274" w:before="0" w:after="46"/>
+              <w:spacing w:lineRule="auto" w:line="269" w:before="0" w:after="70"/>
               <w:ind w:start="0" w:end="0"/>
               <w:jc w:val="left"/>
               <w:rPr/>
@@ -1901,16 +1900,16 @@
             <w:shd w:fill="F4F7FB" w:val="clear"/>
             <w:vAlign w:val="center"/>
             <w:tcMar>
-              <w:top w:w="58" w:type="dxa"/>
-              <w:start w:w="90" w:type="dxa"/>
-              <w:bottom w:w="58" w:type="dxa"/>
-              <w:end w:w="90" w:type="dxa"/>
+              <w:top w:w="80" w:type="dxa"/>
+              <w:start w:w="100" w:type="dxa"/>
+              <w:bottom w:w="80" w:type="dxa"/>
+              <w:end w:w="100" w:type="dxa"/>
             </w:tcMar>
           </w:tcPr>
           <w:p>
             <w:pPr>
               <w:pStyle w:val="Normal"/>
-              <w:spacing w:lineRule="auto" w:line="274" w:before="0" w:after="46"/>
+              <w:spacing w:lineRule="auto" w:line="269" w:before="0" w:after="70"/>
               <w:ind w:start="0" w:end="0"/>
               <w:jc w:val="left"/>
               <w:rPr/>
@@ -1938,16 +1937,16 @@
             <w:shd w:fill="F4F7FB" w:val="clear"/>
             <w:vAlign w:val="center"/>
             <w:tcMar>
-              <w:top w:w="58" w:type="dxa"/>
-              <w:start w:w="90" w:type="dxa"/>
-              <w:bottom w:w="58" w:type="dxa"/>
-              <w:end w:w="90" w:type="dxa"/>
+              <w:top w:w="80" w:type="dxa"/>
+              <w:start w:w="100" w:type="dxa"/>
+              <w:bottom w:w="80" w:type="dxa"/>
+              <w:end w:w="100" w:type="dxa"/>
             </w:tcMar>
           </w:tcPr>
           <w:p>
             <w:pPr>
               <w:pStyle w:val="Normal"/>
-              <w:spacing w:lineRule="auto" w:line="274" w:before="0" w:after="46"/>
+              <w:spacing w:lineRule="auto" w:line="269" w:before="0" w:after="70"/>
               <w:ind w:start="0" w:end="0"/>
               <w:jc w:val="left"/>
               <w:rPr/>
@@ -2017,16 +2016,16 @@
             <w:shd w:fill="FFFFFF" w:val="clear"/>
             <w:vAlign w:val="center"/>
             <w:tcMar>
-              <w:top w:w="58" w:type="dxa"/>
-              <w:start w:w="90" w:type="dxa"/>
-              <w:bottom w:w="58" w:type="dxa"/>
-              <w:end w:w="90" w:type="dxa"/>
+              <w:top w:w="80" w:type="dxa"/>
+              <w:start w:w="100" w:type="dxa"/>
+              <w:bottom w:w="80" w:type="dxa"/>
+              <w:end w:w="100" w:type="dxa"/>
             </w:tcMar>
           </w:tcPr>
           <w:p>
             <w:pPr>
               <w:pStyle w:val="Normal"/>
-              <w:spacing w:lineRule="auto" w:line="274" w:before="0" w:after="46"/>
+              <w:spacing w:lineRule="auto" w:line="269" w:before="0" w:after="70"/>
               <w:ind w:start="0" w:end="0"/>
               <w:jc w:val="left"/>
               <w:rPr/>
@@ -2054,16 +2053,16 @@
             <w:shd w:fill="FFFFFF" w:val="clear"/>
             <w:vAlign w:val="center"/>
             <w:tcMar>
-              <w:top w:w="58" w:type="dxa"/>
-              <w:start w:w="90" w:type="dxa"/>
-              <w:bottom w:w="58" w:type="dxa"/>
-              <w:end w:w="90" w:type="dxa"/>
+              <w:top w:w="80" w:type="dxa"/>
+              <w:start w:w="100" w:type="dxa"/>
+              <w:bottom w:w="80" w:type="dxa"/>
+              <w:end w:w="100" w:type="dxa"/>
             </w:tcMar>
           </w:tcPr>
           <w:p>
             <w:pPr>
               <w:pStyle w:val="Normal"/>
-              <w:spacing w:lineRule="auto" w:line="274" w:before="0" w:after="46"/>
+              <w:spacing w:lineRule="auto" w:line="269" w:before="0" w:after="70"/>
               <w:ind w:start="0" w:end="0"/>
               <w:jc w:val="left"/>
               <w:rPr/>
@@ -2115,16 +2114,16 @@
             <w:shd w:fill="F4F7FB" w:val="clear"/>
             <w:vAlign w:val="center"/>
             <w:tcMar>
-              <w:top w:w="58" w:type="dxa"/>
-              <w:start w:w="90" w:type="dxa"/>
-              <w:bottom w:w="58" w:type="dxa"/>
-              <w:end w:w="90" w:type="dxa"/>
+              <w:top w:w="80" w:type="dxa"/>
+              <w:start w:w="100" w:type="dxa"/>
+              <w:bottom w:w="80" w:type="dxa"/>
+              <w:end w:w="100" w:type="dxa"/>
             </w:tcMar>
           </w:tcPr>
           <w:p>
             <w:pPr>
               <w:pStyle w:val="Normal"/>
-              <w:spacing w:lineRule="auto" w:line="274" w:before="0" w:after="46"/>
+              <w:spacing w:lineRule="auto" w:line="269" w:before="0" w:after="70"/>
               <w:ind w:start="0" w:end="0"/>
               <w:jc w:val="left"/>
               <w:rPr/>
@@ -2152,16 +2151,16 @@
             <w:shd w:fill="F4F7FB" w:val="clear"/>
             <w:vAlign w:val="center"/>
             <w:tcMar>
-              <w:top w:w="58" w:type="dxa"/>
-              <w:start w:w="90" w:type="dxa"/>
-              <w:bottom w:w="58" w:type="dxa"/>
-              <w:end w:w="90" w:type="dxa"/>
+              <w:top w:w="80" w:type="dxa"/>
+              <w:start w:w="100" w:type="dxa"/>
+              <w:bottom w:w="80" w:type="dxa"/>
+              <w:end w:w="100" w:type="dxa"/>
             </w:tcMar>
           </w:tcPr>
           <w:p>
             <w:pPr>
               <w:pStyle w:val="Normal"/>
-              <w:spacing w:lineRule="auto" w:line="274" w:before="0" w:after="46"/>
+              <w:spacing w:lineRule="auto" w:line="269" w:before="0" w:after="70"/>
               <w:ind w:start="0" w:end="0"/>
               <w:jc w:val="left"/>
               <w:rPr/>
@@ -2222,16 +2221,16 @@
             <w:shd w:fill="FFFFFF" w:val="clear"/>
             <w:vAlign w:val="center"/>
             <w:tcMar>
-              <w:top w:w="58" w:type="dxa"/>
-              <w:start w:w="90" w:type="dxa"/>
-              <w:bottom w:w="58" w:type="dxa"/>
-              <w:end w:w="90" w:type="dxa"/>
+              <w:top w:w="80" w:type="dxa"/>
+              <w:start w:w="100" w:type="dxa"/>
+              <w:bottom w:w="80" w:type="dxa"/>
+              <w:end w:w="100" w:type="dxa"/>
             </w:tcMar>
           </w:tcPr>
           <w:p>
             <w:pPr>
               <w:pStyle w:val="Normal"/>
-              <w:spacing w:lineRule="auto" w:line="274" w:before="0" w:after="46"/>
+              <w:spacing w:lineRule="auto" w:line="269" w:before="0" w:after="70"/>
               <w:ind w:start="0" w:end="0"/>
               <w:jc w:val="left"/>
               <w:rPr/>
@@ -2259,16 +2258,16 @@
             <w:shd w:fill="FFFFFF" w:val="clear"/>
             <w:vAlign w:val="center"/>
             <w:tcMar>
-              <w:top w:w="58" w:type="dxa"/>
-              <w:start w:w="90" w:type="dxa"/>
-              <w:bottom w:w="58" w:type="dxa"/>
-              <w:end w:w="90" w:type="dxa"/>
+              <w:top w:w="80" w:type="dxa"/>
+              <w:start w:w="100" w:type="dxa"/>
+              <w:bottom w:w="80" w:type="dxa"/>
+              <w:end w:w="100" w:type="dxa"/>
             </w:tcMar>
           </w:tcPr>
           <w:p>
             <w:pPr>
               <w:pStyle w:val="Normal"/>
-              <w:spacing w:lineRule="auto" w:line="274" w:before="0" w:after="46"/>
+              <w:spacing w:lineRule="auto" w:line="269" w:before="0" w:after="70"/>
               <w:ind w:start="0" w:end="0"/>
               <w:jc w:val="left"/>
               <w:rPr/>
@@ -2302,16 +2301,16 @@
             <w:shd w:fill="F4F7FB" w:val="clear"/>
             <w:vAlign w:val="center"/>
             <w:tcMar>
-              <w:top w:w="58" w:type="dxa"/>
-              <w:start w:w="90" w:type="dxa"/>
-              <w:bottom w:w="58" w:type="dxa"/>
-              <w:end w:w="90" w:type="dxa"/>
+              <w:top w:w="80" w:type="dxa"/>
+              <w:start w:w="100" w:type="dxa"/>
+              <w:bottom w:w="80" w:type="dxa"/>
+              <w:end w:w="100" w:type="dxa"/>
             </w:tcMar>
           </w:tcPr>
           <w:p>
             <w:pPr>
               <w:pStyle w:val="Normal"/>
-              <w:spacing w:lineRule="auto" w:line="274" w:before="0" w:after="46"/>
+              <w:spacing w:lineRule="auto" w:line="269" w:before="0" w:after="70"/>
               <w:ind w:start="0" w:end="0"/>
               <w:jc w:val="left"/>
               <w:rPr/>
@@ -2339,16 +2338,16 @@
             <w:shd w:fill="F4F7FB" w:val="clear"/>
             <w:vAlign w:val="center"/>
             <w:tcMar>
-              <w:top w:w="58" w:type="dxa"/>
-              <w:start w:w="90" w:type="dxa"/>
-              <w:bottom w:w="58" w:type="dxa"/>
-              <w:end w:w="90" w:type="dxa"/>
+              <w:top w:w="80" w:type="dxa"/>
+              <w:start w:w="100" w:type="dxa"/>
+              <w:bottom w:w="80" w:type="dxa"/>
+              <w:end w:w="100" w:type="dxa"/>
             </w:tcMar>
           </w:tcPr>
           <w:p>
             <w:pPr>
               <w:pStyle w:val="Normal"/>
-              <w:spacing w:lineRule="auto" w:line="274" w:before="0" w:after="46"/>
+              <w:spacing w:lineRule="auto" w:line="269" w:before="0" w:after="70"/>
               <w:ind w:start="0" w:end="0"/>
               <w:jc w:val="left"/>
               <w:rPr/>
@@ -2580,16 +2579,16 @@
             <w:shd w:fill="183B63" w:val="clear"/>
             <w:vAlign w:val="center"/>
             <w:tcMar>
-              <w:top w:w="70" w:type="dxa"/>
-              <w:start w:w="90" w:type="dxa"/>
-              <w:bottom w:w="70" w:type="dxa"/>
-              <w:end w:w="90" w:type="dxa"/>
+              <w:top w:w="80" w:type="dxa"/>
+              <w:start w:w="100" w:type="dxa"/>
+              <w:bottom w:w="80" w:type="dxa"/>
+              <w:end w:w="100" w:type="dxa"/>
             </w:tcMar>
           </w:tcPr>
           <w:p>
             <w:pPr>
               <w:pStyle w:val="Normal"/>
-              <w:spacing w:lineRule="auto" w:line="274" w:before="0" w:after="46"/>
+              <w:spacing w:lineRule="auto" w:line="269" w:before="0" w:after="70"/>
               <w:ind w:start="0" w:end="0"/>
               <w:jc w:val="center"/>
               <w:rPr/>
@@ -2598,8 +2597,8 @@
               <w:rPr>
                 <w:rFonts w:ascii="Noto Sans KR" w:hAnsi="Noto Sans KR" w:cs="Noto Sans KR" w:eastAsia="Noto Sans KR"/>
                 <w:b/>
+                <w:sz w:val="19"/>
                 <w:color w:val="FFFFFF"/>
-                <w:sz w:val="18"/>
               </w:rPr>
               <w:t>단계</w:t>
             </w:r>
@@ -2617,16 +2616,16 @@
             <w:shd w:fill="183B63" w:val="clear"/>
             <w:vAlign w:val="center"/>
             <w:tcMar>
-              <w:top w:w="70" w:type="dxa"/>
-              <w:start w:w="90" w:type="dxa"/>
-              <w:bottom w:w="70" w:type="dxa"/>
-              <w:end w:w="90" w:type="dxa"/>
+              <w:top w:w="80" w:type="dxa"/>
+              <w:start w:w="100" w:type="dxa"/>
+              <w:bottom w:w="80" w:type="dxa"/>
+              <w:end w:w="100" w:type="dxa"/>
             </w:tcMar>
           </w:tcPr>
           <w:p>
             <w:pPr>
               <w:pStyle w:val="Normal"/>
-              <w:spacing w:lineRule="auto" w:line="274" w:before="0" w:after="46"/>
+              <w:spacing w:lineRule="auto" w:line="269" w:before="0" w:after="70"/>
               <w:ind w:start="0" w:end="0"/>
               <w:jc w:val="center"/>
               <w:rPr/>
@@ -2635,8 +2634,8 @@
               <w:rPr>
                 <w:rFonts w:ascii="Noto Sans KR" w:hAnsi="Noto Sans KR" w:cs="Noto Sans KR" w:eastAsia="Noto Sans KR"/>
                 <w:b/>
+                <w:sz w:val="19"/>
                 <w:color w:val="FFFFFF"/>
-                <w:sz w:val="18"/>
               </w:rPr>
               <w:t>필수</w:t>
             </w:r>
@@ -2660,16 +2659,16 @@
             <w:shd w:fill="FFFFFF" w:val="clear"/>
             <w:vAlign w:val="center"/>
             <w:tcMar>
-              <w:top w:w="58" w:type="dxa"/>
-              <w:start w:w="90" w:type="dxa"/>
-              <w:bottom w:w="58" w:type="dxa"/>
-              <w:end w:w="90" w:type="dxa"/>
+              <w:top w:w="80" w:type="dxa"/>
+              <w:start w:w="100" w:type="dxa"/>
+              <w:bottom w:w="80" w:type="dxa"/>
+              <w:end w:w="100" w:type="dxa"/>
             </w:tcMar>
           </w:tcPr>
           <w:p>
             <w:pPr>
               <w:pStyle w:val="Normal"/>
-              <w:spacing w:lineRule="auto" w:line="274" w:before="0" w:after="46"/>
+              <w:spacing w:lineRule="auto" w:line="269" w:before="0" w:after="70"/>
               <w:ind w:start="0" w:end="0"/>
               <w:jc w:val="left"/>
               <w:rPr/>
@@ -2697,16 +2696,16 @@
             <w:shd w:fill="FFFFFF" w:val="clear"/>
             <w:vAlign w:val="center"/>
             <w:tcMar>
-              <w:top w:w="58" w:type="dxa"/>
-              <w:start w:w="90" w:type="dxa"/>
-              <w:bottom w:w="58" w:type="dxa"/>
-              <w:end w:w="90" w:type="dxa"/>
+              <w:top w:w="80" w:type="dxa"/>
+              <w:start w:w="100" w:type="dxa"/>
+              <w:bottom w:w="80" w:type="dxa"/>
+              <w:end w:w="100" w:type="dxa"/>
             </w:tcMar>
           </w:tcPr>
           <w:p>
             <w:pPr>
               <w:pStyle w:val="Normal"/>
-              <w:spacing w:lineRule="auto" w:line="274" w:before="0" w:after="46"/>
+              <w:spacing w:lineRule="auto" w:line="269" w:before="0" w:after="70"/>
               <w:ind w:start="0" w:end="0"/>
               <w:jc w:val="left"/>
               <w:rPr/>
@@ -2740,16 +2739,16 @@
             <w:shd w:fill="F4F7FB" w:val="clear"/>
             <w:vAlign w:val="center"/>
             <w:tcMar>
-              <w:top w:w="58" w:type="dxa"/>
-              <w:start w:w="90" w:type="dxa"/>
-              <w:bottom w:w="58" w:type="dxa"/>
-              <w:end w:w="90" w:type="dxa"/>
+              <w:top w:w="80" w:type="dxa"/>
+              <w:start w:w="100" w:type="dxa"/>
+              <w:bottom w:w="80" w:type="dxa"/>
+              <w:end w:w="100" w:type="dxa"/>
             </w:tcMar>
           </w:tcPr>
           <w:p>
             <w:pPr>
               <w:pStyle w:val="Normal"/>
-              <w:spacing w:lineRule="auto" w:line="274" w:before="0" w:after="46"/>
+              <w:spacing w:lineRule="auto" w:line="269" w:before="0" w:after="70"/>
               <w:ind w:start="0" w:end="0"/>
               <w:jc w:val="left"/>
               <w:rPr/>
@@ -2777,16 +2776,16 @@
             <w:shd w:fill="F4F7FB" w:val="clear"/>
             <w:vAlign w:val="center"/>
             <w:tcMar>
-              <w:top w:w="58" w:type="dxa"/>
-              <w:start w:w="90" w:type="dxa"/>
-              <w:bottom w:w="58" w:type="dxa"/>
-              <w:end w:w="90" w:type="dxa"/>
+              <w:top w:w="80" w:type="dxa"/>
+              <w:start w:w="100" w:type="dxa"/>
+              <w:bottom w:w="80" w:type="dxa"/>
+              <w:end w:w="100" w:type="dxa"/>
             </w:tcMar>
           </w:tcPr>
           <w:p>
             <w:pPr>
               <w:pStyle w:val="Normal"/>
-              <w:spacing w:lineRule="auto" w:line="274" w:before="0" w:after="46"/>
+              <w:spacing w:lineRule="auto" w:line="269" w:before="0" w:after="70"/>
               <w:ind w:start="0" w:end="0"/>
               <w:jc w:val="left"/>
               <w:rPr/>
@@ -2820,16 +2819,16 @@
             <w:shd w:fill="FFFFFF" w:val="clear"/>
             <w:vAlign w:val="center"/>
             <w:tcMar>
-              <w:top w:w="58" w:type="dxa"/>
-              <w:start w:w="90" w:type="dxa"/>
-              <w:bottom w:w="58" w:type="dxa"/>
-              <w:end w:w="90" w:type="dxa"/>
+              <w:top w:w="80" w:type="dxa"/>
+              <w:start w:w="100" w:type="dxa"/>
+              <w:bottom w:w="80" w:type="dxa"/>
+              <w:end w:w="100" w:type="dxa"/>
             </w:tcMar>
           </w:tcPr>
           <w:p>
             <w:pPr>
               <w:pStyle w:val="Normal"/>
-              <w:spacing w:lineRule="auto" w:line="274" w:before="0" w:after="46"/>
+              <w:spacing w:lineRule="auto" w:line="269" w:before="0" w:after="70"/>
               <w:ind w:start="0" w:end="0"/>
               <w:jc w:val="left"/>
               <w:rPr/>
@@ -2857,16 +2856,16 @@
             <w:shd w:fill="FFFFFF" w:val="clear"/>
             <w:vAlign w:val="center"/>
             <w:tcMar>
-              <w:top w:w="58" w:type="dxa"/>
-              <w:start w:w="90" w:type="dxa"/>
-              <w:bottom w:w="58" w:type="dxa"/>
-              <w:end w:w="90" w:type="dxa"/>
+              <w:top w:w="80" w:type="dxa"/>
+              <w:start w:w="100" w:type="dxa"/>
+              <w:bottom w:w="80" w:type="dxa"/>
+              <w:end w:w="100" w:type="dxa"/>
             </w:tcMar>
           </w:tcPr>
           <w:p>
             <w:pPr>
               <w:pStyle w:val="Normal"/>
-              <w:spacing w:lineRule="auto" w:line="274" w:before="0" w:after="46"/>
+              <w:spacing w:lineRule="auto" w:line="269" w:before="0" w:after="70"/>
               <w:ind w:start="0" w:end="0"/>
               <w:jc w:val="left"/>
               <w:rPr/>
@@ -2900,16 +2899,16 @@
             <w:shd w:fill="F4F7FB" w:val="clear"/>
             <w:vAlign w:val="center"/>
             <w:tcMar>
-              <w:top w:w="58" w:type="dxa"/>
-              <w:start w:w="90" w:type="dxa"/>
-              <w:bottom w:w="58" w:type="dxa"/>
-              <w:end w:w="90" w:type="dxa"/>
+              <w:top w:w="80" w:type="dxa"/>
+              <w:start w:w="100" w:type="dxa"/>
+              <w:bottom w:w="80" w:type="dxa"/>
+              <w:end w:w="100" w:type="dxa"/>
             </w:tcMar>
           </w:tcPr>
           <w:p>
             <w:pPr>
               <w:pStyle w:val="Normal"/>
-              <w:spacing w:lineRule="auto" w:line="274" w:before="0" w:after="46"/>
+              <w:spacing w:lineRule="auto" w:line="269" w:before="0" w:after="70"/>
               <w:ind w:start="0" w:end="0"/>
               <w:jc w:val="left"/>
               <w:rPr/>
@@ -2937,16 +2936,16 @@
             <w:shd w:fill="F4F7FB" w:val="clear"/>
             <w:vAlign w:val="center"/>
             <w:tcMar>
-              <w:top w:w="58" w:type="dxa"/>
-              <w:start w:w="90" w:type="dxa"/>
-              <w:bottom w:w="58" w:type="dxa"/>
-              <w:end w:w="90" w:type="dxa"/>
+              <w:top w:w="80" w:type="dxa"/>
+              <w:start w:w="100" w:type="dxa"/>
+              <w:bottom w:w="80" w:type="dxa"/>
+              <w:end w:w="100" w:type="dxa"/>
             </w:tcMar>
           </w:tcPr>
           <w:p>
             <w:pPr>
               <w:pStyle w:val="Normal"/>
-              <w:spacing w:lineRule="auto" w:line="274" w:before="0" w:after="46"/>
+              <w:spacing w:lineRule="auto" w:line="269" w:before="0" w:after="70"/>
               <w:ind w:start="0" w:end="0"/>
               <w:jc w:val="left"/>
               <w:rPr/>
@@ -2980,16 +2979,16 @@
             <w:shd w:fill="FFFFFF" w:val="clear"/>
             <w:vAlign w:val="center"/>
             <w:tcMar>
-              <w:top w:w="58" w:type="dxa"/>
-              <w:start w:w="90" w:type="dxa"/>
-              <w:bottom w:w="58" w:type="dxa"/>
-              <w:end w:w="90" w:type="dxa"/>
+              <w:top w:w="80" w:type="dxa"/>
+              <w:start w:w="100" w:type="dxa"/>
+              <w:bottom w:w="80" w:type="dxa"/>
+              <w:end w:w="100" w:type="dxa"/>
             </w:tcMar>
           </w:tcPr>
           <w:p>
             <w:pPr>
               <w:pStyle w:val="Normal"/>
-              <w:spacing w:lineRule="auto" w:line="274" w:before="0" w:after="46"/>
+              <w:spacing w:lineRule="auto" w:line="269" w:before="0" w:after="70"/>
               <w:ind w:start="0" w:end="0"/>
               <w:jc w:val="left"/>
               <w:rPr/>
@@ -3017,16 +3016,16 @@
             <w:shd w:fill="FFFFFF" w:val="clear"/>
             <w:vAlign w:val="center"/>
             <w:tcMar>
-              <w:top w:w="58" w:type="dxa"/>
-              <w:start w:w="90" w:type="dxa"/>
-              <w:bottom w:w="58" w:type="dxa"/>
-              <w:end w:w="90" w:type="dxa"/>
+              <w:top w:w="80" w:type="dxa"/>
+              <w:start w:w="100" w:type="dxa"/>
+              <w:bottom w:w="80" w:type="dxa"/>
+              <w:end w:w="100" w:type="dxa"/>
             </w:tcMar>
           </w:tcPr>
           <w:p>
             <w:pPr>
               <w:pStyle w:val="Normal"/>
-              <w:spacing w:lineRule="auto" w:line="274" w:before="0" w:after="46"/>
+              <w:spacing w:lineRule="auto" w:line="269" w:before="0" w:after="70"/>
               <w:ind w:start="0" w:end="0"/>
               <w:jc w:val="left"/>
               <w:rPr/>
@@ -3060,16 +3059,16 @@
             <w:shd w:fill="F4F7FB" w:val="clear"/>
             <w:vAlign w:val="center"/>
             <w:tcMar>
-              <w:top w:w="58" w:type="dxa"/>
-              <w:start w:w="90" w:type="dxa"/>
-              <w:bottom w:w="58" w:type="dxa"/>
-              <w:end w:w="90" w:type="dxa"/>
+              <w:top w:w="80" w:type="dxa"/>
+              <w:start w:w="100" w:type="dxa"/>
+              <w:bottom w:w="80" w:type="dxa"/>
+              <w:end w:w="100" w:type="dxa"/>
             </w:tcMar>
           </w:tcPr>
           <w:p>
             <w:pPr>
               <w:pStyle w:val="Normal"/>
-              <w:spacing w:lineRule="auto" w:line="274" w:before="0" w:after="46"/>
+              <w:spacing w:lineRule="auto" w:line="269" w:before="0" w:after="70"/>
               <w:ind w:start="0" w:end="0"/>
               <w:jc w:val="left"/>
               <w:rPr/>
@@ -3097,16 +3096,16 @@
             <w:shd w:fill="F4F7FB" w:val="clear"/>
             <w:vAlign w:val="center"/>
             <w:tcMar>
-              <w:top w:w="58" w:type="dxa"/>
-              <w:start w:w="90" w:type="dxa"/>
-              <w:bottom w:w="58" w:type="dxa"/>
-              <w:end w:w="90" w:type="dxa"/>
+              <w:top w:w="80" w:type="dxa"/>
+              <w:start w:w="100" w:type="dxa"/>
+              <w:bottom w:w="80" w:type="dxa"/>
+              <w:end w:w="100" w:type="dxa"/>
             </w:tcMar>
           </w:tcPr>
           <w:p>
             <w:pPr>
               <w:pStyle w:val="Normal"/>
-              <w:spacing w:lineRule="auto" w:line="274" w:before="0" w:after="46"/>
+              <w:spacing w:lineRule="auto" w:line="269" w:before="0" w:after="70"/>
               <w:ind w:start="0" w:end="0"/>
               <w:jc w:val="left"/>
               <w:rPr/>
@@ -3149,16 +3148,16 @@
             <w:shd w:fill="FFFFFF" w:val="clear"/>
             <w:vAlign w:val="center"/>
             <w:tcMar>
-              <w:top w:w="58" w:type="dxa"/>
-              <w:start w:w="90" w:type="dxa"/>
-              <w:bottom w:w="58" w:type="dxa"/>
-              <w:end w:w="90" w:type="dxa"/>
+              <w:top w:w="80" w:type="dxa"/>
+              <w:start w:w="100" w:type="dxa"/>
+              <w:bottom w:w="80" w:type="dxa"/>
+              <w:end w:w="100" w:type="dxa"/>
             </w:tcMar>
           </w:tcPr>
           <w:p>
             <w:pPr>
               <w:pStyle w:val="Normal"/>
-              <w:spacing w:lineRule="auto" w:line="274" w:before="0" w:after="46"/>
+              <w:spacing w:lineRule="auto" w:line="269" w:before="0" w:after="70"/>
               <w:ind w:start="0" w:end="0"/>
               <w:jc w:val="left"/>
               <w:rPr/>
@@ -3186,16 +3185,16 @@
             <w:shd w:fill="FFFFFF" w:val="clear"/>
             <w:vAlign w:val="center"/>
             <w:tcMar>
-              <w:top w:w="58" w:type="dxa"/>
-              <w:start w:w="90" w:type="dxa"/>
-              <w:bottom w:w="58" w:type="dxa"/>
-              <w:end w:w="90" w:type="dxa"/>
+              <w:top w:w="80" w:type="dxa"/>
+              <w:start w:w="100" w:type="dxa"/>
+              <w:bottom w:w="80" w:type="dxa"/>
+              <w:end w:w="100" w:type="dxa"/>
             </w:tcMar>
           </w:tcPr>
           <w:p>
             <w:pPr>
               <w:pStyle w:val="Normal"/>
-              <w:spacing w:lineRule="auto" w:line="274" w:before="0" w:after="46"/>
+              <w:spacing w:lineRule="auto" w:line="269" w:before="0" w:after="70"/>
               <w:ind w:start="0" w:end="0"/>
               <w:jc w:val="left"/>
               <w:rPr/>
@@ -3229,16 +3228,16 @@
             <w:shd w:fill="F4F7FB" w:val="clear"/>
             <w:vAlign w:val="center"/>
             <w:tcMar>
-              <w:top w:w="58" w:type="dxa"/>
-              <w:start w:w="90" w:type="dxa"/>
-              <w:bottom w:w="58" w:type="dxa"/>
-              <w:end w:w="90" w:type="dxa"/>
+              <w:top w:w="80" w:type="dxa"/>
+              <w:start w:w="100" w:type="dxa"/>
+              <w:bottom w:w="80" w:type="dxa"/>
+              <w:end w:w="100" w:type="dxa"/>
             </w:tcMar>
           </w:tcPr>
           <w:p>
             <w:pPr>
               <w:pStyle w:val="Normal"/>
-              <w:spacing w:lineRule="auto" w:line="274" w:before="0" w:after="46"/>
+              <w:spacing w:lineRule="auto" w:line="269" w:before="0" w:after="70"/>
               <w:ind w:start="0" w:end="0"/>
               <w:jc w:val="left"/>
               <w:rPr/>
@@ -3266,16 +3265,16 @@
             <w:shd w:fill="F4F7FB" w:val="clear"/>
             <w:vAlign w:val="center"/>
             <w:tcMar>
-              <w:top w:w="58" w:type="dxa"/>
-              <w:start w:w="90" w:type="dxa"/>
-              <w:bottom w:w="58" w:type="dxa"/>
-              <w:end w:w="90" w:type="dxa"/>
+              <w:top w:w="80" w:type="dxa"/>
+              <w:start w:w="100" w:type="dxa"/>
+              <w:bottom w:w="80" w:type="dxa"/>
+              <w:end w:w="100" w:type="dxa"/>
             </w:tcMar>
           </w:tcPr>
           <w:p>
             <w:pPr>
               <w:pStyle w:val="Normal"/>
-              <w:spacing w:lineRule="auto" w:line="274" w:before="0" w:after="46"/>
+              <w:spacing w:lineRule="auto" w:line="269" w:before="0" w:after="70"/>
               <w:ind w:start="0" w:end="0"/>
               <w:jc w:val="left"/>
               <w:rPr/>
@@ -3540,16 +3539,16 @@
             <w:shd w:fill="183B63" w:val="clear"/>
             <w:vAlign w:val="center"/>
             <w:tcMar>
-              <w:top w:w="70" w:type="dxa"/>
-              <w:start w:w="90" w:type="dxa"/>
-              <w:bottom w:w="70" w:type="dxa"/>
-              <w:end w:w="90" w:type="dxa"/>
+              <w:top w:w="80" w:type="dxa"/>
+              <w:start w:w="100" w:type="dxa"/>
+              <w:bottom w:w="80" w:type="dxa"/>
+              <w:end w:w="100" w:type="dxa"/>
             </w:tcMar>
           </w:tcPr>
           <w:p>
             <w:pPr>
               <w:pStyle w:val="Normal"/>
-              <w:spacing w:lineRule="auto" w:line="274" w:before="0" w:after="46"/>
+              <w:spacing w:lineRule="auto" w:line="269" w:before="0" w:after="70"/>
               <w:ind w:start="0" w:end="0"/>
               <w:jc w:val="center"/>
               <w:rPr/>
@@ -3558,8 +3557,8 @@
               <w:rPr>
                 <w:rFonts w:ascii="Noto Sans KR" w:hAnsi="Noto Sans KR" w:cs="Noto Sans KR" w:eastAsia="Noto Sans KR"/>
                 <w:b/>
+                <w:sz w:val="19"/>
                 <w:color w:val="FFFFFF"/>
-                <w:sz w:val="18"/>
               </w:rPr>
               <w:t>항목</w:t>
             </w:r>
@@ -3577,16 +3576,16 @@
             <w:shd w:fill="183B63" w:val="clear"/>
             <w:vAlign w:val="center"/>
             <w:tcMar>
-              <w:top w:w="70" w:type="dxa"/>
-              <w:start w:w="90" w:type="dxa"/>
-              <w:bottom w:w="70" w:type="dxa"/>
-              <w:end w:w="90" w:type="dxa"/>
+              <w:top w:w="80" w:type="dxa"/>
+              <w:start w:w="100" w:type="dxa"/>
+              <w:bottom w:w="80" w:type="dxa"/>
+              <w:end w:w="100" w:type="dxa"/>
             </w:tcMar>
           </w:tcPr>
           <w:p>
             <w:pPr>
               <w:pStyle w:val="Normal"/>
-              <w:spacing w:lineRule="auto" w:line="274" w:before="0" w:after="46"/>
+              <w:spacing w:lineRule="auto" w:line="269" w:before="0" w:after="70"/>
               <w:ind w:start="0" w:end="0"/>
               <w:jc w:val="center"/>
               <w:rPr/>
@@ -3595,8 +3594,8 @@
               <w:rPr>
                 <w:rFonts w:ascii="Noto Sans KR" w:hAnsi="Noto Sans KR" w:cs="Noto Sans KR" w:eastAsia="Noto Sans KR"/>
                 <w:b/>
+                <w:sz w:val="19"/>
                 <w:color w:val="FFFFFF"/>
-                <w:sz w:val="18"/>
               </w:rPr>
               <w:t>검증</w:t>
             </w:r>
@@ -3620,16 +3619,16 @@
             <w:shd w:fill="FFFFFF" w:val="clear"/>
             <w:vAlign w:val="center"/>
             <w:tcMar>
-              <w:top w:w="58" w:type="dxa"/>
-              <w:start w:w="90" w:type="dxa"/>
-              <w:bottom w:w="58" w:type="dxa"/>
-              <w:end w:w="90" w:type="dxa"/>
+              <w:top w:w="80" w:type="dxa"/>
+              <w:start w:w="100" w:type="dxa"/>
+              <w:bottom w:w="80" w:type="dxa"/>
+              <w:end w:w="100" w:type="dxa"/>
             </w:tcMar>
           </w:tcPr>
           <w:p>
             <w:pPr>
               <w:pStyle w:val="Normal"/>
-              <w:spacing w:lineRule="auto" w:line="274" w:before="0" w:after="46"/>
+              <w:spacing w:lineRule="auto" w:line="269" w:before="0" w:after="70"/>
               <w:ind w:start="0" w:end="0"/>
               <w:jc w:val="left"/>
               <w:rPr/>
@@ -3657,16 +3656,16 @@
             <w:shd w:fill="FFFFFF" w:val="clear"/>
             <w:vAlign w:val="center"/>
             <w:tcMar>
-              <w:top w:w="58" w:type="dxa"/>
-              <w:start w:w="90" w:type="dxa"/>
-              <w:bottom w:w="58" w:type="dxa"/>
-              <w:end w:w="90" w:type="dxa"/>
+              <w:top w:w="80" w:type="dxa"/>
+              <w:start w:w="100" w:type="dxa"/>
+              <w:bottom w:w="80" w:type="dxa"/>
+              <w:end w:w="100" w:type="dxa"/>
             </w:tcMar>
           </w:tcPr>
           <w:p>
             <w:pPr>
               <w:pStyle w:val="Normal"/>
-              <w:spacing w:lineRule="auto" w:line="274" w:before="0" w:after="46"/>
+              <w:spacing w:lineRule="auto" w:line="269" w:before="0" w:after="70"/>
               <w:ind w:start="0" w:end="0"/>
               <w:jc w:val="left"/>
               <w:rPr/>
@@ -3736,16 +3735,16 @@
             <w:shd w:fill="F4F7FB" w:val="clear"/>
             <w:vAlign w:val="center"/>
             <w:tcMar>
-              <w:top w:w="58" w:type="dxa"/>
-              <w:start w:w="90" w:type="dxa"/>
-              <w:bottom w:w="58" w:type="dxa"/>
-              <w:end w:w="90" w:type="dxa"/>
+              <w:top w:w="80" w:type="dxa"/>
+              <w:start w:w="100" w:type="dxa"/>
+              <w:bottom w:w="80" w:type="dxa"/>
+              <w:end w:w="100" w:type="dxa"/>
             </w:tcMar>
           </w:tcPr>
           <w:p>
             <w:pPr>
               <w:pStyle w:val="Normal"/>
-              <w:spacing w:lineRule="auto" w:line="274" w:before="0" w:after="46"/>
+              <w:spacing w:lineRule="auto" w:line="269" w:before="0" w:after="70"/>
               <w:ind w:start="0" w:end="0"/>
               <w:jc w:val="left"/>
               <w:rPr/>
@@ -3773,16 +3772,16 @@
             <w:shd w:fill="F4F7FB" w:val="clear"/>
             <w:vAlign w:val="center"/>
             <w:tcMar>
-              <w:top w:w="58" w:type="dxa"/>
-              <w:start w:w="90" w:type="dxa"/>
-              <w:bottom w:w="58" w:type="dxa"/>
-              <w:end w:w="90" w:type="dxa"/>
+              <w:top w:w="80" w:type="dxa"/>
+              <w:start w:w="100" w:type="dxa"/>
+              <w:bottom w:w="80" w:type="dxa"/>
+              <w:end w:w="100" w:type="dxa"/>
             </w:tcMar>
           </w:tcPr>
           <w:p>
             <w:pPr>
               <w:pStyle w:val="Normal"/>
-              <w:spacing w:lineRule="auto" w:line="274" w:before="0" w:after="46"/>
+              <w:spacing w:lineRule="auto" w:line="269" w:before="0" w:after="70"/>
               <w:ind w:start="0" w:end="0"/>
               <w:jc w:val="left"/>
               <w:rPr/>
@@ -3816,16 +3815,16 @@
             <w:shd w:fill="FFFFFF" w:val="clear"/>
             <w:vAlign w:val="center"/>
             <w:tcMar>
-              <w:top w:w="58" w:type="dxa"/>
-              <w:start w:w="90" w:type="dxa"/>
-              <w:bottom w:w="58" w:type="dxa"/>
-              <w:end w:w="90" w:type="dxa"/>
+              <w:top w:w="80" w:type="dxa"/>
+              <w:start w:w="100" w:type="dxa"/>
+              <w:bottom w:w="80" w:type="dxa"/>
+              <w:end w:w="100" w:type="dxa"/>
             </w:tcMar>
           </w:tcPr>
           <w:p>
             <w:pPr>
               <w:pStyle w:val="Normal"/>
-              <w:spacing w:lineRule="auto" w:line="274" w:before="0" w:after="46"/>
+              <w:spacing w:lineRule="auto" w:line="269" w:before="0" w:after="70"/>
               <w:ind w:start="0" w:end="0"/>
               <w:jc w:val="left"/>
               <w:rPr/>
@@ -3853,16 +3852,16 @@
             <w:shd w:fill="FFFFFF" w:val="clear"/>
             <w:vAlign w:val="center"/>
             <w:tcMar>
-              <w:top w:w="58" w:type="dxa"/>
-              <w:start w:w="90" w:type="dxa"/>
-              <w:bottom w:w="58" w:type="dxa"/>
-              <w:end w:w="90" w:type="dxa"/>
+              <w:top w:w="80" w:type="dxa"/>
+              <w:start w:w="100" w:type="dxa"/>
+              <w:bottom w:w="80" w:type="dxa"/>
+              <w:end w:w="100" w:type="dxa"/>
             </w:tcMar>
           </w:tcPr>
           <w:p>
             <w:pPr>
               <w:pStyle w:val="Normal"/>
-              <w:spacing w:lineRule="auto" w:line="274" w:before="0" w:after="46"/>
+              <w:spacing w:lineRule="auto" w:line="269" w:before="0" w:after="70"/>
               <w:ind w:start="0" w:end="0"/>
               <w:jc w:val="left"/>
               <w:rPr/>
@@ -3896,16 +3895,16 @@
             <w:shd w:fill="F4F7FB" w:val="clear"/>
             <w:vAlign w:val="center"/>
             <w:tcMar>
-              <w:top w:w="58" w:type="dxa"/>
-              <w:start w:w="90" w:type="dxa"/>
-              <w:bottom w:w="58" w:type="dxa"/>
-              <w:end w:w="90" w:type="dxa"/>
+              <w:top w:w="80" w:type="dxa"/>
+              <w:start w:w="100" w:type="dxa"/>
+              <w:bottom w:w="80" w:type="dxa"/>
+              <w:end w:w="100" w:type="dxa"/>
             </w:tcMar>
           </w:tcPr>
           <w:p>
             <w:pPr>
               <w:pStyle w:val="Normal"/>
-              <w:spacing w:lineRule="auto" w:line="274" w:before="0" w:after="46"/>
+              <w:spacing w:lineRule="auto" w:line="269" w:before="0" w:after="70"/>
               <w:ind w:start="0" w:end="0"/>
               <w:jc w:val="left"/>
               <w:rPr/>
@@ -3933,16 +3932,16 @@
             <w:shd w:fill="F4F7FB" w:val="clear"/>
             <w:vAlign w:val="center"/>
             <w:tcMar>
-              <w:top w:w="58" w:type="dxa"/>
-              <w:start w:w="90" w:type="dxa"/>
-              <w:bottom w:w="58" w:type="dxa"/>
-              <w:end w:w="90" w:type="dxa"/>
+              <w:top w:w="80" w:type="dxa"/>
+              <w:start w:w="100" w:type="dxa"/>
+              <w:bottom w:w="80" w:type="dxa"/>
+              <w:end w:w="100" w:type="dxa"/>
             </w:tcMar>
           </w:tcPr>
           <w:p>
             <w:pPr>
               <w:pStyle w:val="Normal"/>
-              <w:spacing w:lineRule="auto" w:line="274" w:before="0" w:after="46"/>
+              <w:spacing w:lineRule="auto" w:line="269" w:before="0" w:after="70"/>
               <w:ind w:start="0" w:end="0"/>
               <w:jc w:val="left"/>
               <w:rPr/>
@@ -3976,16 +3975,16 @@
             <w:shd w:fill="FFFFFF" w:val="clear"/>
             <w:vAlign w:val="center"/>
             <w:tcMar>
-              <w:top w:w="58" w:type="dxa"/>
-              <w:start w:w="90" w:type="dxa"/>
-              <w:bottom w:w="58" w:type="dxa"/>
-              <w:end w:w="90" w:type="dxa"/>
+              <w:top w:w="80" w:type="dxa"/>
+              <w:start w:w="100" w:type="dxa"/>
+              <w:bottom w:w="80" w:type="dxa"/>
+              <w:end w:w="100" w:type="dxa"/>
             </w:tcMar>
           </w:tcPr>
           <w:p>
             <w:pPr>
               <w:pStyle w:val="Normal"/>
-              <w:spacing w:lineRule="auto" w:line="274" w:before="0" w:after="46"/>
+              <w:spacing w:lineRule="auto" w:line="269" w:before="0" w:after="70"/>
               <w:ind w:start="0" w:end="0"/>
               <w:jc w:val="left"/>
               <w:rPr/>
@@ -4013,16 +4012,16 @@
             <w:shd w:fill="FFFFFF" w:val="clear"/>
             <w:vAlign w:val="center"/>
             <w:tcMar>
-              <w:top w:w="58" w:type="dxa"/>
-              <w:start w:w="90" w:type="dxa"/>
-              <w:bottom w:w="58" w:type="dxa"/>
-              <w:end w:w="90" w:type="dxa"/>
+              <w:top w:w="80" w:type="dxa"/>
+              <w:start w:w="100" w:type="dxa"/>
+              <w:bottom w:w="80" w:type="dxa"/>
+              <w:end w:w="100" w:type="dxa"/>
             </w:tcMar>
           </w:tcPr>
           <w:p>
             <w:pPr>
               <w:pStyle w:val="Normal"/>
-              <w:spacing w:lineRule="auto" w:line="274" w:before="0" w:after="46"/>
+              <w:spacing w:lineRule="auto" w:line="269" w:before="0" w:after="70"/>
               <w:ind w:start="0" w:end="0"/>
               <w:jc w:val="left"/>
               <w:rPr/>
@@ -4074,16 +4073,16 @@
             <w:shd w:fill="F4F7FB" w:val="clear"/>
             <w:vAlign w:val="center"/>
             <w:tcMar>
-              <w:top w:w="58" w:type="dxa"/>
-              <w:start w:w="90" w:type="dxa"/>
-              <w:bottom w:w="58" w:type="dxa"/>
-              <w:end w:w="90" w:type="dxa"/>
+              <w:top w:w="80" w:type="dxa"/>
+              <w:start w:w="100" w:type="dxa"/>
+              <w:bottom w:w="80" w:type="dxa"/>
+              <w:end w:w="100" w:type="dxa"/>
             </w:tcMar>
           </w:tcPr>
           <w:p>
             <w:pPr>
               <w:pStyle w:val="Normal"/>
-              <w:spacing w:lineRule="auto" w:line="274" w:before="0" w:after="46"/>
+              <w:spacing w:lineRule="auto" w:line="269" w:before="0" w:after="70"/>
               <w:ind w:start="0" w:end="0"/>
               <w:jc w:val="left"/>
               <w:rPr/>
@@ -4111,16 +4110,16 @@
             <w:shd w:fill="F4F7FB" w:val="clear"/>
             <w:vAlign w:val="center"/>
             <w:tcMar>
-              <w:top w:w="58" w:type="dxa"/>
-              <w:start w:w="90" w:type="dxa"/>
-              <w:bottom w:w="58" w:type="dxa"/>
-              <w:end w:w="90" w:type="dxa"/>
+              <w:top w:w="80" w:type="dxa"/>
+              <w:start w:w="100" w:type="dxa"/>
+              <w:bottom w:w="80" w:type="dxa"/>
+              <w:end w:w="100" w:type="dxa"/>
             </w:tcMar>
           </w:tcPr>
           <w:p>
             <w:pPr>
               <w:pStyle w:val="Normal"/>
-              <w:spacing w:lineRule="auto" w:line="274" w:before="0" w:after="46"/>
+              <w:spacing w:lineRule="auto" w:line="269" w:before="0" w:after="70"/>
               <w:ind w:start="0" w:end="0"/>
               <w:jc w:val="left"/>
               <w:rPr/>
@@ -4414,6 +4413,7 @@
     <w:p>
       <w:pPr>
         <w:pStyle w:val="Heading1"/>
+        <w:pageBreakBefore/>
         <w:rPr/>
       </w:pPr>
       <w:bookmarkStart w:id="10" w:name="__RefHeading___Toc5836_1421710836"/>
@@ -4693,6 +4693,7 @@
     <w:p>
       <w:pPr>
         <w:pStyle w:val="Heading1"/>
+        <w:pageBreakBefore w:val="0"/>
         <w:rPr/>
       </w:pPr>
       <w:bookmarkStart w:id="13" w:name="__RefHeading___Toc5842_1421710836"/>
@@ -4960,6 +4961,7 @@
     <w:p>
       <w:pPr>
         <w:pStyle w:val="Heading1"/>
+        <w:pageBreakBefore w:val="0"/>
         <w:rPr/>
       </w:pPr>
       <w:bookmarkStart w:id="16" w:name="__RefHeading___Toc5848_1421710836"/>
@@ -5328,6 +5330,95 @@
         <w:rPr>
           <w:rFonts w:eastAsia="Noto Sans KR" w:ascii="Noto Sans KR" w:hAnsi="Noto Sans KR" w:cs="Noto Sans KR"/>
         </w:rPr>
+        <w:t>Source: cpf-tools/db · cpf-tools/generator · cpf-docs/governance/CPF_FINAL_TARGET_REQUIREMENTS.md</w:t>
+      </w:r>
+    </w:p>
+    <w:p>
+      <w:pPr>
+        <w:pStyle w:val="Heading2"/>
+        <w:keepNext/>
+        <w:pageBreakBefore/>
+      </w:pPr>
+      <w:r>
+        <w:t>Vendor별 완료 Evidence</w:t>
+      </w:r>
+    </w:p>
+    <w:p>
+      <w:pPr>
+        <w:keepNext/>
+      </w:pPr>
+      <w:r>
+        <w:t>세 Vendor는 문법만 다른 동일 제품 계약입니다. 한 Vendor의 미실행 또는 실패를 다른 Vendor PASS로 대체하지 않습니다.</w:t>
+      </w:r>
+    </w:p>
+    <w:p>
+      <w:pPr>
+        <w:pStyle w:val="ListBullet"/>
+        <w:keepLines/>
+      </w:pPr>
+      <w:r>
+        <w:t>Oracle/PostgreSQL/MariaDB 각각 Fresh Init·Migration/Seed·Upgrade·Rollback/Recovery 결과와 적용 Hash를 보존합니다.</w:t>
+      </w:r>
+    </w:p>
+    <w:p>
+      <w:pPr>
+        <w:pStyle w:val="ListBullet"/>
+      </w:pPr>
+      <w:r>
+        <w:t>실제 Repository/Mapper Query, Lock/Index/Batch Claim 실행 결과를 Vendor별로 비교합니다.</w:t>
+      </w:r>
+    </w:p>
+    <w:p>
+      <w:pPr>
+        <w:pStyle w:val="Heading2"/>
+      </w:pPr>
+      <w:r>
+        <w:t>DB3 최종 판정</w:t>
+      </w:r>
+    </w:p>
+    <w:p>
+      <w:pPr/>
+      <w:r>
+        <w:t>세 Vendor는 각각 독립 PASS가 아니라 동일 업무 계약의 세 구현입니다. 한 Vendor의 미실행·Mismatch를 다른 Vendor 결과로 덮지 않습니다.</w:t>
+      </w:r>
+    </w:p>
+    <w:p>
+      <w:pPr>
+        <w:pStyle w:val="ListBullet"/>
+      </w:pPr>
+      <w:r>
+        <w:t>Fresh Init과 Upgrade를 각각 실행해 동일 Canonical metadata가 새 설치와 기존 설치 양쪽에서 재현되는지 확인합니다.</w:t>
+      </w:r>
+    </w:p>
+    <w:p>
+      <w:pPr>
+        <w:pStyle w:val="ListBullet"/>
+      </w:pPr>
+      <w:r>
+        <w:t>Rollback이 안전하지 않은 변경은 forward recovery/restore 경로와 데이터 검증 절차를 Evidence로 남기고 억지 역변환 SQL을 만들지 않습니다.</w:t>
+      </w:r>
+    </w:p>
+    <w:p>
+      <w:pPr>
+        <w:pStyle w:val="ListBullet"/>
+      </w:pPr>
+      <w:r>
+        <w:t>실제 Repository/Mapper Query, Lock/Index/Batch Claim을 실행해 문법 차이보다 중복 방지·소유권·정렬·재시작 의미가 같은지 확인합니다.</w:t>
+      </w:r>
+    </w:p>
+    <w:p>
+      <w:pPr>
+        <w:pStyle w:val="ListBullet"/>
+      </w:pPr>
+      <w:r>
+        <w:t>Generator/Generated Domain의 datasource·schema·table binding이 Runtime Owner DB와 일치하고 재생성 후 compile/test가 통과해야 완료입니다.</w:t>
+      </w:r>
+    </w:p>
+    <w:p>
+      <w:pPr>
+        <w:pStyle w:val="CPFSource"/>
+      </w:pPr>
+      <w:r>
         <w:t>Source: cpf-tools/db · cpf-tools/generator · cpf-docs/governance/CPF_FINAL_TARGET_REQUIREMENTS.md</w:t>
       </w:r>
     </w:p>
@@ -6453,7 +6544,7 @@
     <w:pPr>
       <w:widowControl/>
       <w:bidi w:val="0"/>
-      <w:spacing w:lineRule="auto" w:line="312" w:before="0" w:after="180"/>
+      <w:spacing w:lineRule="auto" w:line="317" w:before="0" w:after="170"/>
       <w:jc w:val="start"/>
     </w:pPr>
     <w:rPr>
@@ -6477,7 +6568,7 @@
       <w:keepNext/>
       <w:keepLines/>
       <w:widowControl/>
-      <w:spacing w:lineRule="auto" w:line="259" w:before="1120" w:after="260"/>
+      <w:spacing w:lineRule="auto" w:line="259" w:before="1160" w:after="240"/>
       <w:outlineLvl w:val="0"/>
     </w:pPr>
     <w:rPr>
@@ -6502,7 +6593,7 @@
       <w:keepNext/>
       <w:keepLines/>
       <w:widowControl/>
-      <w:spacing w:lineRule="auto" w:line="259" w:before="640" w:after="170"/>
+      <w:spacing w:lineRule="auto" w:line="259" w:before="640" w:after="150"/>
       <w:ind w:start="113"/>
       <w:outlineLvl w:val="1"/>
     </w:pPr>
@@ -6528,7 +6619,7 @@
       <w:keepNext/>
       <w:keepLines/>
       <w:widowControl/>
-      <w:spacing w:lineRule="auto" w:line="264" w:before="420" w:after="130"/>
+      <w:spacing w:lineRule="auto" w:line="264" w:before="400" w:after="120"/>
       <w:ind w:start="255"/>
       <w:outlineLvl w:val="2"/>
     </w:pPr>
@@ -7629,7 +7720,7 @@
     <w:pPr>
       <w:keepNext w:val="false"/>
       <w:widowControl/>
-      <w:spacing w:lineRule="auto" w:line="324" w:before="0" w:after="220"/>
+      <w:spacing w:lineRule="auto" w:line="324" w:before="0" w:after="200"/>
     </w:pPr>
     <w:rPr>
       <w:rFonts w:ascii="Noto Sans KR" w:hAnsi="Noto Sans KR" w:eastAsia="Noto Sans KR" w:cs="Noto Sans KR"/>
@@ -7725,7 +7816,7 @@
       <w:keepNext/>
       <w:keepLines/>
       <w:widowControl/>
-      <w:spacing w:lineRule="auto" w:line="276" w:before="180" w:after="100"/>
+      <w:spacing w:lineRule="auto" w:line="276" w:before="180" w:after="120"/>
     </w:pPr>
     <w:rPr>
       <w:rFonts w:ascii="Noto Sans KR" w:hAnsi="Noto Sans KR" w:eastAsia="Noto Sans KR" w:cs="Noto Sans KR"/>
@@ -7741,7 +7832,7 @@
     <w:pPr>
       <w:keepNext w:val="true"/>
       <w:widowControl/>
-      <w:spacing w:lineRule="auto" w:line="288" w:before="0" w:after="140"/>
+      <w:spacing w:lineRule="auto" w:line="288" w:before="0" w:after="120"/>
     </w:pPr>
     <w:rPr>
       <w:rFonts w:ascii="Noto Sans KR" w:hAnsi="Noto Sans KR" w:eastAsia="Noto Sans KR" w:cs="Noto Sans KR"/>

--- a/cpf-docs/deliverables/데이터베이스표준서.docx
+++ b/cpf-docs/deliverables/데이터베이스표준서.docx
@@ -5420,6 +5420,154 @@
       </w:pPr>
       <w:r>
         <w:t>Source: cpf-tools/db · cpf-tools/generator · cpf-docs/governance/CPF_FINAL_TARGET_REQUIREMENTS.md</w:t>
+      </w:r>
+    </w:p>
+    <w:p>
+      <w:pPr>
+        <w:pStyle w:val="Heading1"/>
+      </w:pPr>
+      <w:r>
+        <w:t>9 Canonical DB3 완료 경로</w:t>
+      </w:r>
+    </w:p>
+    <w:p>
+      <w:pPr>
+        <w:pStyle w:val="CPFSectionLead"/>
+      </w:pPr>
+      <w:r>
+        <w:t>DB 변경은 Migration SQL 한 장이 아니라 Canonical Source에서 세 Vendor의 Fresh/Upgrade/Recovery와 실제 Consumer Query까지 닫혀야 완료입니다.</w:t>
+      </w:r>
+    </w:p>
+    <w:p>
+      <w:pPr>
+        <w:pStyle w:val="Heading2"/>
+      </w:pPr>
+      <w:r>
+        <w:t>변경 단위</w:t>
+      </w:r>
+    </w:p>
+    <w:p>
+      <w:pPr>
+        <w:pStyle w:val="CPFCode"/>
+      </w:pPr>
+      <w:r>
+        <w:t>Canonical Schema → Vendor Render → Fresh Init → Migration → Seed → Runtime Query → Upgrade → Rollback/Recovery → Generator/Generated Domain → Test/Evidence</w:t>
+      </w:r>
+    </w:p>
+    <w:p>
+      <w:pPr>
+        <w:pStyle w:val="Heading2"/>
+      </w:pPr>
+      <w:r>
+        <w:t>Vendor3 동등성</w:t>
+      </w:r>
+    </w:p>
+    <w:p>
+      <w:pPr>
+        <w:pStyle w:val="ListBullet"/>
+      </w:pPr>
+      <w:r>
+        <w:t>Oracle/PostgreSQL/MariaDB에서 Table/PK/FK/Index/Default/Constraint의 의미를 비교합니다.</w:t>
+      </w:r>
+    </w:p>
+    <w:p>
+      <w:pPr>
+        <w:pStyle w:val="ListBullet"/>
+      </w:pPr>
+      <w:r>
+        <w:t>Vendor 고유 문법은 Renderer/Adapter에서 처리하고 업무 Service에 분산시키지 않습니다.</w:t>
+      </w:r>
+    </w:p>
+    <w:p>
+      <w:pPr>
+        <w:pStyle w:val="ListBullet"/>
+      </w:pPr>
+      <w:r>
+        <w:t>Repository/Mapper/Generated Domain이 실제 Schema와 맞는지 Runtime Query로 확인합니다.</w:t>
+      </w:r>
+    </w:p>
+    <w:p>
+      <w:pPr>
+        <w:pStyle w:val="Heading2"/>
+      </w:pPr>
+      <w:r>
+        <w:t>실패·복구</w:t>
+      </w:r>
+    </w:p>
+    <w:p>
+      <w:r>
+        <w:t>Migration 실패나 연결 단절로 적용 여부가 불명확하면 성공/실패를 추정하지 않습니다. Schema/History/Checksum과 실제 객체 상태를 확인해 Reconcile하고, 승인된 Rollback 또는 Recovery 경로로 정상화합니다.</w:t>
+      </w:r>
+    </w:p>
+    <w:p>
+      <w:pPr>
+        <w:pStyle w:val="CPFCallout"/>
+      </w:pPr>
+      <w:r>
+        <w:t>DB 완료 판정  Fresh 설치 PASS + Upgrade PASS + Rollback/Recovery PASS + Seed/Runtime Query PASS + Generator/Consumer 회귀 PASS + Vendor3 Evidence 일치</w:t>
+      </w:r>
+    </w:p>
+    <w:p>
+      <w:pPr>
+        <w:pStyle w:val="Heading2"/>
+        <w:spacing w:before="320" w:after="120"/>
+      </w:pPr>
+      <w:r>
+        <w:t>DB 변경 완료 체크리스트</w:t>
+      </w:r>
+    </w:p>
+    <w:p>
+      <w:pPr>
+        <w:pStyle w:val="ListBullet"/>
+        <w:spacing w:after="60" w:line="276" w:lineRule="auto"/>
+      </w:pPr>
+      <w:r>
+        <w:t>Canonical Schema와 Oracle/PostgreSQL/MariaDB Render가 같은 업무 의미와 객체 계약을 표현하는지 비교합니다.</w:t>
+      </w:r>
+    </w:p>
+    <w:p>
+      <w:pPr>
+        <w:pStyle w:val="ListBullet"/>
+        <w:spacing w:after="60" w:line="276" w:lineRule="auto"/>
+      </w:pPr>
+      <w:r>
+        <w:t>Fresh Init, Migration, Seed, Runtime Query, Upgrade와 Rollback/Recovery를 각각 실행하고 한 단계의 PASS로 다른 단계를 대체하지 않습니다.</w:t>
+      </w:r>
+    </w:p>
+    <w:p>
+      <w:pPr>
+        <w:pStyle w:val="ListBullet"/>
+        <w:spacing w:after="60" w:line="276" w:lineRule="auto"/>
+      </w:pPr>
+      <w:r>
+        <w:t>Migration 실패나 적용 여부가 불명확하면 Schema/History/Checksum과 실제 객체를 확인하고 억지 역변환보다 승인된 Recovery 경로를 사용합니다.</w:t>
+      </w:r>
+    </w:p>
+    <w:p>
+      <w:pPr>
+        <w:pStyle w:val="ListBullet"/>
+        <w:spacing w:after="60" w:line="276" w:lineRule="auto"/>
+      </w:pPr>
+      <w:r>
+        <w:t>Repository/Mapper의 실제 Query와 Index/Lock/Batch Claim 동작을 Vendor3에서 확인해 문법 차이가 업무 Service까지 노출되지 않게 합니다.</w:t>
+      </w:r>
+    </w:p>
+    <w:p>
+      <w:pPr>
+        <w:pStyle w:val="ListBullet"/>
+        <w:spacing w:after="60" w:line="276" w:lineRule="auto"/>
+      </w:pPr>
+      <w:r>
+        <w:t>Generator/Generated Domain의 datasource·schema·table binding을 재생성하고 compile/test와 실제 Consumer 회귀를 확인합니다.</w:t>
+      </w:r>
+    </w:p>
+    <w:p>
+      <w:pPr>
+        <w:pStyle w:val="ListBullet"/>
+        <w:spacing w:after="60" w:line="276" w:lineRule="auto"/>
+      </w:pPr>
+      <w:r>
+        <w:t>완료 Evidence에는 Vendor별 실행 결과, 적용 Hash, 오류·복구 결과와 Source Identity를 함께 남깁니다.</w:t>
       </w:r>
     </w:p>
     <w:sectPr>
